--- a/Теория автоматов и формальных языков/Lab2/docks/L2.docx
+++ b/Теория автоматов и формальных языков/Lab2/docks/L2.docx
@@ -497,132 +497,87 @@
           <w:szCs w:val="20"/>
           <w:shd w:fill="auto" w:val="clear"/>
         </w:rPr>
-        <w:t>1</w:t>
-      </w:r>
-      <w:r>
-        <w:rPr>
-          <w:rFonts w:ascii="times" w:hAnsi="times"/>
-          <w:sz w:val="20"/>
-          <w:szCs w:val="20"/>
-          <w:shd w:fill="auto" w:val="clear"/>
-        </w:rPr>
-        <w:t>. T→ aDE</w:t>
-      </w:r>
-    </w:p>
-    <w:p>
-      <w:pPr>
-        <w:pStyle w:val="Normal"/>
-        <w:bidi w:val="0"/>
-        <w:jc w:val="start"/>
-        <w:rPr>
-          <w:highlight w:val="none"/>
-          <w:shd w:fill="auto" w:val="clear"/>
-        </w:rPr>
-      </w:pPr>
-      <w:r>
-        <w:rPr>
-          <w:rFonts w:ascii="times" w:hAnsi="times"/>
-          <w:sz w:val="20"/>
-          <w:szCs w:val="20"/>
-          <w:shd w:fill="auto" w:val="clear"/>
-        </w:rPr>
-        <w:t>2</w:t>
-      </w:r>
-      <w:r>
-        <w:rPr>
-          <w:rFonts w:ascii="times" w:hAnsi="times"/>
-          <w:sz w:val="20"/>
-          <w:szCs w:val="20"/>
-          <w:shd w:fill="auto" w:val="clear"/>
-        </w:rPr>
-        <w:t>. T→ В</w:t>
-      </w:r>
-    </w:p>
-    <w:p>
-      <w:pPr>
-        <w:pStyle w:val="Normal"/>
-        <w:bidi w:val="0"/>
-        <w:jc w:val="start"/>
-        <w:rPr>
-          <w:highlight w:val="none"/>
-          <w:shd w:fill="auto" w:val="clear"/>
-        </w:rPr>
-      </w:pPr>
-      <w:r>
-        <w:rPr>
-          <w:rFonts w:ascii="times" w:hAnsi="times"/>
-          <w:sz w:val="20"/>
-          <w:szCs w:val="20"/>
-          <w:shd w:fill="auto" w:val="clear"/>
-        </w:rPr>
-        <w:t>3</w:t>
-      </w:r>
-      <w:r>
-        <w:rPr>
-          <w:rFonts w:ascii="times" w:hAnsi="times"/>
-          <w:sz w:val="20"/>
-          <w:szCs w:val="20"/>
-          <w:shd w:fill="auto" w:val="clear"/>
-        </w:rPr>
-        <w:t>. D→ TAb</w:t>
-      </w:r>
-    </w:p>
-    <w:p>
-      <w:pPr>
-        <w:pStyle w:val="Normal"/>
-        <w:bidi w:val="0"/>
-        <w:jc w:val="start"/>
-        <w:rPr>
-          <w:highlight w:val="none"/>
-          <w:shd w:fill="auto" w:val="clear"/>
-        </w:rPr>
-      </w:pPr>
-      <w:r>
-        <w:rPr>
-          <w:rFonts w:ascii="times" w:hAnsi="times"/>
-          <w:sz w:val="20"/>
-          <w:szCs w:val="20"/>
-          <w:shd w:fill="auto" w:val="clear"/>
-        </w:rPr>
-        <w:t>4</w:t>
-      </w:r>
-      <w:r>
-        <w:rPr>
-          <w:rFonts w:ascii="times" w:hAnsi="times"/>
-          <w:sz w:val="20"/>
-          <w:szCs w:val="20"/>
-          <w:shd w:fill="auto" w:val="clear"/>
-        </w:rPr>
-        <w:t>. D→ b</w:t>
-      </w:r>
-    </w:p>
-    <w:p>
-      <w:pPr>
-        <w:pStyle w:val="Normal"/>
-        <w:bidi w:val="0"/>
-        <w:jc w:val="start"/>
-        <w:rPr>
-          <w:highlight w:val="none"/>
-          <w:shd w:fill="auto" w:val="clear"/>
-        </w:rPr>
-      </w:pPr>
-      <w:r>
-        <w:rPr>
-          <w:rFonts w:ascii="times" w:hAnsi="times"/>
-          <w:sz w:val="20"/>
-          <w:szCs w:val="20"/>
-          <w:shd w:fill="auto" w:val="clear"/>
-        </w:rPr>
-        <w:t>5</w:t>
-      </w:r>
-      <w:r>
-        <w:rPr>
-          <w:rFonts w:ascii="times" w:hAnsi="times"/>
-          <w:sz w:val="20"/>
-          <w:szCs w:val="20"/>
-          <w:shd w:fill="auto" w:val="clear"/>
-        </w:rPr>
-        <w:t>. E→</w:t>
+        <w:t>1. T→ aDE</w:t>
+      </w:r>
+    </w:p>
+    <w:p>
+      <w:pPr>
+        <w:pStyle w:val="Normal"/>
+        <w:bidi w:val="0"/>
+        <w:jc w:val="start"/>
+        <w:rPr>
+          <w:highlight w:val="none"/>
+          <w:shd w:fill="auto" w:val="clear"/>
+        </w:rPr>
+      </w:pPr>
+      <w:r>
+        <w:rPr>
+          <w:rFonts w:ascii="times" w:hAnsi="times"/>
+          <w:sz w:val="20"/>
+          <w:szCs w:val="20"/>
+          <w:shd w:fill="auto" w:val="clear"/>
+        </w:rPr>
+        <w:t>2. T→ В</w:t>
+      </w:r>
+    </w:p>
+    <w:p>
+      <w:pPr>
+        <w:pStyle w:val="Normal"/>
+        <w:bidi w:val="0"/>
+        <w:jc w:val="start"/>
+        <w:rPr>
+          <w:highlight w:val="none"/>
+          <w:shd w:fill="auto" w:val="clear"/>
+        </w:rPr>
+      </w:pPr>
+      <w:r>
+        <w:rPr>
+          <w:rFonts w:ascii="times" w:hAnsi="times"/>
+          <w:sz w:val="20"/>
+          <w:szCs w:val="20"/>
+          <w:shd w:fill="auto" w:val="clear"/>
+        </w:rPr>
+        <w:t>3. D→ TAb</w:t>
+      </w:r>
+    </w:p>
+    <w:p>
+      <w:pPr>
+        <w:pStyle w:val="Normal"/>
+        <w:bidi w:val="0"/>
+        <w:jc w:val="start"/>
+        <w:rPr>
+          <w:highlight w:val="none"/>
+          <w:shd w:fill="auto" w:val="clear"/>
+        </w:rPr>
+      </w:pPr>
+      <w:r>
+        <w:rPr>
+          <w:rFonts w:ascii="times" w:hAnsi="times"/>
+          <w:sz w:val="20"/>
+          <w:szCs w:val="20"/>
+          <w:shd w:fill="auto" w:val="clear"/>
+        </w:rPr>
+        <w:t>4. D→ b</w:t>
+      </w:r>
+    </w:p>
+    <w:p>
+      <w:pPr>
+        <w:pStyle w:val="Normal"/>
+        <w:bidi w:val="0"/>
+        <w:jc w:val="start"/>
+        <w:rPr>
+          <w:highlight w:val="none"/>
+          <w:shd w:fill="auto" w:val="clear"/>
+        </w:rPr>
+      </w:pPr>
+      <w:r>
+        <w:rPr>
+          <w:rFonts w:ascii="times" w:hAnsi="times"/>
+          <w:sz w:val="20"/>
+          <w:szCs w:val="20"/>
+          <w:shd w:fill="auto" w:val="clear"/>
+        </w:rPr>
+        <w:t>5. E→</w:t>
       </w:r>
       <w:r>
         <w:rPr>
@@ -650,45 +605,27 @@
           <w:szCs w:val="20"/>
           <w:shd w:fill="auto" w:val="clear"/>
         </w:rPr>
-        <w:t>6</w:t>
-      </w:r>
-      <w:r>
-        <w:rPr>
-          <w:rFonts w:ascii="times" w:hAnsi="times"/>
-          <w:sz w:val="20"/>
-          <w:szCs w:val="20"/>
-          <w:shd w:fill="auto" w:val="clear"/>
-        </w:rPr>
-        <w:t>. A→ Bbb</w:t>
-      </w:r>
-    </w:p>
-    <w:p>
-      <w:pPr>
-        <w:pStyle w:val="Normal"/>
-        <w:bidi w:val="0"/>
-        <w:jc w:val="start"/>
-        <w:rPr>
-          <w:highlight w:val="none"/>
-          <w:shd w:fill="auto" w:val="clear"/>
-        </w:rPr>
-      </w:pPr>
-      <w:r>
-        <w:rPr>
-          <w:rFonts w:ascii="times" w:hAnsi="times"/>
-          <w:sz w:val="20"/>
-          <w:szCs w:val="20"/>
-          <w:shd w:fill="auto" w:val="clear"/>
-        </w:rPr>
-        <w:t>7</w:t>
-      </w:r>
-      <w:r>
-        <w:rPr>
-          <w:rFonts w:ascii="times" w:hAnsi="times"/>
-          <w:sz w:val="20"/>
-          <w:szCs w:val="20"/>
-          <w:shd w:fill="auto" w:val="clear"/>
-        </w:rPr>
-        <w:t>. B→ D</w:t>
+        <w:t>6. A→ Bbb</w:t>
+      </w:r>
+    </w:p>
+    <w:p>
+      <w:pPr>
+        <w:pStyle w:val="Normal"/>
+        <w:bidi w:val="0"/>
+        <w:jc w:val="start"/>
+        <w:rPr>
+          <w:highlight w:val="none"/>
+          <w:shd w:fill="auto" w:val="clear"/>
+        </w:rPr>
+      </w:pPr>
+      <w:r>
+        <w:rPr>
+          <w:rFonts w:ascii="times" w:hAnsi="times"/>
+          <w:sz w:val="20"/>
+          <w:szCs w:val="20"/>
+          <w:shd w:fill="auto" w:val="clear"/>
+        </w:rPr>
+        <w:t>7. B→ D</w:t>
       </w:r>
     </w:p>
     <w:p>
@@ -857,6 +794,7 @@
       <w:pPr>
         <w:pStyle w:val="Normal"/>
         <w:bidi w:val="0"/>
+        <w:spacing w:before="0" w:after="0"/>
         <w:jc w:val="start"/>
         <w:rPr>
           <w:highlight w:val="none"/>
@@ -2056,17 +1994,7 @@
           <w:szCs w:val="20"/>
           <w:shd w:fill="auto" w:val="clear"/>
         </w:rPr>
-        <w:t xml:space="preserve">2. </w:t>
-      </w:r>
-      <w:r>
-        <w:rPr>
-          <w:b w:val="false"/>
-          <w:bCs w:val="false"/>
-          <w:sz w:val="20"/>
-          <w:szCs w:val="20"/>
-          <w:shd w:fill="auto" w:val="clear"/>
-        </w:rPr>
-        <w:t>Удаляем все цепные правила: убираем T→B и B→D</w:t>
+        <w:t>2. Удаляем все цепные правила: убираем T→B и B→D</w:t>
       </w:r>
     </w:p>
     <w:p>
@@ -2112,80 +2040,53 @@
           <w:szCs w:val="20"/>
           <w:shd w:fill="auto" w:val="clear"/>
         </w:rPr>
-        <w:t>2</w:t>
-      </w:r>
-      <w:r>
-        <w:rPr>
-          <w:rFonts w:ascii="times" w:hAnsi="times"/>
-          <w:sz w:val="20"/>
-          <w:szCs w:val="20"/>
-          <w:shd w:fill="auto" w:val="clear"/>
-        </w:rPr>
-        <w:t>. D→ TAb</w:t>
-      </w:r>
-    </w:p>
-    <w:p>
-      <w:pPr>
-        <w:pStyle w:val="Normal"/>
-        <w:bidi w:val="0"/>
-        <w:spacing w:before="0" w:after="0"/>
-        <w:jc w:val="start"/>
-        <w:rPr>
-          <w:sz w:val="20"/>
-          <w:szCs w:val="20"/>
-          <w:highlight w:val="none"/>
-          <w:shd w:fill="auto" w:val="clear"/>
-        </w:rPr>
-      </w:pPr>
-      <w:r>
-        <w:rPr>
-          <w:rFonts w:ascii="times" w:hAnsi="times"/>
-          <w:sz w:val="20"/>
-          <w:szCs w:val="20"/>
-          <w:shd w:fill="auto" w:val="clear"/>
-        </w:rPr>
-        <w:t>3</w:t>
-      </w:r>
-      <w:r>
-        <w:rPr>
-          <w:rFonts w:ascii="times" w:hAnsi="times"/>
-          <w:sz w:val="20"/>
-          <w:szCs w:val="20"/>
-          <w:shd w:fill="auto" w:val="clear"/>
-        </w:rPr>
-        <w:t>. D→ b</w:t>
-      </w:r>
-    </w:p>
-    <w:p>
-      <w:pPr>
-        <w:pStyle w:val="Normal"/>
-        <w:bidi w:val="0"/>
-        <w:spacing w:before="0" w:after="0"/>
-        <w:jc w:val="start"/>
-        <w:rPr>
-          <w:sz w:val="20"/>
-          <w:szCs w:val="20"/>
-          <w:highlight w:val="none"/>
-          <w:shd w:fill="auto" w:val="clear"/>
-        </w:rPr>
-      </w:pPr>
-      <w:r>
-        <w:rPr>
-          <w:rFonts w:ascii="times" w:hAnsi="times"/>
-          <w:sz w:val="20"/>
-          <w:szCs w:val="20"/>
-          <w:shd w:fill="auto" w:val="clear"/>
-        </w:rPr>
-        <w:t>4</w:t>
-      </w:r>
-      <w:r>
-        <w:rPr>
-          <w:rFonts w:ascii="times" w:hAnsi="times"/>
-          <w:sz w:val="20"/>
-          <w:szCs w:val="20"/>
-          <w:shd w:fill="auto" w:val="clear"/>
-        </w:rPr>
-        <w:t>. E→</w:t>
+        <w:t>2. D→ TAb</w:t>
+      </w:r>
+    </w:p>
+    <w:p>
+      <w:pPr>
+        <w:pStyle w:val="Normal"/>
+        <w:bidi w:val="0"/>
+        <w:spacing w:before="0" w:after="0"/>
+        <w:jc w:val="start"/>
+        <w:rPr>
+          <w:sz w:val="20"/>
+          <w:szCs w:val="20"/>
+          <w:highlight w:val="none"/>
+          <w:shd w:fill="auto" w:val="clear"/>
+        </w:rPr>
+      </w:pPr>
+      <w:r>
+        <w:rPr>
+          <w:rFonts w:ascii="times" w:hAnsi="times"/>
+          <w:sz w:val="20"/>
+          <w:szCs w:val="20"/>
+          <w:shd w:fill="auto" w:val="clear"/>
+        </w:rPr>
+        <w:t>3. D→ b</w:t>
+      </w:r>
+    </w:p>
+    <w:p>
+      <w:pPr>
+        <w:pStyle w:val="Normal"/>
+        <w:bidi w:val="0"/>
+        <w:spacing w:before="0" w:after="0"/>
+        <w:jc w:val="start"/>
+        <w:rPr>
+          <w:sz w:val="20"/>
+          <w:szCs w:val="20"/>
+          <w:highlight w:val="none"/>
+          <w:shd w:fill="auto" w:val="clear"/>
+        </w:rPr>
+      </w:pPr>
+      <w:r>
+        <w:rPr>
+          <w:rFonts w:ascii="times" w:hAnsi="times"/>
+          <w:sz w:val="20"/>
+          <w:szCs w:val="20"/>
+          <w:shd w:fill="auto" w:val="clear"/>
+        </w:rPr>
+        <w:t>4. E→</w:t>
       </w:r>
       <w:r>
         <w:rPr>
@@ -2216,16 +2117,7 @@
           <w:szCs w:val="20"/>
           <w:shd w:fill="auto" w:val="clear"/>
         </w:rPr>
-        <w:t>5</w:t>
-      </w:r>
-      <w:r>
-        <w:rPr>
-          <w:rFonts w:ascii="times" w:hAnsi="times"/>
-          <w:sz w:val="20"/>
-          <w:szCs w:val="20"/>
-          <w:shd w:fill="auto" w:val="clear"/>
-        </w:rPr>
-        <w:t>. A→ Bbb</w:t>
+        <w:t>5. A→ Bbb</w:t>
       </w:r>
     </w:p>
     <w:p>
@@ -2694,80 +2586,53 @@
           <w:szCs w:val="20"/>
           <w:shd w:fill="auto" w:val="clear"/>
         </w:rPr>
-        <w:t>4</w:t>
-      </w:r>
-      <w:r>
-        <w:rPr>
-          <w:rFonts w:ascii="times" w:hAnsi="times"/>
-          <w:sz w:val="20"/>
-          <w:szCs w:val="20"/>
-          <w:shd w:fill="auto" w:val="clear"/>
-        </w:rPr>
-        <w:t>. D→ TAb</w:t>
-      </w:r>
-    </w:p>
-    <w:p>
-      <w:pPr>
-        <w:pStyle w:val="Normal"/>
-        <w:bidi w:val="0"/>
-        <w:spacing w:before="0" w:after="0"/>
-        <w:jc w:val="start"/>
-        <w:rPr>
-          <w:sz w:val="20"/>
-          <w:szCs w:val="20"/>
-          <w:highlight w:val="none"/>
-          <w:shd w:fill="auto" w:val="clear"/>
-        </w:rPr>
-      </w:pPr>
-      <w:r>
-        <w:rPr>
-          <w:rFonts w:ascii="times" w:hAnsi="times"/>
-          <w:sz w:val="20"/>
-          <w:szCs w:val="20"/>
-          <w:shd w:fill="auto" w:val="clear"/>
-        </w:rPr>
-        <w:t>5</w:t>
-      </w:r>
-      <w:r>
-        <w:rPr>
-          <w:rFonts w:ascii="times" w:hAnsi="times"/>
-          <w:sz w:val="20"/>
-          <w:szCs w:val="20"/>
-          <w:shd w:fill="auto" w:val="clear"/>
-        </w:rPr>
-        <w:t>. D→ b</w:t>
-      </w:r>
-    </w:p>
-    <w:p>
-      <w:pPr>
-        <w:pStyle w:val="Normal"/>
-        <w:bidi w:val="0"/>
-        <w:spacing w:before="0" w:after="0"/>
-        <w:jc w:val="start"/>
-        <w:rPr>
-          <w:sz w:val="20"/>
-          <w:szCs w:val="20"/>
-          <w:highlight w:val="none"/>
-          <w:shd w:fill="auto" w:val="clear"/>
-        </w:rPr>
-      </w:pPr>
-      <w:r>
-        <w:rPr>
-          <w:rFonts w:ascii="times" w:hAnsi="times"/>
-          <w:sz w:val="20"/>
-          <w:szCs w:val="20"/>
-          <w:shd w:fill="auto" w:val="clear"/>
-        </w:rPr>
-        <w:t>6</w:t>
-      </w:r>
-      <w:r>
-        <w:rPr>
-          <w:rFonts w:ascii="times" w:hAnsi="times"/>
-          <w:sz w:val="20"/>
-          <w:szCs w:val="20"/>
-          <w:shd w:fill="auto" w:val="clear"/>
-        </w:rPr>
-        <w:t>. E→</w:t>
+        <w:t>4. D→ TAb</w:t>
+      </w:r>
+    </w:p>
+    <w:p>
+      <w:pPr>
+        <w:pStyle w:val="Normal"/>
+        <w:bidi w:val="0"/>
+        <w:spacing w:before="0" w:after="0"/>
+        <w:jc w:val="start"/>
+        <w:rPr>
+          <w:sz w:val="20"/>
+          <w:szCs w:val="20"/>
+          <w:highlight w:val="none"/>
+          <w:shd w:fill="auto" w:val="clear"/>
+        </w:rPr>
+      </w:pPr>
+      <w:r>
+        <w:rPr>
+          <w:rFonts w:ascii="times" w:hAnsi="times"/>
+          <w:sz w:val="20"/>
+          <w:szCs w:val="20"/>
+          <w:shd w:fill="auto" w:val="clear"/>
+        </w:rPr>
+        <w:t>5. D→ b</w:t>
+      </w:r>
+    </w:p>
+    <w:p>
+      <w:pPr>
+        <w:pStyle w:val="Normal"/>
+        <w:bidi w:val="0"/>
+        <w:spacing w:before="0" w:after="0"/>
+        <w:jc w:val="start"/>
+        <w:rPr>
+          <w:sz w:val="20"/>
+          <w:szCs w:val="20"/>
+          <w:highlight w:val="none"/>
+          <w:shd w:fill="auto" w:val="clear"/>
+        </w:rPr>
+      </w:pPr>
+      <w:r>
+        <w:rPr>
+          <w:rFonts w:ascii="times" w:hAnsi="times"/>
+          <w:sz w:val="20"/>
+          <w:szCs w:val="20"/>
+          <w:shd w:fill="auto" w:val="clear"/>
+        </w:rPr>
+        <w:t>6. E→</w:t>
       </w:r>
       <w:r>
         <w:rPr>
@@ -2798,16 +2663,7 @@
           <w:szCs w:val="20"/>
           <w:shd w:fill="auto" w:val="clear"/>
         </w:rPr>
-        <w:t>7</w:t>
-      </w:r>
-      <w:r>
-        <w:rPr>
-          <w:rFonts w:ascii="times" w:hAnsi="times"/>
-          <w:sz w:val="20"/>
-          <w:szCs w:val="20"/>
-          <w:shd w:fill="auto" w:val="clear"/>
-        </w:rPr>
-        <w:t>. A→ Bbb</w:t>
+        <w:t>7. A→ Bbb</w:t>
       </w:r>
     </w:p>
     <w:p>
@@ -2892,6 +2748,7 @@
       <w:pPr>
         <w:pStyle w:val="Normal"/>
         <w:bidi w:val="0"/>
+        <w:spacing w:before="0" w:after="0"/>
         <w:jc w:val="start"/>
         <w:rPr>
           <w:highlight w:val="none"/>
@@ -3213,80 +3070,53 @@
           <w:szCs w:val="20"/>
           <w:shd w:fill="auto" w:val="clear"/>
         </w:rPr>
-        <w:t>4</w:t>
-      </w:r>
-      <w:r>
-        <w:rPr>
-          <w:rFonts w:ascii="times" w:hAnsi="times"/>
-          <w:sz w:val="20"/>
-          <w:szCs w:val="20"/>
-          <w:shd w:fill="auto" w:val="clear"/>
-        </w:rPr>
-        <w:t>. D→ TAb</w:t>
-      </w:r>
-    </w:p>
-    <w:p>
-      <w:pPr>
-        <w:pStyle w:val="Normal"/>
-        <w:bidi w:val="0"/>
-        <w:spacing w:before="0" w:after="0"/>
-        <w:jc w:val="start"/>
-        <w:rPr>
-          <w:sz w:val="20"/>
-          <w:szCs w:val="20"/>
-          <w:highlight w:val="none"/>
-          <w:shd w:fill="auto" w:val="clear"/>
-        </w:rPr>
-      </w:pPr>
-      <w:r>
-        <w:rPr>
-          <w:rFonts w:ascii="times" w:hAnsi="times"/>
-          <w:sz w:val="20"/>
-          <w:szCs w:val="20"/>
-          <w:shd w:fill="auto" w:val="clear"/>
-        </w:rPr>
-        <w:t>5</w:t>
-      </w:r>
-      <w:r>
-        <w:rPr>
-          <w:rFonts w:ascii="times" w:hAnsi="times"/>
-          <w:sz w:val="20"/>
-          <w:szCs w:val="20"/>
-          <w:shd w:fill="auto" w:val="clear"/>
-        </w:rPr>
-        <w:t>. D→ b</w:t>
-      </w:r>
-    </w:p>
-    <w:p>
-      <w:pPr>
-        <w:pStyle w:val="Normal"/>
-        <w:bidi w:val="0"/>
-        <w:spacing w:before="0" w:after="0"/>
-        <w:jc w:val="start"/>
-        <w:rPr>
-          <w:sz w:val="20"/>
-          <w:szCs w:val="20"/>
-          <w:highlight w:val="none"/>
-          <w:shd w:fill="auto" w:val="clear"/>
-        </w:rPr>
-      </w:pPr>
-      <w:r>
-        <w:rPr>
-          <w:rFonts w:ascii="times" w:hAnsi="times"/>
-          <w:sz w:val="20"/>
-          <w:szCs w:val="20"/>
-          <w:shd w:fill="auto" w:val="clear"/>
-        </w:rPr>
-        <w:t>6</w:t>
-      </w:r>
-      <w:r>
-        <w:rPr>
-          <w:rFonts w:ascii="times" w:hAnsi="times"/>
-          <w:sz w:val="20"/>
-          <w:szCs w:val="20"/>
-          <w:shd w:fill="auto" w:val="clear"/>
-        </w:rPr>
-        <w:t>. E→</w:t>
+        <w:t>4. D→ TAb</w:t>
+      </w:r>
+    </w:p>
+    <w:p>
+      <w:pPr>
+        <w:pStyle w:val="Normal"/>
+        <w:bidi w:val="0"/>
+        <w:spacing w:before="0" w:after="0"/>
+        <w:jc w:val="start"/>
+        <w:rPr>
+          <w:sz w:val="20"/>
+          <w:szCs w:val="20"/>
+          <w:highlight w:val="none"/>
+          <w:shd w:fill="auto" w:val="clear"/>
+        </w:rPr>
+      </w:pPr>
+      <w:r>
+        <w:rPr>
+          <w:rFonts w:ascii="times" w:hAnsi="times"/>
+          <w:sz w:val="20"/>
+          <w:szCs w:val="20"/>
+          <w:shd w:fill="auto" w:val="clear"/>
+        </w:rPr>
+        <w:t>5. D→ b</w:t>
+      </w:r>
+    </w:p>
+    <w:p>
+      <w:pPr>
+        <w:pStyle w:val="Normal"/>
+        <w:bidi w:val="0"/>
+        <w:spacing w:before="0" w:after="0"/>
+        <w:jc w:val="start"/>
+        <w:rPr>
+          <w:sz w:val="20"/>
+          <w:szCs w:val="20"/>
+          <w:highlight w:val="none"/>
+          <w:shd w:fill="auto" w:val="clear"/>
+        </w:rPr>
+      </w:pPr>
+      <w:r>
+        <w:rPr>
+          <w:rFonts w:ascii="times" w:hAnsi="times"/>
+          <w:sz w:val="20"/>
+          <w:szCs w:val="20"/>
+          <w:shd w:fill="auto" w:val="clear"/>
+        </w:rPr>
+        <w:t>6. E→</w:t>
       </w:r>
       <w:r>
         <w:rPr>
@@ -3317,16 +3147,7 @@
           <w:szCs w:val="20"/>
           <w:shd w:fill="auto" w:val="clear"/>
         </w:rPr>
-        <w:t>7</w:t>
-      </w:r>
-      <w:r>
-        <w:rPr>
-          <w:rFonts w:ascii="times" w:hAnsi="times"/>
-          <w:sz w:val="20"/>
-          <w:szCs w:val="20"/>
-          <w:shd w:fill="auto" w:val="clear"/>
-        </w:rPr>
-        <w:t>. A→ Bbb</w:t>
+        <w:t>7. A→ Bbb</w:t>
       </w:r>
     </w:p>
     <w:p>
@@ -3439,238 +3260,167 @@
           <w:szCs w:val="20"/>
           <w:shd w:fill="auto" w:val="clear"/>
         </w:rPr>
-        <w:t>1</w:t>
-      </w:r>
-      <w:r>
-        <w:rPr>
-          <w:rFonts w:ascii="times" w:hAnsi="times"/>
-          <w:sz w:val="20"/>
-          <w:szCs w:val="20"/>
-          <w:shd w:fill="auto" w:val="clear"/>
-        </w:rPr>
-        <w:t>. T → aD</w:t>
-      </w:r>
-    </w:p>
-    <w:p>
-      <w:pPr>
-        <w:pStyle w:val="Normal"/>
-        <w:bidi w:val="0"/>
-        <w:spacing w:before="0" w:after="0"/>
-        <w:jc w:val="start"/>
-        <w:rPr>
-          <w:sz w:val="20"/>
-          <w:szCs w:val="20"/>
-          <w:highlight w:val="none"/>
-          <w:shd w:fill="auto" w:val="clear"/>
-        </w:rPr>
-      </w:pPr>
-      <w:r>
-        <w:rPr>
-          <w:rFonts w:ascii="times" w:hAnsi="times"/>
-          <w:sz w:val="20"/>
-          <w:szCs w:val="20"/>
-          <w:shd w:fill="auto" w:val="clear"/>
-        </w:rPr>
-        <w:t>2</w:t>
-      </w:r>
-      <w:r>
-        <w:rPr>
-          <w:rFonts w:ascii="times" w:hAnsi="times"/>
-          <w:sz w:val="20"/>
-          <w:szCs w:val="20"/>
-          <w:shd w:fill="auto" w:val="clear"/>
-        </w:rPr>
-        <w:t>. T → TAb</w:t>
-      </w:r>
-    </w:p>
-    <w:p>
-      <w:pPr>
-        <w:pStyle w:val="Normal"/>
-        <w:bidi w:val="0"/>
-        <w:spacing w:before="0" w:after="0"/>
-        <w:jc w:val="start"/>
-        <w:rPr>
-          <w:sz w:val="20"/>
-          <w:szCs w:val="20"/>
-          <w:highlight w:val="none"/>
-          <w:shd w:fill="auto" w:val="clear"/>
-        </w:rPr>
-      </w:pPr>
-      <w:r>
-        <w:rPr>
-          <w:rFonts w:ascii="times" w:hAnsi="times"/>
-          <w:sz w:val="20"/>
-          <w:szCs w:val="20"/>
-          <w:shd w:fill="auto" w:val="clear"/>
-        </w:rPr>
-        <w:t>3</w:t>
-      </w:r>
-      <w:r>
-        <w:rPr>
-          <w:rFonts w:ascii="times" w:hAnsi="times"/>
-          <w:sz w:val="20"/>
-          <w:szCs w:val="20"/>
-          <w:shd w:fill="auto" w:val="clear"/>
-        </w:rPr>
-        <w:t>. T → b</w:t>
-      </w:r>
-    </w:p>
-    <w:p>
-      <w:pPr>
-        <w:pStyle w:val="Normal"/>
-        <w:bidi w:val="0"/>
-        <w:spacing w:before="0" w:after="0"/>
-        <w:jc w:val="start"/>
-        <w:rPr>
-          <w:sz w:val="20"/>
-          <w:szCs w:val="20"/>
-          <w:highlight w:val="none"/>
-          <w:shd w:fill="auto" w:val="clear"/>
-        </w:rPr>
-      </w:pPr>
-      <w:r>
-        <w:rPr>
-          <w:rFonts w:ascii="times" w:hAnsi="times"/>
-          <w:sz w:val="20"/>
-          <w:szCs w:val="20"/>
-          <w:shd w:fill="auto" w:val="clear"/>
-        </w:rPr>
-        <w:t>4</w:t>
-      </w:r>
-      <w:r>
-        <w:rPr>
-          <w:rFonts w:ascii="times" w:hAnsi="times"/>
-          <w:sz w:val="20"/>
-          <w:szCs w:val="20"/>
-          <w:shd w:fill="auto" w:val="clear"/>
-        </w:rPr>
-        <w:t>. D → TAb</w:t>
-      </w:r>
-    </w:p>
-    <w:p>
-      <w:pPr>
-        <w:pStyle w:val="Normal"/>
-        <w:bidi w:val="0"/>
-        <w:spacing w:before="0" w:after="0"/>
-        <w:jc w:val="start"/>
-        <w:rPr>
-          <w:sz w:val="20"/>
-          <w:szCs w:val="20"/>
-          <w:highlight w:val="none"/>
-          <w:shd w:fill="auto" w:val="clear"/>
-        </w:rPr>
-      </w:pPr>
-      <w:r>
-        <w:rPr>
-          <w:rFonts w:ascii="times" w:hAnsi="times"/>
-          <w:sz w:val="20"/>
-          <w:szCs w:val="20"/>
-          <w:shd w:fill="auto" w:val="clear"/>
-        </w:rPr>
-        <w:t>5</w:t>
-      </w:r>
-      <w:r>
-        <w:rPr>
-          <w:rFonts w:ascii="times" w:hAnsi="times"/>
-          <w:sz w:val="20"/>
-          <w:szCs w:val="20"/>
-          <w:shd w:fill="auto" w:val="clear"/>
-        </w:rPr>
-        <w:t>. D → b</w:t>
-      </w:r>
-    </w:p>
-    <w:p>
-      <w:pPr>
-        <w:pStyle w:val="Normal"/>
-        <w:bidi w:val="0"/>
-        <w:spacing w:before="0" w:after="0"/>
-        <w:jc w:val="start"/>
-        <w:rPr>
-          <w:sz w:val="20"/>
-          <w:szCs w:val="20"/>
-          <w:highlight w:val="none"/>
-          <w:shd w:fill="auto" w:val="clear"/>
-        </w:rPr>
-      </w:pPr>
-      <w:r>
-        <w:rPr>
-          <w:rFonts w:ascii="times" w:hAnsi="times"/>
-          <w:sz w:val="20"/>
-          <w:szCs w:val="20"/>
-          <w:shd w:fill="auto" w:val="clear"/>
-        </w:rPr>
-        <w:t>6</w:t>
-      </w:r>
-      <w:r>
-        <w:rPr>
-          <w:rFonts w:ascii="times" w:hAnsi="times"/>
-          <w:sz w:val="20"/>
-          <w:szCs w:val="20"/>
-          <w:shd w:fill="auto" w:val="clear"/>
-        </w:rPr>
-        <w:t>. A → Bbb</w:t>
-      </w:r>
-    </w:p>
-    <w:p>
-      <w:pPr>
-        <w:pStyle w:val="Normal"/>
-        <w:bidi w:val="0"/>
-        <w:spacing w:before="0" w:after="0"/>
-        <w:jc w:val="start"/>
-        <w:rPr>
-          <w:sz w:val="20"/>
-          <w:szCs w:val="20"/>
-          <w:highlight w:val="none"/>
-          <w:shd w:fill="auto" w:val="clear"/>
-        </w:rPr>
-      </w:pPr>
-      <w:r>
-        <w:rPr>
-          <w:rFonts w:ascii="times" w:hAnsi="times"/>
-          <w:sz w:val="20"/>
-          <w:szCs w:val="20"/>
-          <w:shd w:fill="auto" w:val="clear"/>
-        </w:rPr>
-        <w:t>7</w:t>
-      </w:r>
-      <w:r>
-        <w:rPr>
-          <w:rFonts w:ascii="times" w:hAnsi="times"/>
-          <w:sz w:val="20"/>
-          <w:szCs w:val="20"/>
-          <w:shd w:fill="auto" w:val="clear"/>
-        </w:rPr>
-        <w:t>. B → TAb</w:t>
-      </w:r>
-    </w:p>
-    <w:p>
-      <w:pPr>
-        <w:pStyle w:val="Normal"/>
-        <w:bidi w:val="0"/>
-        <w:spacing w:before="0" w:after="0"/>
-        <w:jc w:val="start"/>
-        <w:rPr>
-          <w:sz w:val="20"/>
-          <w:szCs w:val="20"/>
-          <w:highlight w:val="none"/>
-          <w:shd w:fill="auto" w:val="clear"/>
-        </w:rPr>
-      </w:pPr>
-      <w:r>
-        <w:rPr>
-          <w:sz w:val="20"/>
-          <w:szCs w:val="20"/>
-          <w:shd w:fill="auto" w:val="clear"/>
-        </w:rPr>
-        <w:t>8</w:t>
-      </w:r>
-      <w:r>
-        <w:rPr>
-          <w:sz w:val="20"/>
-          <w:szCs w:val="20"/>
-          <w:shd w:fill="auto" w:val="clear"/>
-        </w:rPr>
-        <w:t>. B → b</w:t>
+        <w:t>1. T → aD</w:t>
+      </w:r>
+    </w:p>
+    <w:p>
+      <w:pPr>
+        <w:pStyle w:val="Normal"/>
+        <w:bidi w:val="0"/>
+        <w:spacing w:before="0" w:after="0"/>
+        <w:jc w:val="start"/>
+        <w:rPr>
+          <w:sz w:val="20"/>
+          <w:szCs w:val="20"/>
+          <w:highlight w:val="none"/>
+          <w:shd w:fill="auto" w:val="clear"/>
+        </w:rPr>
+      </w:pPr>
+      <w:r>
+        <w:rPr>
+          <w:rFonts w:ascii="times" w:hAnsi="times"/>
+          <w:sz w:val="20"/>
+          <w:szCs w:val="20"/>
+          <w:shd w:fill="auto" w:val="clear"/>
+        </w:rPr>
+        <w:t>2. T → TAb</w:t>
+      </w:r>
+    </w:p>
+    <w:p>
+      <w:pPr>
+        <w:pStyle w:val="Normal"/>
+        <w:bidi w:val="0"/>
+        <w:spacing w:before="0" w:after="0"/>
+        <w:jc w:val="start"/>
+        <w:rPr>
+          <w:sz w:val="20"/>
+          <w:szCs w:val="20"/>
+          <w:highlight w:val="none"/>
+          <w:shd w:fill="auto" w:val="clear"/>
+        </w:rPr>
+      </w:pPr>
+      <w:r>
+        <w:rPr>
+          <w:rFonts w:ascii="times" w:hAnsi="times"/>
+          <w:sz w:val="20"/>
+          <w:szCs w:val="20"/>
+          <w:shd w:fill="auto" w:val="clear"/>
+        </w:rPr>
+        <w:t>3. T → b</w:t>
+      </w:r>
+    </w:p>
+    <w:p>
+      <w:pPr>
+        <w:pStyle w:val="Normal"/>
+        <w:bidi w:val="0"/>
+        <w:spacing w:before="0" w:after="0"/>
+        <w:jc w:val="start"/>
+        <w:rPr>
+          <w:sz w:val="20"/>
+          <w:szCs w:val="20"/>
+          <w:highlight w:val="none"/>
+          <w:shd w:fill="auto" w:val="clear"/>
+        </w:rPr>
+      </w:pPr>
+      <w:r>
+        <w:rPr>
+          <w:rFonts w:ascii="times" w:hAnsi="times"/>
+          <w:sz w:val="20"/>
+          <w:szCs w:val="20"/>
+          <w:shd w:fill="auto" w:val="clear"/>
+        </w:rPr>
+        <w:t>4. D → TAb</w:t>
+      </w:r>
+    </w:p>
+    <w:p>
+      <w:pPr>
+        <w:pStyle w:val="Normal"/>
+        <w:bidi w:val="0"/>
+        <w:spacing w:before="0" w:after="0"/>
+        <w:jc w:val="start"/>
+        <w:rPr>
+          <w:sz w:val="20"/>
+          <w:szCs w:val="20"/>
+          <w:highlight w:val="none"/>
+          <w:shd w:fill="auto" w:val="clear"/>
+        </w:rPr>
+      </w:pPr>
+      <w:r>
+        <w:rPr>
+          <w:rFonts w:ascii="times" w:hAnsi="times"/>
+          <w:sz w:val="20"/>
+          <w:szCs w:val="20"/>
+          <w:shd w:fill="auto" w:val="clear"/>
+        </w:rPr>
+        <w:t>5. D → b</w:t>
+      </w:r>
+    </w:p>
+    <w:p>
+      <w:pPr>
+        <w:pStyle w:val="Normal"/>
+        <w:bidi w:val="0"/>
+        <w:spacing w:before="0" w:after="0"/>
+        <w:jc w:val="start"/>
+        <w:rPr>
+          <w:sz w:val="20"/>
+          <w:szCs w:val="20"/>
+          <w:highlight w:val="none"/>
+          <w:shd w:fill="auto" w:val="clear"/>
+        </w:rPr>
+      </w:pPr>
+      <w:r>
+        <w:rPr>
+          <w:rFonts w:ascii="times" w:hAnsi="times"/>
+          <w:sz w:val="20"/>
+          <w:szCs w:val="20"/>
+          <w:shd w:fill="auto" w:val="clear"/>
+        </w:rPr>
+        <w:t>6. A → Bbb</w:t>
+      </w:r>
+    </w:p>
+    <w:p>
+      <w:pPr>
+        <w:pStyle w:val="Normal"/>
+        <w:bidi w:val="0"/>
+        <w:spacing w:before="0" w:after="0"/>
+        <w:jc w:val="start"/>
+        <w:rPr>
+          <w:sz w:val="20"/>
+          <w:szCs w:val="20"/>
+          <w:highlight w:val="none"/>
+          <w:shd w:fill="auto" w:val="clear"/>
+        </w:rPr>
+      </w:pPr>
+      <w:r>
+        <w:rPr>
+          <w:rFonts w:ascii="times" w:hAnsi="times"/>
+          <w:sz w:val="20"/>
+          <w:szCs w:val="20"/>
+          <w:shd w:fill="auto" w:val="clear"/>
+        </w:rPr>
+        <w:t>7. B → TAb</w:t>
+      </w:r>
+    </w:p>
+    <w:p>
+      <w:pPr>
+        <w:pStyle w:val="Normal"/>
+        <w:bidi w:val="0"/>
+        <w:spacing w:before="0" w:after="0"/>
+        <w:jc w:val="start"/>
+        <w:rPr>
+          <w:sz w:val="20"/>
+          <w:szCs w:val="20"/>
+          <w:highlight w:val="none"/>
+          <w:shd w:fill="auto" w:val="clear"/>
+        </w:rPr>
+      </w:pPr>
+      <w:r>
+        <w:rPr>
+          <w:sz w:val="20"/>
+          <w:szCs w:val="20"/>
+          <w:shd w:fill="auto" w:val="clear"/>
+        </w:rPr>
+        <w:t>8. B → b</w:t>
       </w:r>
     </w:p>
     <w:p>
@@ -3821,18 +3571,7 @@
           <w:szCs w:val="20"/>
           <w:shd w:fill="auto" w:val="clear"/>
         </w:rPr>
-        <w:t xml:space="preserve">T → TAb </w:t>
-      </w:r>
-      <w:r>
-        <w:rPr>
-          <w:rFonts w:ascii="times" w:hAnsi="times"/>
-          <w:b w:val="false"/>
-          <w:bCs w:val="false"/>
-          <w:sz w:val="20"/>
-          <w:szCs w:val="20"/>
-          <w:shd w:fill="auto" w:val="clear"/>
-        </w:rPr>
-        <w:t>(самолеворекурсивное)</w:t>
+        <w:t>T → TAb (самолеворекурсивное)</w:t>
       </w:r>
     </w:p>
     <w:p>
@@ -3874,126 +3613,89 @@
       </w:pPr>
       <w:r>
         <w:rPr>
-          <w:b w:val="false"/>
-          <w:bCs w:val="false"/>
-          <w:sz w:val="20"/>
-          <w:szCs w:val="20"/>
-          <w:shd w:fill="auto" w:val="clear"/>
-        </w:rPr>
-      </w:r>
-    </w:p>
-    <w:p>
-      <w:pPr>
-        <w:pStyle w:val="Normal"/>
-        <w:bidi w:val="0"/>
-        <w:spacing w:before="0" w:after="0"/>
-        <w:jc w:val="start"/>
-        <w:rPr>
-          <w:b w:val="false"/>
-          <w:bCs w:val="false"/>
-          <w:sz w:val="20"/>
-          <w:szCs w:val="20"/>
-          <w:highlight w:val="none"/>
-          <w:shd w:fill="auto" w:val="clear"/>
-        </w:rPr>
-      </w:pPr>
-      <w:r>
-        <w:rPr>
-          <w:rFonts w:ascii="times" w:hAnsi="times"/>
-          <w:b w:val="false"/>
-          <w:bCs w:val="false"/>
-          <w:sz w:val="20"/>
-          <w:szCs w:val="20"/>
-          <w:shd w:fill="auto" w:val="clear"/>
-        </w:rPr>
-        <w:t xml:space="preserve">Избавимся от  </w:t>
-      </w:r>
-      <w:r>
-        <w:rPr>
-          <w:rFonts w:ascii="times" w:hAnsi="times"/>
-          <w:b w:val="false"/>
-          <w:bCs w:val="false"/>
-          <w:sz w:val="20"/>
-          <w:szCs w:val="20"/>
-          <w:shd w:fill="auto" w:val="clear"/>
-        </w:rPr>
-        <w:t>самолеворекурсивного и получим:</w:t>
-      </w:r>
-    </w:p>
-    <w:p>
-      <w:pPr>
-        <w:pStyle w:val="Normal"/>
-        <w:bidi w:val="0"/>
-        <w:spacing w:before="0" w:after="0"/>
-        <w:jc w:val="start"/>
-        <w:rPr>
-          <w:b w:val="false"/>
-          <w:bCs w:val="false"/>
-          <w:sz w:val="20"/>
-          <w:szCs w:val="20"/>
-          <w:highlight w:val="none"/>
-          <w:shd w:fill="auto" w:val="clear"/>
-        </w:rPr>
-      </w:pPr>
-      <w:r>
-        <w:rPr>
-          <w:rFonts w:ascii="times" w:hAnsi="times"/>
-          <w:b w:val="false"/>
-          <w:bCs w:val="false"/>
-          <w:sz w:val="20"/>
-          <w:szCs w:val="20"/>
-          <w:shd w:fill="auto" w:val="clear"/>
-        </w:rPr>
-        <w:t>T → aD</w:t>
-      </w:r>
-      <w:r>
-        <w:rPr>
-          <w:rFonts w:ascii="times" w:hAnsi="times"/>
-          <w:b w:val="false"/>
-          <w:bCs w:val="false"/>
-          <w:sz w:val="20"/>
-          <w:szCs w:val="20"/>
-          <w:shd w:fill="auto" w:val="clear"/>
-        </w:rPr>
-        <w:t>N’</w:t>
-      </w:r>
-    </w:p>
-    <w:p>
-      <w:pPr>
-        <w:pStyle w:val="Normal"/>
-        <w:bidi w:val="0"/>
-        <w:spacing w:before="0" w:after="0"/>
-        <w:jc w:val="start"/>
-        <w:rPr>
-          <w:b w:val="false"/>
-          <w:bCs w:val="false"/>
-          <w:sz w:val="20"/>
-          <w:szCs w:val="20"/>
-          <w:highlight w:val="none"/>
-          <w:shd w:fill="auto" w:val="clear"/>
-        </w:rPr>
-      </w:pPr>
-      <w:r>
-        <w:rPr>
-          <w:rFonts w:ascii="times" w:hAnsi="times"/>
-          <w:b w:val="false"/>
-          <w:bCs w:val="false"/>
-          <w:sz w:val="20"/>
-          <w:szCs w:val="20"/>
-          <w:shd w:fill="auto" w:val="clear"/>
-        </w:rPr>
-        <w:t>T → b</w:t>
-      </w:r>
-      <w:r>
-        <w:rPr>
-          <w:rFonts w:ascii="times" w:hAnsi="times"/>
-          <w:b w:val="false"/>
-          <w:bCs w:val="false"/>
-          <w:sz w:val="20"/>
-          <w:szCs w:val="20"/>
-          <w:shd w:fill="auto" w:val="clear"/>
-        </w:rPr>
-        <w:t>N’</w:t>
+          <w:rFonts w:ascii="times" w:hAnsi="times"/>
+        </w:rPr>
+      </w:r>
+    </w:p>
+    <w:p>
+      <w:pPr>
+        <w:pStyle w:val="Normal"/>
+        <w:bidi w:val="0"/>
+        <w:spacing w:before="0" w:after="0"/>
+        <w:jc w:val="start"/>
+        <w:rPr>
+          <w:b w:val="false"/>
+          <w:bCs w:val="false"/>
+          <w:sz w:val="20"/>
+          <w:szCs w:val="20"/>
+          <w:highlight w:val="none"/>
+          <w:shd w:fill="auto" w:val="clear"/>
+        </w:rPr>
+      </w:pPr>
+      <w:r>
+        <w:rPr>
+          <w:rFonts w:ascii="times" w:hAnsi="times"/>
+          <w:b w:val="false"/>
+          <w:bCs w:val="false"/>
+          <w:sz w:val="20"/>
+          <w:szCs w:val="20"/>
+          <w:shd w:fill="auto" w:val="clear"/>
+        </w:rPr>
+        <w:t>Избавимся от  самолеворекурсивного и получим:</w:t>
+      </w:r>
+    </w:p>
+    <w:p>
+      <w:pPr>
+        <w:pStyle w:val="Normal"/>
+        <w:bidi w:val="0"/>
+        <w:spacing w:before="0" w:after="0"/>
+        <w:jc w:val="start"/>
+        <w:rPr>
+          <w:b w:val="false"/>
+          <w:bCs w:val="false"/>
+          <w:sz w:val="20"/>
+          <w:szCs w:val="20"/>
+          <w:highlight w:val="none"/>
+          <w:shd w:fill="auto" w:val="clear"/>
+        </w:rPr>
+      </w:pPr>
+      <w:r>
+        <w:rPr>
+          <w:rFonts w:ascii="times" w:hAnsi="times"/>
+          <w:b w:val="false"/>
+          <w:bCs w:val="false"/>
+          <w:sz w:val="20"/>
+          <w:szCs w:val="20"/>
+          <w:shd w:fill="auto" w:val="clear"/>
+        </w:rPr>
+        <w:t>T → aDN’</w:t>
+      </w:r>
+    </w:p>
+    <w:p>
+      <w:pPr>
+        <w:pStyle w:val="Normal"/>
+        <w:bidi w:val="0"/>
+        <w:spacing w:before="0" w:after="0"/>
+        <w:jc w:val="start"/>
+        <w:rPr>
+          <w:b w:val="false"/>
+          <w:bCs w:val="false"/>
+          <w:sz w:val="20"/>
+          <w:szCs w:val="20"/>
+          <w:highlight w:val="none"/>
+          <w:shd w:fill="auto" w:val="clear"/>
+        </w:rPr>
+      </w:pPr>
+      <w:r>
+        <w:rPr>
+          <w:rFonts w:ascii="times" w:hAnsi="times"/>
+          <w:b w:val="false"/>
+          <w:bCs w:val="false"/>
+          <w:sz w:val="20"/>
+          <w:szCs w:val="20"/>
+          <w:shd w:fill="auto" w:val="clear"/>
+        </w:rPr>
+        <w:t>T → bN’</w:t>
       </w:r>
     </w:p>
     <w:p>
@@ -4047,37 +3749,22 @@
           <w:szCs w:val="20"/>
           <w:shd w:fill="auto" w:val="clear"/>
         </w:rPr>
-        <w:t xml:space="preserve">N’ → </w:t>
-      </w:r>
-      <w:r>
-        <w:rPr>
-          <w:rFonts w:ascii="times" w:hAnsi="times"/>
-          <w:b w:val="false"/>
-          <w:bCs w:val="false"/>
-          <w:sz w:val="20"/>
-          <w:szCs w:val="20"/>
-          <w:shd w:fill="auto" w:val="clear"/>
-        </w:rPr>
-        <w:t>ε</w:t>
-      </w:r>
-    </w:p>
-    <w:p>
-      <w:pPr>
-        <w:pStyle w:val="Normal"/>
-        <w:bidi w:val="0"/>
-        <w:spacing w:before="0" w:after="0"/>
-        <w:jc w:val="start"/>
-        <w:rPr>
-          <w:rFonts w:ascii="times" w:hAnsi="times"/>
-        </w:rPr>
-      </w:pPr>
-      <w:r>
-        <w:rPr>
-          <w:b w:val="false"/>
-          <w:bCs w:val="false"/>
-          <w:sz w:val="20"/>
-          <w:szCs w:val="20"/>
-          <w:shd w:fill="auto" w:val="clear"/>
+        <w:t>N’ → ε</w:t>
+      </w:r>
+    </w:p>
+    <w:p>
+      <w:pPr>
+        <w:pStyle w:val="Normal"/>
+        <w:bidi w:val="0"/>
+        <w:spacing w:before="0" w:after="0"/>
+        <w:jc w:val="start"/>
+        <w:rPr>
+          <w:rFonts w:ascii="times" w:hAnsi="times"/>
+        </w:rPr>
+      </w:pPr>
+      <w:r>
+        <w:rPr>
+          <w:rFonts w:ascii="times" w:hAnsi="times"/>
         </w:rPr>
       </w:r>
     </w:p>
@@ -4166,9 +3853,7 @@
       </w:pPr>
       <w:r>
         <w:rPr>
-          <w:sz w:val="20"/>
-          <w:szCs w:val="20"/>
-          <w:shd w:fill="auto" w:val="clear"/>
+          <w:rFonts w:ascii="times" w:hAnsi="times"/>
         </w:rPr>
       </w:r>
     </w:p>
@@ -4363,88 +4048,757 @@
         </w:rPr>
       </w:pPr>
       <w:r>
+        <w:rPr>
+          <w:rFonts w:ascii="times" w:hAnsi="times"/>
+        </w:rPr>
+      </w:r>
+    </w:p>
+    <w:p>
+      <w:pPr>
+        <w:pStyle w:val="Normal"/>
+        <w:bidi w:val="0"/>
+        <w:spacing w:before="0" w:after="0"/>
+        <w:jc w:val="start"/>
+        <w:rPr>
+          <w:rFonts w:ascii="times" w:hAnsi="times"/>
+        </w:rPr>
+      </w:pPr>
+      <w:r>
+        <w:rPr>
+          <w:rFonts w:ascii="times" w:hAnsi="times"/>
+        </w:rPr>
+      </w:r>
+    </w:p>
+    <w:p>
+      <w:pPr>
+        <w:pStyle w:val="Normal"/>
+        <w:bidi w:val="0"/>
+        <w:spacing w:before="0" w:after="0"/>
+        <w:jc w:val="start"/>
+        <w:rPr>
+          <w:rFonts w:ascii="times" w:hAnsi="times"/>
+        </w:rPr>
+      </w:pPr>
+      <w:r>
+        <w:rPr>
+          <w:rFonts w:ascii="times" w:hAnsi="times"/>
+        </w:rPr>
+      </w:r>
+    </w:p>
+    <w:p>
+      <w:pPr>
+        <w:pStyle w:val="Normal"/>
+        <w:bidi w:val="0"/>
+        <w:spacing w:before="0" w:after="0"/>
+        <w:jc w:val="start"/>
+        <w:rPr>
+          <w:rFonts w:ascii="times" w:hAnsi="times"/>
+        </w:rPr>
+      </w:pPr>
+      <w:r>
+        <w:rPr>
+          <w:rFonts w:ascii="times" w:hAnsi="times"/>
+        </w:rPr>
+      </w:r>
+    </w:p>
+    <w:p>
+      <w:pPr>
+        <w:pStyle w:val="Normal"/>
+        <w:bidi w:val="0"/>
+        <w:spacing w:before="0" w:after="0"/>
+        <w:jc w:val="start"/>
         <w:rPr>
           <w:b/>
           <w:bCs/>
           <w:sz w:val="20"/>
           <w:szCs w:val="20"/>
-          <w:shd w:fill="auto" w:val="clear"/>
-        </w:rPr>
-      </w:r>
-    </w:p>
-    <w:p>
-      <w:pPr>
-        <w:pStyle w:val="Normal"/>
-        <w:bidi w:val="0"/>
-        <w:spacing w:before="0" w:after="0"/>
-        <w:jc w:val="start"/>
-        <w:rPr>
-          <w:rFonts w:ascii="times" w:hAnsi="times"/>
-        </w:rPr>
-      </w:pPr>
-      <w:r>
-        <w:rPr>
+          <w:highlight w:val="none"/>
+          <w:shd w:fill="auto" w:val="clear"/>
+        </w:rPr>
+      </w:pPr>
+      <w:r>
+        <w:rPr>
+          <w:rFonts w:ascii="times" w:hAnsi="times"/>
           <w:b/>
           <w:bCs/>
           <w:sz w:val="20"/>
           <w:szCs w:val="20"/>
           <w:shd w:fill="auto" w:val="clear"/>
         </w:rPr>
-      </w:r>
-    </w:p>
-    <w:p>
-      <w:pPr>
-        <w:pStyle w:val="Normal"/>
-        <w:bidi w:val="0"/>
-        <w:spacing w:before="0" w:after="0"/>
-        <w:jc w:val="start"/>
-        <w:rPr>
-          <w:rFonts w:ascii="times" w:hAnsi="times"/>
-        </w:rPr>
-      </w:pPr>
-      <w:r>
+        <w:t>3. A</w:t>
+      </w:r>
+    </w:p>
+    <w:p>
+      <w:pPr>
+        <w:pStyle w:val="Normal"/>
+        <w:bidi w:val="0"/>
+        <w:spacing w:before="0" w:after="0"/>
+        <w:jc w:val="start"/>
+        <w:rPr>
+          <w:sz w:val="20"/>
+          <w:szCs w:val="20"/>
+          <w:highlight w:val="none"/>
+          <w:shd w:fill="auto" w:val="clear"/>
+        </w:rPr>
+      </w:pPr>
+      <w:r>
+        <w:rPr>
+          <w:rFonts w:ascii="times" w:hAnsi="times"/>
+          <w:sz w:val="20"/>
+          <w:szCs w:val="20"/>
+          <w:shd w:fill="auto" w:val="clear"/>
+        </w:rPr>
+        <w:t>A → Bbb</w:t>
+      </w:r>
+    </w:p>
+    <w:p>
+      <w:pPr>
+        <w:pStyle w:val="Normal"/>
+        <w:bidi w:val="0"/>
+        <w:spacing w:before="0" w:after="0"/>
+        <w:jc w:val="start"/>
+        <w:rPr>
+          <w:sz w:val="20"/>
+          <w:szCs w:val="20"/>
+          <w:highlight w:val="none"/>
+          <w:shd w:fill="auto" w:val="clear"/>
+        </w:rPr>
+      </w:pPr>
+      <w:r>
+        <w:rPr>
+          <w:rFonts w:ascii="times" w:hAnsi="times"/>
+          <w:sz w:val="20"/>
+          <w:szCs w:val="20"/>
+          <w:shd w:fill="auto" w:val="clear"/>
+        </w:rPr>
+        <w:t>(</w:t>
+      </w:r>
+      <w:r>
+        <w:rPr>
+          <w:rFonts w:ascii="times" w:hAnsi="times"/>
+          <w:b w:val="false"/>
+          <w:bCs w:val="false"/>
+          <w:sz w:val="20"/>
+          <w:szCs w:val="20"/>
+          <w:shd w:fill="auto" w:val="clear"/>
+        </w:rPr>
+        <w:t>самолеворекурсивных нет</w:t>
+      </w:r>
+      <w:r>
+        <w:rPr>
+          <w:rFonts w:ascii="times" w:hAnsi="times"/>
+          <w:sz w:val="20"/>
+          <w:szCs w:val="20"/>
+          <w:shd w:fill="auto" w:val="clear"/>
+        </w:rPr>
+        <w:t>)</w:t>
+      </w:r>
+    </w:p>
+    <w:p>
+      <w:pPr>
+        <w:pStyle w:val="Normal"/>
+        <w:bidi w:val="0"/>
+        <w:spacing w:before="0" w:after="0"/>
+        <w:jc w:val="start"/>
+        <w:rPr>
+          <w:rFonts w:ascii="times" w:hAnsi="times"/>
+        </w:rPr>
+      </w:pPr>
+      <w:r>
+        <w:rPr>
+          <w:rFonts w:ascii="times" w:hAnsi="times"/>
+        </w:rPr>
+      </w:r>
+    </w:p>
+    <w:p>
+      <w:pPr>
+        <w:pStyle w:val="Normal"/>
+        <w:bidi w:val="0"/>
+        <w:spacing w:before="0" w:after="0"/>
+        <w:jc w:val="start"/>
         <w:rPr>
           <w:b/>
           <w:bCs/>
           <w:sz w:val="20"/>
           <w:szCs w:val="20"/>
-          <w:shd w:fill="auto" w:val="clear"/>
-        </w:rPr>
-      </w:r>
-    </w:p>
-    <w:p>
-      <w:pPr>
-        <w:pStyle w:val="Normal"/>
-        <w:bidi w:val="0"/>
-        <w:spacing w:before="0" w:after="0"/>
-        <w:jc w:val="start"/>
-        <w:rPr>
-          <w:rFonts w:ascii="times" w:hAnsi="times"/>
-        </w:rPr>
-      </w:pPr>
-      <w:r>
-        <w:rPr>
+          <w:highlight w:val="none"/>
+          <w:shd w:fill="auto" w:val="clear"/>
+        </w:rPr>
+      </w:pPr>
+      <w:r>
+        <w:rPr>
+          <w:rFonts w:ascii="times" w:hAnsi="times"/>
           <w:b/>
           <w:bCs/>
           <w:sz w:val="20"/>
           <w:szCs w:val="20"/>
           <w:shd w:fill="auto" w:val="clear"/>
         </w:rPr>
-      </w:r>
-    </w:p>
-    <w:p>
-      <w:pPr>
-        <w:pStyle w:val="Normal"/>
-        <w:bidi w:val="0"/>
-        <w:spacing w:before="0" w:after="0"/>
-        <w:jc w:val="start"/>
-        <w:rPr>
+        <w:t>4. B</w:t>
+      </w:r>
+    </w:p>
+    <w:p>
+      <w:pPr>
+        <w:pStyle w:val="Normal"/>
+        <w:bidi w:val="0"/>
+        <w:spacing w:before="0" w:after="0"/>
+        <w:jc w:val="start"/>
+        <w:rPr>
+          <w:sz w:val="20"/>
+          <w:szCs w:val="20"/>
+          <w:highlight w:val="none"/>
+          <w:shd w:fill="auto" w:val="clear"/>
+        </w:rPr>
+      </w:pPr>
+      <w:r>
+        <w:rPr>
+          <w:rFonts w:ascii="times" w:hAnsi="times"/>
+          <w:sz w:val="20"/>
+          <w:szCs w:val="20"/>
+          <w:shd w:fill="auto" w:val="clear"/>
+        </w:rPr>
+        <w:t>B → TAb</w:t>
+      </w:r>
+    </w:p>
+    <w:p>
+      <w:pPr>
+        <w:pStyle w:val="Normal"/>
+        <w:bidi w:val="0"/>
+        <w:spacing w:before="0" w:after="0"/>
+        <w:jc w:val="start"/>
+        <w:rPr>
+          <w:sz w:val="20"/>
+          <w:szCs w:val="20"/>
+          <w:highlight w:val="none"/>
+          <w:shd w:fill="auto" w:val="clear"/>
+        </w:rPr>
+      </w:pPr>
+      <w:r>
+        <w:rPr>
+          <w:rFonts w:ascii="times" w:hAnsi="times"/>
+          <w:sz w:val="20"/>
+          <w:szCs w:val="20"/>
+          <w:shd w:fill="auto" w:val="clear"/>
+        </w:rPr>
+        <w:t>B → b</w:t>
+      </w:r>
+    </w:p>
+    <w:p>
+      <w:pPr>
+        <w:pStyle w:val="Normal"/>
+        <w:bidi w:val="0"/>
+        <w:spacing w:before="0" w:after="0"/>
+        <w:jc w:val="start"/>
+        <w:rPr>
+          <w:rFonts w:ascii="times" w:hAnsi="times"/>
+        </w:rPr>
+      </w:pPr>
+      <w:r>
+        <w:rPr>
+          <w:rFonts w:ascii="times" w:hAnsi="times"/>
+        </w:rPr>
+      </w:r>
+    </w:p>
+    <w:p>
+      <w:pPr>
+        <w:pStyle w:val="BodyText"/>
+        <w:bidi w:val="0"/>
+        <w:spacing w:before="0" w:after="0"/>
+        <w:jc w:val="start"/>
+        <w:rPr>
+          <w:sz w:val="20"/>
+          <w:szCs w:val="20"/>
+          <w:highlight w:val="none"/>
+          <w:shd w:fill="auto" w:val="clear"/>
+        </w:rPr>
+      </w:pPr>
+      <w:r>
+        <w:rPr>
+          <w:rFonts w:ascii="times" w:hAnsi="times"/>
+          <w:sz w:val="20"/>
+          <w:szCs w:val="20"/>
+          <w:shd w:fill="auto" w:val="clear"/>
+        </w:rPr>
+        <w:t xml:space="preserve">Заменяем T в B → TAb: </w:t>
+      </w:r>
+    </w:p>
+    <w:p>
+      <w:pPr>
+        <w:pStyle w:val="BodyText"/>
+        <w:bidi w:val="0"/>
+        <w:spacing w:before="0" w:after="0"/>
+        <w:jc w:val="start"/>
+        <w:rPr>
+          <w:sz w:val="20"/>
+          <w:szCs w:val="20"/>
+          <w:highlight w:val="none"/>
+          <w:shd w:fill="auto" w:val="clear"/>
+        </w:rPr>
+      </w:pPr>
+      <w:r>
+        <w:rPr>
+          <w:sz w:val="20"/>
+          <w:szCs w:val="20"/>
+          <w:shd w:fill="auto" w:val="clear"/>
+        </w:rPr>
+        <w:t xml:space="preserve">Из T → aDN': B → aDN'Ab </w:t>
+      </w:r>
+    </w:p>
+    <w:p>
+      <w:pPr>
+        <w:pStyle w:val="BodyText"/>
+        <w:bidi w:val="0"/>
+        <w:spacing w:before="0" w:after="0"/>
+        <w:jc w:val="start"/>
+        <w:rPr>
+          <w:sz w:val="20"/>
+          <w:szCs w:val="20"/>
+          <w:highlight w:val="none"/>
+          <w:shd w:fill="auto" w:val="clear"/>
+        </w:rPr>
+      </w:pPr>
+      <w:r>
+        <w:rPr>
+          <w:sz w:val="20"/>
+          <w:szCs w:val="20"/>
+          <w:shd w:fill="auto" w:val="clear"/>
+        </w:rPr>
+        <w:t xml:space="preserve">Из T → bN': B → bN'Ab </w:t>
+      </w:r>
+    </w:p>
+    <w:p>
+      <w:pPr>
+        <w:pStyle w:val="BodyText"/>
+        <w:bidi w:val="0"/>
+        <w:spacing w:before="0" w:after="0"/>
+        <w:jc w:val="start"/>
+        <w:rPr>
+          <w:sz w:val="20"/>
+          <w:szCs w:val="20"/>
+          <w:highlight w:val="none"/>
+          <w:shd w:fill="auto" w:val="clear"/>
+        </w:rPr>
+      </w:pPr>
+      <w:r>
+        <w:rPr>
+          <w:sz w:val="20"/>
+          <w:szCs w:val="20"/>
+          <w:shd w:fill="auto" w:val="clear"/>
+        </w:rPr>
+        <w:t>Старое правило B → b остаётся без изменений.</w:t>
+      </w:r>
+    </w:p>
+    <w:p>
+      <w:pPr>
+        <w:pStyle w:val="Normal"/>
+        <w:bidi w:val="0"/>
+        <w:spacing w:before="0" w:after="0"/>
+        <w:jc w:val="start"/>
+        <w:rPr>
+          <w:rFonts w:ascii="times" w:hAnsi="times"/>
+        </w:rPr>
+      </w:pPr>
+      <w:r>
+        <w:rPr>
+          <w:rFonts w:ascii="times" w:hAnsi="times"/>
+        </w:rPr>
+      </w:r>
+    </w:p>
+    <w:p>
+      <w:pPr>
+        <w:pStyle w:val="BodyText"/>
+        <w:bidi w:val="0"/>
+        <w:spacing w:before="0" w:after="0"/>
+        <w:jc w:val="start"/>
+        <w:rPr>
+          <w:sz w:val="20"/>
+          <w:szCs w:val="20"/>
+          <w:highlight w:val="none"/>
+          <w:shd w:fill="auto" w:val="clear"/>
+        </w:rPr>
+      </w:pPr>
+      <w:r>
+        <w:rPr>
+          <w:rFonts w:ascii="times" w:hAnsi="times"/>
+          <w:sz w:val="20"/>
+          <w:szCs w:val="20"/>
+          <w:shd w:fill="auto" w:val="clear"/>
+        </w:rPr>
+        <w:t xml:space="preserve">B → aDN'Ab </w:t>
+      </w:r>
+    </w:p>
+    <w:p>
+      <w:pPr>
+        <w:pStyle w:val="BodyText"/>
+        <w:bidi w:val="0"/>
+        <w:spacing w:before="0" w:after="0"/>
+        <w:jc w:val="start"/>
+        <w:rPr>
+          <w:sz w:val="20"/>
+          <w:szCs w:val="20"/>
+          <w:highlight w:val="none"/>
+          <w:shd w:fill="auto" w:val="clear"/>
+        </w:rPr>
+      </w:pPr>
+      <w:r>
+        <w:rPr>
+          <w:rFonts w:ascii="times" w:hAnsi="times"/>
+          <w:sz w:val="20"/>
+          <w:szCs w:val="20"/>
+          <w:shd w:fill="auto" w:val="clear"/>
+        </w:rPr>
+        <w:t xml:space="preserve">B → bN'Ab </w:t>
+      </w:r>
+    </w:p>
+    <w:p>
+      <w:pPr>
+        <w:pStyle w:val="BodyText"/>
+        <w:bidi w:val="0"/>
+        <w:spacing w:before="0" w:after="0"/>
+        <w:jc w:val="start"/>
+        <w:rPr>
+          <w:sz w:val="20"/>
+          <w:szCs w:val="20"/>
+          <w:highlight w:val="none"/>
+          <w:shd w:fill="auto" w:val="clear"/>
+        </w:rPr>
+      </w:pPr>
+      <w:r>
+        <w:rPr>
+          <w:rFonts w:ascii="times" w:hAnsi="times"/>
+          <w:sz w:val="20"/>
+          <w:szCs w:val="20"/>
+          <w:shd w:fill="auto" w:val="clear"/>
+        </w:rPr>
+        <w:t>B → b</w:t>
+      </w:r>
+    </w:p>
+    <w:p>
+      <w:pPr>
+        <w:pStyle w:val="Normal"/>
+        <w:bidi w:val="0"/>
+        <w:spacing w:before="0" w:after="0"/>
+        <w:jc w:val="start"/>
+        <w:rPr>
+          <w:rFonts w:ascii="times" w:hAnsi="times"/>
+        </w:rPr>
+      </w:pPr>
+      <w:r>
+        <w:rPr>
+          <w:rFonts w:ascii="times" w:hAnsi="times"/>
+        </w:rPr>
+      </w:r>
+    </w:p>
+    <w:p>
+      <w:pPr>
+        <w:pStyle w:val="Normal"/>
+        <w:bidi w:val="0"/>
+        <w:spacing w:before="0" w:after="0"/>
+        <w:jc w:val="start"/>
+        <w:rPr>
+          <w:sz w:val="20"/>
+          <w:szCs w:val="20"/>
+          <w:highlight w:val="none"/>
+          <w:shd w:fill="auto" w:val="clear"/>
+        </w:rPr>
+      </w:pPr>
+      <w:r>
+        <w:rPr>
+          <w:rFonts w:ascii="times" w:hAnsi="times"/>
+          <w:sz w:val="20"/>
+          <w:szCs w:val="20"/>
+          <w:shd w:fill="auto" w:val="clear"/>
+        </w:rPr>
+        <w:t>Выпишем итоговую грамматику G4:</w:t>
+      </w:r>
+    </w:p>
+    <w:p>
+      <w:pPr>
+        <w:pStyle w:val="Normal"/>
+        <w:bidi w:val="0"/>
+        <w:spacing w:before="0" w:after="0"/>
+        <w:jc w:val="start"/>
+        <w:rPr>
+          <w:b w:val="false"/>
+          <w:bCs w:val="false"/>
+          <w:sz w:val="20"/>
+          <w:szCs w:val="20"/>
+          <w:highlight w:val="none"/>
+          <w:shd w:fill="auto" w:val="clear"/>
+        </w:rPr>
+      </w:pPr>
+      <w:r>
+        <w:rPr>
+          <w:rFonts w:ascii="times" w:hAnsi="times"/>
+          <w:b w:val="false"/>
+          <w:bCs w:val="false"/>
+          <w:sz w:val="20"/>
+          <w:szCs w:val="20"/>
+          <w:shd w:fill="auto" w:val="clear"/>
+        </w:rPr>
+        <w:t>1. T → aDN’</w:t>
+      </w:r>
+    </w:p>
+    <w:p>
+      <w:pPr>
+        <w:pStyle w:val="Normal"/>
+        <w:bidi w:val="0"/>
+        <w:spacing w:before="0" w:after="0"/>
+        <w:jc w:val="start"/>
+        <w:rPr>
+          <w:b w:val="false"/>
+          <w:bCs w:val="false"/>
+          <w:sz w:val="20"/>
+          <w:szCs w:val="20"/>
+          <w:highlight w:val="none"/>
+          <w:shd w:fill="auto" w:val="clear"/>
+        </w:rPr>
+      </w:pPr>
+      <w:r>
+        <w:rPr>
+          <w:rFonts w:ascii="times" w:hAnsi="times"/>
+          <w:b w:val="false"/>
+          <w:bCs w:val="false"/>
+          <w:sz w:val="20"/>
+          <w:szCs w:val="20"/>
+          <w:shd w:fill="auto" w:val="clear"/>
+        </w:rPr>
+        <w:t>2. T → bN’</w:t>
+      </w:r>
+    </w:p>
+    <w:p>
+      <w:pPr>
+        <w:pStyle w:val="Normal"/>
+        <w:bidi w:val="0"/>
+        <w:spacing w:before="0" w:after="0"/>
+        <w:jc w:val="start"/>
+        <w:rPr>
+          <w:b w:val="false"/>
+          <w:bCs w:val="false"/>
+          <w:sz w:val="20"/>
+          <w:szCs w:val="20"/>
+          <w:highlight w:val="none"/>
+          <w:shd w:fill="auto" w:val="clear"/>
+        </w:rPr>
+      </w:pPr>
+      <w:r>
+        <w:rPr>
+          <w:rFonts w:ascii="times" w:hAnsi="times"/>
+          <w:b w:val="false"/>
+          <w:bCs w:val="false"/>
+          <w:sz w:val="20"/>
+          <w:szCs w:val="20"/>
+          <w:shd w:fill="auto" w:val="clear"/>
+        </w:rPr>
+        <w:t>3. N’ → AbN’</w:t>
+      </w:r>
+    </w:p>
+    <w:p>
+      <w:pPr>
+        <w:pStyle w:val="Normal"/>
+        <w:bidi w:val="0"/>
+        <w:spacing w:before="0" w:after="0"/>
+        <w:jc w:val="start"/>
+        <w:rPr>
+          <w:b w:val="false"/>
+          <w:bCs w:val="false"/>
+          <w:sz w:val="20"/>
+          <w:szCs w:val="20"/>
+          <w:highlight w:val="none"/>
+          <w:shd w:fill="auto" w:val="clear"/>
+        </w:rPr>
+      </w:pPr>
+      <w:r>
+        <w:rPr>
+          <w:rFonts w:ascii="times" w:hAnsi="times"/>
+          <w:b w:val="false"/>
+          <w:bCs w:val="false"/>
+          <w:sz w:val="20"/>
+          <w:szCs w:val="20"/>
+          <w:shd w:fill="auto" w:val="clear"/>
+        </w:rPr>
+        <w:t>4. N’ → ε</w:t>
+      </w:r>
+    </w:p>
+    <w:p>
+      <w:pPr>
+        <w:pStyle w:val="BodyText"/>
+        <w:bidi w:val="0"/>
+        <w:spacing w:before="0" w:after="0"/>
+        <w:jc w:val="start"/>
+        <w:rPr>
+          <w:sz w:val="20"/>
+          <w:szCs w:val="20"/>
+          <w:highlight w:val="none"/>
+          <w:shd w:fill="auto" w:val="clear"/>
+        </w:rPr>
+      </w:pPr>
+      <w:r>
+        <w:rPr>
+          <w:rFonts w:ascii="times" w:hAnsi="times"/>
+          <w:sz w:val="20"/>
+          <w:szCs w:val="20"/>
+          <w:shd w:fill="auto" w:val="clear"/>
+        </w:rPr>
+        <w:t xml:space="preserve">5. D → aDN'Ab </w:t>
+      </w:r>
+    </w:p>
+    <w:p>
+      <w:pPr>
+        <w:pStyle w:val="BodyText"/>
+        <w:bidi w:val="0"/>
+        <w:spacing w:before="0" w:after="0"/>
+        <w:jc w:val="start"/>
+        <w:rPr>
+          <w:sz w:val="20"/>
+          <w:szCs w:val="20"/>
+          <w:highlight w:val="none"/>
+          <w:shd w:fill="auto" w:val="clear"/>
+        </w:rPr>
+      </w:pPr>
+      <w:r>
+        <w:rPr>
+          <w:rFonts w:ascii="times" w:hAnsi="times"/>
+          <w:sz w:val="20"/>
+          <w:szCs w:val="20"/>
+          <w:shd w:fill="auto" w:val="clear"/>
+        </w:rPr>
+        <w:t xml:space="preserve">6. D → bN'Ab </w:t>
+      </w:r>
+    </w:p>
+    <w:p>
+      <w:pPr>
+        <w:pStyle w:val="Normal"/>
+        <w:bidi w:val="0"/>
+        <w:spacing w:before="0" w:after="0"/>
+        <w:jc w:val="start"/>
+        <w:rPr>
+          <w:sz w:val="20"/>
+          <w:szCs w:val="20"/>
+          <w:highlight w:val="none"/>
+          <w:shd w:fill="auto" w:val="clear"/>
+        </w:rPr>
+      </w:pPr>
+      <w:r>
+        <w:rPr>
+          <w:rFonts w:ascii="times" w:hAnsi="times"/>
+          <w:sz w:val="20"/>
+          <w:szCs w:val="20"/>
+          <w:shd w:fill="auto" w:val="clear"/>
+        </w:rPr>
+        <w:t>7. D → b</w:t>
+      </w:r>
+    </w:p>
+    <w:p>
+      <w:pPr>
+        <w:pStyle w:val="Normal"/>
+        <w:bidi w:val="0"/>
+        <w:spacing w:before="0" w:after="0"/>
+        <w:jc w:val="start"/>
+        <w:rPr>
+          <w:b w:val="false"/>
+          <w:bCs w:val="false"/>
+          <w:sz w:val="20"/>
+          <w:szCs w:val="20"/>
+          <w:highlight w:val="none"/>
+          <w:shd w:fill="auto" w:val="clear"/>
+        </w:rPr>
+      </w:pPr>
+      <w:r>
+        <w:rPr>
+          <w:rFonts w:ascii="times" w:hAnsi="times"/>
+          <w:b w:val="false"/>
+          <w:bCs w:val="false"/>
+          <w:sz w:val="20"/>
+          <w:szCs w:val="20"/>
+          <w:shd w:fill="auto" w:val="clear"/>
+        </w:rPr>
+        <w:t>8. A → Bbb</w:t>
+      </w:r>
+    </w:p>
+    <w:p>
+      <w:pPr>
+        <w:pStyle w:val="BodyText"/>
+        <w:bidi w:val="0"/>
+        <w:spacing w:before="0" w:after="0"/>
+        <w:jc w:val="start"/>
+        <w:rPr>
+          <w:sz w:val="20"/>
+          <w:szCs w:val="20"/>
+          <w:highlight w:val="none"/>
+          <w:shd w:fill="auto" w:val="clear"/>
+        </w:rPr>
+      </w:pPr>
+      <w:r>
+        <w:rPr>
+          <w:rFonts w:ascii="times" w:hAnsi="times"/>
+          <w:sz w:val="20"/>
+          <w:szCs w:val="20"/>
+          <w:shd w:fill="auto" w:val="clear"/>
+        </w:rPr>
+        <w:t xml:space="preserve">9. B → aDN'Ab </w:t>
+      </w:r>
+    </w:p>
+    <w:p>
+      <w:pPr>
+        <w:pStyle w:val="BodyText"/>
+        <w:bidi w:val="0"/>
+        <w:spacing w:before="0" w:after="0"/>
+        <w:jc w:val="start"/>
+        <w:rPr>
+          <w:sz w:val="20"/>
+          <w:szCs w:val="20"/>
+          <w:highlight w:val="none"/>
+          <w:shd w:fill="auto" w:val="clear"/>
+        </w:rPr>
+      </w:pPr>
+      <w:r>
+        <w:rPr>
+          <w:rFonts w:ascii="times" w:hAnsi="times"/>
+          <w:sz w:val="20"/>
+          <w:szCs w:val="20"/>
+          <w:shd w:fill="auto" w:val="clear"/>
+        </w:rPr>
+        <w:t xml:space="preserve">10. B → bN'Ab </w:t>
+      </w:r>
+    </w:p>
+    <w:p>
+      <w:pPr>
+        <w:pStyle w:val="BodyText"/>
+        <w:bidi w:val="0"/>
+        <w:spacing w:before="0" w:after="0"/>
+        <w:jc w:val="start"/>
+        <w:rPr>
+          <w:b w:val="false"/>
+          <w:bCs w:val="false"/>
+          <w:sz w:val="20"/>
+          <w:szCs w:val="20"/>
+          <w:highlight w:val="none"/>
+          <w:shd w:fill="auto" w:val="clear"/>
+        </w:rPr>
+      </w:pPr>
+      <w:r>
+        <w:rPr>
+          <w:rFonts w:ascii="times" w:hAnsi="times"/>
+          <w:b w:val="false"/>
+          <w:bCs w:val="false"/>
+          <w:sz w:val="20"/>
+          <w:szCs w:val="20"/>
+          <w:shd w:fill="auto" w:val="clear"/>
+        </w:rPr>
+        <w:t>11. B → b</w:t>
+      </w:r>
+    </w:p>
+    <w:p>
+      <w:pPr>
+        <w:pStyle w:val="Normal"/>
+        <w:bidi w:val="0"/>
+        <w:spacing w:before="0" w:after="0"/>
+        <w:jc w:val="start"/>
+        <w:rPr>
+          <w:rFonts w:ascii="times" w:hAnsi="times"/>
           <w:b/>
           <w:bCs/>
-          <w:sz w:val="20"/>
-          <w:szCs w:val="20"/>
-          <w:highlight w:val="none"/>
-          <w:shd w:fill="auto" w:val="clear"/>
         </w:rPr>
       </w:pPr>
       <w:r>
@@ -4452,868 +4806,47 @@
           <w:rFonts w:ascii="times" w:hAnsi="times"/>
           <w:b/>
           <w:bCs/>
-          <w:sz w:val="20"/>
-          <w:szCs w:val="20"/>
-          <w:shd w:fill="auto" w:val="clear"/>
-        </w:rPr>
-        <w:t>3. A</w:t>
-      </w:r>
-    </w:p>
-    <w:p>
-      <w:pPr>
-        <w:pStyle w:val="Normal"/>
-        <w:bidi w:val="0"/>
-        <w:spacing w:before="0" w:after="0"/>
-        <w:jc w:val="start"/>
-        <w:rPr>
-          <w:sz w:val="20"/>
-          <w:szCs w:val="20"/>
-          <w:highlight w:val="none"/>
-          <w:shd w:fill="auto" w:val="clear"/>
-        </w:rPr>
-      </w:pPr>
-      <w:r>
-        <w:rPr>
-          <w:rFonts w:ascii="times" w:hAnsi="times"/>
-          <w:sz w:val="20"/>
-          <w:szCs w:val="20"/>
-          <w:shd w:fill="auto" w:val="clear"/>
-        </w:rPr>
-        <w:t>A → Bbb</w:t>
-      </w:r>
-    </w:p>
-    <w:p>
-      <w:pPr>
-        <w:pStyle w:val="Normal"/>
-        <w:bidi w:val="0"/>
-        <w:spacing w:before="0" w:after="0"/>
-        <w:jc w:val="start"/>
-        <w:rPr>
-          <w:sz w:val="20"/>
-          <w:szCs w:val="20"/>
-          <w:highlight w:val="none"/>
-          <w:shd w:fill="auto" w:val="clear"/>
-        </w:rPr>
-      </w:pPr>
-      <w:r>
-        <w:rPr>
-          <w:rFonts w:ascii="times" w:hAnsi="times"/>
-          <w:sz w:val="20"/>
-          <w:szCs w:val="20"/>
-          <w:shd w:fill="auto" w:val="clear"/>
-        </w:rPr>
-        <w:t>(</w:t>
-      </w:r>
-      <w:r>
-        <w:rPr>
-          <w:rFonts w:ascii="times" w:hAnsi="times"/>
-          <w:b w:val="false"/>
-          <w:bCs w:val="false"/>
-          <w:sz w:val="20"/>
-          <w:szCs w:val="20"/>
-          <w:shd w:fill="auto" w:val="clear"/>
-        </w:rPr>
-        <w:t>самолеворекурсивных нет</w:t>
-      </w:r>
-      <w:r>
-        <w:rPr>
-          <w:rFonts w:ascii="times" w:hAnsi="times"/>
-          <w:sz w:val="20"/>
-          <w:szCs w:val="20"/>
-          <w:shd w:fill="auto" w:val="clear"/>
-        </w:rPr>
-        <w:t>)</w:t>
-      </w:r>
-    </w:p>
-    <w:p>
-      <w:pPr>
-        <w:pStyle w:val="Normal"/>
-        <w:bidi w:val="0"/>
-        <w:spacing w:before="0" w:after="0"/>
-        <w:jc w:val="start"/>
-        <w:rPr>
-          <w:rFonts w:ascii="times" w:hAnsi="times"/>
-        </w:rPr>
-      </w:pPr>
-      <w:r>
-        <w:rPr>
+        </w:rPr>
+      </w:r>
+    </w:p>
+    <w:p>
+      <w:pPr>
+        <w:pStyle w:val="Normal"/>
+        <w:bidi w:val="0"/>
+        <w:spacing w:before="0" w:after="0"/>
+        <w:jc w:val="start"/>
+        <w:rPr>
+          <w:rFonts w:ascii="times" w:hAnsi="times"/>
           <w:b/>
           <w:bCs/>
-          <w:sz w:val="20"/>
-          <w:szCs w:val="20"/>
-          <w:shd w:fill="auto" w:val="clear"/>
-        </w:rPr>
-      </w:r>
-    </w:p>
-    <w:p>
-      <w:pPr>
-        <w:pStyle w:val="Normal"/>
-        <w:bidi w:val="0"/>
-        <w:spacing w:before="0" w:after="0"/>
-        <w:jc w:val="start"/>
-        <w:rPr>
+        </w:rPr>
+      </w:pPr>
+      <w:r>
+        <w:rPr>
+          <w:rFonts w:ascii="times" w:hAnsi="times"/>
           <w:b/>
           <w:bCs/>
-          <w:sz w:val="20"/>
-          <w:szCs w:val="20"/>
-          <w:highlight w:val="none"/>
-          <w:shd w:fill="auto" w:val="clear"/>
-        </w:rPr>
-      </w:pPr>
-      <w:r>
+        </w:rPr>
+      </w:r>
+    </w:p>
+    <w:p>
+      <w:pPr>
+        <w:pStyle w:val="Normal"/>
+        <w:bidi w:val="0"/>
+        <w:spacing w:before="0" w:after="0"/>
+        <w:jc w:val="start"/>
         <w:rPr>
           <w:rFonts w:ascii="times" w:hAnsi="times"/>
           <w:b/>
           <w:bCs/>
-          <w:sz w:val="20"/>
-          <w:szCs w:val="20"/>
-          <w:shd w:fill="auto" w:val="clear"/>
-        </w:rPr>
-        <w:t>4. B</w:t>
-      </w:r>
-    </w:p>
-    <w:p>
-      <w:pPr>
-        <w:pStyle w:val="Normal"/>
-        <w:bidi w:val="0"/>
-        <w:spacing w:before="0" w:after="0"/>
-        <w:jc w:val="start"/>
-        <w:rPr>
-          <w:sz w:val="20"/>
-          <w:szCs w:val="20"/>
-          <w:highlight w:val="none"/>
-          <w:shd w:fill="auto" w:val="clear"/>
-        </w:rPr>
-      </w:pPr>
-      <w:r>
-        <w:rPr>
-          <w:rFonts w:ascii="times" w:hAnsi="times"/>
-          <w:sz w:val="20"/>
-          <w:szCs w:val="20"/>
-          <w:shd w:fill="auto" w:val="clear"/>
-        </w:rPr>
-        <w:t>B → TAb</w:t>
-      </w:r>
-    </w:p>
-    <w:p>
-      <w:pPr>
-        <w:pStyle w:val="Normal"/>
-        <w:bidi w:val="0"/>
-        <w:spacing w:before="0" w:after="0"/>
-        <w:jc w:val="start"/>
-        <w:rPr>
-          <w:sz w:val="20"/>
-          <w:szCs w:val="20"/>
-          <w:highlight w:val="none"/>
-          <w:shd w:fill="auto" w:val="clear"/>
-        </w:rPr>
-      </w:pPr>
-      <w:r>
-        <w:rPr>
-          <w:rFonts w:ascii="times" w:hAnsi="times"/>
-          <w:sz w:val="20"/>
-          <w:szCs w:val="20"/>
-          <w:shd w:fill="auto" w:val="clear"/>
-        </w:rPr>
-        <w:t>B → b</w:t>
-      </w:r>
-    </w:p>
-    <w:p>
-      <w:pPr>
-        <w:pStyle w:val="Normal"/>
-        <w:bidi w:val="0"/>
-        <w:spacing w:before="0" w:after="0"/>
-        <w:jc w:val="start"/>
-        <w:rPr>
-          <w:rFonts w:ascii="times" w:hAnsi="times"/>
-        </w:rPr>
-      </w:pPr>
-      <w:r>
-        <w:rPr>
-          <w:sz w:val="20"/>
-          <w:szCs w:val="20"/>
-          <w:shd w:fill="auto" w:val="clear"/>
-        </w:rPr>
-      </w:r>
-    </w:p>
-    <w:p>
-      <w:pPr>
-        <w:pStyle w:val="BodyText"/>
-        <w:bidi w:val="0"/>
-        <w:spacing w:before="0" w:after="0"/>
-        <w:jc w:val="start"/>
-        <w:rPr>
-          <w:sz w:val="20"/>
-          <w:szCs w:val="20"/>
-          <w:highlight w:val="none"/>
-          <w:shd w:fill="auto" w:val="clear"/>
-        </w:rPr>
-      </w:pPr>
-      <w:r>
-        <w:rPr>
-          <w:rFonts w:ascii="times" w:hAnsi="times"/>
-          <w:sz w:val="20"/>
-          <w:szCs w:val="20"/>
-          <w:shd w:fill="auto" w:val="clear"/>
-        </w:rPr>
-        <w:t xml:space="preserve">Заменяем T в B → TAb: </w:t>
-      </w:r>
-    </w:p>
-    <w:p>
-      <w:pPr>
-        <w:pStyle w:val="BodyText"/>
-        <w:bidi w:val="0"/>
-        <w:spacing w:before="0" w:after="0"/>
-        <w:jc w:val="start"/>
-        <w:rPr>
-          <w:sz w:val="20"/>
-          <w:szCs w:val="20"/>
-          <w:highlight w:val="none"/>
-          <w:shd w:fill="auto" w:val="clear"/>
-        </w:rPr>
-      </w:pPr>
-      <w:r>
-        <w:rPr>
-          <w:sz w:val="20"/>
-          <w:szCs w:val="20"/>
-          <w:shd w:fill="auto" w:val="clear"/>
-        </w:rPr>
-        <w:t xml:space="preserve">Из T → aDN': B → aDN'Ab </w:t>
-      </w:r>
-    </w:p>
-    <w:p>
-      <w:pPr>
-        <w:pStyle w:val="BodyText"/>
-        <w:bidi w:val="0"/>
-        <w:spacing w:before="0" w:after="0"/>
-        <w:jc w:val="start"/>
-        <w:rPr>
-          <w:sz w:val="20"/>
-          <w:szCs w:val="20"/>
-          <w:highlight w:val="none"/>
-          <w:shd w:fill="auto" w:val="clear"/>
-        </w:rPr>
-      </w:pPr>
-      <w:r>
-        <w:rPr>
-          <w:sz w:val="20"/>
-          <w:szCs w:val="20"/>
-          <w:shd w:fill="auto" w:val="clear"/>
-        </w:rPr>
-        <w:t xml:space="preserve">Из T → bN': B → bN'Ab </w:t>
-      </w:r>
-    </w:p>
-    <w:p>
-      <w:pPr>
-        <w:pStyle w:val="BodyText"/>
-        <w:bidi w:val="0"/>
-        <w:spacing w:before="0" w:after="0"/>
-        <w:jc w:val="start"/>
-        <w:rPr>
-          <w:sz w:val="20"/>
-          <w:szCs w:val="20"/>
-          <w:highlight w:val="none"/>
-          <w:shd w:fill="auto" w:val="clear"/>
-        </w:rPr>
-      </w:pPr>
-      <w:r>
-        <w:rPr>
-          <w:sz w:val="20"/>
-          <w:szCs w:val="20"/>
-          <w:shd w:fill="auto" w:val="clear"/>
-        </w:rPr>
-        <w:t>Старое правило B → b остаётся без изменений.</w:t>
-      </w:r>
-    </w:p>
-    <w:p>
-      <w:pPr>
-        <w:pStyle w:val="Normal"/>
-        <w:bidi w:val="0"/>
-        <w:spacing w:before="0" w:after="0"/>
-        <w:jc w:val="start"/>
-        <w:rPr>
-          <w:rFonts w:ascii="times" w:hAnsi="times"/>
-        </w:rPr>
-      </w:pPr>
-      <w:r>
-        <w:rPr>
-          <w:sz w:val="20"/>
-          <w:szCs w:val="20"/>
-          <w:shd w:fill="auto" w:val="clear"/>
-        </w:rPr>
-      </w:r>
-    </w:p>
-    <w:p>
-      <w:pPr>
-        <w:pStyle w:val="BodyText"/>
-        <w:bidi w:val="0"/>
-        <w:spacing w:before="0" w:after="0"/>
-        <w:jc w:val="start"/>
-        <w:rPr>
-          <w:sz w:val="20"/>
-          <w:szCs w:val="20"/>
-          <w:highlight w:val="none"/>
-          <w:shd w:fill="auto" w:val="clear"/>
-        </w:rPr>
-      </w:pPr>
-      <w:r>
-        <w:rPr>
-          <w:rFonts w:ascii="times" w:hAnsi="times"/>
-          <w:sz w:val="20"/>
-          <w:szCs w:val="20"/>
-          <w:shd w:fill="auto" w:val="clear"/>
-        </w:rPr>
-        <w:t xml:space="preserve">B → aDN'Ab </w:t>
-      </w:r>
-    </w:p>
-    <w:p>
-      <w:pPr>
-        <w:pStyle w:val="BodyText"/>
-        <w:bidi w:val="0"/>
-        <w:spacing w:before="0" w:after="0"/>
-        <w:jc w:val="start"/>
-        <w:rPr>
-          <w:sz w:val="20"/>
-          <w:szCs w:val="20"/>
-          <w:highlight w:val="none"/>
-          <w:shd w:fill="auto" w:val="clear"/>
-        </w:rPr>
-      </w:pPr>
-      <w:r>
-        <w:rPr>
-          <w:rFonts w:ascii="times" w:hAnsi="times"/>
-          <w:sz w:val="20"/>
-          <w:szCs w:val="20"/>
-          <w:shd w:fill="auto" w:val="clear"/>
-        </w:rPr>
-        <w:t xml:space="preserve">B → bN'Ab </w:t>
-      </w:r>
-    </w:p>
-    <w:p>
-      <w:pPr>
-        <w:pStyle w:val="BodyText"/>
-        <w:bidi w:val="0"/>
-        <w:spacing w:before="0" w:after="0"/>
-        <w:jc w:val="start"/>
-        <w:rPr>
-          <w:sz w:val="20"/>
-          <w:szCs w:val="20"/>
-          <w:highlight w:val="none"/>
-          <w:shd w:fill="auto" w:val="clear"/>
-        </w:rPr>
-      </w:pPr>
-      <w:r>
-        <w:rPr>
-          <w:rFonts w:ascii="times" w:hAnsi="times"/>
-          <w:sz w:val="20"/>
-          <w:szCs w:val="20"/>
-          <w:shd w:fill="auto" w:val="clear"/>
-        </w:rPr>
-        <w:t>B → b</w:t>
-      </w:r>
-    </w:p>
-    <w:p>
-      <w:pPr>
-        <w:pStyle w:val="Normal"/>
-        <w:bidi w:val="0"/>
-        <w:spacing w:before="0" w:after="0"/>
-        <w:jc w:val="start"/>
-        <w:rPr>
-          <w:rFonts w:ascii="times" w:hAnsi="times"/>
-        </w:rPr>
-      </w:pPr>
-      <w:r>
-        <w:rPr>
-          <w:sz w:val="20"/>
-          <w:szCs w:val="20"/>
-          <w:shd w:fill="auto" w:val="clear"/>
-        </w:rPr>
-      </w:r>
-    </w:p>
-    <w:p>
-      <w:pPr>
-        <w:pStyle w:val="Normal"/>
-        <w:bidi w:val="0"/>
-        <w:spacing w:before="0" w:after="0"/>
-        <w:jc w:val="start"/>
-        <w:rPr>
-          <w:sz w:val="20"/>
-          <w:szCs w:val="20"/>
-          <w:highlight w:val="none"/>
-          <w:shd w:fill="auto" w:val="clear"/>
-        </w:rPr>
-      </w:pPr>
-      <w:r>
-        <w:rPr>
-          <w:rFonts w:ascii="times" w:hAnsi="times"/>
-          <w:sz w:val="20"/>
-          <w:szCs w:val="20"/>
-          <w:shd w:fill="auto" w:val="clear"/>
-        </w:rPr>
-        <w:t>Выпишем итоговую грамматику G4:</w:t>
-      </w:r>
-    </w:p>
-    <w:p>
-      <w:pPr>
-        <w:pStyle w:val="Normal"/>
-        <w:bidi w:val="0"/>
-        <w:spacing w:before="0" w:after="0"/>
-        <w:jc w:val="start"/>
-        <w:rPr>
-          <w:b w:val="false"/>
-          <w:bCs w:val="false"/>
-          <w:sz w:val="20"/>
-          <w:szCs w:val="20"/>
-          <w:highlight w:val="none"/>
-          <w:shd w:fill="auto" w:val="clear"/>
-        </w:rPr>
-      </w:pPr>
-      <w:r>
-        <w:rPr>
-          <w:rFonts w:ascii="times" w:hAnsi="times"/>
-          <w:b w:val="false"/>
-          <w:bCs w:val="false"/>
-          <w:sz w:val="20"/>
-          <w:szCs w:val="20"/>
-          <w:shd w:fill="auto" w:val="clear"/>
-        </w:rPr>
-        <w:t>1</w:t>
-      </w:r>
-      <w:r>
-        <w:rPr>
-          <w:rFonts w:ascii="times" w:hAnsi="times"/>
-          <w:b w:val="false"/>
-          <w:bCs w:val="false"/>
-          <w:sz w:val="20"/>
-          <w:szCs w:val="20"/>
-          <w:shd w:fill="auto" w:val="clear"/>
-        </w:rPr>
-        <w:t xml:space="preserve">. </w:t>
-      </w:r>
-      <w:r>
-        <w:rPr>
-          <w:rFonts w:ascii="times" w:hAnsi="times"/>
-          <w:b w:val="false"/>
-          <w:bCs w:val="false"/>
-          <w:sz w:val="20"/>
-          <w:szCs w:val="20"/>
-          <w:shd w:fill="auto" w:val="clear"/>
-        </w:rPr>
-        <w:t>T → aD</w:t>
-      </w:r>
-      <w:r>
-        <w:rPr>
-          <w:rFonts w:ascii="times" w:hAnsi="times"/>
-          <w:b w:val="false"/>
-          <w:bCs w:val="false"/>
-          <w:sz w:val="20"/>
-          <w:szCs w:val="20"/>
-          <w:shd w:fill="auto" w:val="clear"/>
-        </w:rPr>
-        <w:t>N’</w:t>
-      </w:r>
-    </w:p>
-    <w:p>
-      <w:pPr>
-        <w:pStyle w:val="Normal"/>
-        <w:bidi w:val="0"/>
-        <w:spacing w:before="0" w:after="0"/>
-        <w:jc w:val="start"/>
-        <w:rPr>
-          <w:b w:val="false"/>
-          <w:bCs w:val="false"/>
-          <w:sz w:val="20"/>
-          <w:szCs w:val="20"/>
-          <w:highlight w:val="none"/>
-          <w:shd w:fill="auto" w:val="clear"/>
-        </w:rPr>
-      </w:pPr>
-      <w:r>
-        <w:rPr>
-          <w:rFonts w:ascii="times" w:hAnsi="times"/>
-          <w:b w:val="false"/>
-          <w:bCs w:val="false"/>
-          <w:sz w:val="20"/>
-          <w:szCs w:val="20"/>
-          <w:shd w:fill="auto" w:val="clear"/>
-        </w:rPr>
-        <w:t>2</w:t>
-      </w:r>
-      <w:r>
-        <w:rPr>
-          <w:rFonts w:ascii="times" w:hAnsi="times"/>
-          <w:b w:val="false"/>
-          <w:bCs w:val="false"/>
-          <w:sz w:val="20"/>
-          <w:szCs w:val="20"/>
-          <w:shd w:fill="auto" w:val="clear"/>
-        </w:rPr>
-        <w:t xml:space="preserve">. </w:t>
-      </w:r>
-      <w:r>
-        <w:rPr>
-          <w:rFonts w:ascii="times" w:hAnsi="times"/>
-          <w:b w:val="false"/>
-          <w:bCs w:val="false"/>
-          <w:sz w:val="20"/>
-          <w:szCs w:val="20"/>
-          <w:shd w:fill="auto" w:val="clear"/>
-        </w:rPr>
-        <w:t>T → b</w:t>
-      </w:r>
-      <w:r>
-        <w:rPr>
-          <w:rFonts w:ascii="times" w:hAnsi="times"/>
-          <w:b w:val="false"/>
-          <w:bCs w:val="false"/>
-          <w:sz w:val="20"/>
-          <w:szCs w:val="20"/>
-          <w:shd w:fill="auto" w:val="clear"/>
-        </w:rPr>
-        <w:t>N’</w:t>
-      </w:r>
-    </w:p>
-    <w:p>
-      <w:pPr>
-        <w:pStyle w:val="Normal"/>
-        <w:bidi w:val="0"/>
-        <w:spacing w:before="0" w:after="0"/>
-        <w:jc w:val="start"/>
-        <w:rPr>
-          <w:b w:val="false"/>
-          <w:bCs w:val="false"/>
-          <w:sz w:val="20"/>
-          <w:szCs w:val="20"/>
-          <w:highlight w:val="none"/>
-          <w:shd w:fill="auto" w:val="clear"/>
-        </w:rPr>
-      </w:pPr>
-      <w:r>
-        <w:rPr>
-          <w:rFonts w:ascii="times" w:hAnsi="times"/>
-          <w:b w:val="false"/>
-          <w:bCs w:val="false"/>
-          <w:sz w:val="20"/>
-          <w:szCs w:val="20"/>
-          <w:shd w:fill="auto" w:val="clear"/>
-        </w:rPr>
-        <w:t>3</w:t>
-      </w:r>
-      <w:r>
-        <w:rPr>
-          <w:rFonts w:ascii="times" w:hAnsi="times"/>
-          <w:b w:val="false"/>
-          <w:bCs w:val="false"/>
-          <w:sz w:val="20"/>
-          <w:szCs w:val="20"/>
-          <w:shd w:fill="auto" w:val="clear"/>
-        </w:rPr>
-        <w:t>. N’ → AbN’</w:t>
-      </w:r>
-    </w:p>
-    <w:p>
-      <w:pPr>
-        <w:pStyle w:val="Normal"/>
-        <w:bidi w:val="0"/>
-        <w:spacing w:before="0" w:after="0"/>
-        <w:jc w:val="start"/>
-        <w:rPr>
-          <w:b w:val="false"/>
-          <w:bCs w:val="false"/>
-          <w:sz w:val="20"/>
-          <w:szCs w:val="20"/>
-          <w:highlight w:val="none"/>
-          <w:shd w:fill="auto" w:val="clear"/>
-        </w:rPr>
-      </w:pPr>
-      <w:r>
-        <w:rPr>
-          <w:rFonts w:ascii="times" w:hAnsi="times"/>
-          <w:b w:val="false"/>
-          <w:bCs w:val="false"/>
-          <w:sz w:val="20"/>
-          <w:szCs w:val="20"/>
-          <w:shd w:fill="auto" w:val="clear"/>
-        </w:rPr>
-        <w:t>4</w:t>
-      </w:r>
-      <w:r>
-        <w:rPr>
-          <w:rFonts w:ascii="times" w:hAnsi="times"/>
-          <w:b w:val="false"/>
-          <w:bCs w:val="false"/>
-          <w:sz w:val="20"/>
-          <w:szCs w:val="20"/>
-          <w:shd w:fill="auto" w:val="clear"/>
-        </w:rPr>
-        <w:t xml:space="preserve">. N’ → </w:t>
-      </w:r>
-      <w:r>
-        <w:rPr>
-          <w:rFonts w:ascii="times" w:hAnsi="times"/>
-          <w:b w:val="false"/>
-          <w:bCs w:val="false"/>
-          <w:sz w:val="20"/>
-          <w:szCs w:val="20"/>
-          <w:shd w:fill="auto" w:val="clear"/>
-        </w:rPr>
-        <w:t>ε</w:t>
-      </w:r>
-    </w:p>
-    <w:p>
-      <w:pPr>
-        <w:pStyle w:val="BodyText"/>
-        <w:bidi w:val="0"/>
-        <w:spacing w:before="0" w:after="0"/>
-        <w:jc w:val="start"/>
-        <w:rPr>
-          <w:sz w:val="20"/>
-          <w:szCs w:val="20"/>
-          <w:highlight w:val="none"/>
-          <w:shd w:fill="auto" w:val="clear"/>
-        </w:rPr>
-      </w:pPr>
-      <w:r>
-        <w:rPr>
-          <w:rFonts w:ascii="times" w:hAnsi="times"/>
-          <w:sz w:val="20"/>
-          <w:szCs w:val="20"/>
-          <w:shd w:fill="auto" w:val="clear"/>
-        </w:rPr>
-        <w:t xml:space="preserve">5. </w:t>
-      </w:r>
-      <w:r>
-        <w:rPr>
-          <w:rFonts w:ascii="times" w:hAnsi="times"/>
-          <w:sz w:val="20"/>
-          <w:szCs w:val="20"/>
-          <w:shd w:fill="auto" w:val="clear"/>
-        </w:rPr>
-        <w:t xml:space="preserve">D → aDN'Ab </w:t>
-      </w:r>
-    </w:p>
-    <w:p>
-      <w:pPr>
-        <w:pStyle w:val="BodyText"/>
-        <w:bidi w:val="0"/>
-        <w:spacing w:before="0" w:after="0"/>
-        <w:jc w:val="start"/>
-        <w:rPr>
-          <w:sz w:val="20"/>
-          <w:szCs w:val="20"/>
-          <w:highlight w:val="none"/>
-          <w:shd w:fill="auto" w:val="clear"/>
-        </w:rPr>
-      </w:pPr>
-      <w:r>
-        <w:rPr>
-          <w:rFonts w:ascii="times" w:hAnsi="times"/>
-          <w:sz w:val="20"/>
-          <w:szCs w:val="20"/>
-          <w:shd w:fill="auto" w:val="clear"/>
-        </w:rPr>
-        <w:t xml:space="preserve">6. </w:t>
-      </w:r>
-      <w:r>
-        <w:rPr>
-          <w:rFonts w:ascii="times" w:hAnsi="times"/>
-          <w:sz w:val="20"/>
-          <w:szCs w:val="20"/>
-          <w:shd w:fill="auto" w:val="clear"/>
-        </w:rPr>
-        <w:t xml:space="preserve">D → bN'Ab </w:t>
-      </w:r>
-    </w:p>
-    <w:p>
-      <w:pPr>
-        <w:pStyle w:val="Normal"/>
-        <w:bidi w:val="0"/>
-        <w:spacing w:before="0" w:after="0"/>
-        <w:jc w:val="start"/>
-        <w:rPr>
-          <w:sz w:val="20"/>
-          <w:szCs w:val="20"/>
-          <w:highlight w:val="none"/>
-          <w:shd w:fill="auto" w:val="clear"/>
-        </w:rPr>
-      </w:pPr>
-      <w:r>
-        <w:rPr>
-          <w:rFonts w:ascii="times" w:hAnsi="times"/>
-          <w:sz w:val="20"/>
-          <w:szCs w:val="20"/>
-          <w:shd w:fill="auto" w:val="clear"/>
-        </w:rPr>
-        <w:t xml:space="preserve">7. </w:t>
-      </w:r>
-      <w:r>
-        <w:rPr>
-          <w:rFonts w:ascii="times" w:hAnsi="times"/>
-          <w:sz w:val="20"/>
-          <w:szCs w:val="20"/>
-          <w:shd w:fill="auto" w:val="clear"/>
-        </w:rPr>
-        <w:t>D → b</w:t>
-      </w:r>
-    </w:p>
-    <w:p>
-      <w:pPr>
-        <w:pStyle w:val="Normal"/>
-        <w:bidi w:val="0"/>
-        <w:spacing w:before="0" w:after="0"/>
-        <w:jc w:val="start"/>
-        <w:rPr>
-          <w:b w:val="false"/>
-          <w:bCs w:val="false"/>
-          <w:sz w:val="20"/>
-          <w:szCs w:val="20"/>
-          <w:highlight w:val="none"/>
-          <w:shd w:fill="auto" w:val="clear"/>
-        </w:rPr>
-      </w:pPr>
-      <w:r>
-        <w:rPr>
-          <w:rFonts w:ascii="times" w:hAnsi="times"/>
-          <w:b w:val="false"/>
-          <w:bCs w:val="false"/>
-          <w:sz w:val="20"/>
-          <w:szCs w:val="20"/>
-          <w:shd w:fill="auto" w:val="clear"/>
-        </w:rPr>
-        <w:t xml:space="preserve">8. </w:t>
-      </w:r>
-      <w:r>
-        <w:rPr>
-          <w:rFonts w:ascii="times" w:hAnsi="times"/>
-          <w:b w:val="false"/>
-          <w:bCs w:val="false"/>
-          <w:sz w:val="20"/>
-          <w:szCs w:val="20"/>
-          <w:shd w:fill="auto" w:val="clear"/>
-        </w:rPr>
-        <w:t>A → Bbb</w:t>
-      </w:r>
-    </w:p>
-    <w:p>
-      <w:pPr>
-        <w:pStyle w:val="BodyText"/>
-        <w:bidi w:val="0"/>
-        <w:spacing w:before="0" w:after="0"/>
-        <w:jc w:val="start"/>
-        <w:rPr>
-          <w:sz w:val="20"/>
-          <w:szCs w:val="20"/>
-          <w:highlight w:val="none"/>
-          <w:shd w:fill="auto" w:val="clear"/>
-        </w:rPr>
-      </w:pPr>
-      <w:r>
-        <w:rPr>
-          <w:rFonts w:ascii="times" w:hAnsi="times"/>
-          <w:sz w:val="20"/>
-          <w:szCs w:val="20"/>
-          <w:shd w:fill="auto" w:val="clear"/>
-        </w:rPr>
-        <w:t xml:space="preserve">9. </w:t>
-      </w:r>
-      <w:r>
-        <w:rPr>
-          <w:rFonts w:ascii="times" w:hAnsi="times"/>
-          <w:sz w:val="20"/>
-          <w:szCs w:val="20"/>
-          <w:shd w:fill="auto" w:val="clear"/>
-        </w:rPr>
-        <w:t xml:space="preserve">B → aDN'Ab </w:t>
-      </w:r>
-    </w:p>
-    <w:p>
-      <w:pPr>
-        <w:pStyle w:val="BodyText"/>
-        <w:bidi w:val="0"/>
-        <w:spacing w:before="0" w:after="0"/>
-        <w:jc w:val="start"/>
-        <w:rPr>
-          <w:sz w:val="20"/>
-          <w:szCs w:val="20"/>
-          <w:highlight w:val="none"/>
-          <w:shd w:fill="auto" w:val="clear"/>
-        </w:rPr>
-      </w:pPr>
-      <w:r>
-        <w:rPr>
-          <w:rFonts w:ascii="times" w:hAnsi="times"/>
-          <w:sz w:val="20"/>
-          <w:szCs w:val="20"/>
-          <w:shd w:fill="auto" w:val="clear"/>
-        </w:rPr>
-        <w:t xml:space="preserve">10. </w:t>
-      </w:r>
-      <w:r>
-        <w:rPr>
-          <w:rFonts w:ascii="times" w:hAnsi="times"/>
-          <w:sz w:val="20"/>
-          <w:szCs w:val="20"/>
-          <w:shd w:fill="auto" w:val="clear"/>
-        </w:rPr>
-        <w:t xml:space="preserve">B → bN'Ab </w:t>
-      </w:r>
-    </w:p>
-    <w:p>
-      <w:pPr>
-        <w:pStyle w:val="BodyText"/>
-        <w:bidi w:val="0"/>
-        <w:spacing w:before="0" w:after="0"/>
-        <w:jc w:val="start"/>
-        <w:rPr>
-          <w:b w:val="false"/>
-          <w:bCs w:val="false"/>
-          <w:sz w:val="20"/>
-          <w:szCs w:val="20"/>
-          <w:highlight w:val="none"/>
-          <w:shd w:fill="auto" w:val="clear"/>
-        </w:rPr>
-      </w:pPr>
-      <w:r>
-        <w:rPr>
-          <w:rFonts w:ascii="times" w:hAnsi="times"/>
-          <w:b w:val="false"/>
-          <w:bCs w:val="false"/>
-          <w:sz w:val="20"/>
-          <w:szCs w:val="20"/>
-          <w:shd w:fill="auto" w:val="clear"/>
-        </w:rPr>
-        <w:t xml:space="preserve">11. </w:t>
-      </w:r>
-      <w:r>
-        <w:rPr>
-          <w:rFonts w:ascii="times" w:hAnsi="times"/>
-          <w:b w:val="false"/>
-          <w:bCs w:val="false"/>
-          <w:sz w:val="20"/>
-          <w:szCs w:val="20"/>
-          <w:shd w:fill="auto" w:val="clear"/>
-        </w:rPr>
-        <w:t>B → b</w:t>
-      </w:r>
-    </w:p>
-    <w:p>
-      <w:pPr>
-        <w:pStyle w:val="Normal"/>
-        <w:bidi w:val="0"/>
-        <w:spacing w:before="0" w:after="0"/>
-        <w:jc w:val="start"/>
+        </w:rPr>
+      </w:pPr>
+      <w:r>
         <w:rPr>
           <w:rFonts w:ascii="times" w:hAnsi="times"/>
           <w:b/>
           <w:bCs/>
         </w:rPr>
-      </w:pPr>
-      <w:r>
-        <w:rPr>
-          <w:sz w:val="20"/>
-          <w:szCs w:val="20"/>
-          <w:shd w:fill="auto" w:val="clear"/>
-        </w:rPr>
       </w:r>
     </w:p>
     <w:p>
@@ -5330,30 +4863,10 @@
       </w:pPr>
       <w:r>
         <w:rPr>
-          <w:sz w:val="20"/>
-          <w:szCs w:val="20"/>
-          <w:shd w:fill="auto" w:val="clear"/>
-        </w:rPr>
-      </w:r>
-    </w:p>
-    <w:p>
-      <w:pPr>
-        <w:pStyle w:val="Normal"/>
-        <w:bidi w:val="0"/>
-        <w:spacing w:before="0" w:after="0"/>
-        <w:jc w:val="start"/>
-        <w:rPr>
           <w:rFonts w:ascii="times" w:hAnsi="times"/>
           <w:b/>
           <w:bCs/>
         </w:rPr>
-      </w:pPr>
-      <w:r>
-        <w:rPr>
-          <w:sz w:val="20"/>
-          <w:szCs w:val="20"/>
-          <w:shd w:fill="auto" w:val="clear"/>
-        </w:rPr>
       </w:r>
     </w:p>
     <w:p>
@@ -5370,30 +4883,10 @@
       </w:pPr>
       <w:r>
         <w:rPr>
-          <w:sz w:val="20"/>
-          <w:szCs w:val="20"/>
-          <w:shd w:fill="auto" w:val="clear"/>
-        </w:rPr>
-      </w:r>
-    </w:p>
-    <w:p>
-      <w:pPr>
-        <w:pStyle w:val="Normal"/>
-        <w:bidi w:val="0"/>
-        <w:spacing w:before="0" w:after="0"/>
-        <w:jc w:val="start"/>
-        <w:rPr>
           <w:rFonts w:ascii="times" w:hAnsi="times"/>
           <w:b/>
           <w:bCs/>
         </w:rPr>
-      </w:pPr>
-      <w:r>
-        <w:rPr>
-          <w:sz w:val="20"/>
-          <w:szCs w:val="20"/>
-          <w:shd w:fill="auto" w:val="clear"/>
-        </w:rPr>
       </w:r>
     </w:p>
     <w:p>
@@ -5410,1868 +4903,41 @@
       </w:pPr>
       <w:r>
         <w:rPr>
-          <w:sz w:val="20"/>
-          <w:szCs w:val="20"/>
-          <w:shd w:fill="auto" w:val="clear"/>
-        </w:rPr>
-      </w:r>
-    </w:p>
-    <w:p>
-      <w:pPr>
-        <w:pStyle w:val="Normal"/>
-        <w:bidi w:val="0"/>
-        <w:spacing w:before="0" w:after="0"/>
-        <w:jc w:val="start"/>
-        <w:rPr>
           <w:rFonts w:ascii="times" w:hAnsi="times"/>
           <w:b/>
           <w:bCs/>
         </w:rPr>
-      </w:pPr>
-      <w:r>
-        <w:rPr>
-          <w:sz w:val="20"/>
-          <w:szCs w:val="20"/>
-          <w:shd w:fill="auto" w:val="clear"/>
-        </w:rPr>
-      </w:r>
-    </w:p>
-    <w:p>
-      <w:pPr>
-        <w:pStyle w:val="Normal"/>
-        <w:bidi w:val="0"/>
-        <w:spacing w:before="0" w:after="0"/>
-        <w:jc w:val="start"/>
-        <w:rPr>
-          <w:sz w:val="20"/>
-          <w:szCs w:val="20"/>
-          <w:highlight w:val="none"/>
-          <w:shd w:fill="auto" w:val="clear"/>
-        </w:rPr>
-      </w:pPr>
-      <w:r>
-        <w:br w:type="column"/>
-      </w:r>
-      <w:r>
+      </w:r>
+    </w:p>
+    <w:p>
+      <w:pPr>
+        <w:pStyle w:val="Normal"/>
+        <w:bidi w:val="0"/>
+        <w:spacing w:before="0" w:after="0"/>
+        <w:jc w:val="start"/>
         <w:rPr>
           <w:rFonts w:ascii="times" w:hAnsi="times"/>
           <w:b/>
           <w:bCs/>
-          <w:sz w:val="20"/>
-          <w:szCs w:val="20"/>
-          <w:shd w:fill="auto" w:val="clear"/>
-        </w:rPr>
-        <w:t>5. Преобразовать грамматику G1 в грамматику G5 без несаморекурсивных нетерминалов.</w:t>
-      </w:r>
-    </w:p>
-    <w:p>
-      <w:pPr>
-        <w:pStyle w:val="Normal"/>
-        <w:bidi w:val="0"/>
-        <w:spacing w:before="0" w:after="0"/>
-        <w:jc w:val="start"/>
-        <w:rPr>
-          <w:b w:val="false"/>
-          <w:bCs w:val="false"/>
-          <w:sz w:val="20"/>
-          <w:szCs w:val="20"/>
-          <w:highlight w:val="none"/>
-          <w:shd w:fill="auto" w:val="clear"/>
-        </w:rPr>
-      </w:pPr>
-      <w:r>
-        <w:rPr>
-          <w:rFonts w:ascii="times" w:hAnsi="times"/>
-          <w:b w:val="false"/>
-          <w:bCs w:val="false"/>
-          <w:sz w:val="20"/>
-          <w:szCs w:val="20"/>
-          <w:shd w:fill="auto" w:val="clear"/>
-        </w:rPr>
-        <w:t>G1:</w:t>
-      </w:r>
-    </w:p>
-    <w:p>
-      <w:pPr>
-        <w:pStyle w:val="Normal"/>
-        <w:bidi w:val="0"/>
-        <w:spacing w:before="0" w:after="0"/>
-        <w:jc w:val="start"/>
-        <w:rPr>
-          <w:b w:val="false"/>
-          <w:bCs w:val="false"/>
-          <w:sz w:val="20"/>
-          <w:szCs w:val="20"/>
-          <w:highlight w:val="none"/>
-          <w:shd w:fill="auto" w:val="clear"/>
-        </w:rPr>
-      </w:pPr>
-      <w:r>
-        <w:rPr>
-          <w:rFonts w:ascii="times" w:hAnsi="times"/>
-          <w:b w:val="false"/>
-          <w:bCs w:val="false"/>
-          <w:sz w:val="20"/>
-          <w:szCs w:val="20"/>
-          <w:shd w:fill="auto" w:val="clear"/>
-        </w:rPr>
-        <w:t>1. T→ aDE</w:t>
-      </w:r>
-    </w:p>
-    <w:p>
-      <w:pPr>
-        <w:pStyle w:val="Normal"/>
-        <w:bidi w:val="0"/>
-        <w:spacing w:before="0" w:after="0"/>
-        <w:jc w:val="start"/>
-        <w:rPr>
-          <w:b w:val="false"/>
-          <w:bCs w:val="false"/>
-          <w:sz w:val="20"/>
-          <w:szCs w:val="20"/>
-          <w:highlight w:val="none"/>
-          <w:shd w:fill="auto" w:val="clear"/>
-        </w:rPr>
-      </w:pPr>
-      <w:r>
-        <w:rPr>
-          <w:rFonts w:ascii="times" w:hAnsi="times"/>
-          <w:b w:val="false"/>
-          <w:bCs w:val="false"/>
-          <w:sz w:val="20"/>
-          <w:szCs w:val="20"/>
-          <w:shd w:fill="auto" w:val="clear"/>
-        </w:rPr>
-        <w:t>2. T→ В</w:t>
-      </w:r>
-    </w:p>
-    <w:p>
-      <w:pPr>
-        <w:pStyle w:val="Normal"/>
-        <w:bidi w:val="0"/>
-        <w:spacing w:before="0" w:after="0"/>
-        <w:jc w:val="start"/>
-        <w:rPr>
-          <w:b w:val="false"/>
-          <w:bCs w:val="false"/>
-          <w:sz w:val="20"/>
-          <w:szCs w:val="20"/>
-          <w:highlight w:val="none"/>
-          <w:shd w:fill="auto" w:val="clear"/>
-        </w:rPr>
-      </w:pPr>
-      <w:r>
-        <w:rPr>
-          <w:rFonts w:ascii="times" w:hAnsi="times"/>
-          <w:b w:val="false"/>
-          <w:bCs w:val="false"/>
-          <w:sz w:val="20"/>
-          <w:szCs w:val="20"/>
-          <w:shd w:fill="auto" w:val="clear"/>
-        </w:rPr>
-        <w:t>3. D→ TAb</w:t>
-      </w:r>
-    </w:p>
-    <w:p>
-      <w:pPr>
-        <w:pStyle w:val="Normal"/>
-        <w:bidi w:val="0"/>
-        <w:spacing w:before="0" w:after="0"/>
-        <w:jc w:val="start"/>
-        <w:rPr>
-          <w:b w:val="false"/>
-          <w:bCs w:val="false"/>
-          <w:sz w:val="20"/>
-          <w:szCs w:val="20"/>
-          <w:highlight w:val="none"/>
-          <w:shd w:fill="auto" w:val="clear"/>
-        </w:rPr>
-      </w:pPr>
-      <w:r>
-        <w:rPr>
-          <w:rFonts w:ascii="times" w:hAnsi="times"/>
-          <w:b w:val="false"/>
-          <w:bCs w:val="false"/>
-          <w:sz w:val="20"/>
-          <w:szCs w:val="20"/>
-          <w:shd w:fill="auto" w:val="clear"/>
-        </w:rPr>
-        <w:t>4. D→ b</w:t>
-      </w:r>
-    </w:p>
-    <w:p>
-      <w:pPr>
-        <w:pStyle w:val="Normal"/>
-        <w:bidi w:val="0"/>
-        <w:spacing w:before="0" w:after="0"/>
-        <w:jc w:val="start"/>
-        <w:rPr>
-          <w:b w:val="false"/>
-          <w:bCs w:val="false"/>
-          <w:sz w:val="20"/>
-          <w:szCs w:val="20"/>
-          <w:highlight w:val="none"/>
-          <w:shd w:fill="auto" w:val="clear"/>
-        </w:rPr>
-      </w:pPr>
-      <w:r>
-        <w:rPr>
-          <w:rFonts w:ascii="times" w:hAnsi="times"/>
-          <w:b w:val="false"/>
-          <w:bCs w:val="false"/>
-          <w:sz w:val="20"/>
-          <w:szCs w:val="20"/>
-          <w:shd w:fill="auto" w:val="clear"/>
-        </w:rPr>
-        <w:t>5. E→</w:t>
-      </w:r>
-      <w:r>
-        <w:rPr>
-          <w:b w:val="false"/>
-          <w:bCs w:val="false"/>
-          <w:sz w:val="20"/>
-          <w:szCs w:val="20"/>
-          <w:shd w:fill="auto" w:val="clear"/>
-        </w:rPr>
-        <w:t>ε</w:t>
-      </w:r>
-    </w:p>
-    <w:p>
-      <w:pPr>
-        <w:pStyle w:val="Normal"/>
-        <w:bidi w:val="0"/>
-        <w:spacing w:before="0" w:after="0"/>
-        <w:jc w:val="start"/>
-        <w:rPr>
-          <w:b w:val="false"/>
-          <w:bCs w:val="false"/>
-          <w:sz w:val="20"/>
-          <w:szCs w:val="20"/>
-          <w:highlight w:val="none"/>
-          <w:shd w:fill="auto" w:val="clear"/>
-        </w:rPr>
-      </w:pPr>
-      <w:r>
-        <w:rPr>
-          <w:rFonts w:ascii="times" w:hAnsi="times"/>
-          <w:b w:val="false"/>
-          <w:bCs w:val="false"/>
-          <w:sz w:val="20"/>
-          <w:szCs w:val="20"/>
-          <w:shd w:fill="auto" w:val="clear"/>
-        </w:rPr>
-        <w:t>6. A→ Bbb</w:t>
-      </w:r>
-    </w:p>
-    <w:p>
-      <w:pPr>
-        <w:pStyle w:val="Normal"/>
-        <w:bidi w:val="0"/>
-        <w:spacing w:before="0" w:after="0"/>
-        <w:jc w:val="start"/>
-        <w:rPr>
-          <w:b w:val="false"/>
-          <w:bCs w:val="false"/>
-          <w:sz w:val="20"/>
-          <w:szCs w:val="20"/>
-          <w:highlight w:val="none"/>
-          <w:shd w:fill="auto" w:val="clear"/>
-        </w:rPr>
-      </w:pPr>
-      <w:r>
-        <w:rPr>
-          <w:b w:val="false"/>
-          <w:bCs w:val="false"/>
-          <w:sz w:val="20"/>
-          <w:szCs w:val="20"/>
-          <w:shd w:fill="auto" w:val="clear"/>
-        </w:rPr>
-        <w:t>7. B</w:t>
-      </w:r>
-      <w:r>
-        <w:rPr>
-          <w:rFonts w:ascii="times" w:hAnsi="times"/>
-          <w:b w:val="false"/>
-          <w:bCs w:val="false"/>
-          <w:sz w:val="20"/>
-          <w:szCs w:val="20"/>
-          <w:shd w:fill="auto" w:val="clear"/>
-        </w:rPr>
-        <w:t>→</w:t>
-      </w:r>
-      <w:r>
-        <w:rPr>
-          <w:b w:val="false"/>
-          <w:bCs w:val="false"/>
-          <w:sz w:val="20"/>
-          <w:szCs w:val="20"/>
-          <w:shd w:fill="auto" w:val="clear"/>
-        </w:rPr>
-        <w:t xml:space="preserve"> D</w:t>
-      </w:r>
-    </w:p>
-    <w:p>
-      <w:pPr>
-        <w:pStyle w:val="Normal"/>
-        <w:bidi w:val="0"/>
-        <w:spacing w:before="0" w:after="0"/>
-        <w:jc w:val="start"/>
-        <w:rPr>
-          <w:rFonts w:ascii="times" w:hAnsi="times"/>
-          <w:b w:val="false"/>
-          <w:bCs w:val="false"/>
-          <w:sz w:val="20"/>
-          <w:szCs w:val="20"/>
-          <w:highlight w:val="none"/>
-          <w:shd w:fill="auto" w:val="clear"/>
-        </w:rPr>
-      </w:pPr>
-      <w:r>
-        <w:rPr>
-          <w:rFonts w:ascii="times" w:hAnsi="times"/>
-          <w:b w:val="false"/>
-          <w:bCs w:val="false"/>
-          <w:sz w:val="20"/>
-          <w:szCs w:val="20"/>
-          <w:shd w:fill="auto" w:val="clear"/>
-        </w:rPr>
-      </w:r>
-    </w:p>
-    <w:p>
-      <w:pPr>
-        <w:pStyle w:val="Normal"/>
-        <w:bidi w:val="0"/>
-        <w:spacing w:before="0" w:after="0"/>
-        <w:jc w:val="start"/>
-        <w:rPr/>
-      </w:pPr>
-      <w:r>
-        <w:rPr>
-          <w:rFonts w:ascii="times" w:hAnsi="times"/>
-          <w:b w:val="false"/>
-          <w:bCs w:val="false"/>
-          <w:sz w:val="20"/>
-          <w:szCs w:val="20"/>
-          <w:shd w:fill="auto" w:val="clear"/>
-        </w:rPr>
-        <w:t>Устраняем E → ε</w:t>
-      </w:r>
-      <w:r>
-        <w:rPr>
-          <w:rFonts w:ascii="times" w:hAnsi="times"/>
-          <w:b w:val="false"/>
-          <w:bCs w:val="false"/>
-          <w:sz w:val="20"/>
-          <w:szCs w:val="20"/>
-          <w:shd w:fill="auto" w:val="clear"/>
-        </w:rPr>
-        <w:t xml:space="preserve">, т. к. несаморекурсивный. Подставляем </w:t>
-      </w:r>
-      <w:r>
-        <w:rPr>
-          <w:rStyle w:val="Strong"/>
-          <w:rFonts w:ascii="times" w:hAnsi="times"/>
-          <w:b w:val="false"/>
-          <w:bCs w:val="false"/>
-          <w:sz w:val="20"/>
-          <w:szCs w:val="20"/>
-          <w:shd w:fill="auto" w:val="clear"/>
-        </w:rPr>
-        <w:t>E → ε</w:t>
-      </w:r>
-      <w:r>
-        <w:rPr>
-          <w:rFonts w:ascii="times" w:hAnsi="times"/>
-          <w:b w:val="false"/>
-          <w:bCs w:val="false"/>
-          <w:sz w:val="20"/>
-          <w:szCs w:val="20"/>
-          <w:shd w:fill="auto" w:val="clear"/>
-        </w:rPr>
-        <w:t xml:space="preserve"> в все правила, где встречается E:</w:t>
-      </w:r>
-    </w:p>
-    <w:p>
-      <w:pPr>
-        <w:pStyle w:val="Normal"/>
-        <w:bidi w:val="0"/>
-        <w:spacing w:before="0" w:after="0"/>
-        <w:jc w:val="start"/>
-        <w:rPr>
-          <w:b w:val="false"/>
-          <w:bCs w:val="false"/>
-          <w:sz w:val="20"/>
-          <w:szCs w:val="20"/>
-          <w:highlight w:val="none"/>
-          <w:shd w:fill="auto" w:val="clear"/>
-        </w:rPr>
-      </w:pPr>
-      <w:r>
-        <w:rPr>
-          <w:b w:val="false"/>
-          <w:bCs w:val="false"/>
-          <w:sz w:val="20"/>
-          <w:szCs w:val="20"/>
-          <w:shd w:fill="auto" w:val="clear"/>
-        </w:rPr>
-        <w:t>T → aDE : T → aD</w:t>
-      </w:r>
-    </w:p>
-    <w:p>
-      <w:pPr>
-        <w:pStyle w:val="BodyText"/>
-        <w:spacing w:before="0" w:after="0"/>
-        <w:rPr>
-          <w:b w:val="false"/>
-          <w:bCs w:val="false"/>
-          <w:sz w:val="20"/>
-          <w:szCs w:val="20"/>
-          <w:highlight w:val="none"/>
-          <w:shd w:fill="auto" w:val="clear"/>
-        </w:rPr>
-      </w:pPr>
-      <w:r>
-        <w:rPr>
-          <w:b w:val="false"/>
-          <w:bCs w:val="false"/>
-          <w:sz w:val="20"/>
-          <w:szCs w:val="20"/>
-          <w:shd w:fill="auto" w:val="clear"/>
-        </w:rPr>
-        <w:t xml:space="preserve">Удаляем правило E → ε, т.к. оно больше не нужно. </w:t>
-      </w:r>
-      <w:r>
-        <w:rPr>
-          <w:b w:val="false"/>
-          <w:bCs w:val="false"/>
-          <w:sz w:val="20"/>
-          <w:szCs w:val="20"/>
-          <w:shd w:fill="auto" w:val="clear"/>
-        </w:rPr>
-        <w:t>Получим:</w:t>
-      </w:r>
-    </w:p>
-    <w:p>
-      <w:pPr>
-        <w:pStyle w:val="Normal"/>
-        <w:bidi w:val="0"/>
-        <w:spacing w:before="0" w:after="0"/>
-        <w:jc w:val="start"/>
-        <w:rPr>
-          <w:b w:val="false"/>
-          <w:bCs w:val="false"/>
-          <w:sz w:val="20"/>
-          <w:szCs w:val="20"/>
-          <w:highlight w:val="none"/>
-          <w:shd w:fill="auto" w:val="clear"/>
-        </w:rPr>
-      </w:pPr>
-      <w:r>
-        <w:rPr>
-          <w:rFonts w:ascii="times" w:hAnsi="times"/>
-          <w:b w:val="false"/>
-          <w:bCs w:val="false"/>
-          <w:sz w:val="20"/>
-          <w:szCs w:val="20"/>
-          <w:shd w:fill="auto" w:val="clear"/>
-        </w:rPr>
-        <w:t>1. T→ aD</w:t>
-      </w:r>
-    </w:p>
-    <w:p>
-      <w:pPr>
-        <w:pStyle w:val="Normal"/>
-        <w:bidi w:val="0"/>
-        <w:spacing w:before="0" w:after="0"/>
-        <w:jc w:val="start"/>
-        <w:rPr>
-          <w:b w:val="false"/>
-          <w:bCs w:val="false"/>
-          <w:sz w:val="20"/>
-          <w:szCs w:val="20"/>
-          <w:highlight w:val="none"/>
-          <w:shd w:fill="auto" w:val="clear"/>
-        </w:rPr>
-      </w:pPr>
-      <w:r>
-        <w:rPr>
-          <w:rFonts w:ascii="times" w:hAnsi="times"/>
-          <w:b w:val="false"/>
-          <w:bCs w:val="false"/>
-          <w:sz w:val="20"/>
-          <w:szCs w:val="20"/>
-          <w:shd w:fill="auto" w:val="clear"/>
-        </w:rPr>
-        <w:t>2. T→ В</w:t>
-      </w:r>
-    </w:p>
-    <w:p>
-      <w:pPr>
-        <w:pStyle w:val="Normal"/>
-        <w:bidi w:val="0"/>
-        <w:spacing w:before="0" w:after="0"/>
-        <w:jc w:val="start"/>
-        <w:rPr>
-          <w:b w:val="false"/>
-          <w:bCs w:val="false"/>
-          <w:sz w:val="20"/>
-          <w:szCs w:val="20"/>
-          <w:highlight w:val="none"/>
-          <w:shd w:fill="auto" w:val="clear"/>
-        </w:rPr>
-      </w:pPr>
-      <w:r>
-        <w:rPr>
-          <w:rFonts w:ascii="times" w:hAnsi="times"/>
-          <w:b w:val="false"/>
-          <w:bCs w:val="false"/>
-          <w:sz w:val="20"/>
-          <w:szCs w:val="20"/>
-          <w:shd w:fill="auto" w:val="clear"/>
-        </w:rPr>
-        <w:t>3. D→ TAb</w:t>
-      </w:r>
-    </w:p>
-    <w:p>
-      <w:pPr>
-        <w:pStyle w:val="Normal"/>
-        <w:bidi w:val="0"/>
-        <w:spacing w:before="0" w:after="0"/>
-        <w:jc w:val="start"/>
-        <w:rPr>
-          <w:b w:val="false"/>
-          <w:bCs w:val="false"/>
-          <w:sz w:val="20"/>
-          <w:szCs w:val="20"/>
-          <w:highlight w:val="none"/>
-          <w:shd w:fill="auto" w:val="clear"/>
-        </w:rPr>
-      </w:pPr>
-      <w:r>
-        <w:rPr>
-          <w:rFonts w:ascii="times" w:hAnsi="times"/>
-          <w:b w:val="false"/>
-          <w:bCs w:val="false"/>
-          <w:sz w:val="20"/>
-          <w:szCs w:val="20"/>
-          <w:shd w:fill="auto" w:val="clear"/>
-        </w:rPr>
-        <w:t>4. D→ b</w:t>
-      </w:r>
-    </w:p>
-    <w:p>
-      <w:pPr>
-        <w:pStyle w:val="Normal"/>
-        <w:bidi w:val="0"/>
-        <w:spacing w:before="0" w:after="0"/>
-        <w:jc w:val="start"/>
-        <w:rPr>
-          <w:b w:val="false"/>
-          <w:bCs w:val="false"/>
-          <w:sz w:val="20"/>
-          <w:szCs w:val="20"/>
-          <w:highlight w:val="none"/>
-          <w:shd w:fill="auto" w:val="clear"/>
-        </w:rPr>
-      </w:pPr>
-      <w:r>
-        <w:rPr>
-          <w:rFonts w:ascii="times" w:hAnsi="times"/>
-          <w:b w:val="false"/>
-          <w:bCs w:val="false"/>
-          <w:sz w:val="20"/>
-          <w:szCs w:val="20"/>
-          <w:shd w:fill="auto" w:val="clear"/>
-        </w:rPr>
-        <w:t>5</w:t>
-      </w:r>
-      <w:r>
-        <w:rPr>
-          <w:rFonts w:ascii="times" w:hAnsi="times"/>
-          <w:b w:val="false"/>
-          <w:bCs w:val="false"/>
-          <w:sz w:val="20"/>
-          <w:szCs w:val="20"/>
-          <w:shd w:fill="auto" w:val="clear"/>
-        </w:rPr>
-        <w:t>. A→ Bbb</w:t>
-      </w:r>
-    </w:p>
-    <w:p>
-      <w:pPr>
-        <w:pStyle w:val="Normal"/>
-        <w:bidi w:val="0"/>
-        <w:spacing w:before="0" w:after="0"/>
-        <w:jc w:val="start"/>
-        <w:rPr>
-          <w:b w:val="false"/>
-          <w:bCs w:val="false"/>
-          <w:sz w:val="20"/>
-          <w:szCs w:val="20"/>
-          <w:highlight w:val="none"/>
-          <w:shd w:fill="auto" w:val="clear"/>
-        </w:rPr>
-      </w:pPr>
-      <w:r>
-        <w:rPr>
-          <w:b w:val="false"/>
-          <w:bCs w:val="false"/>
-          <w:sz w:val="20"/>
-          <w:szCs w:val="20"/>
-          <w:shd w:fill="auto" w:val="clear"/>
-        </w:rPr>
-        <w:t>6</w:t>
-      </w:r>
-      <w:r>
-        <w:rPr>
-          <w:b w:val="false"/>
-          <w:bCs w:val="false"/>
-          <w:sz w:val="20"/>
-          <w:szCs w:val="20"/>
-          <w:shd w:fill="auto" w:val="clear"/>
-        </w:rPr>
-        <w:t>. B</w:t>
-      </w:r>
-      <w:r>
-        <w:rPr>
-          <w:rFonts w:ascii="times" w:hAnsi="times"/>
-          <w:b w:val="false"/>
-          <w:bCs w:val="false"/>
-          <w:sz w:val="20"/>
-          <w:szCs w:val="20"/>
-          <w:shd w:fill="auto" w:val="clear"/>
-        </w:rPr>
-        <w:t>→</w:t>
-      </w:r>
-      <w:r>
-        <w:rPr>
-          <w:b w:val="false"/>
-          <w:bCs w:val="false"/>
-          <w:sz w:val="20"/>
-          <w:szCs w:val="20"/>
-          <w:shd w:fill="auto" w:val="clear"/>
-        </w:rPr>
-        <w:t xml:space="preserve"> D</w:t>
-      </w:r>
-    </w:p>
-    <w:p>
-      <w:pPr>
-        <w:pStyle w:val="Normal"/>
-        <w:bidi w:val="0"/>
-        <w:spacing w:before="0" w:after="0"/>
-        <w:jc w:val="start"/>
-        <w:rPr>
-          <w:b w:val="false"/>
-          <w:bCs w:val="false"/>
-          <w:sz w:val="20"/>
-          <w:szCs w:val="20"/>
-          <w:highlight w:val="none"/>
-          <w:shd w:fill="auto" w:val="clear"/>
-        </w:rPr>
-      </w:pPr>
-      <w:r>
-        <w:rPr>
-          <w:b w:val="false"/>
-          <w:bCs w:val="false"/>
-          <w:sz w:val="20"/>
-          <w:szCs w:val="20"/>
-          <w:shd w:fill="auto" w:val="clear"/>
-        </w:rPr>
-      </w:r>
-    </w:p>
-    <w:p>
-      <w:pPr>
-        <w:pStyle w:val="Normal"/>
-        <w:bidi w:val="0"/>
-        <w:spacing w:before="0" w:after="0"/>
-        <w:jc w:val="start"/>
-        <w:rPr/>
-      </w:pPr>
-      <w:r>
-        <w:rPr>
-          <w:b w:val="false"/>
-          <w:bCs w:val="false"/>
-          <w:sz w:val="20"/>
-          <w:szCs w:val="20"/>
-          <w:shd w:fill="auto" w:val="clear"/>
-        </w:rPr>
-        <w:t>Устраняем A → Bbb,</w:t>
-      </w:r>
-      <w:r>
-        <w:rPr>
-          <w:rFonts w:ascii="times" w:hAnsi="times"/>
-          <w:b w:val="false"/>
-          <w:bCs w:val="false"/>
-          <w:sz w:val="20"/>
-          <w:szCs w:val="20"/>
-          <w:shd w:fill="auto" w:val="clear"/>
-        </w:rPr>
-        <w:t xml:space="preserve"> т. к. несаморекурсивный. Подставляем </w:t>
-      </w:r>
-      <w:r>
-        <w:rPr>
-          <w:rStyle w:val="Strong"/>
-          <w:rFonts w:ascii="times" w:hAnsi="times"/>
-          <w:b w:val="false"/>
-          <w:bCs w:val="false"/>
-          <w:sz w:val="20"/>
-          <w:szCs w:val="20"/>
-          <w:shd w:fill="auto" w:val="clear"/>
-        </w:rPr>
-        <w:t>A → Bbb</w:t>
-      </w:r>
-      <w:r>
-        <w:rPr>
-          <w:rFonts w:ascii="times" w:hAnsi="times"/>
-          <w:b w:val="false"/>
-          <w:bCs w:val="false"/>
-          <w:sz w:val="20"/>
-          <w:szCs w:val="20"/>
-          <w:shd w:fill="auto" w:val="clear"/>
-        </w:rPr>
-        <w:t xml:space="preserve"> в все правила, где встречается A:</w:t>
-      </w:r>
-    </w:p>
-    <w:p>
-      <w:pPr>
-        <w:pStyle w:val="BodyText"/>
-        <w:spacing w:before="0" w:after="0"/>
-        <w:rPr>
-          <w:b w:val="false"/>
-          <w:bCs w:val="false"/>
-          <w:sz w:val="20"/>
-          <w:szCs w:val="20"/>
-          <w:highlight w:val="none"/>
-          <w:shd w:fill="auto" w:val="clear"/>
-        </w:rPr>
-      </w:pPr>
-      <w:r>
-        <w:rPr>
-          <w:rFonts w:ascii="times" w:hAnsi="times"/>
-          <w:b w:val="false"/>
-          <w:bCs w:val="false"/>
-          <w:sz w:val="20"/>
-          <w:szCs w:val="20"/>
-          <w:shd w:fill="auto" w:val="clear"/>
-        </w:rPr>
-        <w:t xml:space="preserve">D→ TAb </w:t>
-      </w:r>
-      <w:r>
-        <w:rPr>
-          <w:rFonts w:ascii="times" w:hAnsi="times"/>
-          <w:b w:val="false"/>
-          <w:bCs w:val="false"/>
-          <w:sz w:val="20"/>
-          <w:szCs w:val="20"/>
-          <w:shd w:fill="auto" w:val="clear"/>
-        </w:rPr>
-        <w:t xml:space="preserve">: </w:t>
-      </w:r>
-      <w:r>
-        <w:rPr>
-          <w:b w:val="false"/>
-          <w:bCs w:val="false"/>
-          <w:sz w:val="20"/>
-          <w:szCs w:val="20"/>
-          <w:shd w:fill="auto" w:val="clear"/>
-        </w:rPr>
-        <w:t>D → TBbbb</w:t>
-      </w:r>
-    </w:p>
-    <w:p>
-      <w:pPr>
-        <w:pStyle w:val="BodyText"/>
-        <w:spacing w:before="0" w:after="0"/>
-        <w:rPr>
-          <w:b w:val="false"/>
-          <w:bCs w:val="false"/>
-          <w:sz w:val="20"/>
-          <w:szCs w:val="20"/>
-          <w:highlight w:val="none"/>
-          <w:shd w:fill="auto" w:val="clear"/>
-        </w:rPr>
-      </w:pPr>
-      <w:r>
-        <w:rPr>
-          <w:b w:val="false"/>
-          <w:bCs w:val="false"/>
-          <w:sz w:val="20"/>
-          <w:szCs w:val="20"/>
-          <w:shd w:fill="auto" w:val="clear"/>
-        </w:rPr>
-        <w:t xml:space="preserve">Удаляем правило A → Bbb. </w:t>
-      </w:r>
-      <w:r>
-        <w:rPr>
-          <w:b w:val="false"/>
-          <w:bCs w:val="false"/>
-          <w:sz w:val="20"/>
-          <w:szCs w:val="20"/>
-          <w:shd w:fill="auto" w:val="clear"/>
-        </w:rPr>
-        <w:t>Получим:</w:t>
-      </w:r>
-    </w:p>
-    <w:p>
-      <w:pPr>
-        <w:pStyle w:val="Normal"/>
-        <w:bidi w:val="0"/>
-        <w:spacing w:before="0" w:after="0"/>
-        <w:jc w:val="start"/>
-        <w:rPr>
-          <w:b w:val="false"/>
-          <w:bCs w:val="false"/>
-          <w:sz w:val="20"/>
-          <w:szCs w:val="20"/>
-          <w:highlight w:val="none"/>
-          <w:shd w:fill="auto" w:val="clear"/>
-        </w:rPr>
-      </w:pPr>
-      <w:r>
-        <w:rPr>
-          <w:rFonts w:ascii="times" w:hAnsi="times"/>
-          <w:b w:val="false"/>
-          <w:bCs w:val="false"/>
-          <w:sz w:val="20"/>
-          <w:szCs w:val="20"/>
-          <w:shd w:fill="auto" w:val="clear"/>
-        </w:rPr>
-        <w:t>1. T→ aD</w:t>
-      </w:r>
-    </w:p>
-    <w:p>
-      <w:pPr>
-        <w:pStyle w:val="Normal"/>
-        <w:bidi w:val="0"/>
-        <w:spacing w:before="0" w:after="0"/>
-        <w:jc w:val="start"/>
-        <w:rPr>
-          <w:b w:val="false"/>
-          <w:bCs w:val="false"/>
-          <w:sz w:val="20"/>
-          <w:szCs w:val="20"/>
-          <w:highlight w:val="none"/>
-          <w:shd w:fill="auto" w:val="clear"/>
-        </w:rPr>
-      </w:pPr>
-      <w:r>
-        <w:rPr>
-          <w:rFonts w:ascii="times" w:hAnsi="times"/>
-          <w:b w:val="false"/>
-          <w:bCs w:val="false"/>
-          <w:sz w:val="20"/>
-          <w:szCs w:val="20"/>
-          <w:shd w:fill="auto" w:val="clear"/>
-        </w:rPr>
-        <w:t>2. T→ В</w:t>
-      </w:r>
-    </w:p>
-    <w:p>
-      <w:pPr>
-        <w:pStyle w:val="Normal"/>
-        <w:bidi w:val="0"/>
-        <w:spacing w:before="0" w:after="0"/>
-        <w:jc w:val="start"/>
-        <w:rPr>
-          <w:b w:val="false"/>
-          <w:bCs w:val="false"/>
-          <w:sz w:val="20"/>
-          <w:szCs w:val="20"/>
-          <w:highlight w:val="none"/>
-          <w:shd w:fill="auto" w:val="clear"/>
-        </w:rPr>
-      </w:pPr>
-      <w:r>
-        <w:rPr>
-          <w:rFonts w:ascii="times" w:hAnsi="times"/>
-          <w:b w:val="false"/>
-          <w:bCs w:val="false"/>
-          <w:sz w:val="20"/>
-          <w:szCs w:val="20"/>
-          <w:shd w:fill="auto" w:val="clear"/>
-        </w:rPr>
-        <w:t>3. D→ T</w:t>
-      </w:r>
-      <w:r>
-        <w:rPr>
-          <w:rFonts w:ascii="times" w:hAnsi="times"/>
-          <w:b w:val="false"/>
-          <w:bCs w:val="false"/>
-          <w:sz w:val="20"/>
-          <w:szCs w:val="20"/>
-          <w:shd w:fill="auto" w:val="clear"/>
-        </w:rPr>
-        <w:t>Bbb</w:t>
-      </w:r>
-      <w:r>
-        <w:rPr>
-          <w:rFonts w:ascii="times" w:hAnsi="times"/>
-          <w:b w:val="false"/>
-          <w:bCs w:val="false"/>
-          <w:sz w:val="20"/>
-          <w:szCs w:val="20"/>
-          <w:shd w:fill="auto" w:val="clear"/>
-        </w:rPr>
-        <w:t>b</w:t>
-      </w:r>
-    </w:p>
-    <w:p>
-      <w:pPr>
-        <w:pStyle w:val="Normal"/>
-        <w:bidi w:val="0"/>
-        <w:spacing w:before="0" w:after="0"/>
-        <w:jc w:val="start"/>
-        <w:rPr>
-          <w:b w:val="false"/>
-          <w:bCs w:val="false"/>
-          <w:sz w:val="20"/>
-          <w:szCs w:val="20"/>
-          <w:highlight w:val="none"/>
-          <w:shd w:fill="auto" w:val="clear"/>
-        </w:rPr>
-      </w:pPr>
-      <w:r>
-        <w:rPr>
-          <w:rFonts w:ascii="times" w:hAnsi="times"/>
-          <w:b w:val="false"/>
-          <w:bCs w:val="false"/>
-          <w:sz w:val="20"/>
-          <w:szCs w:val="20"/>
-          <w:shd w:fill="auto" w:val="clear"/>
-        </w:rPr>
-        <w:t>4. D→ b</w:t>
-      </w:r>
-    </w:p>
-    <w:p>
-      <w:pPr>
-        <w:pStyle w:val="Normal"/>
-        <w:bidi w:val="0"/>
-        <w:spacing w:before="0" w:after="0"/>
-        <w:jc w:val="start"/>
-        <w:rPr>
-          <w:b w:val="false"/>
-          <w:bCs w:val="false"/>
-          <w:sz w:val="20"/>
-          <w:szCs w:val="20"/>
-          <w:highlight w:val="none"/>
-          <w:shd w:fill="auto" w:val="clear"/>
-        </w:rPr>
-      </w:pPr>
-      <w:r>
-        <w:rPr>
-          <w:b w:val="false"/>
-          <w:bCs w:val="false"/>
-          <w:sz w:val="20"/>
-          <w:szCs w:val="20"/>
-          <w:shd w:fill="auto" w:val="clear"/>
-        </w:rPr>
-        <w:t>5</w:t>
-      </w:r>
-      <w:r>
-        <w:rPr>
-          <w:b w:val="false"/>
-          <w:bCs w:val="false"/>
-          <w:sz w:val="20"/>
-          <w:szCs w:val="20"/>
-          <w:shd w:fill="auto" w:val="clear"/>
-        </w:rPr>
-        <w:t>. B</w:t>
-      </w:r>
-      <w:r>
-        <w:rPr>
-          <w:rFonts w:ascii="times" w:hAnsi="times"/>
-          <w:b w:val="false"/>
-          <w:bCs w:val="false"/>
-          <w:sz w:val="20"/>
-          <w:szCs w:val="20"/>
-          <w:shd w:fill="auto" w:val="clear"/>
-        </w:rPr>
-        <w:t>→</w:t>
-      </w:r>
-      <w:r>
-        <w:rPr>
-          <w:b w:val="false"/>
-          <w:bCs w:val="false"/>
-          <w:sz w:val="20"/>
-          <w:szCs w:val="20"/>
-          <w:shd w:fill="auto" w:val="clear"/>
-        </w:rPr>
-        <w:t xml:space="preserve"> D</w:t>
-      </w:r>
-    </w:p>
-    <w:p>
-      <w:pPr>
-        <w:pStyle w:val="BodyText"/>
-        <w:spacing w:before="0" w:after="0"/>
-        <w:rPr>
-          <w:b w:val="false"/>
-          <w:bCs w:val="false"/>
-          <w:sz w:val="20"/>
-          <w:szCs w:val="20"/>
-          <w:highlight w:val="none"/>
-          <w:shd w:fill="auto" w:val="clear"/>
-        </w:rPr>
-      </w:pPr>
-      <w:r>
-        <w:rPr>
-          <w:b w:val="false"/>
-          <w:bCs w:val="false"/>
-          <w:sz w:val="20"/>
-          <w:szCs w:val="20"/>
-          <w:shd w:fill="auto" w:val="clear"/>
-        </w:rPr>
-      </w:r>
-    </w:p>
-    <w:p>
-      <w:pPr>
-        <w:pStyle w:val="Normal"/>
-        <w:bidi w:val="0"/>
-        <w:spacing w:before="0" w:after="0"/>
-        <w:jc w:val="start"/>
-        <w:rPr/>
-      </w:pPr>
-      <w:r>
-        <w:rPr>
-          <w:rFonts w:ascii="times" w:hAnsi="times"/>
-          <w:b w:val="false"/>
-          <w:bCs w:val="false"/>
-          <w:sz w:val="20"/>
-          <w:szCs w:val="20"/>
-          <w:shd w:fill="auto" w:val="clear"/>
-        </w:rPr>
-        <w:t xml:space="preserve">Устраняем B → D, т. к. цепной. Подставляем </w:t>
-      </w:r>
-      <w:r>
-        <w:rPr>
-          <w:rStyle w:val="Strong"/>
-          <w:rFonts w:ascii="times" w:hAnsi="times"/>
-          <w:b w:val="false"/>
-          <w:bCs w:val="false"/>
-          <w:sz w:val="20"/>
-          <w:szCs w:val="20"/>
-          <w:shd w:fill="auto" w:val="clear"/>
-        </w:rPr>
-        <w:t>B → D</w:t>
-      </w:r>
-      <w:r>
-        <w:rPr>
-          <w:rFonts w:ascii="times" w:hAnsi="times"/>
-          <w:b w:val="false"/>
-          <w:bCs w:val="false"/>
-          <w:sz w:val="20"/>
-          <w:szCs w:val="20"/>
-          <w:shd w:fill="auto" w:val="clear"/>
-        </w:rPr>
-        <w:t xml:space="preserve"> в все правила, где встречается B:</w:t>
-      </w:r>
-    </w:p>
-    <w:p>
-      <w:pPr>
-        <w:pStyle w:val="Normal"/>
-        <w:bidi w:val="0"/>
-        <w:spacing w:before="0" w:after="0"/>
-        <w:jc w:val="start"/>
-        <w:rPr>
-          <w:b w:val="false"/>
-          <w:bCs w:val="false"/>
-          <w:sz w:val="20"/>
-          <w:szCs w:val="20"/>
-          <w:highlight w:val="none"/>
-          <w:shd w:fill="auto" w:val="clear"/>
-        </w:rPr>
-      </w:pPr>
-      <w:r>
-        <w:rPr>
-          <w:rFonts w:ascii="times" w:hAnsi="times"/>
-          <w:b w:val="false"/>
-          <w:bCs w:val="false"/>
-          <w:sz w:val="20"/>
-          <w:szCs w:val="20"/>
-          <w:shd w:fill="auto" w:val="clear"/>
-        </w:rPr>
-        <w:t>T→ В : T → D</w:t>
-      </w:r>
-    </w:p>
-    <w:p>
-      <w:pPr>
-        <w:pStyle w:val="Normal"/>
-        <w:bidi w:val="0"/>
-        <w:spacing w:before="0" w:after="0"/>
-        <w:jc w:val="start"/>
-        <w:rPr>
-          <w:b w:val="false"/>
-          <w:bCs w:val="false"/>
-          <w:sz w:val="20"/>
-          <w:szCs w:val="20"/>
-          <w:highlight w:val="none"/>
-          <w:shd w:fill="auto" w:val="clear"/>
-        </w:rPr>
-      </w:pPr>
-      <w:r>
-        <w:rPr>
-          <w:rFonts w:ascii="times" w:hAnsi="times"/>
-          <w:b w:val="false"/>
-          <w:bCs w:val="false"/>
-          <w:sz w:val="20"/>
-          <w:szCs w:val="20"/>
-          <w:shd w:fill="auto" w:val="clear"/>
-        </w:rPr>
-        <w:t>D→ T</w:t>
-      </w:r>
-      <w:r>
-        <w:rPr>
-          <w:rFonts w:ascii="times" w:hAnsi="times"/>
-          <w:b w:val="false"/>
-          <w:bCs w:val="false"/>
-          <w:sz w:val="20"/>
-          <w:szCs w:val="20"/>
-          <w:shd w:fill="auto" w:val="clear"/>
-        </w:rPr>
-        <w:t>B</w:t>
-      </w:r>
-      <w:r>
-        <w:rPr>
-          <w:rFonts w:ascii="times" w:hAnsi="times"/>
-          <w:b w:val="false"/>
-          <w:bCs w:val="false"/>
-          <w:sz w:val="20"/>
-          <w:szCs w:val="20"/>
-          <w:shd w:fill="auto" w:val="clear"/>
-        </w:rPr>
-        <w:t>bbb : D→ TDbbb</w:t>
-      </w:r>
-    </w:p>
-    <w:p>
-      <w:pPr>
-        <w:pStyle w:val="Normal"/>
-        <w:bidi w:val="0"/>
-        <w:spacing w:before="0" w:after="0"/>
-        <w:jc w:val="start"/>
-        <w:rPr>
-          <w:b w:val="false"/>
-          <w:bCs w:val="false"/>
-          <w:sz w:val="20"/>
-          <w:szCs w:val="20"/>
-          <w:highlight w:val="none"/>
-          <w:shd w:fill="auto" w:val="clear"/>
-        </w:rPr>
-      </w:pPr>
-      <w:r>
-        <w:rPr>
-          <w:rFonts w:ascii="times" w:hAnsi="times"/>
-          <w:b w:val="false"/>
-          <w:bCs w:val="false"/>
-          <w:sz w:val="20"/>
-          <w:szCs w:val="20"/>
-          <w:shd w:fill="auto" w:val="clear"/>
-        </w:rPr>
-        <w:t xml:space="preserve">Удаляем правило B → D. </w:t>
-      </w:r>
-      <w:r>
-        <w:rPr>
-          <w:rFonts w:ascii="times" w:hAnsi="times"/>
-          <w:b w:val="false"/>
-          <w:bCs w:val="false"/>
-          <w:sz w:val="20"/>
-          <w:szCs w:val="20"/>
-          <w:shd w:fill="auto" w:val="clear"/>
-        </w:rPr>
-        <w:t>Получим:</w:t>
-      </w:r>
-    </w:p>
-    <w:p>
-      <w:pPr>
-        <w:pStyle w:val="Normal"/>
-        <w:bidi w:val="0"/>
-        <w:spacing w:before="0" w:after="0"/>
-        <w:jc w:val="start"/>
-        <w:rPr>
-          <w:b w:val="false"/>
-          <w:bCs w:val="false"/>
-          <w:sz w:val="20"/>
-          <w:szCs w:val="20"/>
-          <w:highlight w:val="none"/>
-          <w:shd w:fill="auto" w:val="clear"/>
-        </w:rPr>
-      </w:pPr>
-      <w:r>
-        <w:rPr>
-          <w:rFonts w:ascii="times" w:hAnsi="times"/>
-          <w:b w:val="false"/>
-          <w:bCs w:val="false"/>
-          <w:sz w:val="20"/>
-          <w:szCs w:val="20"/>
-          <w:shd w:fill="auto" w:val="clear"/>
-        </w:rPr>
-        <w:t>1. T→ aD</w:t>
-      </w:r>
-    </w:p>
-    <w:p>
-      <w:pPr>
-        <w:pStyle w:val="Normal"/>
-        <w:bidi w:val="0"/>
-        <w:spacing w:before="0" w:after="0"/>
-        <w:jc w:val="start"/>
-        <w:rPr>
-          <w:b w:val="false"/>
-          <w:bCs w:val="false"/>
-          <w:sz w:val="20"/>
-          <w:szCs w:val="20"/>
-          <w:highlight w:val="none"/>
-          <w:shd w:fill="auto" w:val="clear"/>
-        </w:rPr>
-      </w:pPr>
-      <w:r>
-        <w:rPr>
-          <w:rFonts w:ascii="times" w:hAnsi="times"/>
-          <w:b w:val="false"/>
-          <w:bCs w:val="false"/>
-          <w:sz w:val="20"/>
-          <w:szCs w:val="20"/>
-          <w:shd w:fill="auto" w:val="clear"/>
-        </w:rPr>
-        <w:t xml:space="preserve">2. T→ </w:t>
-      </w:r>
-      <w:r>
-        <w:rPr>
-          <w:rFonts w:ascii="times" w:hAnsi="times"/>
-          <w:b w:val="false"/>
-          <w:bCs w:val="false"/>
-          <w:sz w:val="20"/>
-          <w:szCs w:val="20"/>
-          <w:shd w:fill="auto" w:val="clear"/>
-        </w:rPr>
-        <w:t>D</w:t>
-      </w:r>
-    </w:p>
-    <w:p>
-      <w:pPr>
-        <w:pStyle w:val="Normal"/>
-        <w:bidi w:val="0"/>
-        <w:spacing w:before="0" w:after="0"/>
-        <w:jc w:val="start"/>
-        <w:rPr>
-          <w:b w:val="false"/>
-          <w:bCs w:val="false"/>
-          <w:sz w:val="20"/>
-          <w:szCs w:val="20"/>
-          <w:highlight w:val="none"/>
-          <w:shd w:fill="auto" w:val="clear"/>
-        </w:rPr>
-      </w:pPr>
-      <w:r>
-        <w:rPr>
-          <w:rFonts w:ascii="times" w:hAnsi="times"/>
-          <w:b w:val="false"/>
-          <w:bCs w:val="false"/>
-          <w:sz w:val="20"/>
-          <w:szCs w:val="20"/>
-          <w:shd w:fill="auto" w:val="clear"/>
-        </w:rPr>
-        <w:t>3. D→ T</w:t>
-      </w:r>
-      <w:r>
-        <w:rPr>
-          <w:rFonts w:ascii="times" w:hAnsi="times"/>
-          <w:b w:val="false"/>
-          <w:bCs w:val="false"/>
-          <w:sz w:val="20"/>
-          <w:szCs w:val="20"/>
-          <w:shd w:fill="auto" w:val="clear"/>
-        </w:rPr>
-        <w:t>Dbb</w:t>
-      </w:r>
-      <w:r>
-        <w:rPr>
-          <w:rFonts w:ascii="times" w:hAnsi="times"/>
-          <w:b w:val="false"/>
-          <w:bCs w:val="false"/>
-          <w:sz w:val="20"/>
-          <w:szCs w:val="20"/>
-          <w:shd w:fill="auto" w:val="clear"/>
-        </w:rPr>
-        <w:t>b</w:t>
-      </w:r>
-    </w:p>
-    <w:p>
-      <w:pPr>
-        <w:pStyle w:val="Normal"/>
-        <w:bidi w:val="0"/>
-        <w:spacing w:before="0" w:after="0"/>
-        <w:jc w:val="start"/>
-        <w:rPr>
-          <w:b w:val="false"/>
-          <w:bCs w:val="false"/>
-          <w:sz w:val="20"/>
-          <w:szCs w:val="20"/>
-          <w:highlight w:val="none"/>
-          <w:shd w:fill="auto" w:val="clear"/>
-        </w:rPr>
-      </w:pPr>
-      <w:r>
-        <w:rPr>
-          <w:rFonts w:ascii="times" w:hAnsi="times"/>
-          <w:b w:val="false"/>
-          <w:bCs w:val="false"/>
-          <w:sz w:val="20"/>
-          <w:szCs w:val="20"/>
-          <w:shd w:fill="auto" w:val="clear"/>
-        </w:rPr>
-        <w:t>4. D→ b</w:t>
-      </w:r>
-    </w:p>
-    <w:p>
-      <w:pPr>
-        <w:pStyle w:val="Normal"/>
-        <w:bidi w:val="0"/>
-        <w:spacing w:before="0" w:after="0"/>
-        <w:jc w:val="start"/>
-        <w:rPr>
-          <w:rFonts w:ascii="times" w:hAnsi="times"/>
-        </w:rPr>
-      </w:pPr>
-      <w:r>
-        <w:rPr>
-          <w:b w:val="false"/>
-          <w:bCs w:val="false"/>
-          <w:sz w:val="20"/>
-          <w:szCs w:val="20"/>
-          <w:shd w:fill="auto" w:val="clear"/>
-        </w:rPr>
-      </w:r>
-    </w:p>
-    <w:p>
-      <w:pPr>
-        <w:pStyle w:val="BodyText"/>
-        <w:spacing w:before="0" w:after="0"/>
-        <w:rPr>
-          <w:b w:val="false"/>
-          <w:bCs w:val="false"/>
-          <w:sz w:val="20"/>
-          <w:szCs w:val="20"/>
-          <w:highlight w:val="none"/>
-          <w:shd w:fill="auto" w:val="clear"/>
-        </w:rPr>
-      </w:pPr>
-      <w:r>
-        <w:rPr>
-          <w:rFonts w:ascii="times" w:hAnsi="times"/>
-          <w:b w:val="false"/>
-          <w:bCs w:val="false"/>
-          <w:sz w:val="20"/>
-          <w:szCs w:val="20"/>
-          <w:shd w:fill="auto" w:val="clear"/>
-        </w:rPr>
-        <w:t xml:space="preserve">Итоговая грамматика G5 (без </w:t>
-      </w:r>
-      <w:r>
-        <w:rPr>
-          <w:rFonts w:ascii="times" w:hAnsi="times"/>
-          <w:b w:val="false"/>
-          <w:bCs w:val="false"/>
-          <w:sz w:val="20"/>
-          <w:szCs w:val="20"/>
-          <w:shd w:fill="auto" w:val="clear"/>
-        </w:rPr>
-        <w:t>н</w:t>
-      </w:r>
-      <w:r>
-        <w:rPr>
-          <w:rFonts w:ascii="times" w:hAnsi="times"/>
-          <w:b w:val="false"/>
-          <w:bCs w:val="false"/>
-          <w:sz w:val="20"/>
-          <w:szCs w:val="20"/>
-          <w:shd w:fill="auto" w:val="clear"/>
-        </w:rPr>
-        <w:t>есаморекурсивных нетерминалов</w:t>
-      </w:r>
-      <w:r>
-        <w:rPr>
-          <w:rFonts w:ascii="times" w:hAnsi="times"/>
-          <w:b w:val="false"/>
-          <w:bCs w:val="false"/>
-          <w:sz w:val="20"/>
-          <w:szCs w:val="20"/>
-          <w:shd w:fill="auto" w:val="clear"/>
-        </w:rPr>
-        <w:t>):</w:t>
-      </w:r>
-    </w:p>
-    <w:p>
-      <w:pPr>
-        <w:pStyle w:val="Normal"/>
-        <w:bidi w:val="0"/>
-        <w:spacing w:before="0" w:after="0"/>
-        <w:jc w:val="start"/>
-        <w:rPr>
-          <w:b w:val="false"/>
-          <w:bCs w:val="false"/>
-          <w:sz w:val="20"/>
-          <w:szCs w:val="20"/>
-          <w:highlight w:val="none"/>
-          <w:shd w:fill="auto" w:val="clear"/>
-        </w:rPr>
-      </w:pPr>
-      <w:r>
-        <w:rPr>
-          <w:rFonts w:ascii="times" w:hAnsi="times"/>
-          <w:b w:val="false"/>
-          <w:bCs w:val="false"/>
-          <w:sz w:val="20"/>
-          <w:szCs w:val="20"/>
-          <w:shd w:fill="auto" w:val="clear"/>
-        </w:rPr>
-        <w:t>1. T→ aD</w:t>
-      </w:r>
-    </w:p>
-    <w:p>
-      <w:pPr>
-        <w:pStyle w:val="Normal"/>
-        <w:bidi w:val="0"/>
-        <w:spacing w:before="0" w:after="0"/>
-        <w:jc w:val="start"/>
-        <w:rPr>
-          <w:b w:val="false"/>
-          <w:bCs w:val="false"/>
-          <w:sz w:val="20"/>
-          <w:szCs w:val="20"/>
-          <w:highlight w:val="none"/>
-          <w:shd w:fill="auto" w:val="clear"/>
-        </w:rPr>
-      </w:pPr>
-      <w:r>
-        <w:rPr>
-          <w:rFonts w:ascii="times" w:hAnsi="times"/>
-          <w:b w:val="false"/>
-          <w:bCs w:val="false"/>
-          <w:sz w:val="20"/>
-          <w:szCs w:val="20"/>
-          <w:shd w:fill="auto" w:val="clear"/>
-        </w:rPr>
-        <w:t xml:space="preserve">2. T→ </w:t>
-      </w:r>
-      <w:r>
-        <w:rPr>
-          <w:rFonts w:ascii="times" w:hAnsi="times"/>
-          <w:b w:val="false"/>
-          <w:bCs w:val="false"/>
-          <w:sz w:val="20"/>
-          <w:szCs w:val="20"/>
-          <w:shd w:fill="auto" w:val="clear"/>
-        </w:rPr>
-        <w:t>D</w:t>
-      </w:r>
-    </w:p>
-    <w:p>
-      <w:pPr>
-        <w:pStyle w:val="Normal"/>
-        <w:bidi w:val="0"/>
-        <w:spacing w:before="0" w:after="0"/>
-        <w:jc w:val="start"/>
-        <w:rPr>
-          <w:b w:val="false"/>
-          <w:bCs w:val="false"/>
-          <w:sz w:val="20"/>
-          <w:szCs w:val="20"/>
-          <w:highlight w:val="none"/>
-          <w:shd w:fill="auto" w:val="clear"/>
-        </w:rPr>
-      </w:pPr>
-      <w:r>
-        <w:rPr>
-          <w:rFonts w:ascii="times" w:hAnsi="times"/>
-          <w:b w:val="false"/>
-          <w:bCs w:val="false"/>
-          <w:sz w:val="20"/>
-          <w:szCs w:val="20"/>
-          <w:shd w:fill="auto" w:val="clear"/>
-        </w:rPr>
-        <w:t>3. D→ T</w:t>
-      </w:r>
-      <w:r>
-        <w:rPr>
-          <w:rFonts w:ascii="times" w:hAnsi="times"/>
-          <w:b w:val="false"/>
-          <w:bCs w:val="false"/>
-          <w:sz w:val="20"/>
-          <w:szCs w:val="20"/>
-          <w:shd w:fill="auto" w:val="clear"/>
-        </w:rPr>
-        <w:t>Dbb</w:t>
-      </w:r>
-      <w:r>
-        <w:rPr>
-          <w:rFonts w:ascii="times" w:hAnsi="times"/>
-          <w:b w:val="false"/>
-          <w:bCs w:val="false"/>
-          <w:sz w:val="20"/>
-          <w:szCs w:val="20"/>
-          <w:shd w:fill="auto" w:val="clear"/>
-        </w:rPr>
-        <w:t>b</w:t>
-      </w:r>
-    </w:p>
-    <w:p>
-      <w:pPr>
-        <w:pStyle w:val="Normal"/>
-        <w:bidi w:val="0"/>
-        <w:spacing w:before="0" w:after="0"/>
-        <w:jc w:val="start"/>
-        <w:rPr>
-          <w:b w:val="false"/>
-          <w:bCs w:val="false"/>
-          <w:sz w:val="20"/>
-          <w:szCs w:val="20"/>
-          <w:highlight w:val="none"/>
-          <w:shd w:fill="auto" w:val="clear"/>
-        </w:rPr>
-      </w:pPr>
-      <w:r>
-        <w:rPr>
-          <w:rFonts w:ascii="times" w:hAnsi="times"/>
-          <w:b w:val="false"/>
-          <w:bCs w:val="false"/>
-          <w:sz w:val="20"/>
-          <w:szCs w:val="20"/>
-          <w:shd w:fill="auto" w:val="clear"/>
-        </w:rPr>
-        <w:t>4. D→ b</w:t>
-      </w:r>
-    </w:p>
-    <w:p>
-      <w:pPr>
-        <w:pStyle w:val="Normal"/>
-        <w:bidi w:val="0"/>
-        <w:jc w:val="start"/>
-        <w:rPr>
-          <w:rFonts w:ascii="times" w:hAnsi="times"/>
-          <w:sz w:val="20"/>
-          <w:szCs w:val="20"/>
-        </w:rPr>
-      </w:pPr>
-      <w:r>
-        <w:rPr>
-          <w:shd w:fill="auto" w:val="clear"/>
-        </w:rPr>
-      </w:r>
-    </w:p>
-    <w:p>
-      <w:pPr>
-        <w:pStyle w:val="BodyText"/>
-        <w:bidi w:val="0"/>
-        <w:spacing w:before="0" w:after="0"/>
-        <w:jc w:val="start"/>
-        <w:rPr>
-          <w:sz w:val="20"/>
-          <w:szCs w:val="20"/>
-          <w:highlight w:val="none"/>
-          <w:shd w:fill="auto" w:val="clear"/>
-        </w:rPr>
-      </w:pPr>
-      <w:r>
-        <w:rPr>
-          <w:rFonts w:ascii="times" w:hAnsi="times"/>
-          <w:sz w:val="20"/>
-          <w:szCs w:val="20"/>
-          <w:shd w:fill="auto" w:val="clear"/>
-        </w:rPr>
-        <w:t>Нужно устранить T</w:t>
-      </w:r>
-      <w:r>
-        <w:rPr>
-          <w:rFonts w:ascii="times" w:hAnsi="times"/>
-          <w:sz w:val="20"/>
-          <w:szCs w:val="20"/>
-          <w:shd w:fill="auto" w:val="clear"/>
-        </w:rPr>
-        <w:t>(</w:t>
-      </w:r>
-      <w:r>
-        <w:rPr>
-          <w:rFonts w:ascii="times" w:hAnsi="times"/>
-          <w:sz w:val="20"/>
-          <w:szCs w:val="20"/>
-          <w:shd w:fill="auto" w:val="clear"/>
-        </w:rPr>
-        <w:t>несаморекурсивный</w:t>
-      </w:r>
-      <w:r>
-        <w:rPr>
-          <w:rFonts w:ascii="times" w:hAnsi="times"/>
-          <w:sz w:val="20"/>
-          <w:szCs w:val="20"/>
-          <w:shd w:fill="auto" w:val="clear"/>
-        </w:rPr>
-        <w:t>)</w:t>
-      </w:r>
-      <w:r>
-        <w:rPr>
-          <w:rFonts w:ascii="times" w:hAnsi="times"/>
-          <w:sz w:val="20"/>
-          <w:szCs w:val="20"/>
-          <w:shd w:fill="auto" w:val="clear"/>
-        </w:rPr>
-        <w:t>, подставив его правила в D → Tdbbb:</w:t>
-      </w:r>
-    </w:p>
-    <w:p>
-      <w:pPr>
-        <w:pStyle w:val="BodyText"/>
-        <w:bidi w:val="0"/>
-        <w:spacing w:before="0" w:after="0"/>
-        <w:jc w:val="start"/>
-        <w:rPr>
-          <w:sz w:val="20"/>
-          <w:szCs w:val="20"/>
-          <w:highlight w:val="none"/>
-          <w:shd w:fill="auto" w:val="clear"/>
-        </w:rPr>
-      </w:pPr>
-      <w:r>
-        <w:rPr>
-          <w:rFonts w:ascii="times" w:hAnsi="times"/>
-          <w:sz w:val="20"/>
-          <w:szCs w:val="20"/>
-          <w:shd w:fill="auto" w:val="clear"/>
-        </w:rPr>
-        <w:t>T → aD | D: D → TDbbb → aDDbbb | DDbbb.</w:t>
-      </w:r>
-    </w:p>
-    <w:p>
-      <w:pPr>
-        <w:pStyle w:val="BodyText"/>
-        <w:bidi w:val="0"/>
-        <w:spacing w:before="0" w:after="0"/>
-        <w:jc w:val="start"/>
-        <w:rPr>
-          <w:sz w:val="20"/>
-          <w:szCs w:val="20"/>
-          <w:highlight w:val="none"/>
-          <w:shd w:fill="auto" w:val="clear"/>
-        </w:rPr>
-      </w:pPr>
-      <w:r>
-        <w:rPr>
-          <w:rFonts w:ascii="times" w:hAnsi="times"/>
-          <w:sz w:val="20"/>
-          <w:szCs w:val="20"/>
-          <w:shd w:fill="auto" w:val="clear"/>
-        </w:rPr>
-        <w:t>1. D → aDDbbb</w:t>
-      </w:r>
-    </w:p>
-    <w:p>
-      <w:pPr>
-        <w:pStyle w:val="BodyText"/>
-        <w:bidi w:val="0"/>
-        <w:spacing w:before="0" w:after="0"/>
-        <w:jc w:val="start"/>
-        <w:rPr>
-          <w:sz w:val="20"/>
-          <w:szCs w:val="20"/>
-          <w:highlight w:val="none"/>
-          <w:shd w:fill="auto" w:val="clear"/>
-        </w:rPr>
-      </w:pPr>
-      <w:r>
-        <w:rPr>
-          <w:rFonts w:ascii="times" w:hAnsi="times"/>
-          <w:sz w:val="20"/>
-          <w:szCs w:val="20"/>
-          <w:shd w:fill="auto" w:val="clear"/>
-        </w:rPr>
-        <w:t>2. D → DDbbb</w:t>
-      </w:r>
-    </w:p>
-    <w:p>
-      <w:pPr>
-        <w:pStyle w:val="BodyText"/>
-        <w:bidi w:val="0"/>
-        <w:spacing w:before="0" w:after="0"/>
-        <w:jc w:val="start"/>
-        <w:rPr>
-          <w:sz w:val="20"/>
-          <w:szCs w:val="20"/>
-          <w:highlight w:val="none"/>
-          <w:shd w:fill="auto" w:val="clear"/>
-        </w:rPr>
-      </w:pPr>
-      <w:r>
-        <w:rPr>
-          <w:rFonts w:ascii="times" w:hAnsi="times"/>
-          <w:sz w:val="20"/>
-          <w:szCs w:val="20"/>
-          <w:shd w:fill="auto" w:val="clear"/>
-        </w:rPr>
-        <w:t>3. D → b</w:t>
-      </w:r>
-    </w:p>
-    <w:p>
-      <w:pPr>
-        <w:pStyle w:val="Normal"/>
-        <w:bidi w:val="0"/>
-        <w:spacing w:before="0" w:after="0"/>
-        <w:jc w:val="start"/>
-        <w:rPr>
-          <w:rFonts w:ascii="times" w:hAnsi="times"/>
-        </w:rPr>
-      </w:pPr>
-      <w:r>
-        <w:rPr>
-          <w:sz w:val="20"/>
-          <w:szCs w:val="20"/>
-          <w:shd w:fill="auto" w:val="clear"/>
-        </w:rPr>
-      </w:r>
-    </w:p>
-    <w:p>
-      <w:pPr>
-        <w:pStyle w:val="Normal"/>
-        <w:bidi w:val="0"/>
-        <w:jc w:val="start"/>
-        <w:rPr>
-          <w:rFonts w:ascii="times" w:hAnsi="times"/>
-          <w:sz w:val="20"/>
-          <w:szCs w:val="20"/>
-        </w:rPr>
-      </w:pPr>
-      <w:r>
-        <w:rPr>
-          <w:shd w:fill="auto" w:val="clear"/>
-        </w:rPr>
-      </w:r>
-    </w:p>
-    <w:p>
-      <w:pPr>
-        <w:pStyle w:val="Normal"/>
-        <w:bidi w:val="0"/>
-        <w:jc w:val="start"/>
-        <w:rPr>
-          <w:rFonts w:ascii="times" w:hAnsi="times"/>
-          <w:sz w:val="20"/>
-          <w:szCs w:val="20"/>
-        </w:rPr>
-      </w:pPr>
-      <w:r>
-        <w:rPr>
-          <w:shd w:fill="auto" w:val="clear"/>
-        </w:rPr>
-      </w:r>
-    </w:p>
-    <w:p>
-      <w:pPr>
-        <w:pStyle w:val="Normal"/>
-        <w:bidi w:val="0"/>
-        <w:jc w:val="start"/>
-        <w:rPr>
-          <w:rFonts w:ascii="times" w:hAnsi="times"/>
-          <w:sz w:val="20"/>
-          <w:szCs w:val="20"/>
-        </w:rPr>
-      </w:pPr>
-      <w:r>
-        <w:rPr>
-          <w:shd w:fill="auto" w:val="clear"/>
-        </w:rPr>
-      </w:r>
-    </w:p>
-    <w:p>
-      <w:pPr>
-        <w:pStyle w:val="Normal"/>
-        <w:bidi w:val="0"/>
-        <w:jc w:val="start"/>
-        <w:rPr>
-          <w:rFonts w:ascii="times" w:hAnsi="times"/>
-          <w:sz w:val="20"/>
-          <w:szCs w:val="20"/>
-        </w:rPr>
-      </w:pPr>
-      <w:r>
-        <w:rPr>
-          <w:shd w:fill="auto" w:val="clear"/>
-        </w:rPr>
-      </w:r>
-    </w:p>
-    <w:p>
-      <w:pPr>
-        <w:pStyle w:val="Normal"/>
-        <w:bidi w:val="0"/>
-        <w:jc w:val="start"/>
-        <w:rPr>
-          <w:rFonts w:ascii="times" w:hAnsi="times"/>
-          <w:sz w:val="20"/>
-          <w:szCs w:val="20"/>
-        </w:rPr>
-      </w:pPr>
-      <w:r>
-        <w:rPr>
-          <w:shd w:fill="auto" w:val="clear"/>
-        </w:rPr>
-      </w:r>
-    </w:p>
-    <w:p>
-      <w:pPr>
-        <w:pStyle w:val="Normal"/>
-        <w:bidi w:val="0"/>
-        <w:jc w:val="start"/>
-        <w:rPr>
-          <w:rFonts w:ascii="times" w:hAnsi="times"/>
-          <w:highlight w:val="none"/>
-          <w:shd w:fill="auto" w:val="clear"/>
-        </w:rPr>
-      </w:pPr>
-      <w:r>
-        <w:rPr>
-          <w:rFonts w:ascii="times" w:hAnsi="times"/>
-          <w:shd w:fill="auto" w:val="clear"/>
-        </w:rPr>
-      </w:r>
-    </w:p>
-    <w:p>
-      <w:pPr>
-        <w:pStyle w:val="Normal"/>
-        <w:bidi w:val="0"/>
-        <w:jc w:val="start"/>
-        <w:rPr>
-          <w:rFonts w:ascii="times" w:hAnsi="times"/>
-          <w:highlight w:val="none"/>
-          <w:shd w:fill="auto" w:val="clear"/>
-        </w:rPr>
-      </w:pPr>
-      <w:r>
-        <w:rPr>
-          <w:rFonts w:ascii="times" w:hAnsi="times"/>
-          <w:shd w:fill="auto" w:val="clear"/>
-        </w:rPr>
-      </w:r>
-    </w:p>
-    <w:p>
-      <w:pPr>
-        <w:pStyle w:val="Normal"/>
-        <w:bidi w:val="0"/>
-        <w:spacing w:before="0" w:after="0"/>
-        <w:jc w:val="start"/>
-        <w:rPr>
-          <w:highlight w:val="none"/>
-          <w:shd w:fill="auto" w:val="clear"/>
-        </w:rPr>
-      </w:pPr>
-      <w:r>
-        <w:rPr>
-          <w:shd w:fill="auto" w:val="clear"/>
-        </w:rPr>
-      </w:r>
-    </w:p>
-    <w:p>
-      <w:pPr>
-        <w:pStyle w:val="Normal"/>
-        <w:bidi w:val="0"/>
-        <w:spacing w:before="0" w:after="0"/>
-        <w:jc w:val="start"/>
-        <w:rPr>
+        </w:rPr>
+      </w:pPr>
+      <w:r>
+        <w:rPr>
+          <w:rFonts w:ascii="times" w:hAnsi="times"/>
           <w:b/>
           <w:bCs/>
+        </w:rPr>
+      </w:r>
+    </w:p>
+    <w:p>
+      <w:pPr>
+        <w:pStyle w:val="Normal"/>
+        <w:bidi w:val="0"/>
+        <w:spacing w:before="0" w:after="0"/>
+        <w:jc w:val="start"/>
+        <w:rPr>
+          <w:sz w:val="20"/>
+          <w:szCs w:val="20"/>
           <w:highlight w:val="none"/>
           <w:shd w:fill="auto" w:val="clear"/>
         </w:rPr>
@@ -7288,6 +4954,1576 @@
           <w:szCs w:val="20"/>
           <w:shd w:fill="auto" w:val="clear"/>
         </w:rPr>
+        <w:t>5. Преобразовать грамматику G1 в грамматику G5 без несаморекурсивных нетерминалов.</w:t>
+      </w:r>
+    </w:p>
+    <w:p>
+      <w:pPr>
+        <w:pStyle w:val="Normal"/>
+        <w:bidi w:val="0"/>
+        <w:spacing w:before="0" w:after="0"/>
+        <w:jc w:val="start"/>
+        <w:rPr>
+          <w:b w:val="false"/>
+          <w:bCs w:val="false"/>
+          <w:sz w:val="20"/>
+          <w:szCs w:val="20"/>
+          <w:highlight w:val="none"/>
+          <w:shd w:fill="auto" w:val="clear"/>
+        </w:rPr>
+      </w:pPr>
+      <w:r>
+        <w:rPr>
+          <w:rFonts w:ascii="times" w:hAnsi="times"/>
+          <w:b w:val="false"/>
+          <w:bCs w:val="false"/>
+          <w:sz w:val="20"/>
+          <w:szCs w:val="20"/>
+          <w:shd w:fill="auto" w:val="clear"/>
+        </w:rPr>
+        <w:t>G1:</w:t>
+      </w:r>
+    </w:p>
+    <w:p>
+      <w:pPr>
+        <w:pStyle w:val="Normal"/>
+        <w:bidi w:val="0"/>
+        <w:spacing w:before="0" w:after="0"/>
+        <w:jc w:val="start"/>
+        <w:rPr>
+          <w:b w:val="false"/>
+          <w:bCs w:val="false"/>
+          <w:sz w:val="20"/>
+          <w:szCs w:val="20"/>
+          <w:highlight w:val="none"/>
+          <w:shd w:fill="auto" w:val="clear"/>
+        </w:rPr>
+      </w:pPr>
+      <w:r>
+        <w:rPr>
+          <w:rFonts w:ascii="times" w:hAnsi="times"/>
+          <w:b w:val="false"/>
+          <w:bCs w:val="false"/>
+          <w:sz w:val="20"/>
+          <w:szCs w:val="20"/>
+          <w:shd w:fill="auto" w:val="clear"/>
+        </w:rPr>
+        <w:t>1. T→ aDE</w:t>
+      </w:r>
+    </w:p>
+    <w:p>
+      <w:pPr>
+        <w:pStyle w:val="Normal"/>
+        <w:bidi w:val="0"/>
+        <w:spacing w:before="0" w:after="0"/>
+        <w:jc w:val="start"/>
+        <w:rPr>
+          <w:b w:val="false"/>
+          <w:bCs w:val="false"/>
+          <w:sz w:val="20"/>
+          <w:szCs w:val="20"/>
+          <w:highlight w:val="none"/>
+          <w:shd w:fill="auto" w:val="clear"/>
+        </w:rPr>
+      </w:pPr>
+      <w:r>
+        <w:rPr>
+          <w:rFonts w:ascii="times" w:hAnsi="times"/>
+          <w:b w:val="false"/>
+          <w:bCs w:val="false"/>
+          <w:sz w:val="20"/>
+          <w:szCs w:val="20"/>
+          <w:shd w:fill="auto" w:val="clear"/>
+        </w:rPr>
+        <w:t>2. T→ В</w:t>
+      </w:r>
+    </w:p>
+    <w:p>
+      <w:pPr>
+        <w:pStyle w:val="Normal"/>
+        <w:bidi w:val="0"/>
+        <w:spacing w:before="0" w:after="0"/>
+        <w:jc w:val="start"/>
+        <w:rPr>
+          <w:b w:val="false"/>
+          <w:bCs w:val="false"/>
+          <w:sz w:val="20"/>
+          <w:szCs w:val="20"/>
+          <w:highlight w:val="none"/>
+          <w:shd w:fill="auto" w:val="clear"/>
+        </w:rPr>
+      </w:pPr>
+      <w:r>
+        <w:rPr>
+          <w:rFonts w:ascii="times" w:hAnsi="times"/>
+          <w:b w:val="false"/>
+          <w:bCs w:val="false"/>
+          <w:sz w:val="20"/>
+          <w:szCs w:val="20"/>
+          <w:shd w:fill="auto" w:val="clear"/>
+        </w:rPr>
+        <w:t>3. D→ TAb</w:t>
+      </w:r>
+    </w:p>
+    <w:p>
+      <w:pPr>
+        <w:pStyle w:val="Normal"/>
+        <w:bidi w:val="0"/>
+        <w:spacing w:before="0" w:after="0"/>
+        <w:jc w:val="start"/>
+        <w:rPr>
+          <w:b w:val="false"/>
+          <w:bCs w:val="false"/>
+          <w:sz w:val="20"/>
+          <w:szCs w:val="20"/>
+          <w:highlight w:val="none"/>
+          <w:shd w:fill="auto" w:val="clear"/>
+        </w:rPr>
+      </w:pPr>
+      <w:r>
+        <w:rPr>
+          <w:rFonts w:ascii="times" w:hAnsi="times"/>
+          <w:b w:val="false"/>
+          <w:bCs w:val="false"/>
+          <w:sz w:val="20"/>
+          <w:szCs w:val="20"/>
+          <w:shd w:fill="auto" w:val="clear"/>
+        </w:rPr>
+        <w:t>4. D→ b</w:t>
+      </w:r>
+    </w:p>
+    <w:p>
+      <w:pPr>
+        <w:pStyle w:val="Normal"/>
+        <w:bidi w:val="0"/>
+        <w:spacing w:before="0" w:after="0"/>
+        <w:jc w:val="start"/>
+        <w:rPr>
+          <w:b w:val="false"/>
+          <w:bCs w:val="false"/>
+          <w:sz w:val="20"/>
+          <w:szCs w:val="20"/>
+          <w:highlight w:val="none"/>
+          <w:shd w:fill="auto" w:val="clear"/>
+        </w:rPr>
+      </w:pPr>
+      <w:r>
+        <w:rPr>
+          <w:rFonts w:ascii="times" w:hAnsi="times"/>
+          <w:b w:val="false"/>
+          <w:bCs w:val="false"/>
+          <w:sz w:val="20"/>
+          <w:szCs w:val="20"/>
+          <w:shd w:fill="auto" w:val="clear"/>
+        </w:rPr>
+        <w:t>5. E→</w:t>
+      </w:r>
+      <w:r>
+        <w:rPr>
+          <w:b w:val="false"/>
+          <w:bCs w:val="false"/>
+          <w:sz w:val="20"/>
+          <w:szCs w:val="20"/>
+          <w:shd w:fill="auto" w:val="clear"/>
+        </w:rPr>
+        <w:t>ε</w:t>
+      </w:r>
+    </w:p>
+    <w:p>
+      <w:pPr>
+        <w:pStyle w:val="Normal"/>
+        <w:bidi w:val="0"/>
+        <w:spacing w:before="0" w:after="0"/>
+        <w:jc w:val="start"/>
+        <w:rPr>
+          <w:b w:val="false"/>
+          <w:bCs w:val="false"/>
+          <w:sz w:val="20"/>
+          <w:szCs w:val="20"/>
+          <w:highlight w:val="none"/>
+          <w:shd w:fill="auto" w:val="clear"/>
+        </w:rPr>
+      </w:pPr>
+      <w:r>
+        <w:rPr>
+          <w:rFonts w:ascii="times" w:hAnsi="times"/>
+          <w:b w:val="false"/>
+          <w:bCs w:val="false"/>
+          <w:sz w:val="20"/>
+          <w:szCs w:val="20"/>
+          <w:shd w:fill="auto" w:val="clear"/>
+        </w:rPr>
+        <w:t>6. A→ Bbb</w:t>
+      </w:r>
+    </w:p>
+    <w:p>
+      <w:pPr>
+        <w:pStyle w:val="Normal"/>
+        <w:bidi w:val="0"/>
+        <w:spacing w:before="0" w:after="0"/>
+        <w:jc w:val="start"/>
+        <w:rPr>
+          <w:b w:val="false"/>
+          <w:bCs w:val="false"/>
+          <w:sz w:val="20"/>
+          <w:szCs w:val="20"/>
+          <w:highlight w:val="none"/>
+          <w:shd w:fill="auto" w:val="clear"/>
+        </w:rPr>
+      </w:pPr>
+      <w:r>
+        <w:rPr>
+          <w:b w:val="false"/>
+          <w:bCs w:val="false"/>
+          <w:sz w:val="20"/>
+          <w:szCs w:val="20"/>
+          <w:shd w:fill="auto" w:val="clear"/>
+        </w:rPr>
+        <w:t>7. B</w:t>
+      </w:r>
+      <w:r>
+        <w:rPr>
+          <w:rFonts w:ascii="times" w:hAnsi="times"/>
+          <w:b w:val="false"/>
+          <w:bCs w:val="false"/>
+          <w:sz w:val="20"/>
+          <w:szCs w:val="20"/>
+          <w:shd w:fill="auto" w:val="clear"/>
+        </w:rPr>
+        <w:t>→</w:t>
+      </w:r>
+      <w:r>
+        <w:rPr>
+          <w:b w:val="false"/>
+          <w:bCs w:val="false"/>
+          <w:sz w:val="20"/>
+          <w:szCs w:val="20"/>
+          <w:shd w:fill="auto" w:val="clear"/>
+        </w:rPr>
+        <w:t xml:space="preserve"> D</w:t>
+      </w:r>
+    </w:p>
+    <w:p>
+      <w:pPr>
+        <w:pStyle w:val="Normal"/>
+        <w:bidi w:val="0"/>
+        <w:spacing w:before="0" w:after="0"/>
+        <w:jc w:val="start"/>
+        <w:rPr>
+          <w:rFonts w:ascii="times" w:hAnsi="times"/>
+          <w:b w:val="false"/>
+          <w:bCs w:val="false"/>
+          <w:sz w:val="20"/>
+          <w:szCs w:val="20"/>
+          <w:highlight w:val="none"/>
+          <w:shd w:fill="auto" w:val="clear"/>
+        </w:rPr>
+      </w:pPr>
+      <w:r>
+        <w:rPr>
+          <w:rFonts w:ascii="times" w:hAnsi="times"/>
+          <w:b w:val="false"/>
+          <w:bCs w:val="false"/>
+          <w:sz w:val="20"/>
+          <w:szCs w:val="20"/>
+          <w:shd w:fill="auto" w:val="clear"/>
+        </w:rPr>
+      </w:r>
+    </w:p>
+    <w:p>
+      <w:pPr>
+        <w:pStyle w:val="Normal"/>
+        <w:bidi w:val="0"/>
+        <w:spacing w:before="0" w:after="0"/>
+        <w:jc w:val="start"/>
+        <w:rPr/>
+      </w:pPr>
+      <w:r>
+        <w:rPr>
+          <w:rFonts w:ascii="times" w:hAnsi="times"/>
+          <w:b w:val="false"/>
+          <w:bCs w:val="false"/>
+          <w:sz w:val="20"/>
+          <w:szCs w:val="20"/>
+          <w:shd w:fill="auto" w:val="clear"/>
+        </w:rPr>
+        <w:t xml:space="preserve">Устраняем E → ε, т. к. несаморекурсивный. Подставляем </w:t>
+      </w:r>
+      <w:r>
+        <w:rPr>
+          <w:rStyle w:val="Strong"/>
+          <w:rFonts w:ascii="times" w:hAnsi="times"/>
+          <w:b w:val="false"/>
+          <w:bCs w:val="false"/>
+          <w:sz w:val="20"/>
+          <w:szCs w:val="20"/>
+          <w:shd w:fill="auto" w:val="clear"/>
+        </w:rPr>
+        <w:t>E → ε</w:t>
+      </w:r>
+      <w:r>
+        <w:rPr>
+          <w:rFonts w:ascii="times" w:hAnsi="times"/>
+          <w:b w:val="false"/>
+          <w:bCs w:val="false"/>
+          <w:sz w:val="20"/>
+          <w:szCs w:val="20"/>
+          <w:shd w:fill="auto" w:val="clear"/>
+        </w:rPr>
+        <w:t xml:space="preserve"> в все правила, где встречается E:</w:t>
+      </w:r>
+    </w:p>
+    <w:p>
+      <w:pPr>
+        <w:pStyle w:val="Normal"/>
+        <w:bidi w:val="0"/>
+        <w:spacing w:before="0" w:after="0"/>
+        <w:jc w:val="start"/>
+        <w:rPr>
+          <w:b w:val="false"/>
+          <w:bCs w:val="false"/>
+          <w:sz w:val="20"/>
+          <w:szCs w:val="20"/>
+          <w:highlight w:val="none"/>
+          <w:shd w:fill="auto" w:val="clear"/>
+        </w:rPr>
+      </w:pPr>
+      <w:r>
+        <w:rPr>
+          <w:b w:val="false"/>
+          <w:bCs w:val="false"/>
+          <w:sz w:val="20"/>
+          <w:szCs w:val="20"/>
+          <w:shd w:fill="auto" w:val="clear"/>
+        </w:rPr>
+        <w:t>T → aDE : T → aD</w:t>
+      </w:r>
+    </w:p>
+    <w:p>
+      <w:pPr>
+        <w:pStyle w:val="BodyText"/>
+        <w:spacing w:before="0" w:after="0"/>
+        <w:rPr>
+          <w:b w:val="false"/>
+          <w:bCs w:val="false"/>
+          <w:sz w:val="20"/>
+          <w:szCs w:val="20"/>
+          <w:highlight w:val="none"/>
+          <w:shd w:fill="auto" w:val="clear"/>
+        </w:rPr>
+      </w:pPr>
+      <w:r>
+        <w:rPr>
+          <w:b w:val="false"/>
+          <w:bCs w:val="false"/>
+          <w:sz w:val="20"/>
+          <w:szCs w:val="20"/>
+          <w:shd w:fill="auto" w:val="clear"/>
+        </w:rPr>
+        <w:t>Удаляем правило E → ε, т.к. оно больше не нужно. Получим:</w:t>
+      </w:r>
+    </w:p>
+    <w:p>
+      <w:pPr>
+        <w:pStyle w:val="Normal"/>
+        <w:bidi w:val="0"/>
+        <w:spacing w:before="0" w:after="0"/>
+        <w:jc w:val="start"/>
+        <w:rPr>
+          <w:b w:val="false"/>
+          <w:bCs w:val="false"/>
+          <w:sz w:val="20"/>
+          <w:szCs w:val="20"/>
+          <w:highlight w:val="none"/>
+          <w:shd w:fill="auto" w:val="clear"/>
+        </w:rPr>
+      </w:pPr>
+      <w:r>
+        <w:rPr>
+          <w:rFonts w:ascii="times" w:hAnsi="times"/>
+          <w:b w:val="false"/>
+          <w:bCs w:val="false"/>
+          <w:sz w:val="20"/>
+          <w:szCs w:val="20"/>
+          <w:shd w:fill="auto" w:val="clear"/>
+        </w:rPr>
+        <w:t>1. T→ aD</w:t>
+      </w:r>
+    </w:p>
+    <w:p>
+      <w:pPr>
+        <w:pStyle w:val="Normal"/>
+        <w:bidi w:val="0"/>
+        <w:spacing w:before="0" w:after="0"/>
+        <w:jc w:val="start"/>
+        <w:rPr>
+          <w:b w:val="false"/>
+          <w:bCs w:val="false"/>
+          <w:sz w:val="20"/>
+          <w:szCs w:val="20"/>
+          <w:highlight w:val="none"/>
+          <w:shd w:fill="auto" w:val="clear"/>
+        </w:rPr>
+      </w:pPr>
+      <w:r>
+        <w:rPr>
+          <w:rFonts w:ascii="times" w:hAnsi="times"/>
+          <w:b w:val="false"/>
+          <w:bCs w:val="false"/>
+          <w:sz w:val="20"/>
+          <w:szCs w:val="20"/>
+          <w:shd w:fill="auto" w:val="clear"/>
+        </w:rPr>
+        <w:t>2. T→ В</w:t>
+      </w:r>
+    </w:p>
+    <w:p>
+      <w:pPr>
+        <w:pStyle w:val="Normal"/>
+        <w:bidi w:val="0"/>
+        <w:spacing w:before="0" w:after="0"/>
+        <w:jc w:val="start"/>
+        <w:rPr>
+          <w:b w:val="false"/>
+          <w:bCs w:val="false"/>
+          <w:sz w:val="20"/>
+          <w:szCs w:val="20"/>
+          <w:highlight w:val="none"/>
+          <w:shd w:fill="auto" w:val="clear"/>
+        </w:rPr>
+      </w:pPr>
+      <w:r>
+        <w:rPr>
+          <w:rFonts w:ascii="times" w:hAnsi="times"/>
+          <w:b w:val="false"/>
+          <w:bCs w:val="false"/>
+          <w:sz w:val="20"/>
+          <w:szCs w:val="20"/>
+          <w:shd w:fill="auto" w:val="clear"/>
+        </w:rPr>
+        <w:t>3. D→ TAb</w:t>
+      </w:r>
+    </w:p>
+    <w:p>
+      <w:pPr>
+        <w:pStyle w:val="Normal"/>
+        <w:bidi w:val="0"/>
+        <w:spacing w:before="0" w:after="0"/>
+        <w:jc w:val="start"/>
+        <w:rPr>
+          <w:b w:val="false"/>
+          <w:bCs w:val="false"/>
+          <w:sz w:val="20"/>
+          <w:szCs w:val="20"/>
+          <w:highlight w:val="none"/>
+          <w:shd w:fill="auto" w:val="clear"/>
+        </w:rPr>
+      </w:pPr>
+      <w:r>
+        <w:rPr>
+          <w:rFonts w:ascii="times" w:hAnsi="times"/>
+          <w:b w:val="false"/>
+          <w:bCs w:val="false"/>
+          <w:sz w:val="20"/>
+          <w:szCs w:val="20"/>
+          <w:shd w:fill="auto" w:val="clear"/>
+        </w:rPr>
+        <w:t>4. D→ b</w:t>
+      </w:r>
+    </w:p>
+    <w:p>
+      <w:pPr>
+        <w:pStyle w:val="Normal"/>
+        <w:bidi w:val="0"/>
+        <w:spacing w:before="0" w:after="0"/>
+        <w:jc w:val="start"/>
+        <w:rPr>
+          <w:b w:val="false"/>
+          <w:bCs w:val="false"/>
+          <w:sz w:val="20"/>
+          <w:szCs w:val="20"/>
+          <w:highlight w:val="none"/>
+          <w:shd w:fill="auto" w:val="clear"/>
+        </w:rPr>
+      </w:pPr>
+      <w:r>
+        <w:rPr>
+          <w:rFonts w:ascii="times" w:hAnsi="times"/>
+          <w:b w:val="false"/>
+          <w:bCs w:val="false"/>
+          <w:sz w:val="20"/>
+          <w:szCs w:val="20"/>
+          <w:shd w:fill="auto" w:val="clear"/>
+        </w:rPr>
+        <w:t>5. A→ Bbb</w:t>
+      </w:r>
+    </w:p>
+    <w:p>
+      <w:pPr>
+        <w:pStyle w:val="Normal"/>
+        <w:bidi w:val="0"/>
+        <w:spacing w:before="0" w:after="0"/>
+        <w:jc w:val="start"/>
+        <w:rPr>
+          <w:b w:val="false"/>
+          <w:bCs w:val="false"/>
+          <w:sz w:val="20"/>
+          <w:szCs w:val="20"/>
+          <w:highlight w:val="none"/>
+          <w:shd w:fill="auto" w:val="clear"/>
+        </w:rPr>
+      </w:pPr>
+      <w:r>
+        <w:rPr>
+          <w:b w:val="false"/>
+          <w:bCs w:val="false"/>
+          <w:sz w:val="20"/>
+          <w:szCs w:val="20"/>
+          <w:shd w:fill="auto" w:val="clear"/>
+        </w:rPr>
+        <w:t>6. B</w:t>
+      </w:r>
+      <w:r>
+        <w:rPr>
+          <w:rFonts w:ascii="times" w:hAnsi="times"/>
+          <w:b w:val="false"/>
+          <w:bCs w:val="false"/>
+          <w:sz w:val="20"/>
+          <w:szCs w:val="20"/>
+          <w:shd w:fill="auto" w:val="clear"/>
+        </w:rPr>
+        <w:t>→</w:t>
+      </w:r>
+      <w:r>
+        <w:rPr>
+          <w:b w:val="false"/>
+          <w:bCs w:val="false"/>
+          <w:sz w:val="20"/>
+          <w:szCs w:val="20"/>
+          <w:shd w:fill="auto" w:val="clear"/>
+        </w:rPr>
+        <w:t xml:space="preserve"> D</w:t>
+      </w:r>
+    </w:p>
+    <w:p>
+      <w:pPr>
+        <w:pStyle w:val="Normal"/>
+        <w:bidi w:val="0"/>
+        <w:spacing w:before="0" w:after="0"/>
+        <w:jc w:val="start"/>
+        <w:rPr>
+          <w:b w:val="false"/>
+          <w:bCs w:val="false"/>
+          <w:sz w:val="20"/>
+          <w:szCs w:val="20"/>
+          <w:highlight w:val="none"/>
+          <w:shd w:fill="auto" w:val="clear"/>
+        </w:rPr>
+      </w:pPr>
+      <w:r>
+        <w:rPr>
+          <w:b w:val="false"/>
+          <w:bCs w:val="false"/>
+          <w:sz w:val="20"/>
+          <w:szCs w:val="20"/>
+          <w:shd w:fill="auto" w:val="clear"/>
+        </w:rPr>
+      </w:r>
+    </w:p>
+    <w:p>
+      <w:pPr>
+        <w:pStyle w:val="Normal"/>
+        <w:bidi w:val="0"/>
+        <w:spacing w:before="0" w:after="0"/>
+        <w:jc w:val="start"/>
+        <w:rPr/>
+      </w:pPr>
+      <w:r>
+        <w:rPr>
+          <w:b w:val="false"/>
+          <w:bCs w:val="false"/>
+          <w:sz w:val="20"/>
+          <w:szCs w:val="20"/>
+          <w:shd w:fill="auto" w:val="clear"/>
+        </w:rPr>
+        <w:t>Устраняем A → Bbb,</w:t>
+      </w:r>
+      <w:r>
+        <w:rPr>
+          <w:rFonts w:ascii="times" w:hAnsi="times"/>
+          <w:b w:val="false"/>
+          <w:bCs w:val="false"/>
+          <w:sz w:val="20"/>
+          <w:szCs w:val="20"/>
+          <w:shd w:fill="auto" w:val="clear"/>
+        </w:rPr>
+        <w:t xml:space="preserve"> т. к. несаморекурсивный. Подставляем </w:t>
+      </w:r>
+      <w:r>
+        <w:rPr>
+          <w:rStyle w:val="Strong"/>
+          <w:rFonts w:ascii="times" w:hAnsi="times"/>
+          <w:b w:val="false"/>
+          <w:bCs w:val="false"/>
+          <w:sz w:val="20"/>
+          <w:szCs w:val="20"/>
+          <w:shd w:fill="auto" w:val="clear"/>
+        </w:rPr>
+        <w:t>A → Bbb</w:t>
+      </w:r>
+      <w:r>
+        <w:rPr>
+          <w:rFonts w:ascii="times" w:hAnsi="times"/>
+          <w:b w:val="false"/>
+          <w:bCs w:val="false"/>
+          <w:sz w:val="20"/>
+          <w:szCs w:val="20"/>
+          <w:shd w:fill="auto" w:val="clear"/>
+        </w:rPr>
+        <w:t xml:space="preserve"> в все правила, где встречается A:</w:t>
+      </w:r>
+    </w:p>
+    <w:p>
+      <w:pPr>
+        <w:pStyle w:val="BodyText"/>
+        <w:spacing w:before="0" w:after="0"/>
+        <w:rPr>
+          <w:b w:val="false"/>
+          <w:bCs w:val="false"/>
+          <w:sz w:val="20"/>
+          <w:szCs w:val="20"/>
+          <w:highlight w:val="none"/>
+          <w:shd w:fill="auto" w:val="clear"/>
+        </w:rPr>
+      </w:pPr>
+      <w:r>
+        <w:rPr>
+          <w:rFonts w:ascii="times" w:hAnsi="times"/>
+          <w:b w:val="false"/>
+          <w:bCs w:val="false"/>
+          <w:sz w:val="20"/>
+          <w:szCs w:val="20"/>
+          <w:shd w:fill="auto" w:val="clear"/>
+        </w:rPr>
+        <w:t xml:space="preserve">D→ TAb : </w:t>
+      </w:r>
+      <w:r>
+        <w:rPr>
+          <w:b w:val="false"/>
+          <w:bCs w:val="false"/>
+          <w:sz w:val="20"/>
+          <w:szCs w:val="20"/>
+          <w:shd w:fill="auto" w:val="clear"/>
+        </w:rPr>
+        <w:t>D → TBbbb</w:t>
+      </w:r>
+    </w:p>
+    <w:p>
+      <w:pPr>
+        <w:pStyle w:val="BodyText"/>
+        <w:spacing w:before="0" w:after="0"/>
+        <w:rPr>
+          <w:b w:val="false"/>
+          <w:bCs w:val="false"/>
+          <w:sz w:val="20"/>
+          <w:szCs w:val="20"/>
+          <w:highlight w:val="none"/>
+          <w:shd w:fill="auto" w:val="clear"/>
+        </w:rPr>
+      </w:pPr>
+      <w:r>
+        <w:rPr>
+          <w:b w:val="false"/>
+          <w:bCs w:val="false"/>
+          <w:sz w:val="20"/>
+          <w:szCs w:val="20"/>
+          <w:shd w:fill="auto" w:val="clear"/>
+        </w:rPr>
+        <w:t>Удаляем правило A → Bbb. Получим:</w:t>
+      </w:r>
+    </w:p>
+    <w:p>
+      <w:pPr>
+        <w:pStyle w:val="Normal"/>
+        <w:bidi w:val="0"/>
+        <w:spacing w:before="0" w:after="0"/>
+        <w:jc w:val="start"/>
+        <w:rPr>
+          <w:b w:val="false"/>
+          <w:bCs w:val="false"/>
+          <w:sz w:val="20"/>
+          <w:szCs w:val="20"/>
+          <w:highlight w:val="none"/>
+          <w:shd w:fill="auto" w:val="clear"/>
+        </w:rPr>
+      </w:pPr>
+      <w:r>
+        <w:rPr>
+          <w:rFonts w:ascii="times" w:hAnsi="times"/>
+          <w:b w:val="false"/>
+          <w:bCs w:val="false"/>
+          <w:sz w:val="20"/>
+          <w:szCs w:val="20"/>
+          <w:shd w:fill="auto" w:val="clear"/>
+        </w:rPr>
+        <w:t>1. T→ aD</w:t>
+      </w:r>
+    </w:p>
+    <w:p>
+      <w:pPr>
+        <w:pStyle w:val="Normal"/>
+        <w:bidi w:val="0"/>
+        <w:spacing w:before="0" w:after="0"/>
+        <w:jc w:val="start"/>
+        <w:rPr>
+          <w:b w:val="false"/>
+          <w:bCs w:val="false"/>
+          <w:sz w:val="20"/>
+          <w:szCs w:val="20"/>
+          <w:highlight w:val="none"/>
+          <w:shd w:fill="auto" w:val="clear"/>
+        </w:rPr>
+      </w:pPr>
+      <w:r>
+        <w:rPr>
+          <w:rFonts w:ascii="times" w:hAnsi="times"/>
+          <w:b w:val="false"/>
+          <w:bCs w:val="false"/>
+          <w:sz w:val="20"/>
+          <w:szCs w:val="20"/>
+          <w:shd w:fill="auto" w:val="clear"/>
+        </w:rPr>
+        <w:t>2. T→ В</w:t>
+      </w:r>
+    </w:p>
+    <w:p>
+      <w:pPr>
+        <w:pStyle w:val="Normal"/>
+        <w:bidi w:val="0"/>
+        <w:spacing w:before="0" w:after="0"/>
+        <w:jc w:val="start"/>
+        <w:rPr>
+          <w:b w:val="false"/>
+          <w:bCs w:val="false"/>
+          <w:sz w:val="20"/>
+          <w:szCs w:val="20"/>
+          <w:highlight w:val="none"/>
+          <w:shd w:fill="auto" w:val="clear"/>
+        </w:rPr>
+      </w:pPr>
+      <w:r>
+        <w:rPr>
+          <w:rFonts w:ascii="times" w:hAnsi="times"/>
+          <w:b w:val="false"/>
+          <w:bCs w:val="false"/>
+          <w:sz w:val="20"/>
+          <w:szCs w:val="20"/>
+          <w:shd w:fill="auto" w:val="clear"/>
+        </w:rPr>
+        <w:t>3. D→ TBbbb</w:t>
+      </w:r>
+    </w:p>
+    <w:p>
+      <w:pPr>
+        <w:pStyle w:val="Normal"/>
+        <w:bidi w:val="0"/>
+        <w:spacing w:before="0" w:after="0"/>
+        <w:jc w:val="start"/>
+        <w:rPr>
+          <w:b w:val="false"/>
+          <w:bCs w:val="false"/>
+          <w:sz w:val="20"/>
+          <w:szCs w:val="20"/>
+          <w:highlight w:val="none"/>
+          <w:shd w:fill="auto" w:val="clear"/>
+        </w:rPr>
+      </w:pPr>
+      <w:r>
+        <w:rPr>
+          <w:rFonts w:ascii="times" w:hAnsi="times"/>
+          <w:b w:val="false"/>
+          <w:bCs w:val="false"/>
+          <w:sz w:val="20"/>
+          <w:szCs w:val="20"/>
+          <w:shd w:fill="auto" w:val="clear"/>
+        </w:rPr>
+        <w:t>4. D→ b</w:t>
+      </w:r>
+    </w:p>
+    <w:p>
+      <w:pPr>
+        <w:pStyle w:val="Normal"/>
+        <w:bidi w:val="0"/>
+        <w:spacing w:before="0" w:after="0"/>
+        <w:jc w:val="start"/>
+        <w:rPr>
+          <w:b w:val="false"/>
+          <w:bCs w:val="false"/>
+          <w:sz w:val="20"/>
+          <w:szCs w:val="20"/>
+          <w:highlight w:val="none"/>
+          <w:shd w:fill="auto" w:val="clear"/>
+        </w:rPr>
+      </w:pPr>
+      <w:r>
+        <w:rPr>
+          <w:b w:val="false"/>
+          <w:bCs w:val="false"/>
+          <w:sz w:val="20"/>
+          <w:szCs w:val="20"/>
+          <w:shd w:fill="auto" w:val="clear"/>
+        </w:rPr>
+        <w:t>5. B</w:t>
+      </w:r>
+      <w:r>
+        <w:rPr>
+          <w:rFonts w:ascii="times" w:hAnsi="times"/>
+          <w:b w:val="false"/>
+          <w:bCs w:val="false"/>
+          <w:sz w:val="20"/>
+          <w:szCs w:val="20"/>
+          <w:shd w:fill="auto" w:val="clear"/>
+        </w:rPr>
+        <w:t>→</w:t>
+      </w:r>
+      <w:r>
+        <w:rPr>
+          <w:b w:val="false"/>
+          <w:bCs w:val="false"/>
+          <w:sz w:val="20"/>
+          <w:szCs w:val="20"/>
+          <w:shd w:fill="auto" w:val="clear"/>
+        </w:rPr>
+        <w:t xml:space="preserve"> D</w:t>
+      </w:r>
+    </w:p>
+    <w:p>
+      <w:pPr>
+        <w:pStyle w:val="BodyText"/>
+        <w:spacing w:before="0" w:after="0"/>
+        <w:rPr>
+          <w:b w:val="false"/>
+          <w:bCs w:val="false"/>
+          <w:sz w:val="20"/>
+          <w:szCs w:val="20"/>
+          <w:highlight w:val="none"/>
+          <w:shd w:fill="auto" w:val="clear"/>
+        </w:rPr>
+      </w:pPr>
+      <w:r>
+        <w:rPr>
+          <w:b w:val="false"/>
+          <w:bCs w:val="false"/>
+          <w:sz w:val="20"/>
+          <w:szCs w:val="20"/>
+          <w:shd w:fill="auto" w:val="clear"/>
+        </w:rPr>
+      </w:r>
+    </w:p>
+    <w:p>
+      <w:pPr>
+        <w:pStyle w:val="Normal"/>
+        <w:bidi w:val="0"/>
+        <w:spacing w:before="0" w:after="0"/>
+        <w:jc w:val="start"/>
+        <w:rPr/>
+      </w:pPr>
+      <w:r>
+        <w:rPr>
+          <w:rFonts w:ascii="times" w:hAnsi="times"/>
+          <w:b w:val="false"/>
+          <w:bCs w:val="false"/>
+          <w:sz w:val="20"/>
+          <w:szCs w:val="20"/>
+          <w:shd w:fill="auto" w:val="clear"/>
+        </w:rPr>
+        <w:t xml:space="preserve">Устраняем B → D, т. к. цепной. Подставляем </w:t>
+      </w:r>
+      <w:r>
+        <w:rPr>
+          <w:rStyle w:val="Strong"/>
+          <w:rFonts w:ascii="times" w:hAnsi="times"/>
+          <w:b w:val="false"/>
+          <w:bCs w:val="false"/>
+          <w:sz w:val="20"/>
+          <w:szCs w:val="20"/>
+          <w:shd w:fill="auto" w:val="clear"/>
+        </w:rPr>
+        <w:t>B → D</w:t>
+      </w:r>
+      <w:r>
+        <w:rPr>
+          <w:rFonts w:ascii="times" w:hAnsi="times"/>
+          <w:b w:val="false"/>
+          <w:bCs w:val="false"/>
+          <w:sz w:val="20"/>
+          <w:szCs w:val="20"/>
+          <w:shd w:fill="auto" w:val="clear"/>
+        </w:rPr>
+        <w:t xml:space="preserve"> в все правила, где встречается B:</w:t>
+      </w:r>
+    </w:p>
+    <w:p>
+      <w:pPr>
+        <w:pStyle w:val="Normal"/>
+        <w:bidi w:val="0"/>
+        <w:spacing w:before="0" w:after="0"/>
+        <w:jc w:val="start"/>
+        <w:rPr>
+          <w:b w:val="false"/>
+          <w:bCs w:val="false"/>
+          <w:sz w:val="20"/>
+          <w:szCs w:val="20"/>
+          <w:highlight w:val="none"/>
+          <w:shd w:fill="auto" w:val="clear"/>
+        </w:rPr>
+      </w:pPr>
+      <w:r>
+        <w:rPr>
+          <w:rFonts w:ascii="times" w:hAnsi="times"/>
+          <w:b w:val="false"/>
+          <w:bCs w:val="false"/>
+          <w:sz w:val="20"/>
+          <w:szCs w:val="20"/>
+          <w:shd w:fill="auto" w:val="clear"/>
+        </w:rPr>
+        <w:t>T→ В : T → D</w:t>
+      </w:r>
+    </w:p>
+    <w:p>
+      <w:pPr>
+        <w:pStyle w:val="Normal"/>
+        <w:bidi w:val="0"/>
+        <w:spacing w:before="0" w:after="0"/>
+        <w:jc w:val="start"/>
+        <w:rPr>
+          <w:b w:val="false"/>
+          <w:bCs w:val="false"/>
+          <w:sz w:val="20"/>
+          <w:szCs w:val="20"/>
+          <w:highlight w:val="none"/>
+          <w:shd w:fill="auto" w:val="clear"/>
+        </w:rPr>
+      </w:pPr>
+      <w:r>
+        <w:rPr>
+          <w:rFonts w:ascii="times" w:hAnsi="times"/>
+          <w:b w:val="false"/>
+          <w:bCs w:val="false"/>
+          <w:sz w:val="20"/>
+          <w:szCs w:val="20"/>
+          <w:shd w:fill="auto" w:val="clear"/>
+        </w:rPr>
+        <w:t>D→ TBbbb : D→ TDbbb</w:t>
+      </w:r>
+    </w:p>
+    <w:p>
+      <w:pPr>
+        <w:pStyle w:val="Normal"/>
+        <w:bidi w:val="0"/>
+        <w:spacing w:before="0" w:after="0"/>
+        <w:jc w:val="start"/>
+        <w:rPr>
+          <w:b w:val="false"/>
+          <w:bCs w:val="false"/>
+          <w:sz w:val="20"/>
+          <w:szCs w:val="20"/>
+          <w:highlight w:val="none"/>
+          <w:shd w:fill="auto" w:val="clear"/>
+        </w:rPr>
+      </w:pPr>
+      <w:r>
+        <w:rPr>
+          <w:rFonts w:ascii="times" w:hAnsi="times"/>
+          <w:b w:val="false"/>
+          <w:bCs w:val="false"/>
+          <w:sz w:val="20"/>
+          <w:szCs w:val="20"/>
+          <w:shd w:fill="auto" w:val="clear"/>
+        </w:rPr>
+        <w:t>Удаляем правило B → D. Получим:</w:t>
+      </w:r>
+    </w:p>
+    <w:p>
+      <w:pPr>
+        <w:pStyle w:val="Normal"/>
+        <w:bidi w:val="0"/>
+        <w:spacing w:before="0" w:after="0"/>
+        <w:jc w:val="start"/>
+        <w:rPr>
+          <w:b w:val="false"/>
+          <w:bCs w:val="false"/>
+          <w:sz w:val="20"/>
+          <w:szCs w:val="20"/>
+          <w:highlight w:val="none"/>
+          <w:shd w:fill="auto" w:val="clear"/>
+        </w:rPr>
+      </w:pPr>
+      <w:r>
+        <w:rPr>
+          <w:rFonts w:ascii="times" w:hAnsi="times"/>
+          <w:b w:val="false"/>
+          <w:bCs w:val="false"/>
+          <w:sz w:val="20"/>
+          <w:szCs w:val="20"/>
+          <w:shd w:fill="auto" w:val="clear"/>
+        </w:rPr>
+        <w:t>1. T→ aD</w:t>
+      </w:r>
+    </w:p>
+    <w:p>
+      <w:pPr>
+        <w:pStyle w:val="Normal"/>
+        <w:bidi w:val="0"/>
+        <w:spacing w:before="0" w:after="0"/>
+        <w:jc w:val="start"/>
+        <w:rPr>
+          <w:b w:val="false"/>
+          <w:bCs w:val="false"/>
+          <w:sz w:val="20"/>
+          <w:szCs w:val="20"/>
+          <w:highlight w:val="none"/>
+          <w:shd w:fill="auto" w:val="clear"/>
+        </w:rPr>
+      </w:pPr>
+      <w:r>
+        <w:rPr>
+          <w:rFonts w:ascii="times" w:hAnsi="times"/>
+          <w:b w:val="false"/>
+          <w:bCs w:val="false"/>
+          <w:sz w:val="20"/>
+          <w:szCs w:val="20"/>
+          <w:shd w:fill="auto" w:val="clear"/>
+        </w:rPr>
+        <w:t>2. T→ D</w:t>
+      </w:r>
+    </w:p>
+    <w:p>
+      <w:pPr>
+        <w:pStyle w:val="Normal"/>
+        <w:bidi w:val="0"/>
+        <w:spacing w:before="0" w:after="0"/>
+        <w:jc w:val="start"/>
+        <w:rPr>
+          <w:b w:val="false"/>
+          <w:bCs w:val="false"/>
+          <w:sz w:val="20"/>
+          <w:szCs w:val="20"/>
+          <w:highlight w:val="none"/>
+          <w:shd w:fill="auto" w:val="clear"/>
+        </w:rPr>
+      </w:pPr>
+      <w:r>
+        <w:rPr>
+          <w:rFonts w:ascii="times" w:hAnsi="times"/>
+          <w:b w:val="false"/>
+          <w:bCs w:val="false"/>
+          <w:sz w:val="20"/>
+          <w:szCs w:val="20"/>
+          <w:shd w:fill="auto" w:val="clear"/>
+        </w:rPr>
+        <w:t>3. D→ TDbbb</w:t>
+      </w:r>
+    </w:p>
+    <w:p>
+      <w:pPr>
+        <w:pStyle w:val="Normal"/>
+        <w:bidi w:val="0"/>
+        <w:spacing w:before="0" w:after="0"/>
+        <w:jc w:val="start"/>
+        <w:rPr>
+          <w:b w:val="false"/>
+          <w:bCs w:val="false"/>
+          <w:sz w:val="20"/>
+          <w:szCs w:val="20"/>
+          <w:highlight w:val="none"/>
+          <w:shd w:fill="auto" w:val="clear"/>
+        </w:rPr>
+      </w:pPr>
+      <w:r>
+        <w:rPr>
+          <w:rFonts w:ascii="times" w:hAnsi="times"/>
+          <w:b w:val="false"/>
+          <w:bCs w:val="false"/>
+          <w:sz w:val="20"/>
+          <w:szCs w:val="20"/>
+          <w:shd w:fill="auto" w:val="clear"/>
+        </w:rPr>
+        <w:t>4. D→ b</w:t>
+      </w:r>
+    </w:p>
+    <w:p>
+      <w:pPr>
+        <w:pStyle w:val="Normal"/>
+        <w:bidi w:val="0"/>
+        <w:spacing w:before="0" w:after="0"/>
+        <w:jc w:val="start"/>
+        <w:rPr>
+          <w:rFonts w:ascii="times" w:hAnsi="times"/>
+        </w:rPr>
+      </w:pPr>
+      <w:r>
+        <w:rPr>
+          <w:rFonts w:ascii="times" w:hAnsi="times"/>
+        </w:rPr>
+      </w:r>
+    </w:p>
+    <w:p>
+      <w:pPr>
+        <w:pStyle w:val="BodyText"/>
+        <w:spacing w:before="0" w:after="0"/>
+        <w:rPr>
+          <w:b w:val="false"/>
+          <w:bCs w:val="false"/>
+          <w:sz w:val="20"/>
+          <w:szCs w:val="20"/>
+          <w:highlight w:val="none"/>
+          <w:shd w:fill="auto" w:val="clear"/>
+        </w:rPr>
+      </w:pPr>
+      <w:r>
+        <w:rPr>
+          <w:rFonts w:ascii="times" w:hAnsi="times"/>
+          <w:b w:val="false"/>
+          <w:bCs w:val="false"/>
+          <w:sz w:val="20"/>
+          <w:szCs w:val="20"/>
+          <w:shd w:fill="auto" w:val="clear"/>
+        </w:rPr>
+        <w:t>Итоговая грамматика G5 (без несаморекурсивных нетерминалов):</w:t>
+      </w:r>
+    </w:p>
+    <w:p>
+      <w:pPr>
+        <w:pStyle w:val="Normal"/>
+        <w:bidi w:val="0"/>
+        <w:spacing w:before="0" w:after="0"/>
+        <w:jc w:val="start"/>
+        <w:rPr>
+          <w:b w:val="false"/>
+          <w:bCs w:val="false"/>
+          <w:sz w:val="20"/>
+          <w:szCs w:val="20"/>
+          <w:highlight w:val="none"/>
+          <w:shd w:fill="auto" w:val="clear"/>
+        </w:rPr>
+      </w:pPr>
+      <w:r>
+        <w:rPr>
+          <w:rFonts w:ascii="times" w:hAnsi="times"/>
+          <w:b w:val="false"/>
+          <w:bCs w:val="false"/>
+          <w:sz w:val="20"/>
+          <w:szCs w:val="20"/>
+          <w:shd w:fill="auto" w:val="clear"/>
+        </w:rPr>
+        <w:t>1. T→ aD</w:t>
+      </w:r>
+    </w:p>
+    <w:p>
+      <w:pPr>
+        <w:pStyle w:val="Normal"/>
+        <w:bidi w:val="0"/>
+        <w:spacing w:before="0" w:after="0"/>
+        <w:jc w:val="start"/>
+        <w:rPr>
+          <w:b w:val="false"/>
+          <w:bCs w:val="false"/>
+          <w:sz w:val="20"/>
+          <w:szCs w:val="20"/>
+          <w:highlight w:val="none"/>
+          <w:shd w:fill="auto" w:val="clear"/>
+        </w:rPr>
+      </w:pPr>
+      <w:r>
+        <w:rPr>
+          <w:rFonts w:ascii="times" w:hAnsi="times"/>
+          <w:b w:val="false"/>
+          <w:bCs w:val="false"/>
+          <w:sz w:val="20"/>
+          <w:szCs w:val="20"/>
+          <w:shd w:fill="auto" w:val="clear"/>
+        </w:rPr>
+        <w:t>2. T→ D</w:t>
+      </w:r>
+    </w:p>
+    <w:p>
+      <w:pPr>
+        <w:pStyle w:val="Normal"/>
+        <w:bidi w:val="0"/>
+        <w:spacing w:before="0" w:after="0"/>
+        <w:jc w:val="start"/>
+        <w:rPr>
+          <w:b w:val="false"/>
+          <w:bCs w:val="false"/>
+          <w:sz w:val="20"/>
+          <w:szCs w:val="20"/>
+          <w:highlight w:val="none"/>
+          <w:shd w:fill="auto" w:val="clear"/>
+        </w:rPr>
+      </w:pPr>
+      <w:r>
+        <w:rPr>
+          <w:rFonts w:ascii="times" w:hAnsi="times"/>
+          <w:b w:val="false"/>
+          <w:bCs w:val="false"/>
+          <w:sz w:val="20"/>
+          <w:szCs w:val="20"/>
+          <w:shd w:fill="auto" w:val="clear"/>
+        </w:rPr>
+        <w:t>3. D→ TDbbb</w:t>
+      </w:r>
+    </w:p>
+    <w:p>
+      <w:pPr>
+        <w:pStyle w:val="Normal"/>
+        <w:bidi w:val="0"/>
+        <w:spacing w:before="0" w:after="0"/>
+        <w:jc w:val="start"/>
+        <w:rPr>
+          <w:b w:val="false"/>
+          <w:bCs w:val="false"/>
+          <w:sz w:val="20"/>
+          <w:szCs w:val="20"/>
+          <w:highlight w:val="none"/>
+          <w:shd w:fill="auto" w:val="clear"/>
+        </w:rPr>
+      </w:pPr>
+      <w:r>
+        <w:rPr>
+          <w:rFonts w:ascii="times" w:hAnsi="times"/>
+          <w:b w:val="false"/>
+          <w:bCs w:val="false"/>
+          <w:sz w:val="20"/>
+          <w:szCs w:val="20"/>
+          <w:shd w:fill="auto" w:val="clear"/>
+        </w:rPr>
+        <w:t>4. D→ b</w:t>
+      </w:r>
+    </w:p>
+    <w:p>
+      <w:pPr>
+        <w:pStyle w:val="Normal"/>
+        <w:bidi w:val="0"/>
+        <w:jc w:val="start"/>
+        <w:rPr>
+          <w:rFonts w:ascii="times" w:hAnsi="times"/>
+          <w:sz w:val="20"/>
+          <w:szCs w:val="20"/>
+        </w:rPr>
+      </w:pPr>
+      <w:r>
+        <w:rPr>
+          <w:rFonts w:ascii="times" w:hAnsi="times"/>
+          <w:sz w:val="20"/>
+          <w:szCs w:val="20"/>
+        </w:rPr>
+      </w:r>
+    </w:p>
+    <w:p>
+      <w:pPr>
+        <w:pStyle w:val="BodyText"/>
+        <w:bidi w:val="0"/>
+        <w:spacing w:before="0" w:after="0"/>
+        <w:jc w:val="start"/>
+        <w:rPr>
+          <w:sz w:val="20"/>
+          <w:szCs w:val="20"/>
+          <w:highlight w:val="none"/>
+          <w:shd w:fill="auto" w:val="clear"/>
+        </w:rPr>
+      </w:pPr>
+      <w:r>
+        <w:rPr>
+          <w:rFonts w:ascii="times" w:hAnsi="times"/>
+          <w:sz w:val="20"/>
+          <w:szCs w:val="20"/>
+          <w:shd w:fill="auto" w:val="clear"/>
+        </w:rPr>
+        <w:t>Нужно устранить T(несаморекурсивный), подставив его правила в D → Tdbbb:</w:t>
+      </w:r>
+    </w:p>
+    <w:p>
+      <w:pPr>
+        <w:pStyle w:val="BodyText"/>
+        <w:bidi w:val="0"/>
+        <w:spacing w:before="0" w:after="0"/>
+        <w:jc w:val="start"/>
+        <w:rPr>
+          <w:sz w:val="20"/>
+          <w:szCs w:val="20"/>
+          <w:highlight w:val="none"/>
+          <w:shd w:fill="auto" w:val="clear"/>
+        </w:rPr>
+      </w:pPr>
+      <w:r>
+        <w:rPr>
+          <w:rFonts w:ascii="times" w:hAnsi="times"/>
+          <w:sz w:val="20"/>
+          <w:szCs w:val="20"/>
+          <w:shd w:fill="auto" w:val="clear"/>
+        </w:rPr>
+        <w:t>T → aD | D: D → TDbbb → aDDbbb | DDbbb.</w:t>
+      </w:r>
+    </w:p>
+    <w:p>
+      <w:pPr>
+        <w:pStyle w:val="BodyText"/>
+        <w:bidi w:val="0"/>
+        <w:spacing w:before="0" w:after="0"/>
+        <w:jc w:val="start"/>
+        <w:rPr>
+          <w:sz w:val="20"/>
+          <w:szCs w:val="20"/>
+          <w:highlight w:val="none"/>
+          <w:shd w:fill="auto" w:val="clear"/>
+        </w:rPr>
+      </w:pPr>
+      <w:r>
+        <w:rPr>
+          <w:rFonts w:ascii="times" w:hAnsi="times"/>
+          <w:sz w:val="20"/>
+          <w:szCs w:val="20"/>
+          <w:shd w:fill="auto" w:val="clear"/>
+        </w:rPr>
+        <w:t>1. D → aDDbbb</w:t>
+      </w:r>
+    </w:p>
+    <w:p>
+      <w:pPr>
+        <w:pStyle w:val="BodyText"/>
+        <w:bidi w:val="0"/>
+        <w:spacing w:before="0" w:after="0"/>
+        <w:jc w:val="start"/>
+        <w:rPr>
+          <w:sz w:val="20"/>
+          <w:szCs w:val="20"/>
+          <w:highlight w:val="none"/>
+          <w:shd w:fill="auto" w:val="clear"/>
+        </w:rPr>
+      </w:pPr>
+      <w:r>
+        <w:rPr>
+          <w:rFonts w:ascii="times" w:hAnsi="times"/>
+          <w:sz w:val="20"/>
+          <w:szCs w:val="20"/>
+          <w:shd w:fill="auto" w:val="clear"/>
+        </w:rPr>
+        <w:t>2. D → DDbbb</w:t>
+      </w:r>
+    </w:p>
+    <w:p>
+      <w:pPr>
+        <w:pStyle w:val="BodyText"/>
+        <w:bidi w:val="0"/>
+        <w:spacing w:before="0" w:after="0"/>
+        <w:jc w:val="start"/>
+        <w:rPr>
+          <w:sz w:val="20"/>
+          <w:szCs w:val="20"/>
+          <w:highlight w:val="none"/>
+          <w:shd w:fill="auto" w:val="clear"/>
+        </w:rPr>
+      </w:pPr>
+      <w:r>
+        <w:rPr>
+          <w:rFonts w:ascii="times" w:hAnsi="times"/>
+          <w:sz w:val="20"/>
+          <w:szCs w:val="20"/>
+          <w:shd w:fill="auto" w:val="clear"/>
+        </w:rPr>
+        <w:t>3. D → b</w:t>
+      </w:r>
+    </w:p>
+    <w:p>
+      <w:pPr>
+        <w:pStyle w:val="Normal"/>
+        <w:bidi w:val="0"/>
+        <w:spacing w:before="0" w:after="0"/>
+        <w:jc w:val="start"/>
+        <w:rPr>
+          <w:rFonts w:ascii="times" w:hAnsi="times"/>
+        </w:rPr>
+      </w:pPr>
+      <w:r>
+        <w:rPr>
+          <w:rFonts w:ascii="times" w:hAnsi="times"/>
+        </w:rPr>
+      </w:r>
+    </w:p>
+    <w:p>
+      <w:pPr>
+        <w:pStyle w:val="Normal"/>
+        <w:bidi w:val="0"/>
+        <w:jc w:val="start"/>
+        <w:rPr>
+          <w:rFonts w:ascii="times" w:hAnsi="times"/>
+          <w:sz w:val="20"/>
+          <w:szCs w:val="20"/>
+        </w:rPr>
+      </w:pPr>
+      <w:r>
+        <w:rPr>
+          <w:rFonts w:ascii="times" w:hAnsi="times"/>
+          <w:sz w:val="20"/>
+          <w:szCs w:val="20"/>
+        </w:rPr>
+      </w:r>
+    </w:p>
+    <w:p>
+      <w:pPr>
+        <w:pStyle w:val="Normal"/>
+        <w:bidi w:val="0"/>
+        <w:jc w:val="start"/>
+        <w:rPr>
+          <w:rFonts w:ascii="times" w:hAnsi="times"/>
+          <w:sz w:val="20"/>
+          <w:szCs w:val="20"/>
+        </w:rPr>
+      </w:pPr>
+      <w:r>
+        <w:rPr>
+          <w:rFonts w:ascii="times" w:hAnsi="times"/>
+          <w:sz w:val="20"/>
+          <w:szCs w:val="20"/>
+        </w:rPr>
+      </w:r>
+    </w:p>
+    <w:p>
+      <w:pPr>
+        <w:pStyle w:val="Normal"/>
+        <w:bidi w:val="0"/>
+        <w:jc w:val="start"/>
+        <w:rPr>
+          <w:rFonts w:ascii="times" w:hAnsi="times"/>
+          <w:sz w:val="20"/>
+          <w:szCs w:val="20"/>
+        </w:rPr>
+      </w:pPr>
+      <w:r>
+        <w:rPr>
+          <w:rFonts w:ascii="times" w:hAnsi="times"/>
+          <w:sz w:val="20"/>
+          <w:szCs w:val="20"/>
+        </w:rPr>
+      </w:r>
+    </w:p>
+    <w:p>
+      <w:pPr>
+        <w:pStyle w:val="Normal"/>
+        <w:bidi w:val="0"/>
+        <w:jc w:val="start"/>
+        <w:rPr>
+          <w:rFonts w:ascii="times" w:hAnsi="times"/>
+          <w:sz w:val="20"/>
+          <w:szCs w:val="20"/>
+        </w:rPr>
+      </w:pPr>
+      <w:r>
+        <w:rPr>
+          <w:rFonts w:ascii="times" w:hAnsi="times"/>
+          <w:sz w:val="20"/>
+          <w:szCs w:val="20"/>
+        </w:rPr>
+      </w:r>
+    </w:p>
+    <w:p>
+      <w:pPr>
+        <w:pStyle w:val="Normal"/>
+        <w:bidi w:val="0"/>
+        <w:jc w:val="start"/>
+        <w:rPr>
+          <w:rFonts w:ascii="times" w:hAnsi="times"/>
+          <w:sz w:val="20"/>
+          <w:szCs w:val="20"/>
+        </w:rPr>
+      </w:pPr>
+      <w:r>
+        <w:rPr>
+          <w:rFonts w:ascii="times" w:hAnsi="times"/>
+          <w:sz w:val="20"/>
+          <w:szCs w:val="20"/>
+        </w:rPr>
+      </w:r>
+    </w:p>
+    <w:p>
+      <w:pPr>
+        <w:pStyle w:val="Normal"/>
+        <w:bidi w:val="0"/>
+        <w:jc w:val="start"/>
+        <w:rPr>
+          <w:rFonts w:ascii="times" w:hAnsi="times"/>
+          <w:highlight w:val="none"/>
+          <w:shd w:fill="auto" w:val="clear"/>
+        </w:rPr>
+      </w:pPr>
+      <w:r>
+        <w:rPr>
+          <w:rFonts w:ascii="times" w:hAnsi="times"/>
+          <w:shd w:fill="auto" w:val="clear"/>
+        </w:rPr>
+      </w:r>
+    </w:p>
+    <w:p>
+      <w:pPr>
+        <w:pStyle w:val="Normal"/>
+        <w:bidi w:val="0"/>
+        <w:jc w:val="start"/>
+        <w:rPr>
+          <w:rFonts w:ascii="times" w:hAnsi="times"/>
+          <w:highlight w:val="none"/>
+          <w:shd w:fill="auto" w:val="clear"/>
+        </w:rPr>
+      </w:pPr>
+      <w:r>
+        <w:rPr>
+          <w:rFonts w:ascii="times" w:hAnsi="times"/>
+          <w:shd w:fill="auto" w:val="clear"/>
+        </w:rPr>
+      </w:r>
+    </w:p>
+    <w:p>
+      <w:pPr>
+        <w:pStyle w:val="Normal"/>
+        <w:bidi w:val="0"/>
+        <w:spacing w:before="0" w:after="0"/>
+        <w:jc w:val="start"/>
+        <w:rPr>
+          <w:highlight w:val="none"/>
+          <w:shd w:fill="auto" w:val="clear"/>
+        </w:rPr>
+      </w:pPr>
+      <w:r>
+        <w:rPr>
+          <w:shd w:fill="auto" w:val="clear"/>
+        </w:rPr>
+      </w:r>
+    </w:p>
+    <w:p>
+      <w:pPr>
+        <w:pStyle w:val="Normal"/>
+        <w:bidi w:val="0"/>
+        <w:spacing w:before="0" w:after="0"/>
+        <w:jc w:val="start"/>
+        <w:rPr>
+          <w:b/>
+          <w:bCs/>
+          <w:highlight w:val="none"/>
+          <w:shd w:fill="auto" w:val="clear"/>
+        </w:rPr>
+      </w:pPr>
+      <w:r>
+        <w:br w:type="column"/>
+      </w:r>
+      <w:r>
+        <w:rPr>
+          <w:rFonts w:ascii="times" w:hAnsi="times"/>
+          <w:b/>
+          <w:bCs/>
+          <w:sz w:val="20"/>
+          <w:szCs w:val="20"/>
+          <w:shd w:fill="auto" w:val="clear"/>
+        </w:rPr>
         <w:t>6. Получить грамматику G6, эквивалентную грамматике G1, в которой правая часть каждого правила состоит либо из одного терминала, либо двух нетерминалов.</w:t>
       </w:r>
     </w:p>
@@ -7326,258 +6562,168 @@
           <w:szCs w:val="20"/>
           <w:shd w:fill="auto" w:val="clear"/>
         </w:rPr>
-        <w:t>Перед тем как переходить к преобразованию грамматики G1 в эквивалентную ей грамматику в НФХ</w:t>
-      </w:r>
-      <w:r>
-        <w:rPr>
-          <w:rFonts w:ascii="times" w:hAnsi="times"/>
-          <w:sz w:val="20"/>
-          <w:szCs w:val="20"/>
-          <w:shd w:fill="auto" w:val="clear"/>
-        </w:rPr>
-        <w:t>(нормальной форме Хомского)</w:t>
-      </w:r>
-      <w:r>
-        <w:rPr>
-          <w:rFonts w:ascii="times" w:hAnsi="times"/>
-          <w:sz w:val="20"/>
-          <w:szCs w:val="20"/>
-          <w:shd w:fill="auto" w:val="clear"/>
-        </w:rPr>
-        <w:t xml:space="preserve"> нужно избавиться от лишних символов, Ɛ правил и цепных правил. </w:t>
-      </w:r>
-      <w:r>
-        <w:rPr>
-          <w:rFonts w:ascii="times" w:hAnsi="times"/>
-          <w:sz w:val="20"/>
-          <w:szCs w:val="20"/>
-          <w:shd w:fill="auto" w:val="clear"/>
-        </w:rPr>
-        <w:t>Возьмем грамматику из пункта 4:</w:t>
-      </w:r>
-    </w:p>
-    <w:p>
-      <w:pPr>
-        <w:pStyle w:val="Normal"/>
-        <w:bidi w:val="0"/>
-        <w:spacing w:before="0" w:after="0"/>
-        <w:jc w:val="start"/>
-        <w:rPr>
-          <w:sz w:val="20"/>
-          <w:szCs w:val="20"/>
-          <w:highlight w:val="none"/>
-          <w:shd w:fill="auto" w:val="clear"/>
-        </w:rPr>
-      </w:pPr>
-      <w:r>
-        <w:rPr>
-          <w:rFonts w:ascii="times" w:hAnsi="times"/>
-          <w:sz w:val="20"/>
-          <w:szCs w:val="20"/>
-          <w:shd w:fill="auto" w:val="clear"/>
-        </w:rPr>
-        <w:t>1</w:t>
-      </w:r>
-      <w:r>
-        <w:rPr>
-          <w:rFonts w:ascii="times" w:hAnsi="times"/>
-          <w:sz w:val="20"/>
-          <w:szCs w:val="20"/>
-          <w:shd w:fill="auto" w:val="clear"/>
-        </w:rPr>
-        <w:t>. T → aD</w:t>
-      </w:r>
-    </w:p>
-    <w:p>
-      <w:pPr>
-        <w:pStyle w:val="Normal"/>
-        <w:bidi w:val="0"/>
-        <w:spacing w:before="0" w:after="0"/>
-        <w:jc w:val="start"/>
-        <w:rPr>
-          <w:sz w:val="20"/>
-          <w:szCs w:val="20"/>
-          <w:highlight w:val="none"/>
-          <w:shd w:fill="auto" w:val="clear"/>
-        </w:rPr>
-      </w:pPr>
-      <w:r>
-        <w:rPr>
-          <w:rFonts w:ascii="times" w:hAnsi="times"/>
-          <w:sz w:val="20"/>
-          <w:szCs w:val="20"/>
-          <w:shd w:fill="auto" w:val="clear"/>
-        </w:rPr>
-        <w:t>2</w:t>
-      </w:r>
-      <w:r>
-        <w:rPr>
-          <w:rFonts w:ascii="times" w:hAnsi="times"/>
-          <w:sz w:val="20"/>
-          <w:szCs w:val="20"/>
-          <w:shd w:fill="auto" w:val="clear"/>
-        </w:rPr>
-        <w:t>. T → TAb</w:t>
-      </w:r>
-    </w:p>
-    <w:p>
-      <w:pPr>
-        <w:pStyle w:val="Normal"/>
-        <w:bidi w:val="0"/>
-        <w:spacing w:before="0" w:after="0"/>
-        <w:jc w:val="start"/>
-        <w:rPr>
-          <w:sz w:val="20"/>
-          <w:szCs w:val="20"/>
-          <w:highlight w:val="none"/>
-          <w:shd w:fill="auto" w:val="clear"/>
-        </w:rPr>
-      </w:pPr>
-      <w:r>
-        <w:rPr>
-          <w:rFonts w:ascii="times" w:hAnsi="times"/>
-          <w:sz w:val="20"/>
-          <w:szCs w:val="20"/>
-          <w:shd w:fill="auto" w:val="clear"/>
-        </w:rPr>
-        <w:t>3</w:t>
-      </w:r>
-      <w:r>
-        <w:rPr>
-          <w:rFonts w:ascii="times" w:hAnsi="times"/>
-          <w:sz w:val="20"/>
-          <w:szCs w:val="20"/>
-          <w:shd w:fill="auto" w:val="clear"/>
-        </w:rPr>
-        <w:t>. T → b</w:t>
-      </w:r>
-    </w:p>
-    <w:p>
-      <w:pPr>
-        <w:pStyle w:val="Normal"/>
-        <w:bidi w:val="0"/>
-        <w:spacing w:before="0" w:after="0"/>
-        <w:jc w:val="start"/>
-        <w:rPr>
-          <w:sz w:val="20"/>
-          <w:szCs w:val="20"/>
-          <w:highlight w:val="none"/>
-          <w:shd w:fill="auto" w:val="clear"/>
-        </w:rPr>
-      </w:pPr>
-      <w:r>
-        <w:rPr>
-          <w:rFonts w:ascii="times" w:hAnsi="times"/>
-          <w:sz w:val="20"/>
-          <w:szCs w:val="20"/>
-          <w:shd w:fill="auto" w:val="clear"/>
-        </w:rPr>
-        <w:t>4</w:t>
-      </w:r>
-      <w:r>
-        <w:rPr>
-          <w:rFonts w:ascii="times" w:hAnsi="times"/>
-          <w:sz w:val="20"/>
-          <w:szCs w:val="20"/>
-          <w:shd w:fill="auto" w:val="clear"/>
-        </w:rPr>
-        <w:t>. D → TAb</w:t>
-      </w:r>
-    </w:p>
-    <w:p>
-      <w:pPr>
-        <w:pStyle w:val="Normal"/>
-        <w:bidi w:val="0"/>
-        <w:spacing w:before="0" w:after="0"/>
-        <w:jc w:val="start"/>
-        <w:rPr>
-          <w:sz w:val="20"/>
-          <w:szCs w:val="20"/>
-          <w:highlight w:val="none"/>
-          <w:shd w:fill="auto" w:val="clear"/>
-        </w:rPr>
-      </w:pPr>
-      <w:r>
-        <w:rPr>
-          <w:rFonts w:ascii="times" w:hAnsi="times"/>
-          <w:sz w:val="20"/>
-          <w:szCs w:val="20"/>
-          <w:shd w:fill="auto" w:val="clear"/>
-        </w:rPr>
-        <w:t>5</w:t>
-      </w:r>
-      <w:r>
-        <w:rPr>
-          <w:rFonts w:ascii="times" w:hAnsi="times"/>
-          <w:sz w:val="20"/>
-          <w:szCs w:val="20"/>
-          <w:shd w:fill="auto" w:val="clear"/>
-        </w:rPr>
-        <w:t>. D → b</w:t>
-      </w:r>
-    </w:p>
-    <w:p>
-      <w:pPr>
-        <w:pStyle w:val="Normal"/>
-        <w:bidi w:val="0"/>
-        <w:spacing w:before="0" w:after="0"/>
-        <w:jc w:val="start"/>
-        <w:rPr>
-          <w:sz w:val="20"/>
-          <w:szCs w:val="20"/>
-          <w:highlight w:val="none"/>
-          <w:shd w:fill="auto" w:val="clear"/>
-        </w:rPr>
-      </w:pPr>
-      <w:r>
-        <w:rPr>
-          <w:rFonts w:ascii="times" w:hAnsi="times"/>
-          <w:sz w:val="20"/>
-          <w:szCs w:val="20"/>
-          <w:shd w:fill="auto" w:val="clear"/>
-        </w:rPr>
-        <w:t>6</w:t>
-      </w:r>
-      <w:r>
-        <w:rPr>
-          <w:rFonts w:ascii="times" w:hAnsi="times"/>
-          <w:sz w:val="20"/>
-          <w:szCs w:val="20"/>
-          <w:shd w:fill="auto" w:val="clear"/>
-        </w:rPr>
-        <w:t>. A → Bbb</w:t>
-      </w:r>
-    </w:p>
-    <w:p>
-      <w:pPr>
-        <w:pStyle w:val="Normal"/>
-        <w:bidi w:val="0"/>
-        <w:spacing w:before="0" w:after="0"/>
-        <w:jc w:val="start"/>
-        <w:rPr>
-          <w:sz w:val="20"/>
-          <w:szCs w:val="20"/>
-          <w:highlight w:val="none"/>
-          <w:shd w:fill="auto" w:val="clear"/>
-        </w:rPr>
-      </w:pPr>
-      <w:r>
-        <w:rPr>
-          <w:rFonts w:ascii="times" w:hAnsi="times"/>
-          <w:sz w:val="20"/>
-          <w:szCs w:val="20"/>
-          <w:shd w:fill="auto" w:val="clear"/>
-        </w:rPr>
-        <w:t>7</w:t>
-      </w:r>
-      <w:r>
-        <w:rPr>
-          <w:rFonts w:ascii="times" w:hAnsi="times"/>
-          <w:sz w:val="20"/>
-          <w:szCs w:val="20"/>
-          <w:shd w:fill="auto" w:val="clear"/>
-        </w:rPr>
-        <w:t>. B → TAb</w:t>
+        <w:t>Перед тем как переходить к преобразованию грамматики G1 в эквивалентную ей грамматику в НФХ(нормальной форме Хомского) нужно избавиться от лишних символов, Ɛ правил и цепных правил. Возьмем грамматику без цепных и  Ɛ правил:</w:t>
+      </w:r>
+    </w:p>
+    <w:p>
+      <w:pPr>
+        <w:pStyle w:val="Normal"/>
+        <w:bidi w:val="0"/>
+        <w:spacing w:before="0" w:after="0"/>
+        <w:jc w:val="start"/>
+        <w:rPr>
+          <w:sz w:val="20"/>
+          <w:szCs w:val="20"/>
+          <w:highlight w:val="none"/>
+          <w:shd w:fill="auto" w:val="clear"/>
+        </w:rPr>
+      </w:pPr>
+      <w:r>
+        <w:rPr>
+          <w:rFonts w:ascii="times" w:hAnsi="times"/>
+          <w:sz w:val="20"/>
+          <w:szCs w:val="20"/>
+          <w:shd w:fill="auto" w:val="clear"/>
+        </w:rPr>
+        <w:t>1. T → aD</w:t>
+      </w:r>
+    </w:p>
+    <w:p>
+      <w:pPr>
+        <w:pStyle w:val="Normal"/>
+        <w:bidi w:val="0"/>
+        <w:spacing w:before="0" w:after="0"/>
+        <w:jc w:val="start"/>
+        <w:rPr>
+          <w:sz w:val="20"/>
+          <w:szCs w:val="20"/>
+          <w:highlight w:val="none"/>
+          <w:shd w:fill="auto" w:val="clear"/>
+        </w:rPr>
+      </w:pPr>
+      <w:r>
+        <w:rPr>
+          <w:rFonts w:ascii="times" w:hAnsi="times"/>
+          <w:sz w:val="20"/>
+          <w:szCs w:val="20"/>
+          <w:shd w:fill="auto" w:val="clear"/>
+        </w:rPr>
+        <w:t>2. T → TAb</w:t>
+      </w:r>
+    </w:p>
+    <w:p>
+      <w:pPr>
+        <w:pStyle w:val="Normal"/>
+        <w:bidi w:val="0"/>
+        <w:spacing w:before="0" w:after="0"/>
+        <w:jc w:val="start"/>
+        <w:rPr>
+          <w:sz w:val="20"/>
+          <w:szCs w:val="20"/>
+          <w:highlight w:val="none"/>
+          <w:shd w:fill="auto" w:val="clear"/>
+        </w:rPr>
+      </w:pPr>
+      <w:r>
+        <w:rPr>
+          <w:rFonts w:ascii="times" w:hAnsi="times"/>
+          <w:sz w:val="20"/>
+          <w:szCs w:val="20"/>
+          <w:shd w:fill="auto" w:val="clear"/>
+        </w:rPr>
+        <w:t>3. T → b</w:t>
+      </w:r>
+    </w:p>
+    <w:p>
+      <w:pPr>
+        <w:pStyle w:val="Normal"/>
+        <w:bidi w:val="0"/>
+        <w:spacing w:before="0" w:after="0"/>
+        <w:jc w:val="start"/>
+        <w:rPr>
+          <w:sz w:val="20"/>
+          <w:szCs w:val="20"/>
+          <w:highlight w:val="none"/>
+          <w:shd w:fill="auto" w:val="clear"/>
+        </w:rPr>
+      </w:pPr>
+      <w:r>
+        <w:rPr>
+          <w:rFonts w:ascii="times" w:hAnsi="times"/>
+          <w:sz w:val="20"/>
+          <w:szCs w:val="20"/>
+          <w:shd w:fill="auto" w:val="clear"/>
+        </w:rPr>
+        <w:t>4. D → TAb</w:t>
+      </w:r>
+    </w:p>
+    <w:p>
+      <w:pPr>
+        <w:pStyle w:val="Normal"/>
+        <w:bidi w:val="0"/>
+        <w:spacing w:before="0" w:after="0"/>
+        <w:jc w:val="start"/>
+        <w:rPr>
+          <w:sz w:val="20"/>
+          <w:szCs w:val="20"/>
+          <w:highlight w:val="none"/>
+          <w:shd w:fill="auto" w:val="clear"/>
+        </w:rPr>
+      </w:pPr>
+      <w:r>
+        <w:rPr>
+          <w:rFonts w:ascii="times" w:hAnsi="times"/>
+          <w:sz w:val="20"/>
+          <w:szCs w:val="20"/>
+          <w:shd w:fill="auto" w:val="clear"/>
+        </w:rPr>
+        <w:t>5. D → b</w:t>
+      </w:r>
+    </w:p>
+    <w:p>
+      <w:pPr>
+        <w:pStyle w:val="Normal"/>
+        <w:bidi w:val="0"/>
+        <w:spacing w:before="0" w:after="0"/>
+        <w:jc w:val="start"/>
+        <w:rPr>
+          <w:sz w:val="20"/>
+          <w:szCs w:val="20"/>
+          <w:highlight w:val="none"/>
+          <w:shd w:fill="auto" w:val="clear"/>
+        </w:rPr>
+      </w:pPr>
+      <w:r>
+        <w:rPr>
+          <w:rFonts w:ascii="times" w:hAnsi="times"/>
+          <w:sz w:val="20"/>
+          <w:szCs w:val="20"/>
+          <w:shd w:fill="auto" w:val="clear"/>
+        </w:rPr>
+        <w:t>6. A → Bbb</w:t>
+      </w:r>
+    </w:p>
+    <w:p>
+      <w:pPr>
+        <w:pStyle w:val="Normal"/>
+        <w:bidi w:val="0"/>
+        <w:spacing w:before="0" w:after="0"/>
+        <w:jc w:val="start"/>
+        <w:rPr>
+          <w:sz w:val="20"/>
+          <w:szCs w:val="20"/>
+          <w:highlight w:val="none"/>
+          <w:shd w:fill="auto" w:val="clear"/>
+        </w:rPr>
+      </w:pPr>
+      <w:r>
+        <w:rPr>
+          <w:rFonts w:ascii="times" w:hAnsi="times"/>
+          <w:sz w:val="20"/>
+          <w:szCs w:val="20"/>
+          <w:shd w:fill="auto" w:val="clear"/>
+        </w:rPr>
+        <w:t>7. B → TAb</w:t>
       </w:r>
     </w:p>
     <w:p>
@@ -7617,9 +6763,9 @@
       </w:pPr>
       <w:r>
         <w:rPr>
-          <w:sz w:val="20"/>
-          <w:szCs w:val="20"/>
-          <w:shd w:fill="auto" w:val="clear"/>
+          <w:rFonts w:ascii="times" w:hAnsi="times"/>
+          <w:sz w:val="20"/>
+          <w:szCs w:val="20"/>
         </w:rPr>
       </w:r>
     </w:p>
@@ -7658,9 +6804,7 @@
       </w:pPr>
       <w:r>
         <w:rPr>
-          <w:sz w:val="20"/>
-          <w:szCs w:val="20"/>
-          <w:shd w:fill="auto" w:val="clear"/>
+          <w:rFonts w:ascii="times" w:hAnsi="times"/>
         </w:rPr>
       </w:r>
     </w:p>
@@ -7745,40 +6889,30 @@
       </w:pPr>
       <w:r>
         <w:rPr>
-          <w:sz w:val="20"/>
-          <w:szCs w:val="20"/>
-          <w:shd w:fill="auto" w:val="clear"/>
-        </w:rPr>
-      </w:r>
-    </w:p>
-    <w:p>
-      <w:pPr>
-        <w:pStyle w:val="Normal"/>
-        <w:bidi w:val="0"/>
-        <w:spacing w:before="0" w:after="0"/>
-        <w:jc w:val="start"/>
-        <w:rPr>
-          <w:sz w:val="20"/>
-          <w:szCs w:val="20"/>
-          <w:highlight w:val="none"/>
-          <w:shd w:fill="auto" w:val="clear"/>
-        </w:rPr>
-      </w:pPr>
-      <w:r>
-        <w:rPr>
-          <w:sz w:val="20"/>
-          <w:szCs w:val="20"/>
-          <w:shd w:fill="auto" w:val="clear"/>
-        </w:rPr>
-        <w:t>1</w:t>
-      </w:r>
-      <w:r>
-        <w:rPr>
-          <w:sz w:val="20"/>
-          <w:szCs w:val="20"/>
-          <w:shd w:fill="auto" w:val="clear"/>
-        </w:rPr>
-        <w:t>. T → aD</w:t>
+          <w:rFonts w:ascii="times" w:hAnsi="times"/>
+        </w:rPr>
+      </w:r>
+    </w:p>
+    <w:p>
+      <w:pPr>
+        <w:pStyle w:val="Normal"/>
+        <w:bidi w:val="0"/>
+        <w:spacing w:before="0" w:after="0"/>
+        <w:jc w:val="start"/>
+        <w:rPr>
+          <w:sz w:val="20"/>
+          <w:szCs w:val="20"/>
+          <w:highlight w:val="none"/>
+          <w:shd w:fill="auto" w:val="clear"/>
+        </w:rPr>
+      </w:pPr>
+      <w:r>
+        <w:rPr>
+          <w:sz w:val="20"/>
+          <w:szCs w:val="20"/>
+          <w:shd w:fill="auto" w:val="clear"/>
+        </w:rPr>
+        <w:t>1. T → aD</w:t>
       </w:r>
     </w:p>
     <w:p>
@@ -7870,48 +7004,30 @@
           <w:szCs w:val="20"/>
           <w:shd w:fill="auto" w:val="clear"/>
         </w:rPr>
-        <w:t>2</w:t>
-      </w:r>
-      <w:r>
-        <w:rPr>
-          <w:rFonts w:ascii="times" w:hAnsi="times"/>
-          <w:sz w:val="20"/>
-          <w:szCs w:val="20"/>
-          <w:shd w:fill="auto" w:val="clear"/>
-        </w:rPr>
-        <w:t>. T → TAb</w:t>
-      </w:r>
-    </w:p>
-    <w:p>
-      <w:pPr>
-        <w:pStyle w:val="BodyText"/>
-        <w:bidi w:val="0"/>
-        <w:spacing w:before="0" w:after="0"/>
-        <w:jc w:val="start"/>
-        <w:rPr>
-          <w:sz w:val="20"/>
-          <w:szCs w:val="20"/>
-          <w:highlight w:val="none"/>
-          <w:shd w:fill="auto" w:val="clear"/>
-        </w:rPr>
-      </w:pPr>
-      <w:r>
-        <w:rPr>
-          <w:rFonts w:ascii="times" w:hAnsi="times"/>
-          <w:sz w:val="20"/>
-          <w:szCs w:val="20"/>
-          <w:shd w:fill="auto" w:val="clear"/>
-        </w:rPr>
-        <w:t xml:space="preserve">Вводим новый нетерминал N3: </w:t>
-      </w:r>
-      <w:r>
-        <w:rPr>
-          <w:rFonts w:ascii="times" w:hAnsi="times"/>
-          <w:sz w:val="20"/>
-          <w:szCs w:val="20"/>
-          <w:shd w:fill="auto" w:val="clear"/>
-        </w:rPr>
-        <w:t>(Ab → N3)</w:t>
+        <w:t>2. T → TAb</w:t>
+      </w:r>
+    </w:p>
+    <w:p>
+      <w:pPr>
+        <w:pStyle w:val="BodyText"/>
+        <w:bidi w:val="0"/>
+        <w:spacing w:before="0" w:after="0"/>
+        <w:jc w:val="start"/>
+        <w:rPr>
+          <w:sz w:val="20"/>
+          <w:szCs w:val="20"/>
+          <w:highlight w:val="none"/>
+          <w:shd w:fill="auto" w:val="clear"/>
+        </w:rPr>
+      </w:pPr>
+      <w:r>
+        <w:rPr>
+          <w:rFonts w:ascii="times" w:hAnsi="times"/>
+          <w:sz w:val="20"/>
+          <w:szCs w:val="20"/>
+          <w:shd w:fill="auto" w:val="clear"/>
+        </w:rPr>
+        <w:t>Вводим новый нетерминал N3: (Ab → N3)</w:t>
       </w:r>
     </w:p>
     <w:p>
@@ -7974,9 +7090,7 @@
       </w:pPr>
       <w:r>
         <w:rPr>
-          <w:sz w:val="20"/>
-          <w:szCs w:val="20"/>
-          <w:shd w:fill="auto" w:val="clear"/>
+          <w:rFonts w:ascii="times" w:hAnsi="times"/>
         </w:rPr>
       </w:r>
     </w:p>
@@ -8042,9 +7156,7 @@
       </w:pPr>
       <w:r>
         <w:rPr>
-          <w:sz w:val="20"/>
-          <w:szCs w:val="20"/>
-          <w:shd w:fill="auto" w:val="clear"/>
+          <w:rFonts w:ascii="times" w:hAnsi="times"/>
         </w:rPr>
       </w:r>
     </w:p>
@@ -8114,25 +7226,7 @@
           <w:szCs w:val="20"/>
           <w:shd w:fill="auto" w:val="clear"/>
         </w:rPr>
-        <w:t xml:space="preserve">bb </w:t>
-      </w:r>
-      <w:r>
-        <w:rPr>
-          <w:rFonts w:ascii="times" w:hAnsi="times"/>
-          <w:sz w:val="20"/>
-          <w:szCs w:val="20"/>
-          <w:shd w:fill="auto" w:val="clear"/>
-        </w:rPr>
-        <w:t>→</w:t>
-      </w:r>
-      <w:r>
-        <w:rPr>
-          <w:rFonts w:ascii="times" w:hAnsi="times"/>
-          <w:sz w:val="20"/>
-          <w:szCs w:val="20"/>
-          <w:shd w:fill="auto" w:val="clear"/>
-        </w:rPr>
-        <w:t xml:space="preserve"> N4</w:t>
+        <w:t>bb → N4</w:t>
       </w:r>
     </w:p>
     <w:p>
@@ -8216,42 +7310,31 @@
       </w:pPr>
       <w:r>
         <w:rPr>
-          <w:sz w:val="20"/>
-          <w:szCs w:val="20"/>
-          <w:shd w:fill="auto" w:val="clear"/>
-        </w:rPr>
-      </w:r>
-    </w:p>
-    <w:p>
-      <w:pPr>
-        <w:pStyle w:val="Normal"/>
-        <w:bidi w:val="0"/>
-        <w:spacing w:before="0" w:after="0"/>
-        <w:jc w:val="start"/>
-        <w:rPr>
-          <w:sz w:val="20"/>
-          <w:szCs w:val="20"/>
-          <w:highlight w:val="none"/>
-          <w:shd w:fill="auto" w:val="clear"/>
-        </w:rPr>
-      </w:pPr>
-      <w:r>
-        <w:rPr>
-          <w:rFonts w:ascii="times" w:hAnsi="times"/>
-          <w:sz w:val="20"/>
-          <w:szCs w:val="20"/>
-          <w:shd w:fill="auto" w:val="clear"/>
-        </w:rPr>
-        <w:t xml:space="preserve">5. </w:t>
-      </w:r>
-      <w:r>
-        <w:rPr>
-          <w:rFonts w:ascii="times" w:hAnsi="times"/>
-          <w:sz w:val="20"/>
-          <w:szCs w:val="20"/>
-          <w:shd w:fill="auto" w:val="clear"/>
-        </w:rPr>
-        <w:t>B → TAb</w:t>
+          <w:rFonts w:ascii="times" w:hAnsi="times"/>
+        </w:rPr>
+      </w:r>
+    </w:p>
+    <w:p>
+      <w:pPr>
+        <w:pStyle w:val="Normal"/>
+        <w:bidi w:val="0"/>
+        <w:spacing w:before="0" w:after="0"/>
+        <w:jc w:val="start"/>
+        <w:rPr>
+          <w:sz w:val="20"/>
+          <w:szCs w:val="20"/>
+          <w:highlight w:val="none"/>
+          <w:shd w:fill="auto" w:val="clear"/>
+        </w:rPr>
+      </w:pPr>
+      <w:r>
+        <w:rPr>
+          <w:rFonts w:ascii="times" w:hAnsi="times"/>
+          <w:sz w:val="20"/>
+          <w:szCs w:val="20"/>
+          <w:shd w:fill="auto" w:val="clear"/>
+        </w:rPr>
+        <w:t>5. B → TAb</w:t>
       </w:r>
     </w:p>
     <w:p>
@@ -8293,9 +7376,7 @@
       </w:pPr>
       <w:r>
         <w:rPr>
-          <w:sz w:val="20"/>
-          <w:szCs w:val="20"/>
-          <w:shd w:fill="auto" w:val="clear"/>
+          <w:rFonts w:ascii="times" w:hAnsi="times"/>
         </w:rPr>
       </w:r>
     </w:p>
@@ -8413,17 +7494,7 @@
           <w:szCs w:val="20"/>
           <w:shd w:fill="auto" w:val="clear"/>
         </w:rPr>
-        <w:t>Итоговая грамматика G</w:t>
-      </w:r>
-      <w:r>
-        <w:rPr>
-          <w:b w:val="false"/>
-          <w:bCs w:val="false"/>
-          <w:sz w:val="20"/>
-          <w:szCs w:val="20"/>
-          <w:shd w:fill="auto" w:val="clear"/>
-        </w:rPr>
-        <w:t>6:</w:t>
+        <w:t>Итоговая грамматика G6:</w:t>
       </w:r>
     </w:p>
     <w:p>
@@ -8489,7 +7560,15 @@
           <w:szCs w:val="20"/>
           <w:shd w:fill="auto" w:val="clear"/>
         </w:rPr>
-        <w:t>3. T → N2</w:t>
+        <w:t xml:space="preserve">3. T → </w:t>
+      </w:r>
+      <w:r>
+        <w:rPr>
+          <w:sz w:val="20"/>
+          <w:szCs w:val="20"/>
+          <w:shd w:fill="auto" w:val="clear"/>
+        </w:rPr>
+        <w:t>b</w:t>
       </w:r>
     </w:p>
     <w:p>
@@ -8533,7 +7612,15 @@
           <w:szCs w:val="20"/>
           <w:shd w:fill="auto" w:val="clear"/>
         </w:rPr>
-        <w:t>5. D → N2</w:t>
+        <w:t xml:space="preserve">5. D → </w:t>
+      </w:r>
+      <w:r>
+        <w:rPr>
+          <w:sz w:val="20"/>
+          <w:szCs w:val="20"/>
+          <w:shd w:fill="auto" w:val="clear"/>
+        </w:rPr>
+        <w:t>b</w:t>
       </w:r>
     </w:p>
     <w:p>
@@ -8599,7 +7686,15 @@
           <w:szCs w:val="20"/>
           <w:shd w:fill="auto" w:val="clear"/>
         </w:rPr>
-        <w:t>8. B → N2</w:t>
+        <w:t xml:space="preserve">8. B → </w:t>
+      </w:r>
+      <w:r>
+        <w:rPr>
+          <w:sz w:val="20"/>
+          <w:szCs w:val="20"/>
+          <w:shd w:fill="auto" w:val="clear"/>
+        </w:rPr>
+        <w:t>b</w:t>
       </w:r>
     </w:p>
     <w:p>
@@ -8768,313 +7863,235 @@
       <w:r>
         <w:rPr>
           <w:rFonts w:ascii="times" w:hAnsi="times"/>
-          <w:shd w:fill="auto" w:val="clear"/>
-        </w:rPr>
-      </w:r>
-    </w:p>
-    <w:p>
-      <w:pPr>
-        <w:pStyle w:val="Normal"/>
-        <w:bidi w:val="0"/>
-        <w:spacing w:before="0" w:after="0"/>
-        <w:jc w:val="start"/>
-        <w:rPr>
-          <w:highlight w:val="none"/>
-          <w:shd w:fill="auto" w:val="clear"/>
-        </w:rPr>
-      </w:pPr>
-      <w:r>
-        <w:rPr>
-          <w:rFonts w:ascii="times" w:hAnsi="times"/>
-          <w:sz w:val="20"/>
-          <w:szCs w:val="20"/>
-          <w:shd w:fill="auto" w:val="clear"/>
-        </w:rPr>
-        <w:t xml:space="preserve">Необходимо избавиться от цепных правил и эпсилон правил. </w:t>
-      </w:r>
-      <w:r>
-        <w:rPr>
-          <w:rFonts w:ascii="times" w:hAnsi="times"/>
-          <w:sz w:val="20"/>
-          <w:szCs w:val="20"/>
-          <w:shd w:fill="auto" w:val="clear"/>
-        </w:rPr>
-        <w:t>Возьмем G4.</w:t>
-      </w:r>
-    </w:p>
-    <w:p>
-      <w:pPr>
-        <w:pStyle w:val="Normal"/>
-        <w:bidi w:val="0"/>
-        <w:spacing w:before="0" w:after="0"/>
-        <w:jc w:val="start"/>
-        <w:rPr>
-          <w:sz w:val="20"/>
-          <w:szCs w:val="20"/>
-          <w:highlight w:val="none"/>
-          <w:shd w:fill="auto" w:val="clear"/>
-        </w:rPr>
-      </w:pPr>
-      <w:r>
-        <w:rPr>
-          <w:rFonts w:ascii="times" w:hAnsi="times"/>
-          <w:sz w:val="20"/>
-          <w:szCs w:val="20"/>
-          <w:shd w:fill="auto" w:val="clear"/>
-        </w:rPr>
-        <w:t>1</w:t>
-      </w:r>
-      <w:r>
-        <w:rPr>
-          <w:rFonts w:ascii="times" w:hAnsi="times"/>
-          <w:sz w:val="20"/>
-          <w:szCs w:val="20"/>
-          <w:shd w:fill="auto" w:val="clear"/>
-        </w:rPr>
-        <w:t>. T → aD</w:t>
-      </w:r>
-    </w:p>
-    <w:p>
-      <w:pPr>
-        <w:pStyle w:val="Normal"/>
-        <w:bidi w:val="0"/>
-        <w:spacing w:before="0" w:after="0"/>
-        <w:jc w:val="start"/>
-        <w:rPr>
-          <w:sz w:val="20"/>
-          <w:szCs w:val="20"/>
-          <w:highlight w:val="none"/>
-          <w:shd w:fill="auto" w:val="clear"/>
-        </w:rPr>
-      </w:pPr>
-      <w:r>
-        <w:rPr>
-          <w:rFonts w:ascii="times" w:hAnsi="times"/>
-          <w:sz w:val="20"/>
-          <w:szCs w:val="20"/>
-          <w:shd w:fill="auto" w:val="clear"/>
-        </w:rPr>
-        <w:t>2</w:t>
-      </w:r>
-      <w:r>
-        <w:rPr>
-          <w:rFonts w:ascii="times" w:hAnsi="times"/>
-          <w:sz w:val="20"/>
-          <w:szCs w:val="20"/>
-          <w:shd w:fill="auto" w:val="clear"/>
-        </w:rPr>
-        <w:t>. T → TAb</w:t>
-      </w:r>
-    </w:p>
-    <w:p>
-      <w:pPr>
-        <w:pStyle w:val="Normal"/>
-        <w:bidi w:val="0"/>
-        <w:spacing w:before="0" w:after="0"/>
-        <w:jc w:val="start"/>
-        <w:rPr>
-          <w:sz w:val="20"/>
-          <w:szCs w:val="20"/>
-          <w:highlight w:val="none"/>
-          <w:shd w:fill="auto" w:val="clear"/>
-        </w:rPr>
-      </w:pPr>
-      <w:r>
-        <w:rPr>
-          <w:rFonts w:ascii="times" w:hAnsi="times"/>
-          <w:sz w:val="20"/>
-          <w:szCs w:val="20"/>
-          <w:shd w:fill="auto" w:val="clear"/>
-        </w:rPr>
-        <w:t>3</w:t>
-      </w:r>
-      <w:r>
-        <w:rPr>
-          <w:rFonts w:ascii="times" w:hAnsi="times"/>
-          <w:sz w:val="20"/>
-          <w:szCs w:val="20"/>
-          <w:shd w:fill="auto" w:val="clear"/>
-        </w:rPr>
-        <w:t>. T → b</w:t>
-      </w:r>
-    </w:p>
-    <w:p>
-      <w:pPr>
-        <w:pStyle w:val="Normal"/>
-        <w:bidi w:val="0"/>
-        <w:spacing w:before="0" w:after="0"/>
-        <w:jc w:val="start"/>
-        <w:rPr>
-          <w:sz w:val="20"/>
-          <w:szCs w:val="20"/>
-          <w:highlight w:val="none"/>
-          <w:shd w:fill="auto" w:val="clear"/>
-        </w:rPr>
-      </w:pPr>
-      <w:r>
-        <w:rPr>
-          <w:rFonts w:ascii="times" w:hAnsi="times"/>
-          <w:sz w:val="20"/>
-          <w:szCs w:val="20"/>
-          <w:shd w:fill="auto" w:val="clear"/>
-        </w:rPr>
-        <w:t>4</w:t>
-      </w:r>
-      <w:r>
-        <w:rPr>
-          <w:rFonts w:ascii="times" w:hAnsi="times"/>
-          <w:sz w:val="20"/>
-          <w:szCs w:val="20"/>
-          <w:shd w:fill="auto" w:val="clear"/>
-        </w:rPr>
-        <w:t>. D → TAb</w:t>
-      </w:r>
-    </w:p>
-    <w:p>
-      <w:pPr>
-        <w:pStyle w:val="Normal"/>
-        <w:bidi w:val="0"/>
-        <w:spacing w:before="0" w:after="0"/>
-        <w:jc w:val="start"/>
-        <w:rPr>
-          <w:sz w:val="20"/>
-          <w:szCs w:val="20"/>
-          <w:highlight w:val="none"/>
-          <w:shd w:fill="auto" w:val="clear"/>
-        </w:rPr>
-      </w:pPr>
-      <w:r>
-        <w:rPr>
-          <w:rFonts w:ascii="times" w:hAnsi="times"/>
-          <w:sz w:val="20"/>
-          <w:szCs w:val="20"/>
-          <w:shd w:fill="auto" w:val="clear"/>
-        </w:rPr>
-        <w:t>5</w:t>
-      </w:r>
-      <w:r>
-        <w:rPr>
-          <w:rFonts w:ascii="times" w:hAnsi="times"/>
-          <w:sz w:val="20"/>
-          <w:szCs w:val="20"/>
-          <w:shd w:fill="auto" w:val="clear"/>
-        </w:rPr>
-        <w:t>. D → b</w:t>
-      </w:r>
-    </w:p>
-    <w:p>
-      <w:pPr>
-        <w:pStyle w:val="Normal"/>
-        <w:bidi w:val="0"/>
-        <w:spacing w:before="0" w:after="0"/>
-        <w:jc w:val="start"/>
-        <w:rPr>
-          <w:sz w:val="20"/>
-          <w:szCs w:val="20"/>
-          <w:highlight w:val="none"/>
-          <w:shd w:fill="auto" w:val="clear"/>
-        </w:rPr>
-      </w:pPr>
-      <w:r>
-        <w:rPr>
-          <w:rFonts w:ascii="times" w:hAnsi="times"/>
-          <w:sz w:val="20"/>
-          <w:szCs w:val="20"/>
-          <w:shd w:fill="auto" w:val="clear"/>
-        </w:rPr>
-        <w:t>6</w:t>
-      </w:r>
-      <w:r>
-        <w:rPr>
-          <w:rFonts w:ascii="times" w:hAnsi="times"/>
-          <w:sz w:val="20"/>
-          <w:szCs w:val="20"/>
-          <w:shd w:fill="auto" w:val="clear"/>
-        </w:rPr>
-        <w:t>. A → Bbb</w:t>
-      </w:r>
-    </w:p>
-    <w:p>
-      <w:pPr>
-        <w:pStyle w:val="Normal"/>
-        <w:bidi w:val="0"/>
-        <w:spacing w:before="0" w:after="0"/>
-        <w:jc w:val="start"/>
-        <w:rPr>
-          <w:sz w:val="20"/>
-          <w:szCs w:val="20"/>
-          <w:highlight w:val="none"/>
-          <w:shd w:fill="auto" w:val="clear"/>
-        </w:rPr>
-      </w:pPr>
-      <w:r>
-        <w:rPr>
-          <w:rFonts w:ascii="times" w:hAnsi="times"/>
-          <w:sz w:val="20"/>
-          <w:szCs w:val="20"/>
-          <w:shd w:fill="auto" w:val="clear"/>
-        </w:rPr>
-        <w:t>7</w:t>
-      </w:r>
-      <w:r>
-        <w:rPr>
-          <w:rFonts w:ascii="times" w:hAnsi="times"/>
-          <w:sz w:val="20"/>
-          <w:szCs w:val="20"/>
-          <w:shd w:fill="auto" w:val="clear"/>
-        </w:rPr>
-        <w:t>. B → TAb</w:t>
-      </w:r>
-    </w:p>
-    <w:p>
-      <w:pPr>
-        <w:pStyle w:val="Normal"/>
-        <w:bidi w:val="0"/>
-        <w:spacing w:before="0" w:after="0"/>
-        <w:jc w:val="start"/>
-        <w:rPr>
-          <w:sz w:val="20"/>
-          <w:szCs w:val="20"/>
-          <w:highlight w:val="none"/>
-          <w:shd w:fill="auto" w:val="clear"/>
-        </w:rPr>
-      </w:pPr>
-      <w:r>
-        <w:rPr>
-          <w:rFonts w:ascii="times" w:hAnsi="times"/>
-          <w:sz w:val="20"/>
-          <w:szCs w:val="20"/>
-          <w:shd w:fill="auto" w:val="clear"/>
-        </w:rPr>
-        <w:t>8</w:t>
-      </w:r>
-      <w:r>
-        <w:rPr>
-          <w:rFonts w:ascii="times" w:hAnsi="times"/>
-          <w:sz w:val="20"/>
-          <w:szCs w:val="20"/>
-          <w:shd w:fill="auto" w:val="clear"/>
-        </w:rPr>
-        <w:t>. B → b</w:t>
-      </w:r>
-    </w:p>
-    <w:p>
-      <w:pPr>
-        <w:pStyle w:val="Normal"/>
-        <w:bidi w:val="0"/>
-        <w:spacing w:before="0" w:after="0"/>
-        <w:jc w:val="start"/>
-        <w:rPr>
-          <w:rFonts w:ascii="times" w:hAnsi="times"/>
-          <w:sz w:val="20"/>
-          <w:szCs w:val="20"/>
-        </w:rPr>
-      </w:pPr>
-      <w:r>
-        <w:rPr>
-          <w:sz w:val="20"/>
-          <w:szCs w:val="20"/>
-          <w:shd w:fill="auto" w:val="clear"/>
+          <w:b w:val="false"/>
+          <w:bCs w:val="false"/>
+          <w:sz w:val="20"/>
+          <w:szCs w:val="20"/>
+        </w:rPr>
+      </w:r>
+    </w:p>
+    <w:p>
+      <w:pPr>
+        <w:pStyle w:val="Normal"/>
+        <w:bidi w:val="0"/>
+        <w:spacing w:before="0" w:after="0"/>
+        <w:jc w:val="start"/>
+        <w:rPr>
+          <w:highlight w:val="none"/>
+          <w:shd w:fill="auto" w:val="clear"/>
+        </w:rPr>
+      </w:pPr>
+      <w:r>
+        <w:rPr>
+          <w:rFonts w:ascii="times" w:hAnsi="times"/>
+          <w:sz w:val="20"/>
+          <w:szCs w:val="20"/>
+          <w:shd w:fill="auto" w:val="clear"/>
+        </w:rPr>
+        <w:t>Необходимо избавиться от цепных правил и эпсилон правил. Возьмем грамматику без цепных и  Ɛ правил:</w:t>
+      </w:r>
+    </w:p>
+    <w:p>
+      <w:pPr>
+        <w:pStyle w:val="Normal"/>
+        <w:bidi w:val="0"/>
+        <w:spacing w:before="0" w:after="0"/>
+        <w:jc w:val="start"/>
+        <w:rPr>
+          <w:sz w:val="20"/>
+          <w:szCs w:val="20"/>
+          <w:highlight w:val="none"/>
+          <w:shd w:fill="auto" w:val="clear"/>
+        </w:rPr>
+      </w:pPr>
+      <w:r>
+        <w:rPr>
+          <w:rFonts w:ascii="times" w:hAnsi="times"/>
+          <w:sz w:val="20"/>
+          <w:szCs w:val="20"/>
+          <w:shd w:fill="auto" w:val="clear"/>
+        </w:rPr>
+        <w:t>1. T → aD</w:t>
+      </w:r>
+    </w:p>
+    <w:p>
+      <w:pPr>
+        <w:pStyle w:val="Normal"/>
+        <w:bidi w:val="0"/>
+        <w:spacing w:before="0" w:after="0"/>
+        <w:jc w:val="start"/>
+        <w:rPr>
+          <w:sz w:val="20"/>
+          <w:szCs w:val="20"/>
+          <w:highlight w:val="none"/>
+          <w:shd w:fill="auto" w:val="clear"/>
+        </w:rPr>
+      </w:pPr>
+      <w:r>
+        <w:rPr>
+          <w:rFonts w:ascii="times" w:hAnsi="times"/>
+          <w:sz w:val="20"/>
+          <w:szCs w:val="20"/>
+          <w:shd w:fill="auto" w:val="clear"/>
+        </w:rPr>
+        <w:t>2. T → TAb</w:t>
+      </w:r>
+    </w:p>
+    <w:p>
+      <w:pPr>
+        <w:pStyle w:val="Normal"/>
+        <w:bidi w:val="0"/>
+        <w:spacing w:before="0" w:after="0"/>
+        <w:jc w:val="start"/>
+        <w:rPr>
+          <w:sz w:val="20"/>
+          <w:szCs w:val="20"/>
+          <w:highlight w:val="none"/>
+          <w:shd w:fill="auto" w:val="clear"/>
+        </w:rPr>
+      </w:pPr>
+      <w:r>
+        <w:rPr>
+          <w:rFonts w:ascii="times" w:hAnsi="times"/>
+          <w:sz w:val="20"/>
+          <w:szCs w:val="20"/>
+          <w:shd w:fill="auto" w:val="clear"/>
+        </w:rPr>
+        <w:t>3. T → b</w:t>
+      </w:r>
+    </w:p>
+    <w:p>
+      <w:pPr>
+        <w:pStyle w:val="Normal"/>
+        <w:bidi w:val="0"/>
+        <w:spacing w:before="0" w:after="0"/>
+        <w:jc w:val="start"/>
+        <w:rPr>
+          <w:sz w:val="20"/>
+          <w:szCs w:val="20"/>
+          <w:highlight w:val="none"/>
+          <w:shd w:fill="auto" w:val="clear"/>
+        </w:rPr>
+      </w:pPr>
+      <w:r>
+        <w:rPr>
+          <w:rFonts w:ascii="times" w:hAnsi="times"/>
+          <w:sz w:val="20"/>
+          <w:szCs w:val="20"/>
+          <w:shd w:fill="auto" w:val="clear"/>
+        </w:rPr>
+        <w:t>4. D → TAb</w:t>
+      </w:r>
+    </w:p>
+    <w:p>
+      <w:pPr>
+        <w:pStyle w:val="Normal"/>
+        <w:bidi w:val="0"/>
+        <w:spacing w:before="0" w:after="0"/>
+        <w:jc w:val="start"/>
+        <w:rPr>
+          <w:sz w:val="20"/>
+          <w:szCs w:val="20"/>
+          <w:highlight w:val="none"/>
+          <w:shd w:fill="auto" w:val="clear"/>
+        </w:rPr>
+      </w:pPr>
+      <w:r>
+        <w:rPr>
+          <w:rFonts w:ascii="times" w:hAnsi="times"/>
+          <w:sz w:val="20"/>
+          <w:szCs w:val="20"/>
+          <w:shd w:fill="auto" w:val="clear"/>
+        </w:rPr>
+        <w:t>5. D → b</w:t>
+      </w:r>
+    </w:p>
+    <w:p>
+      <w:pPr>
+        <w:pStyle w:val="Normal"/>
+        <w:bidi w:val="0"/>
+        <w:spacing w:before="0" w:after="0"/>
+        <w:jc w:val="start"/>
+        <w:rPr>
+          <w:sz w:val="20"/>
+          <w:szCs w:val="20"/>
+          <w:highlight w:val="none"/>
+          <w:shd w:fill="auto" w:val="clear"/>
+        </w:rPr>
+      </w:pPr>
+      <w:r>
+        <w:rPr>
+          <w:rFonts w:ascii="times" w:hAnsi="times"/>
+          <w:sz w:val="20"/>
+          <w:szCs w:val="20"/>
+          <w:shd w:fill="auto" w:val="clear"/>
+        </w:rPr>
+        <w:t>6. A → Bbb</w:t>
+      </w:r>
+    </w:p>
+    <w:p>
+      <w:pPr>
+        <w:pStyle w:val="Normal"/>
+        <w:bidi w:val="0"/>
+        <w:spacing w:before="0" w:after="0"/>
+        <w:jc w:val="start"/>
+        <w:rPr>
+          <w:sz w:val="20"/>
+          <w:szCs w:val="20"/>
+          <w:highlight w:val="none"/>
+          <w:shd w:fill="auto" w:val="clear"/>
+        </w:rPr>
+      </w:pPr>
+      <w:r>
+        <w:rPr>
+          <w:rFonts w:ascii="times" w:hAnsi="times"/>
+          <w:sz w:val="20"/>
+          <w:szCs w:val="20"/>
+          <w:shd w:fill="auto" w:val="clear"/>
+        </w:rPr>
+        <w:t>7. B → TAb</w:t>
+      </w:r>
+    </w:p>
+    <w:p>
+      <w:pPr>
+        <w:pStyle w:val="Normal"/>
+        <w:bidi w:val="0"/>
+        <w:spacing w:before="0" w:after="0"/>
+        <w:jc w:val="start"/>
+        <w:rPr>
+          <w:sz w:val="20"/>
+          <w:szCs w:val="20"/>
+          <w:highlight w:val="none"/>
+          <w:shd w:fill="auto" w:val="clear"/>
+        </w:rPr>
+      </w:pPr>
+      <w:r>
+        <w:rPr>
+          <w:rFonts w:ascii="times" w:hAnsi="times"/>
+          <w:sz w:val="20"/>
+          <w:szCs w:val="20"/>
+          <w:shd w:fill="auto" w:val="clear"/>
+        </w:rPr>
+        <w:t>8. B → b</w:t>
+      </w:r>
+    </w:p>
+    <w:p>
+      <w:pPr>
+        <w:pStyle w:val="Normal"/>
+        <w:bidi w:val="0"/>
+        <w:spacing w:before="0" w:after="0"/>
+        <w:jc w:val="start"/>
+        <w:rPr>
+          <w:rFonts w:ascii="times" w:hAnsi="times"/>
+          <w:sz w:val="20"/>
+          <w:szCs w:val="20"/>
+        </w:rPr>
+      </w:pPr>
+      <w:r>
+        <w:rPr>
+          <w:rFonts w:ascii="times" w:hAnsi="times"/>
+          <w:sz w:val="20"/>
+          <w:szCs w:val="20"/>
         </w:rPr>
       </w:r>
     </w:p>
@@ -9113,9 +8130,7 @@
       </w:pPr>
       <w:r>
         <w:rPr>
-          <w:sz w:val="20"/>
-          <w:szCs w:val="20"/>
-          <w:shd w:fill="auto" w:val="clear"/>
+          <w:rFonts w:ascii="times" w:hAnsi="times"/>
         </w:rPr>
       </w:r>
     </w:p>
@@ -9414,9 +8429,9 @@
       </w:pPr>
       <w:r>
         <w:rPr>
-          <w:sz w:val="20"/>
-          <w:szCs w:val="20"/>
-          <w:shd w:fill="auto" w:val="clear"/>
+          <w:rFonts w:ascii="times" w:hAnsi="times"/>
+          <w:sz w:val="20"/>
+          <w:szCs w:val="20"/>
         </w:rPr>
       </w:r>
     </w:p>
@@ -9964,289 +8979,206 @@
           <w:szCs w:val="20"/>
           <w:shd w:fill="auto" w:val="clear"/>
         </w:rPr>
-        <w:t xml:space="preserve">Необходимо избавиться от цепных правил и эпсилон правил. </w:t>
-      </w:r>
-      <w:r>
-        <w:rPr>
-          <w:rFonts w:ascii="times" w:hAnsi="times"/>
-          <w:sz w:val="20"/>
-          <w:szCs w:val="20"/>
-          <w:shd w:fill="auto" w:val="clear"/>
-        </w:rPr>
-        <w:t>Возьмем G4.</w:t>
-      </w:r>
-    </w:p>
-    <w:p>
-      <w:pPr>
-        <w:pStyle w:val="Normal"/>
-        <w:bidi w:val="0"/>
-        <w:spacing w:before="0" w:after="0"/>
-        <w:jc w:val="start"/>
-        <w:rPr>
-          <w:sz w:val="20"/>
-          <w:szCs w:val="20"/>
-          <w:highlight w:val="none"/>
-          <w:shd w:fill="auto" w:val="clear"/>
-        </w:rPr>
-      </w:pPr>
-      <w:r>
-        <w:rPr>
-          <w:rFonts w:ascii="times" w:hAnsi="times"/>
-          <w:sz w:val="20"/>
-          <w:szCs w:val="20"/>
-          <w:shd w:fill="auto" w:val="clear"/>
-        </w:rPr>
-        <w:t>1</w:t>
-      </w:r>
-      <w:r>
-        <w:rPr>
-          <w:rFonts w:ascii="times" w:hAnsi="times"/>
-          <w:sz w:val="20"/>
-          <w:szCs w:val="20"/>
-          <w:shd w:fill="auto" w:val="clear"/>
-        </w:rPr>
-        <w:t>. T → aD</w:t>
-      </w:r>
-    </w:p>
-    <w:p>
-      <w:pPr>
-        <w:pStyle w:val="Normal"/>
-        <w:bidi w:val="0"/>
-        <w:spacing w:before="0" w:after="0"/>
-        <w:jc w:val="start"/>
-        <w:rPr>
-          <w:sz w:val="20"/>
-          <w:szCs w:val="20"/>
-          <w:highlight w:val="none"/>
-          <w:shd w:fill="auto" w:val="clear"/>
-        </w:rPr>
-      </w:pPr>
-      <w:r>
-        <w:rPr>
-          <w:rFonts w:ascii="times" w:hAnsi="times"/>
-          <w:sz w:val="20"/>
-          <w:szCs w:val="20"/>
-          <w:shd w:fill="auto" w:val="clear"/>
-        </w:rPr>
-        <w:t>2</w:t>
-      </w:r>
-      <w:r>
-        <w:rPr>
-          <w:rFonts w:ascii="times" w:hAnsi="times"/>
-          <w:sz w:val="20"/>
-          <w:szCs w:val="20"/>
-          <w:shd w:fill="auto" w:val="clear"/>
-        </w:rPr>
-        <w:t>. T → TAb</w:t>
-      </w:r>
-    </w:p>
-    <w:p>
-      <w:pPr>
-        <w:pStyle w:val="Normal"/>
-        <w:bidi w:val="0"/>
-        <w:spacing w:before="0" w:after="0"/>
-        <w:jc w:val="start"/>
-        <w:rPr>
-          <w:sz w:val="20"/>
-          <w:szCs w:val="20"/>
-          <w:highlight w:val="none"/>
-          <w:shd w:fill="auto" w:val="clear"/>
-        </w:rPr>
-      </w:pPr>
-      <w:r>
-        <w:rPr>
-          <w:rFonts w:ascii="times" w:hAnsi="times"/>
-          <w:sz w:val="20"/>
-          <w:szCs w:val="20"/>
-          <w:shd w:fill="auto" w:val="clear"/>
-        </w:rPr>
-        <w:t>3</w:t>
-      </w:r>
-      <w:r>
-        <w:rPr>
-          <w:rFonts w:ascii="times" w:hAnsi="times"/>
-          <w:sz w:val="20"/>
-          <w:szCs w:val="20"/>
-          <w:shd w:fill="auto" w:val="clear"/>
-        </w:rPr>
-        <w:t>. T → b</w:t>
-      </w:r>
-    </w:p>
-    <w:p>
-      <w:pPr>
-        <w:pStyle w:val="Normal"/>
-        <w:bidi w:val="0"/>
-        <w:spacing w:before="0" w:after="0"/>
-        <w:jc w:val="start"/>
-        <w:rPr>
-          <w:sz w:val="20"/>
-          <w:szCs w:val="20"/>
-          <w:highlight w:val="none"/>
-          <w:shd w:fill="auto" w:val="clear"/>
-        </w:rPr>
-      </w:pPr>
-      <w:r>
-        <w:rPr>
-          <w:rFonts w:ascii="times" w:hAnsi="times"/>
-          <w:sz w:val="20"/>
-          <w:szCs w:val="20"/>
-          <w:shd w:fill="auto" w:val="clear"/>
-        </w:rPr>
-        <w:t>4</w:t>
-      </w:r>
-      <w:r>
-        <w:rPr>
-          <w:rFonts w:ascii="times" w:hAnsi="times"/>
-          <w:sz w:val="20"/>
-          <w:szCs w:val="20"/>
-          <w:shd w:fill="auto" w:val="clear"/>
-        </w:rPr>
-        <w:t>. D → TAb</w:t>
-      </w:r>
-    </w:p>
-    <w:p>
-      <w:pPr>
-        <w:pStyle w:val="Normal"/>
-        <w:bidi w:val="0"/>
-        <w:spacing w:before="0" w:after="0"/>
-        <w:jc w:val="start"/>
-        <w:rPr>
-          <w:sz w:val="20"/>
-          <w:szCs w:val="20"/>
-          <w:highlight w:val="none"/>
-          <w:shd w:fill="auto" w:val="clear"/>
-        </w:rPr>
-      </w:pPr>
-      <w:r>
-        <w:rPr>
-          <w:rFonts w:ascii="times" w:hAnsi="times"/>
-          <w:sz w:val="20"/>
-          <w:szCs w:val="20"/>
-          <w:shd w:fill="auto" w:val="clear"/>
-        </w:rPr>
-        <w:t>5</w:t>
-      </w:r>
-      <w:r>
-        <w:rPr>
-          <w:rFonts w:ascii="times" w:hAnsi="times"/>
-          <w:sz w:val="20"/>
-          <w:szCs w:val="20"/>
-          <w:shd w:fill="auto" w:val="clear"/>
-        </w:rPr>
-        <w:t>. D → b</w:t>
-      </w:r>
-    </w:p>
-    <w:p>
-      <w:pPr>
-        <w:pStyle w:val="Normal"/>
-        <w:bidi w:val="0"/>
-        <w:spacing w:before="0" w:after="0"/>
-        <w:jc w:val="start"/>
-        <w:rPr>
-          <w:sz w:val="20"/>
-          <w:szCs w:val="20"/>
-          <w:highlight w:val="none"/>
-          <w:shd w:fill="auto" w:val="clear"/>
-        </w:rPr>
-      </w:pPr>
-      <w:r>
-        <w:rPr>
-          <w:rFonts w:ascii="times" w:hAnsi="times"/>
-          <w:sz w:val="20"/>
-          <w:szCs w:val="20"/>
-          <w:shd w:fill="auto" w:val="clear"/>
-        </w:rPr>
-        <w:t>6</w:t>
-      </w:r>
-      <w:r>
-        <w:rPr>
-          <w:rFonts w:ascii="times" w:hAnsi="times"/>
-          <w:sz w:val="20"/>
-          <w:szCs w:val="20"/>
-          <w:shd w:fill="auto" w:val="clear"/>
-        </w:rPr>
-        <w:t>. A → Bbb</w:t>
-      </w:r>
-    </w:p>
-    <w:p>
-      <w:pPr>
-        <w:pStyle w:val="Normal"/>
-        <w:bidi w:val="0"/>
-        <w:spacing w:before="0" w:after="0"/>
-        <w:jc w:val="start"/>
-        <w:rPr>
-          <w:sz w:val="20"/>
-          <w:szCs w:val="20"/>
-          <w:highlight w:val="none"/>
-          <w:shd w:fill="auto" w:val="clear"/>
-        </w:rPr>
-      </w:pPr>
-      <w:r>
-        <w:rPr>
-          <w:rFonts w:ascii="times" w:hAnsi="times"/>
-          <w:sz w:val="20"/>
-          <w:szCs w:val="20"/>
-          <w:shd w:fill="auto" w:val="clear"/>
-        </w:rPr>
-        <w:t>7</w:t>
-      </w:r>
-      <w:r>
-        <w:rPr>
-          <w:rFonts w:ascii="times" w:hAnsi="times"/>
-          <w:sz w:val="20"/>
-          <w:szCs w:val="20"/>
-          <w:shd w:fill="auto" w:val="clear"/>
-        </w:rPr>
-        <w:t>. B → TAb</w:t>
-      </w:r>
-    </w:p>
-    <w:p>
-      <w:pPr>
-        <w:pStyle w:val="Normal"/>
-        <w:bidi w:val="0"/>
-        <w:spacing w:before="0" w:after="0"/>
-        <w:jc w:val="start"/>
-        <w:rPr>
-          <w:sz w:val="20"/>
-          <w:szCs w:val="20"/>
-          <w:highlight w:val="none"/>
-          <w:shd w:fill="auto" w:val="clear"/>
-        </w:rPr>
-      </w:pPr>
-      <w:r>
-        <w:rPr>
-          <w:rFonts w:ascii="times" w:hAnsi="times"/>
-          <w:sz w:val="20"/>
-          <w:szCs w:val="20"/>
-          <w:shd w:fill="auto" w:val="clear"/>
-        </w:rPr>
-        <w:t>8</w:t>
-      </w:r>
-      <w:r>
-        <w:rPr>
-          <w:rFonts w:ascii="times" w:hAnsi="times"/>
-          <w:sz w:val="20"/>
-          <w:szCs w:val="20"/>
-          <w:shd w:fill="auto" w:val="clear"/>
-        </w:rPr>
-        <w:t>. B → b</w:t>
-      </w:r>
-    </w:p>
-    <w:p>
-      <w:pPr>
-        <w:pStyle w:val="Normal"/>
-        <w:bidi w:val="0"/>
-        <w:spacing w:before="0" w:after="0"/>
-        <w:jc w:val="start"/>
-        <w:rPr>
-          <w:rFonts w:ascii="times" w:hAnsi="times"/>
-        </w:rPr>
-      </w:pPr>
-      <w:r>
-        <w:rPr>
-          <w:sz w:val="20"/>
-          <w:szCs w:val="20"/>
-          <w:shd w:fill="auto" w:val="clear"/>
+        <w:t>Необходимо избавиться от цепных правил и эпсилон правил. Возьмем грамматику без цепных и  Ɛ правил:</w:t>
+      </w:r>
+    </w:p>
+    <w:p>
+      <w:pPr>
+        <w:pStyle w:val="Normal"/>
+        <w:bidi w:val="0"/>
+        <w:spacing w:before="0" w:after="0"/>
+        <w:jc w:val="start"/>
+        <w:rPr>
+          <w:sz w:val="20"/>
+          <w:szCs w:val="20"/>
+          <w:highlight w:val="none"/>
+          <w:shd w:fill="auto" w:val="clear"/>
+        </w:rPr>
+      </w:pPr>
+      <w:r>
+        <w:rPr>
+          <w:rFonts w:ascii="times" w:hAnsi="times"/>
+          <w:sz w:val="20"/>
+          <w:szCs w:val="20"/>
+          <w:shd w:fill="auto" w:val="clear"/>
+        </w:rPr>
+        <w:t>1. T → aD</w:t>
+      </w:r>
+    </w:p>
+    <w:p>
+      <w:pPr>
+        <w:pStyle w:val="Normal"/>
+        <w:bidi w:val="0"/>
+        <w:spacing w:before="0" w:after="0"/>
+        <w:jc w:val="start"/>
+        <w:rPr>
+          <w:sz w:val="20"/>
+          <w:szCs w:val="20"/>
+          <w:highlight w:val="none"/>
+          <w:shd w:fill="auto" w:val="clear"/>
+        </w:rPr>
+      </w:pPr>
+      <w:r>
+        <w:rPr>
+          <w:rFonts w:ascii="times" w:hAnsi="times"/>
+          <w:sz w:val="20"/>
+          <w:szCs w:val="20"/>
+          <w:shd w:fill="auto" w:val="clear"/>
+        </w:rPr>
+        <w:t>2. T → TAb</w:t>
+      </w:r>
+    </w:p>
+    <w:p>
+      <w:pPr>
+        <w:pStyle w:val="Normal"/>
+        <w:bidi w:val="0"/>
+        <w:spacing w:before="0" w:after="0"/>
+        <w:jc w:val="start"/>
+        <w:rPr>
+          <w:sz w:val="20"/>
+          <w:szCs w:val="20"/>
+          <w:highlight w:val="none"/>
+          <w:shd w:fill="auto" w:val="clear"/>
+        </w:rPr>
+      </w:pPr>
+      <w:r>
+        <w:rPr>
+          <w:rFonts w:ascii="times" w:hAnsi="times"/>
+          <w:sz w:val="20"/>
+          <w:szCs w:val="20"/>
+          <w:shd w:fill="auto" w:val="clear"/>
+        </w:rPr>
+        <w:t>3. T → b</w:t>
+      </w:r>
+    </w:p>
+    <w:p>
+      <w:pPr>
+        <w:pStyle w:val="Normal"/>
+        <w:bidi w:val="0"/>
+        <w:spacing w:before="0" w:after="0"/>
+        <w:jc w:val="start"/>
+        <w:rPr>
+          <w:sz w:val="20"/>
+          <w:szCs w:val="20"/>
+          <w:highlight w:val="none"/>
+          <w:shd w:fill="auto" w:val="clear"/>
+        </w:rPr>
+      </w:pPr>
+      <w:r>
+        <w:rPr>
+          <w:rFonts w:ascii="times" w:hAnsi="times"/>
+          <w:sz w:val="20"/>
+          <w:szCs w:val="20"/>
+          <w:shd w:fill="auto" w:val="clear"/>
+        </w:rPr>
+        <w:t>4. D → TAb</w:t>
+      </w:r>
+    </w:p>
+    <w:p>
+      <w:pPr>
+        <w:pStyle w:val="Normal"/>
+        <w:bidi w:val="0"/>
+        <w:spacing w:before="0" w:after="0"/>
+        <w:jc w:val="start"/>
+        <w:rPr>
+          <w:sz w:val="20"/>
+          <w:szCs w:val="20"/>
+          <w:highlight w:val="none"/>
+          <w:shd w:fill="auto" w:val="clear"/>
+        </w:rPr>
+      </w:pPr>
+      <w:r>
+        <w:rPr>
+          <w:rFonts w:ascii="times" w:hAnsi="times"/>
+          <w:sz w:val="20"/>
+          <w:szCs w:val="20"/>
+          <w:shd w:fill="auto" w:val="clear"/>
+        </w:rPr>
+        <w:t>5. D → b</w:t>
+      </w:r>
+    </w:p>
+    <w:p>
+      <w:pPr>
+        <w:pStyle w:val="Normal"/>
+        <w:bidi w:val="0"/>
+        <w:spacing w:before="0" w:after="0"/>
+        <w:jc w:val="start"/>
+        <w:rPr>
+          <w:sz w:val="20"/>
+          <w:szCs w:val="20"/>
+          <w:highlight w:val="none"/>
+          <w:shd w:fill="auto" w:val="clear"/>
+        </w:rPr>
+      </w:pPr>
+      <w:r>
+        <w:rPr>
+          <w:rFonts w:ascii="times" w:hAnsi="times"/>
+          <w:sz w:val="20"/>
+          <w:szCs w:val="20"/>
+          <w:shd w:fill="auto" w:val="clear"/>
+        </w:rPr>
+        <w:t>6. A → Bbb</w:t>
+      </w:r>
+    </w:p>
+    <w:p>
+      <w:pPr>
+        <w:pStyle w:val="Normal"/>
+        <w:bidi w:val="0"/>
+        <w:spacing w:before="0" w:after="0"/>
+        <w:jc w:val="start"/>
+        <w:rPr>
+          <w:sz w:val="20"/>
+          <w:szCs w:val="20"/>
+          <w:highlight w:val="none"/>
+          <w:shd w:fill="auto" w:val="clear"/>
+        </w:rPr>
+      </w:pPr>
+      <w:r>
+        <w:rPr>
+          <w:rFonts w:ascii="times" w:hAnsi="times"/>
+          <w:sz w:val="20"/>
+          <w:szCs w:val="20"/>
+          <w:shd w:fill="auto" w:val="clear"/>
+        </w:rPr>
+        <w:t>7. B → TAb</w:t>
+      </w:r>
+    </w:p>
+    <w:p>
+      <w:pPr>
+        <w:pStyle w:val="Normal"/>
+        <w:bidi w:val="0"/>
+        <w:spacing w:before="0" w:after="0"/>
+        <w:jc w:val="start"/>
+        <w:rPr>
+          <w:sz w:val="20"/>
+          <w:szCs w:val="20"/>
+          <w:highlight w:val="none"/>
+          <w:shd w:fill="auto" w:val="clear"/>
+        </w:rPr>
+      </w:pPr>
+      <w:r>
+        <w:rPr>
+          <w:rFonts w:ascii="times" w:hAnsi="times"/>
+          <w:sz w:val="20"/>
+          <w:szCs w:val="20"/>
+          <w:shd w:fill="auto" w:val="clear"/>
+        </w:rPr>
+        <w:t>8. B → b</w:t>
+      </w:r>
+    </w:p>
+    <w:p>
+      <w:pPr>
+        <w:pStyle w:val="Normal"/>
+        <w:bidi w:val="0"/>
+        <w:spacing w:before="0" w:after="0"/>
+        <w:jc w:val="start"/>
+        <w:rPr>
+          <w:rFonts w:ascii="times" w:hAnsi="times"/>
+        </w:rPr>
+      </w:pPr>
+      <w:r>
+        <w:rPr>
+          <w:rFonts w:ascii="times" w:hAnsi="times"/>
         </w:rPr>
       </w:r>
     </w:p>
@@ -10527,15 +9459,7 @@
           <w:szCs w:val="20"/>
           <w:shd w:fill="auto" w:val="clear"/>
         </w:rPr>
-        <w:t>N4 → DAbbb, N5 → Abbb (для aDAbbb, bAbbb</w:t>
-      </w:r>
-      <w:r>
-        <w:rPr>
-          <w:sz w:val="20"/>
-          <w:szCs w:val="20"/>
-          <w:shd w:fill="auto" w:val="clear"/>
-        </w:rPr>
-        <w:t>)</w:t>
+        <w:t>N4 → DAbbb, N5 → Abbb (для aDAbbb, bAbbb)</w:t>
       </w:r>
     </w:p>
     <w:p>
@@ -10689,9 +9613,7 @@
       </w:pPr>
       <w:r>
         <w:rPr>
-          <w:sz w:val="20"/>
-          <w:szCs w:val="20"/>
-          <w:shd w:fill="auto" w:val="clear"/>
+          <w:rFonts w:ascii="times" w:hAnsi="times"/>
         </w:rPr>
       </w:r>
     </w:p>
@@ -11215,270 +10137,190 @@
           <w:szCs w:val="20"/>
           <w:shd w:fill="auto" w:val="clear"/>
         </w:rPr>
-        <w:t xml:space="preserve">Необходимо избавиться от цепных правил и эпсилон правил. </w:t>
-      </w:r>
-      <w:r>
-        <w:rPr>
-          <w:rFonts w:ascii="times" w:hAnsi="times"/>
-          <w:sz w:val="20"/>
-          <w:szCs w:val="20"/>
-          <w:shd w:fill="auto" w:val="clear"/>
-        </w:rPr>
-        <w:t>Возьмем G4.</w:t>
-      </w:r>
-    </w:p>
-    <w:p>
-      <w:pPr>
-        <w:pStyle w:val="Normal"/>
-        <w:bidi w:val="0"/>
-        <w:spacing w:before="0" w:after="0"/>
-        <w:jc w:val="start"/>
-        <w:rPr>
-          <w:sz w:val="20"/>
-          <w:szCs w:val="20"/>
-          <w:highlight w:val="none"/>
-          <w:shd w:fill="auto" w:val="clear"/>
-        </w:rPr>
-      </w:pPr>
-      <w:r>
-        <w:rPr>
-          <w:rFonts w:ascii="times" w:hAnsi="times"/>
-          <w:sz w:val="20"/>
-          <w:szCs w:val="20"/>
-          <w:shd w:fill="auto" w:val="clear"/>
-        </w:rPr>
-        <w:t>1</w:t>
-      </w:r>
-      <w:r>
-        <w:rPr>
-          <w:rFonts w:ascii="times" w:hAnsi="times"/>
-          <w:sz w:val="20"/>
-          <w:szCs w:val="20"/>
-          <w:shd w:fill="auto" w:val="clear"/>
-        </w:rPr>
-        <w:t>. T → aD</w:t>
-      </w:r>
-    </w:p>
-    <w:p>
-      <w:pPr>
-        <w:pStyle w:val="Normal"/>
-        <w:bidi w:val="0"/>
-        <w:spacing w:before="0" w:after="0"/>
-        <w:jc w:val="start"/>
-        <w:rPr>
-          <w:sz w:val="20"/>
-          <w:szCs w:val="20"/>
-          <w:highlight w:val="none"/>
-          <w:shd w:fill="auto" w:val="clear"/>
-        </w:rPr>
-      </w:pPr>
-      <w:r>
-        <w:rPr>
-          <w:rFonts w:ascii="times" w:hAnsi="times"/>
-          <w:sz w:val="20"/>
-          <w:szCs w:val="20"/>
-          <w:shd w:fill="auto" w:val="clear"/>
-        </w:rPr>
-        <w:t>2</w:t>
-      </w:r>
-      <w:r>
-        <w:rPr>
-          <w:rFonts w:ascii="times" w:hAnsi="times"/>
-          <w:sz w:val="20"/>
-          <w:szCs w:val="20"/>
-          <w:shd w:fill="auto" w:val="clear"/>
-        </w:rPr>
-        <w:t>. T → TAb</w:t>
-      </w:r>
-    </w:p>
-    <w:p>
-      <w:pPr>
-        <w:pStyle w:val="Normal"/>
-        <w:bidi w:val="0"/>
-        <w:spacing w:before="0" w:after="0"/>
-        <w:jc w:val="start"/>
-        <w:rPr>
-          <w:sz w:val="20"/>
-          <w:szCs w:val="20"/>
-          <w:highlight w:val="none"/>
-          <w:shd w:fill="auto" w:val="clear"/>
-        </w:rPr>
-      </w:pPr>
-      <w:r>
-        <w:rPr>
-          <w:rFonts w:ascii="times" w:hAnsi="times"/>
-          <w:sz w:val="20"/>
-          <w:szCs w:val="20"/>
-          <w:shd w:fill="auto" w:val="clear"/>
-        </w:rPr>
-        <w:t>3</w:t>
-      </w:r>
-      <w:r>
-        <w:rPr>
-          <w:rFonts w:ascii="times" w:hAnsi="times"/>
-          <w:sz w:val="20"/>
-          <w:szCs w:val="20"/>
-          <w:shd w:fill="auto" w:val="clear"/>
-        </w:rPr>
-        <w:t>. T → b</w:t>
-      </w:r>
-    </w:p>
-    <w:p>
-      <w:pPr>
-        <w:pStyle w:val="Normal"/>
-        <w:bidi w:val="0"/>
-        <w:spacing w:before="0" w:after="0"/>
-        <w:jc w:val="start"/>
-        <w:rPr>
-          <w:sz w:val="20"/>
-          <w:szCs w:val="20"/>
-          <w:highlight w:val="none"/>
-          <w:shd w:fill="auto" w:val="clear"/>
-        </w:rPr>
-      </w:pPr>
-      <w:r>
-        <w:rPr>
-          <w:rFonts w:ascii="times" w:hAnsi="times"/>
-          <w:sz w:val="20"/>
-          <w:szCs w:val="20"/>
-          <w:shd w:fill="auto" w:val="clear"/>
-        </w:rPr>
-        <w:t>4</w:t>
-      </w:r>
-      <w:r>
-        <w:rPr>
-          <w:rFonts w:ascii="times" w:hAnsi="times"/>
-          <w:sz w:val="20"/>
-          <w:szCs w:val="20"/>
-          <w:shd w:fill="auto" w:val="clear"/>
-        </w:rPr>
-        <w:t>. D → TAb</w:t>
-      </w:r>
-    </w:p>
-    <w:p>
-      <w:pPr>
-        <w:pStyle w:val="Normal"/>
-        <w:bidi w:val="0"/>
-        <w:spacing w:before="0" w:after="0"/>
-        <w:jc w:val="start"/>
-        <w:rPr>
-          <w:sz w:val="20"/>
-          <w:szCs w:val="20"/>
-          <w:highlight w:val="none"/>
-          <w:shd w:fill="auto" w:val="clear"/>
-        </w:rPr>
-      </w:pPr>
-      <w:r>
-        <w:rPr>
-          <w:rFonts w:ascii="times" w:hAnsi="times"/>
-          <w:sz w:val="20"/>
-          <w:szCs w:val="20"/>
-          <w:shd w:fill="auto" w:val="clear"/>
-        </w:rPr>
-        <w:t>5</w:t>
-      </w:r>
-      <w:r>
-        <w:rPr>
-          <w:rFonts w:ascii="times" w:hAnsi="times"/>
-          <w:sz w:val="20"/>
-          <w:szCs w:val="20"/>
-          <w:shd w:fill="auto" w:val="clear"/>
-        </w:rPr>
-        <w:t>. D → b</w:t>
-      </w:r>
-    </w:p>
-    <w:p>
-      <w:pPr>
-        <w:pStyle w:val="Normal"/>
-        <w:bidi w:val="0"/>
-        <w:spacing w:before="0" w:after="0"/>
-        <w:jc w:val="start"/>
-        <w:rPr>
-          <w:sz w:val="20"/>
-          <w:szCs w:val="20"/>
-          <w:highlight w:val="none"/>
-          <w:shd w:fill="auto" w:val="clear"/>
-        </w:rPr>
-      </w:pPr>
-      <w:r>
-        <w:rPr>
-          <w:rFonts w:ascii="times" w:hAnsi="times"/>
-          <w:sz w:val="20"/>
-          <w:szCs w:val="20"/>
-          <w:shd w:fill="auto" w:val="clear"/>
-        </w:rPr>
-        <w:t>6</w:t>
-      </w:r>
-      <w:r>
-        <w:rPr>
-          <w:rFonts w:ascii="times" w:hAnsi="times"/>
-          <w:sz w:val="20"/>
-          <w:szCs w:val="20"/>
-          <w:shd w:fill="auto" w:val="clear"/>
-        </w:rPr>
-        <w:t>. A → Bbb</w:t>
-      </w:r>
-    </w:p>
-    <w:p>
-      <w:pPr>
-        <w:pStyle w:val="Normal"/>
-        <w:bidi w:val="0"/>
-        <w:spacing w:before="0" w:after="0"/>
-        <w:jc w:val="start"/>
-        <w:rPr>
-          <w:sz w:val="20"/>
-          <w:szCs w:val="20"/>
-          <w:highlight w:val="none"/>
-          <w:shd w:fill="auto" w:val="clear"/>
-        </w:rPr>
-      </w:pPr>
-      <w:r>
-        <w:rPr>
-          <w:rFonts w:ascii="times" w:hAnsi="times"/>
-          <w:sz w:val="20"/>
-          <w:szCs w:val="20"/>
-          <w:shd w:fill="auto" w:val="clear"/>
-        </w:rPr>
-        <w:t>7</w:t>
-      </w:r>
-      <w:r>
-        <w:rPr>
-          <w:rFonts w:ascii="times" w:hAnsi="times"/>
-          <w:sz w:val="20"/>
-          <w:szCs w:val="20"/>
-          <w:shd w:fill="auto" w:val="clear"/>
-        </w:rPr>
-        <w:t>. B → TAb</w:t>
-      </w:r>
-    </w:p>
-    <w:p>
-      <w:pPr>
-        <w:pStyle w:val="Normal"/>
-        <w:bidi w:val="0"/>
-        <w:spacing w:before="0" w:after="0"/>
-        <w:jc w:val="start"/>
-        <w:rPr>
-          <w:sz w:val="20"/>
-          <w:szCs w:val="20"/>
-          <w:highlight w:val="none"/>
-          <w:shd w:fill="auto" w:val="clear"/>
-        </w:rPr>
-      </w:pPr>
-      <w:r>
-        <w:rPr>
-          <w:sz w:val="20"/>
-          <w:szCs w:val="20"/>
-          <w:shd w:fill="auto" w:val="clear"/>
-        </w:rPr>
-        <w:t>8</w:t>
-      </w:r>
-      <w:r>
-        <w:rPr>
-          <w:sz w:val="20"/>
-          <w:szCs w:val="20"/>
-          <w:shd w:fill="auto" w:val="clear"/>
-        </w:rPr>
-        <w:t xml:space="preserve">. B </w:t>
+        <w:t>Необходимо избавиться от цепных правил и эпсилон правил. Возьмем грамматику без цепных и  Ɛ правил:</w:t>
+      </w:r>
+    </w:p>
+    <w:p>
+      <w:pPr>
+        <w:pStyle w:val="Normal"/>
+        <w:bidi w:val="0"/>
+        <w:spacing w:before="0" w:after="0"/>
+        <w:jc w:val="start"/>
+        <w:rPr>
+          <w:sz w:val="20"/>
+          <w:szCs w:val="20"/>
+          <w:highlight w:val="none"/>
+          <w:shd w:fill="auto" w:val="clear"/>
+        </w:rPr>
+      </w:pPr>
+      <w:r>
+        <w:rPr>
+          <w:rFonts w:ascii="times" w:hAnsi="times"/>
+          <w:sz w:val="20"/>
+          <w:szCs w:val="20"/>
+          <w:shd w:fill="auto" w:val="clear"/>
+        </w:rPr>
+        <w:t>1. T → aD</w:t>
+      </w:r>
+    </w:p>
+    <w:p>
+      <w:pPr>
+        <w:pStyle w:val="Normal"/>
+        <w:bidi w:val="0"/>
+        <w:spacing w:before="0" w:after="0"/>
+        <w:jc w:val="start"/>
+        <w:rPr>
+          <w:sz w:val="20"/>
+          <w:szCs w:val="20"/>
+          <w:highlight w:val="none"/>
+          <w:shd w:fill="auto" w:val="clear"/>
+        </w:rPr>
+      </w:pPr>
+      <w:r>
+        <w:rPr>
+          <w:rFonts w:ascii="times" w:hAnsi="times"/>
+          <w:sz w:val="20"/>
+          <w:szCs w:val="20"/>
+          <w:shd w:fill="auto" w:val="clear"/>
+        </w:rPr>
+        <w:t>2. T → TAb</w:t>
+      </w:r>
+    </w:p>
+    <w:p>
+      <w:pPr>
+        <w:pStyle w:val="Normal"/>
+        <w:bidi w:val="0"/>
+        <w:spacing w:before="0" w:after="0"/>
+        <w:jc w:val="start"/>
+        <w:rPr>
+          <w:sz w:val="20"/>
+          <w:szCs w:val="20"/>
+          <w:highlight w:val="none"/>
+          <w:shd w:fill="auto" w:val="clear"/>
+        </w:rPr>
+      </w:pPr>
+      <w:r>
+        <w:rPr>
+          <w:rFonts w:ascii="times" w:hAnsi="times"/>
+          <w:sz w:val="20"/>
+          <w:szCs w:val="20"/>
+          <w:shd w:fill="auto" w:val="clear"/>
+        </w:rPr>
+        <w:t>3. T → b</w:t>
+      </w:r>
+    </w:p>
+    <w:p>
+      <w:pPr>
+        <w:pStyle w:val="Normal"/>
+        <w:bidi w:val="0"/>
+        <w:spacing w:before="0" w:after="0"/>
+        <w:jc w:val="start"/>
+        <w:rPr>
+          <w:sz w:val="20"/>
+          <w:szCs w:val="20"/>
+          <w:highlight w:val="none"/>
+          <w:shd w:fill="auto" w:val="clear"/>
+        </w:rPr>
+      </w:pPr>
+      <w:r>
+        <w:rPr>
+          <w:rFonts w:ascii="times" w:hAnsi="times"/>
+          <w:sz w:val="20"/>
+          <w:szCs w:val="20"/>
+          <w:shd w:fill="auto" w:val="clear"/>
+        </w:rPr>
+        <w:t>4. D → TAb</w:t>
+      </w:r>
+    </w:p>
+    <w:p>
+      <w:pPr>
+        <w:pStyle w:val="Normal"/>
+        <w:bidi w:val="0"/>
+        <w:spacing w:before="0" w:after="0"/>
+        <w:jc w:val="start"/>
+        <w:rPr>
+          <w:sz w:val="20"/>
+          <w:szCs w:val="20"/>
+          <w:highlight w:val="none"/>
+          <w:shd w:fill="auto" w:val="clear"/>
+        </w:rPr>
+      </w:pPr>
+      <w:r>
+        <w:rPr>
+          <w:rFonts w:ascii="times" w:hAnsi="times"/>
+          <w:sz w:val="20"/>
+          <w:szCs w:val="20"/>
+          <w:shd w:fill="auto" w:val="clear"/>
+        </w:rPr>
+        <w:t>5. D → b</w:t>
+      </w:r>
+    </w:p>
+    <w:p>
+      <w:pPr>
+        <w:pStyle w:val="Normal"/>
+        <w:bidi w:val="0"/>
+        <w:spacing w:before="0" w:after="0"/>
+        <w:jc w:val="start"/>
+        <w:rPr>
+          <w:sz w:val="20"/>
+          <w:szCs w:val="20"/>
+          <w:highlight w:val="none"/>
+          <w:shd w:fill="auto" w:val="clear"/>
+        </w:rPr>
+      </w:pPr>
+      <w:r>
+        <w:rPr>
+          <w:rFonts w:ascii="times" w:hAnsi="times"/>
+          <w:sz w:val="20"/>
+          <w:szCs w:val="20"/>
+          <w:shd w:fill="auto" w:val="clear"/>
+        </w:rPr>
+        <w:t>6. A → Bbb</w:t>
+      </w:r>
+    </w:p>
+    <w:p>
+      <w:pPr>
+        <w:pStyle w:val="Normal"/>
+        <w:bidi w:val="0"/>
+        <w:spacing w:before="0" w:after="0"/>
+        <w:jc w:val="start"/>
+        <w:rPr>
+          <w:sz w:val="20"/>
+          <w:szCs w:val="20"/>
+          <w:highlight w:val="none"/>
+          <w:shd w:fill="auto" w:val="clear"/>
+        </w:rPr>
+      </w:pPr>
+      <w:r>
+        <w:rPr>
+          <w:rFonts w:ascii="times" w:hAnsi="times"/>
+          <w:sz w:val="20"/>
+          <w:szCs w:val="20"/>
+          <w:shd w:fill="auto" w:val="clear"/>
+        </w:rPr>
+        <w:t>7. B → TAb</w:t>
+      </w:r>
+    </w:p>
+    <w:p>
+      <w:pPr>
+        <w:pStyle w:val="Normal"/>
+        <w:bidi w:val="0"/>
+        <w:spacing w:before="0" w:after="0"/>
+        <w:jc w:val="start"/>
+        <w:rPr>
+          <w:sz w:val="20"/>
+          <w:szCs w:val="20"/>
+          <w:highlight w:val="none"/>
+          <w:shd w:fill="auto" w:val="clear"/>
+        </w:rPr>
+      </w:pPr>
+      <w:r>
+        <w:rPr>
+          <w:sz w:val="20"/>
+          <w:szCs w:val="20"/>
+          <w:shd w:fill="auto" w:val="clear"/>
+        </w:rPr>
+        <w:t xml:space="preserve">8. B </w:t>
       </w:r>
       <w:r>
         <w:rPr>
@@ -11507,11 +10349,7 @@
         <w:rPr/>
       </w:pPr>
       <w:r>
-        <w:rPr>
-          <w:sz w:val="20"/>
-          <w:szCs w:val="20"/>
-          <w:shd w:fill="auto" w:val="clear"/>
-        </w:rPr>
+        <w:rPr/>
       </w:r>
     </w:p>
     <w:p>
@@ -11938,7 +10776,13 @@
         </w:rPr>
       </w:pPr>
       <w:r>
-        <w:rPr/>
+        <w:rPr>
+          <w:b w:val="false"/>
+          <w:bCs w:val="false"/>
+          <w:sz w:val="20"/>
+          <w:szCs w:val="20"/>
+          <w:shd w:fill="auto" w:val="clear"/>
+        </w:rPr>
       </w:r>
     </w:p>
     <w:p>
@@ -12266,6 +11110,7 @@
       <w:pPr>
         <w:pStyle w:val="Normal"/>
         <w:bidi w:val="0"/>
+        <w:spacing w:before="0" w:after="0"/>
         <w:jc w:val="start"/>
         <w:rPr>
           <w:highlight w:val="none"/>
@@ -12303,286 +11148,190 @@
           <w:szCs w:val="20"/>
           <w:shd w:fill="auto" w:val="clear"/>
         </w:rPr>
-        <w:t xml:space="preserve">Необходимо избавиться от цепных правил и эпсилон правил. </w:t>
-      </w:r>
-      <w:r>
-        <w:rPr>
-          <w:rFonts w:ascii="times" w:hAnsi="times"/>
-          <w:sz w:val="20"/>
-          <w:szCs w:val="20"/>
-          <w:shd w:fill="auto" w:val="clear"/>
-        </w:rPr>
-        <w:t>Возьмем G4.</w:t>
-      </w:r>
-    </w:p>
-    <w:p>
-      <w:pPr>
-        <w:pStyle w:val="Normal"/>
-        <w:bidi w:val="0"/>
-        <w:spacing w:before="0" w:after="0"/>
-        <w:jc w:val="start"/>
-        <w:rPr>
-          <w:sz w:val="20"/>
-          <w:szCs w:val="20"/>
-          <w:highlight w:val="none"/>
-          <w:shd w:fill="auto" w:val="clear"/>
-        </w:rPr>
-      </w:pPr>
-      <w:r>
-        <w:rPr>
-          <w:rFonts w:ascii="times" w:hAnsi="times"/>
-          <w:sz w:val="20"/>
-          <w:szCs w:val="20"/>
-          <w:shd w:fill="auto" w:val="clear"/>
-        </w:rPr>
-        <w:t>1</w:t>
-      </w:r>
-      <w:r>
-        <w:rPr>
-          <w:rFonts w:ascii="times" w:hAnsi="times"/>
-          <w:sz w:val="20"/>
-          <w:szCs w:val="20"/>
-          <w:shd w:fill="auto" w:val="clear"/>
-        </w:rPr>
-        <w:t>. T → aD</w:t>
-      </w:r>
-    </w:p>
-    <w:p>
-      <w:pPr>
-        <w:pStyle w:val="Normal"/>
-        <w:bidi w:val="0"/>
-        <w:spacing w:before="0" w:after="0"/>
-        <w:jc w:val="start"/>
-        <w:rPr>
-          <w:sz w:val="20"/>
-          <w:szCs w:val="20"/>
-          <w:highlight w:val="none"/>
-          <w:shd w:fill="auto" w:val="clear"/>
-        </w:rPr>
-      </w:pPr>
-      <w:r>
-        <w:rPr>
-          <w:rFonts w:ascii="times" w:hAnsi="times"/>
-          <w:sz w:val="20"/>
-          <w:szCs w:val="20"/>
-          <w:shd w:fill="auto" w:val="clear"/>
-        </w:rPr>
-        <w:t>2</w:t>
-      </w:r>
-      <w:r>
-        <w:rPr>
-          <w:rFonts w:ascii="times" w:hAnsi="times"/>
-          <w:sz w:val="20"/>
-          <w:szCs w:val="20"/>
-          <w:shd w:fill="auto" w:val="clear"/>
-        </w:rPr>
-        <w:t>. T → TAb</w:t>
-      </w:r>
-    </w:p>
-    <w:p>
-      <w:pPr>
-        <w:pStyle w:val="Normal"/>
-        <w:bidi w:val="0"/>
-        <w:spacing w:before="0" w:after="0"/>
-        <w:jc w:val="start"/>
-        <w:rPr>
-          <w:sz w:val="20"/>
-          <w:szCs w:val="20"/>
-          <w:highlight w:val="none"/>
-          <w:shd w:fill="auto" w:val="clear"/>
-        </w:rPr>
-      </w:pPr>
-      <w:r>
-        <w:rPr>
-          <w:rFonts w:ascii="times" w:hAnsi="times"/>
-          <w:sz w:val="20"/>
-          <w:szCs w:val="20"/>
-          <w:shd w:fill="auto" w:val="clear"/>
-        </w:rPr>
-        <w:t>3</w:t>
-      </w:r>
-      <w:r>
-        <w:rPr>
-          <w:rFonts w:ascii="times" w:hAnsi="times"/>
-          <w:sz w:val="20"/>
-          <w:szCs w:val="20"/>
-          <w:shd w:fill="auto" w:val="clear"/>
-        </w:rPr>
-        <w:t>. T → b</w:t>
-      </w:r>
-    </w:p>
-    <w:p>
-      <w:pPr>
-        <w:pStyle w:val="Normal"/>
-        <w:bidi w:val="0"/>
-        <w:spacing w:before="0" w:after="0"/>
-        <w:jc w:val="start"/>
-        <w:rPr>
-          <w:sz w:val="20"/>
-          <w:szCs w:val="20"/>
-          <w:highlight w:val="none"/>
-          <w:shd w:fill="auto" w:val="clear"/>
-        </w:rPr>
-      </w:pPr>
-      <w:r>
-        <w:rPr>
-          <w:rFonts w:ascii="times" w:hAnsi="times"/>
-          <w:sz w:val="20"/>
-          <w:szCs w:val="20"/>
-          <w:shd w:fill="auto" w:val="clear"/>
-        </w:rPr>
-        <w:t>4</w:t>
-      </w:r>
-      <w:r>
-        <w:rPr>
-          <w:rFonts w:ascii="times" w:hAnsi="times"/>
-          <w:sz w:val="20"/>
-          <w:szCs w:val="20"/>
-          <w:shd w:fill="auto" w:val="clear"/>
-        </w:rPr>
-        <w:t>. D → TAb</w:t>
-      </w:r>
-    </w:p>
-    <w:p>
-      <w:pPr>
-        <w:pStyle w:val="Normal"/>
-        <w:bidi w:val="0"/>
-        <w:spacing w:before="0" w:after="0"/>
-        <w:jc w:val="start"/>
-        <w:rPr>
-          <w:sz w:val="20"/>
-          <w:szCs w:val="20"/>
-          <w:highlight w:val="none"/>
-          <w:shd w:fill="auto" w:val="clear"/>
-        </w:rPr>
-      </w:pPr>
-      <w:r>
-        <w:rPr>
-          <w:rFonts w:ascii="times" w:hAnsi="times"/>
-          <w:sz w:val="20"/>
-          <w:szCs w:val="20"/>
-          <w:shd w:fill="auto" w:val="clear"/>
-        </w:rPr>
-        <w:t>5</w:t>
-      </w:r>
-      <w:r>
-        <w:rPr>
-          <w:rFonts w:ascii="times" w:hAnsi="times"/>
-          <w:sz w:val="20"/>
-          <w:szCs w:val="20"/>
-          <w:shd w:fill="auto" w:val="clear"/>
-        </w:rPr>
-        <w:t>. D → b</w:t>
-      </w:r>
-    </w:p>
-    <w:p>
-      <w:pPr>
-        <w:pStyle w:val="Normal"/>
-        <w:bidi w:val="0"/>
-        <w:spacing w:before="0" w:after="0"/>
-        <w:jc w:val="start"/>
-        <w:rPr>
-          <w:sz w:val="20"/>
-          <w:szCs w:val="20"/>
-          <w:highlight w:val="none"/>
-          <w:shd w:fill="auto" w:val="clear"/>
-        </w:rPr>
-      </w:pPr>
-      <w:r>
-        <w:rPr>
-          <w:rFonts w:ascii="times" w:hAnsi="times"/>
-          <w:sz w:val="20"/>
-          <w:szCs w:val="20"/>
-          <w:shd w:fill="auto" w:val="clear"/>
-        </w:rPr>
-        <w:t>6</w:t>
-      </w:r>
-      <w:r>
-        <w:rPr>
-          <w:rFonts w:ascii="times" w:hAnsi="times"/>
-          <w:sz w:val="20"/>
-          <w:szCs w:val="20"/>
-          <w:shd w:fill="auto" w:val="clear"/>
-        </w:rPr>
-        <w:t>. A → Bbb</w:t>
-      </w:r>
-    </w:p>
-    <w:p>
-      <w:pPr>
-        <w:pStyle w:val="Normal"/>
-        <w:bidi w:val="0"/>
-        <w:spacing w:before="0" w:after="0"/>
-        <w:jc w:val="start"/>
-        <w:rPr>
-          <w:sz w:val="20"/>
-          <w:szCs w:val="20"/>
-          <w:highlight w:val="none"/>
-          <w:shd w:fill="auto" w:val="clear"/>
-        </w:rPr>
-      </w:pPr>
-      <w:r>
-        <w:rPr>
-          <w:rFonts w:ascii="times" w:hAnsi="times"/>
-          <w:sz w:val="20"/>
-          <w:szCs w:val="20"/>
-          <w:shd w:fill="auto" w:val="clear"/>
-        </w:rPr>
-        <w:t>7</w:t>
-      </w:r>
-      <w:r>
-        <w:rPr>
-          <w:rFonts w:ascii="times" w:hAnsi="times"/>
-          <w:sz w:val="20"/>
-          <w:szCs w:val="20"/>
-          <w:shd w:fill="auto" w:val="clear"/>
-        </w:rPr>
-        <w:t>. B → TAb</w:t>
-      </w:r>
-    </w:p>
-    <w:p>
-      <w:pPr>
-        <w:pStyle w:val="Normal"/>
-        <w:bidi w:val="0"/>
-        <w:spacing w:before="0" w:after="0"/>
-        <w:jc w:val="start"/>
-        <w:rPr>
-          <w:sz w:val="20"/>
-          <w:szCs w:val="20"/>
-          <w:highlight w:val="none"/>
-          <w:shd w:fill="auto" w:val="clear"/>
-        </w:rPr>
-      </w:pPr>
-      <w:r>
-        <w:rPr>
-          <w:sz w:val="20"/>
-          <w:szCs w:val="20"/>
-          <w:shd w:fill="auto" w:val="clear"/>
-        </w:rPr>
-        <w:t>8</w:t>
-      </w:r>
-      <w:r>
-        <w:rPr>
-          <w:sz w:val="20"/>
-          <w:szCs w:val="20"/>
-          <w:shd w:fill="auto" w:val="clear"/>
-        </w:rPr>
-        <w:t xml:space="preserve">. B </w:t>
-      </w:r>
-      <w:r>
-        <w:rPr>
-          <w:sz w:val="20"/>
-          <w:szCs w:val="20"/>
-          <w:shd w:fill="auto" w:val="clear"/>
-        </w:rPr>
-        <w:t xml:space="preserve">→ </w:t>
-      </w:r>
-      <w:r>
-        <w:rPr>
-          <w:sz w:val="20"/>
-          <w:szCs w:val="20"/>
-          <w:shd w:fill="auto" w:val="clear"/>
-        </w:rPr>
-        <w:t xml:space="preserve"> b</w:t>
+        <w:t>Необходимо избавиться от цепных правил и эпсилон правил. Возьмем грамматику без цепных и  Ɛ правил:</w:t>
+      </w:r>
+    </w:p>
+    <w:p>
+      <w:pPr>
+        <w:pStyle w:val="Normal"/>
+        <w:bidi w:val="0"/>
+        <w:spacing w:before="0" w:after="0"/>
+        <w:jc w:val="start"/>
+        <w:rPr>
+          <w:sz w:val="20"/>
+          <w:szCs w:val="20"/>
+          <w:highlight w:val="none"/>
+          <w:shd w:fill="auto" w:val="clear"/>
+        </w:rPr>
+      </w:pPr>
+      <w:r>
+        <w:rPr>
+          <w:rFonts w:ascii="times" w:hAnsi="times"/>
+          <w:sz w:val="20"/>
+          <w:szCs w:val="20"/>
+          <w:shd w:fill="auto" w:val="clear"/>
+        </w:rPr>
+        <w:t>1. T → aD</w:t>
+      </w:r>
+    </w:p>
+    <w:p>
+      <w:pPr>
+        <w:pStyle w:val="Normal"/>
+        <w:bidi w:val="0"/>
+        <w:spacing w:before="0" w:after="0"/>
+        <w:jc w:val="start"/>
+        <w:rPr>
+          <w:sz w:val="20"/>
+          <w:szCs w:val="20"/>
+          <w:highlight w:val="none"/>
+          <w:shd w:fill="auto" w:val="clear"/>
+        </w:rPr>
+      </w:pPr>
+      <w:r>
+        <w:rPr>
+          <w:rFonts w:ascii="times" w:hAnsi="times"/>
+          <w:sz w:val="20"/>
+          <w:szCs w:val="20"/>
+          <w:shd w:fill="auto" w:val="clear"/>
+        </w:rPr>
+        <w:t>2. T → TAb</w:t>
+      </w:r>
+    </w:p>
+    <w:p>
+      <w:pPr>
+        <w:pStyle w:val="Normal"/>
+        <w:bidi w:val="0"/>
+        <w:spacing w:before="0" w:after="0"/>
+        <w:jc w:val="start"/>
+        <w:rPr>
+          <w:sz w:val="20"/>
+          <w:szCs w:val="20"/>
+          <w:highlight w:val="none"/>
+          <w:shd w:fill="auto" w:val="clear"/>
+        </w:rPr>
+      </w:pPr>
+      <w:r>
+        <w:rPr>
+          <w:rFonts w:ascii="times" w:hAnsi="times"/>
+          <w:sz w:val="20"/>
+          <w:szCs w:val="20"/>
+          <w:shd w:fill="auto" w:val="clear"/>
+        </w:rPr>
+        <w:t>3. T → b</w:t>
+      </w:r>
+    </w:p>
+    <w:p>
+      <w:pPr>
+        <w:pStyle w:val="Normal"/>
+        <w:bidi w:val="0"/>
+        <w:spacing w:before="0" w:after="0"/>
+        <w:jc w:val="start"/>
+        <w:rPr>
+          <w:sz w:val="20"/>
+          <w:szCs w:val="20"/>
+          <w:highlight w:val="none"/>
+          <w:shd w:fill="auto" w:val="clear"/>
+        </w:rPr>
+      </w:pPr>
+      <w:r>
+        <w:rPr>
+          <w:rFonts w:ascii="times" w:hAnsi="times"/>
+          <w:sz w:val="20"/>
+          <w:szCs w:val="20"/>
+          <w:shd w:fill="auto" w:val="clear"/>
+        </w:rPr>
+        <w:t>4. D → TAb</w:t>
+      </w:r>
+    </w:p>
+    <w:p>
+      <w:pPr>
+        <w:pStyle w:val="Normal"/>
+        <w:bidi w:val="0"/>
+        <w:spacing w:before="0" w:after="0"/>
+        <w:jc w:val="start"/>
+        <w:rPr>
+          <w:sz w:val="20"/>
+          <w:szCs w:val="20"/>
+          <w:highlight w:val="none"/>
+          <w:shd w:fill="auto" w:val="clear"/>
+        </w:rPr>
+      </w:pPr>
+      <w:r>
+        <w:rPr>
+          <w:rFonts w:ascii="times" w:hAnsi="times"/>
+          <w:sz w:val="20"/>
+          <w:szCs w:val="20"/>
+          <w:shd w:fill="auto" w:val="clear"/>
+        </w:rPr>
+        <w:t>5. D → b</w:t>
+      </w:r>
+    </w:p>
+    <w:p>
+      <w:pPr>
+        <w:pStyle w:val="Normal"/>
+        <w:bidi w:val="0"/>
+        <w:spacing w:before="0" w:after="0"/>
+        <w:jc w:val="start"/>
+        <w:rPr>
+          <w:sz w:val="20"/>
+          <w:szCs w:val="20"/>
+          <w:highlight w:val="none"/>
+          <w:shd w:fill="auto" w:val="clear"/>
+        </w:rPr>
+      </w:pPr>
+      <w:r>
+        <w:rPr>
+          <w:rFonts w:ascii="times" w:hAnsi="times"/>
+          <w:sz w:val="20"/>
+          <w:szCs w:val="20"/>
+          <w:shd w:fill="auto" w:val="clear"/>
+        </w:rPr>
+        <w:t>6. A → Bbb</w:t>
+      </w:r>
+    </w:p>
+    <w:p>
+      <w:pPr>
+        <w:pStyle w:val="Normal"/>
+        <w:bidi w:val="0"/>
+        <w:spacing w:before="0" w:after="0"/>
+        <w:jc w:val="start"/>
+        <w:rPr>
+          <w:sz w:val="20"/>
+          <w:szCs w:val="20"/>
+          <w:highlight w:val="none"/>
+          <w:shd w:fill="auto" w:val="clear"/>
+        </w:rPr>
+      </w:pPr>
+      <w:r>
+        <w:rPr>
+          <w:rFonts w:ascii="times" w:hAnsi="times"/>
+          <w:sz w:val="20"/>
+          <w:szCs w:val="20"/>
+          <w:shd w:fill="auto" w:val="clear"/>
+        </w:rPr>
+        <w:t>7. B → TAb</w:t>
+      </w:r>
+    </w:p>
+    <w:p>
+      <w:pPr>
+        <w:pStyle w:val="Normal"/>
+        <w:bidi w:val="0"/>
+        <w:spacing w:before="0" w:after="0"/>
+        <w:jc w:val="start"/>
+        <w:rPr>
+          <w:sz w:val="20"/>
+          <w:szCs w:val="20"/>
+          <w:highlight w:val="none"/>
+          <w:shd w:fill="auto" w:val="clear"/>
+        </w:rPr>
+      </w:pPr>
+      <w:r>
+        <w:rPr>
+          <w:sz w:val="20"/>
+          <w:szCs w:val="20"/>
+          <w:shd w:fill="auto" w:val="clear"/>
+        </w:rPr>
+        <w:t>8. B →  b</w:t>
       </w:r>
     </w:p>
     <w:p>
@@ -12594,11 +11343,7 @@
         <w:rPr/>
       </w:pPr>
       <w:r>
-        <w:rPr>
-          <w:sz w:val="20"/>
-          <w:szCs w:val="20"/>
-          <w:shd w:fill="auto" w:val="clear"/>
-        </w:rPr>
+        <w:rPr/>
       </w:r>
     </w:p>
     <w:p>
@@ -13215,7 +11960,13 @@
         </w:rPr>
       </w:pPr>
       <w:r>
-        <w:rPr/>
+        <w:rPr>
+          <w:b w:val="false"/>
+          <w:bCs w:val="false"/>
+          <w:sz w:val="20"/>
+          <w:szCs w:val="20"/>
+          <w:shd w:fill="auto" w:val="clear"/>
+        </w:rPr>
       </w:r>
     </w:p>
     <w:p>

--- a/Теория автоматов и формальных языков/Lab2/docks/L2.docx
+++ b/Теория автоматов и формальных языков/Lab2/docks/L2.docx
@@ -9,15 +9,15 @@
         <w:jc w:val="start"/>
         <w:rPr>
           <w:highlight w:val="none"/>
-          <w:shd w:fill="auto" w:val="clear"/>
-        </w:rPr>
-      </w:pPr>
-      <w:r>
-        <w:rPr>
-          <w:rFonts w:ascii="times" w:hAnsi="times"/>
-          <w:sz w:val="20"/>
-          <w:szCs w:val="20"/>
-          <w:shd w:fill="auto" w:val="clear"/>
+          <w:shd w:fill="ADFF2F" w:val="clear"/>
+        </w:rPr>
+      </w:pPr>
+      <w:r>
+        <w:rPr>
+          <w:rFonts w:ascii="times" w:hAnsi="times"/>
+          <w:sz w:val="20"/>
+          <w:szCs w:val="20"/>
+          <w:shd w:fill="ADFF2F" w:val="clear"/>
         </w:rPr>
         <w:t>Вариант 8</w:t>
       </w:r>
@@ -32,34 +32,34 @@
           <w:sz w:val="20"/>
           <w:szCs w:val="20"/>
           <w:highlight w:val="none"/>
-          <w:shd w:fill="auto" w:val="clear"/>
-        </w:rPr>
-      </w:pPr>
-      <w:r>
-        <w:rPr>
-          <w:rFonts w:ascii="times" w:hAnsi="times"/>
-          <w:sz w:val="20"/>
-          <w:szCs w:val="20"/>
-          <w:shd w:fill="auto" w:val="clear"/>
-        </w:rPr>
-      </w:r>
-    </w:p>
-    <w:p>
-      <w:pPr>
-        <w:pStyle w:val="Normal"/>
-        <w:bidi w:val="0"/>
-        <w:jc w:val="start"/>
-        <w:rPr>
-          <w:highlight w:val="none"/>
-          <w:shd w:fill="auto" w:val="clear"/>
-        </w:rPr>
-      </w:pPr>
-      <w:r>
-        <w:rPr>
-          <w:rFonts w:ascii="times" w:hAnsi="times"/>
-          <w:sz w:val="20"/>
-          <w:szCs w:val="20"/>
-          <w:shd w:fill="auto" w:val="clear"/>
+          <w:shd w:fill="ADFF2F" w:val="clear"/>
+        </w:rPr>
+      </w:pPr>
+      <w:r>
+        <w:rPr>
+          <w:rFonts w:ascii="times" w:hAnsi="times"/>
+          <w:sz w:val="20"/>
+          <w:szCs w:val="20"/>
+          <w:shd w:fill="ADFF2F" w:val="clear"/>
+        </w:rPr>
+      </w:r>
+    </w:p>
+    <w:p>
+      <w:pPr>
+        <w:pStyle w:val="Normal"/>
+        <w:bidi w:val="0"/>
+        <w:jc w:val="start"/>
+        <w:rPr>
+          <w:highlight w:val="none"/>
+          <w:shd w:fill="ADFF2F" w:val="clear"/>
+        </w:rPr>
+      </w:pPr>
+      <w:r>
+        <w:rPr>
+          <w:rFonts w:ascii="times" w:hAnsi="times"/>
+          <w:sz w:val="20"/>
+          <w:szCs w:val="20"/>
+          <w:shd w:fill="ADFF2F" w:val="clear"/>
         </w:rPr>
         <w:t>1. T→ abETP</w:t>
       </w:r>
@@ -71,15 +71,15 @@
         <w:jc w:val="start"/>
         <w:rPr>
           <w:highlight w:val="none"/>
-          <w:shd w:fill="auto" w:val="clear"/>
-        </w:rPr>
-      </w:pPr>
-      <w:r>
-        <w:rPr>
-          <w:rFonts w:ascii="times" w:hAnsi="times"/>
-          <w:sz w:val="20"/>
-          <w:szCs w:val="20"/>
-          <w:shd w:fill="auto" w:val="clear"/>
+          <w:shd w:fill="ADFF2F" w:val="clear"/>
+        </w:rPr>
+      </w:pPr>
+      <w:r>
+        <w:rPr>
+          <w:rFonts w:ascii="times" w:hAnsi="times"/>
+          <w:sz w:val="20"/>
+          <w:szCs w:val="20"/>
+          <w:shd w:fill="ADFF2F" w:val="clear"/>
         </w:rPr>
         <w:t>2. T→ aDE</w:t>
       </w:r>
@@ -91,15 +91,15 @@
         <w:jc w:val="start"/>
         <w:rPr>
           <w:highlight w:val="none"/>
-          <w:shd w:fill="auto" w:val="clear"/>
-        </w:rPr>
-      </w:pPr>
-      <w:r>
-        <w:rPr>
-          <w:rFonts w:ascii="times" w:hAnsi="times"/>
-          <w:sz w:val="20"/>
-          <w:szCs w:val="20"/>
-          <w:shd w:fill="auto" w:val="clear"/>
+          <w:shd w:fill="ADFF2F" w:val="clear"/>
+        </w:rPr>
+      </w:pPr>
+      <w:r>
+        <w:rPr>
+          <w:rFonts w:ascii="times" w:hAnsi="times"/>
+          <w:sz w:val="20"/>
+          <w:szCs w:val="20"/>
+          <w:shd w:fill="ADFF2F" w:val="clear"/>
         </w:rPr>
         <w:t>3. T→ В</w:t>
       </w:r>
@@ -111,15 +111,15 @@
         <w:jc w:val="start"/>
         <w:rPr>
           <w:highlight w:val="none"/>
-          <w:shd w:fill="auto" w:val="clear"/>
-        </w:rPr>
-      </w:pPr>
-      <w:r>
-        <w:rPr>
-          <w:rFonts w:ascii="times" w:hAnsi="times"/>
-          <w:sz w:val="20"/>
-          <w:szCs w:val="20"/>
-          <w:shd w:fill="auto" w:val="clear"/>
+          <w:shd w:fill="ADFF2F" w:val="clear"/>
+        </w:rPr>
+      </w:pPr>
+      <w:r>
+        <w:rPr>
+          <w:rFonts w:ascii="times" w:hAnsi="times"/>
+          <w:sz w:val="20"/>
+          <w:szCs w:val="20"/>
+          <w:shd w:fill="ADFF2F" w:val="clear"/>
         </w:rPr>
         <w:t>4. D→ TAb</w:t>
       </w:r>
@@ -131,15 +131,15 @@
         <w:jc w:val="start"/>
         <w:rPr>
           <w:highlight w:val="none"/>
-          <w:shd w:fill="auto" w:val="clear"/>
-        </w:rPr>
-      </w:pPr>
-      <w:r>
-        <w:rPr>
-          <w:rFonts w:ascii="times" w:hAnsi="times"/>
-          <w:sz w:val="20"/>
-          <w:szCs w:val="20"/>
-          <w:shd w:fill="auto" w:val="clear"/>
+          <w:shd w:fill="ADFF2F" w:val="clear"/>
+        </w:rPr>
+      </w:pPr>
+      <w:r>
+        <w:rPr>
+          <w:rFonts w:ascii="times" w:hAnsi="times"/>
+          <w:sz w:val="20"/>
+          <w:szCs w:val="20"/>
+          <w:shd w:fill="ADFF2F" w:val="clear"/>
         </w:rPr>
         <w:t>5. D→ b</w:t>
       </w:r>
@@ -151,23 +151,23 @@
         <w:jc w:val="start"/>
         <w:rPr>
           <w:highlight w:val="none"/>
-          <w:shd w:fill="auto" w:val="clear"/>
-        </w:rPr>
-      </w:pPr>
-      <w:r>
-        <w:rPr>
-          <w:rFonts w:ascii="times" w:hAnsi="times"/>
-          <w:sz w:val="20"/>
-          <w:szCs w:val="20"/>
-          <w:shd w:fill="auto" w:val="clear"/>
-        </w:rPr>
-        <w:t>6. E→</w:t>
-      </w:r>
-      <w:r>
-        <w:rPr>
-          <w:sz w:val="20"/>
-          <w:szCs w:val="20"/>
-          <w:shd w:fill="auto" w:val="clear"/>
+          <w:shd w:fill="ADFF2F" w:val="clear"/>
+        </w:rPr>
+      </w:pPr>
+      <w:r>
+        <w:rPr>
+          <w:rFonts w:ascii="times" w:hAnsi="times"/>
+          <w:sz w:val="20"/>
+          <w:szCs w:val="20"/>
+          <w:shd w:fill="ADFF2F" w:val="clear"/>
+        </w:rPr>
+        <w:t>6. E→</w:t>
+      </w:r>
+      <w:r>
+        <w:rPr>
+          <w:sz w:val="20"/>
+          <w:szCs w:val="20"/>
+          <w:shd w:fill="ADFF2F" w:val="clear"/>
         </w:rPr>
         <w:t>ε</w:t>
       </w:r>
@@ -179,15 +179,15 @@
         <w:jc w:val="start"/>
         <w:rPr>
           <w:highlight w:val="none"/>
-          <w:shd w:fill="auto" w:val="clear"/>
-        </w:rPr>
-      </w:pPr>
-      <w:r>
-        <w:rPr>
-          <w:rFonts w:ascii="times" w:hAnsi="times"/>
-          <w:sz w:val="20"/>
-          <w:szCs w:val="20"/>
-          <w:shd w:fill="auto" w:val="clear"/>
+          <w:shd w:fill="ADFF2F" w:val="clear"/>
+        </w:rPr>
+      </w:pPr>
+      <w:r>
+        <w:rPr>
+          <w:rFonts w:ascii="times" w:hAnsi="times"/>
+          <w:sz w:val="20"/>
+          <w:szCs w:val="20"/>
+          <w:shd w:fill="ADFF2F" w:val="clear"/>
         </w:rPr>
         <w:t>7. P→ BCa</w:t>
       </w:r>
@@ -199,15 +199,15 @@
         <w:jc w:val="start"/>
         <w:rPr>
           <w:highlight w:val="none"/>
-          <w:shd w:fill="auto" w:val="clear"/>
-        </w:rPr>
-      </w:pPr>
-      <w:r>
-        <w:rPr>
-          <w:rFonts w:ascii="times" w:hAnsi="times"/>
-          <w:sz w:val="20"/>
-          <w:szCs w:val="20"/>
-          <w:shd w:fill="auto" w:val="clear"/>
+          <w:shd w:fill="ADFF2F" w:val="clear"/>
+        </w:rPr>
+      </w:pPr>
+      <w:r>
+        <w:rPr>
+          <w:rFonts w:ascii="times" w:hAnsi="times"/>
+          <w:sz w:val="20"/>
+          <w:szCs w:val="20"/>
+          <w:shd w:fill="ADFF2F" w:val="clear"/>
         </w:rPr>
         <w:t>8. P→ Cb</w:t>
       </w:r>
@@ -219,15 +219,15 @@
         <w:jc w:val="start"/>
         <w:rPr>
           <w:highlight w:val="none"/>
-          <w:shd w:fill="auto" w:val="clear"/>
-        </w:rPr>
-      </w:pPr>
-      <w:r>
-        <w:rPr>
-          <w:rFonts w:ascii="times" w:hAnsi="times"/>
-          <w:sz w:val="20"/>
-          <w:szCs w:val="20"/>
-          <w:shd w:fill="auto" w:val="clear"/>
+          <w:shd w:fill="ADFF2F" w:val="clear"/>
+        </w:rPr>
+      </w:pPr>
+      <w:r>
+        <w:rPr>
+          <w:rFonts w:ascii="times" w:hAnsi="times"/>
+          <w:sz w:val="20"/>
+          <w:szCs w:val="20"/>
+          <w:shd w:fill="ADFF2F" w:val="clear"/>
         </w:rPr>
         <w:t>9. C→ abC</w:t>
       </w:r>
@@ -239,15 +239,15 @@
         <w:jc w:val="start"/>
         <w:rPr>
           <w:highlight w:val="none"/>
-          <w:shd w:fill="auto" w:val="clear"/>
-        </w:rPr>
-      </w:pPr>
-      <w:r>
-        <w:rPr>
-          <w:rFonts w:ascii="times" w:hAnsi="times"/>
-          <w:sz w:val="20"/>
-          <w:szCs w:val="20"/>
-          <w:shd w:fill="auto" w:val="clear"/>
+          <w:shd w:fill="ADFF2F" w:val="clear"/>
+        </w:rPr>
+      </w:pPr>
+      <w:r>
+        <w:rPr>
+          <w:rFonts w:ascii="times" w:hAnsi="times"/>
+          <w:sz w:val="20"/>
+          <w:szCs w:val="20"/>
+          <w:shd w:fill="ADFF2F" w:val="clear"/>
         </w:rPr>
         <w:t>10. A→ Bbb</w:t>
       </w:r>
@@ -259,15 +259,15 @@
         <w:jc w:val="start"/>
         <w:rPr>
           <w:highlight w:val="none"/>
-          <w:shd w:fill="auto" w:val="clear"/>
-        </w:rPr>
-      </w:pPr>
-      <w:r>
-        <w:rPr>
-          <w:rFonts w:ascii="times" w:hAnsi="times"/>
-          <w:sz w:val="20"/>
-          <w:szCs w:val="20"/>
-          <w:shd w:fill="auto" w:val="clear"/>
+          <w:shd w:fill="ADFF2F" w:val="clear"/>
+        </w:rPr>
+      </w:pPr>
+      <w:r>
+        <w:rPr>
+          <w:rFonts w:ascii="times" w:hAnsi="times"/>
+          <w:sz w:val="20"/>
+          <w:szCs w:val="20"/>
+          <w:shd w:fill="ADFF2F" w:val="clear"/>
         </w:rPr>
         <w:t>11. B→ aECb</w:t>
       </w:r>
@@ -279,15 +279,15 @@
         <w:jc w:val="start"/>
         <w:rPr>
           <w:highlight w:val="none"/>
-          <w:shd w:fill="auto" w:val="clear"/>
-        </w:rPr>
-      </w:pPr>
-      <w:r>
-        <w:rPr>
-          <w:rFonts w:ascii="times" w:hAnsi="times"/>
-          <w:sz w:val="20"/>
-          <w:szCs w:val="20"/>
-          <w:shd w:fill="auto" w:val="clear"/>
+          <w:shd w:fill="ADFF2F" w:val="clear"/>
+        </w:rPr>
+      </w:pPr>
+      <w:r>
+        <w:rPr>
+          <w:rFonts w:ascii="times" w:hAnsi="times"/>
+          <w:sz w:val="20"/>
+          <w:szCs w:val="20"/>
+          <w:shd w:fill="ADFF2F" w:val="clear"/>
         </w:rPr>
         <w:t>12. B→ D</w:t>
       </w:r>
@@ -302,26 +302,26 @@
           <w:sz w:val="20"/>
           <w:szCs w:val="20"/>
           <w:highlight w:val="none"/>
-          <w:shd w:fill="auto" w:val="clear"/>
-        </w:rPr>
-      </w:pPr>
-      <w:r>
-        <w:rPr>
-          <w:rFonts w:ascii="times" w:hAnsi="times"/>
-          <w:sz w:val="20"/>
-          <w:szCs w:val="20"/>
-          <w:shd w:fill="auto" w:val="clear"/>
-        </w:rPr>
-      </w:r>
-    </w:p>
-    <w:p>
-      <w:pPr>
-        <w:pStyle w:val="Normal"/>
-        <w:bidi w:val="0"/>
-        <w:jc w:val="start"/>
-        <w:rPr>
-          <w:highlight w:val="none"/>
-          <w:shd w:fill="auto" w:val="clear"/>
+          <w:shd w:fill="ADFF2F" w:val="clear"/>
+        </w:rPr>
+      </w:pPr>
+      <w:r>
+        <w:rPr>
+          <w:rFonts w:ascii="times" w:hAnsi="times"/>
+          <w:sz w:val="20"/>
+          <w:szCs w:val="20"/>
+          <w:shd w:fill="ADFF2F" w:val="clear"/>
+        </w:rPr>
+      </w:r>
+    </w:p>
+    <w:p>
+      <w:pPr>
+        <w:pStyle w:val="Normal"/>
+        <w:bidi w:val="0"/>
+        <w:jc w:val="start"/>
+        <w:rPr>
+          <w:highlight w:val="none"/>
+          <w:shd w:fill="ADFF2F" w:val="clear"/>
         </w:rPr>
       </w:pPr>
       <w:r>
@@ -331,7 +331,7 @@
           <w:bCs/>
           <w:sz w:val="20"/>
           <w:szCs w:val="20"/>
-          <w:shd w:fill="auto" w:val="clear"/>
+          <w:shd w:fill="ADFF2F" w:val="clear"/>
         </w:rPr>
         <w:t>1. Преобразовать исходную грамматику G (см. варианты заданий) в грамматику G1 без лишних символов.</w:t>
       </w:r>
@@ -343,15 +343,15 @@
         <w:jc w:val="start"/>
         <w:rPr>
           <w:highlight w:val="none"/>
-          <w:shd w:fill="auto" w:val="clear"/>
-        </w:rPr>
-      </w:pPr>
-      <w:r>
-        <w:rPr>
-          <w:rFonts w:ascii="times" w:hAnsi="times"/>
-          <w:sz w:val="20"/>
-          <w:szCs w:val="20"/>
-          <w:shd w:fill="auto" w:val="clear"/>
+          <w:shd w:fill="ADFF2F" w:val="clear"/>
+        </w:rPr>
+      </w:pPr>
+      <w:r>
+        <w:rPr>
+          <w:rFonts w:ascii="times" w:hAnsi="times"/>
+          <w:sz w:val="20"/>
+          <w:szCs w:val="20"/>
+          <w:shd w:fill="ADFF2F" w:val="clear"/>
         </w:rPr>
         <w:t>N = {T,  D, E, P, C, A, B} нетерминалы</w:t>
       </w:r>
@@ -363,15 +363,15 @@
         <w:jc w:val="start"/>
         <w:rPr>
           <w:highlight w:val="none"/>
-          <w:shd w:fill="auto" w:val="clear"/>
-        </w:rPr>
-      </w:pPr>
-      <w:r>
-        <w:rPr>
-          <w:rFonts w:ascii="times" w:hAnsi="times"/>
-          <w:sz w:val="20"/>
-          <w:szCs w:val="20"/>
-          <w:shd w:fill="auto" w:val="clear"/>
+          <w:shd w:fill="ADFF2F" w:val="clear"/>
+        </w:rPr>
+      </w:pPr>
+      <w:r>
+        <w:rPr>
+          <w:rFonts w:ascii="times" w:hAnsi="times"/>
+          <w:sz w:val="20"/>
+          <w:szCs w:val="20"/>
+          <w:shd w:fill="ADFF2F" w:val="clear"/>
         </w:rPr>
         <w:t>P = {D, E, T, B, A} продуктивные</w:t>
       </w:r>
@@ -383,15 +383,15 @@
         <w:jc w:val="start"/>
         <w:rPr>
           <w:highlight w:val="none"/>
-          <w:shd w:fill="auto" w:val="clear"/>
-        </w:rPr>
-      </w:pPr>
-      <w:r>
-        <w:rPr>
-          <w:rFonts w:ascii="times" w:hAnsi="times"/>
-          <w:sz w:val="20"/>
-          <w:szCs w:val="20"/>
-          <w:shd w:fill="auto" w:val="clear"/>
+          <w:shd w:fill="ADFF2F" w:val="clear"/>
+        </w:rPr>
+      </w:pPr>
+      <w:r>
+        <w:rPr>
+          <w:rFonts w:ascii="times" w:hAnsi="times"/>
+          <w:sz w:val="20"/>
+          <w:szCs w:val="20"/>
+          <w:shd w:fill="ADFF2F" w:val="clear"/>
         </w:rPr>
         <w:t>N — P = {P, C} бесплодные</w:t>
       </w:r>
@@ -403,15 +403,15 @@
         <w:jc w:val="start"/>
         <w:rPr>
           <w:highlight w:val="none"/>
-          <w:shd w:fill="auto" w:val="clear"/>
-        </w:rPr>
-      </w:pPr>
-      <w:r>
-        <w:rPr>
-          <w:rFonts w:ascii="times" w:hAnsi="times"/>
-          <w:sz w:val="20"/>
-          <w:szCs w:val="20"/>
-          <w:shd w:fill="auto" w:val="clear"/>
+          <w:shd w:fill="ADFF2F" w:val="clear"/>
+        </w:rPr>
+      </w:pPr>
+      <w:r>
+        <w:rPr>
+          <w:rFonts w:ascii="times" w:hAnsi="times"/>
+          <w:sz w:val="20"/>
+          <w:szCs w:val="20"/>
+          <w:shd w:fill="ADFF2F" w:val="clear"/>
         </w:rPr>
         <w:t>исключаем правила (1, 7, 8, 9, 11)</w:t>
       </w:r>
@@ -426,34 +426,34 @@
           <w:sz w:val="20"/>
           <w:szCs w:val="20"/>
           <w:highlight w:val="none"/>
-          <w:shd w:fill="auto" w:val="clear"/>
-        </w:rPr>
-      </w:pPr>
-      <w:r>
-        <w:rPr>
-          <w:rFonts w:ascii="times" w:hAnsi="times"/>
-          <w:sz w:val="20"/>
-          <w:szCs w:val="20"/>
-          <w:shd w:fill="auto" w:val="clear"/>
-        </w:rPr>
-      </w:r>
-    </w:p>
-    <w:p>
-      <w:pPr>
-        <w:pStyle w:val="Normal"/>
-        <w:bidi w:val="0"/>
-        <w:jc w:val="start"/>
-        <w:rPr>
-          <w:highlight w:val="none"/>
-          <w:shd w:fill="auto" w:val="clear"/>
-        </w:rPr>
-      </w:pPr>
-      <w:r>
-        <w:rPr>
-          <w:rFonts w:ascii="times" w:hAnsi="times"/>
-          <w:sz w:val="20"/>
-          <w:szCs w:val="20"/>
-          <w:shd w:fill="auto" w:val="clear"/>
+          <w:shd w:fill="ADFF2F" w:val="clear"/>
+        </w:rPr>
+      </w:pPr>
+      <w:r>
+        <w:rPr>
+          <w:rFonts w:ascii="times" w:hAnsi="times"/>
+          <w:sz w:val="20"/>
+          <w:szCs w:val="20"/>
+          <w:shd w:fill="ADFF2F" w:val="clear"/>
+        </w:rPr>
+      </w:r>
+    </w:p>
+    <w:p>
+      <w:pPr>
+        <w:pStyle w:val="Normal"/>
+        <w:bidi w:val="0"/>
+        <w:jc w:val="start"/>
+        <w:rPr>
+          <w:highlight w:val="none"/>
+          <w:shd w:fill="ADFF2F" w:val="clear"/>
+        </w:rPr>
+      </w:pPr>
+      <w:r>
+        <w:rPr>
+          <w:rFonts w:ascii="times" w:hAnsi="times"/>
+          <w:sz w:val="20"/>
+          <w:szCs w:val="20"/>
+          <w:shd w:fill="ADFF2F" w:val="clear"/>
         </w:rPr>
         <w:t>получим:</w:t>
       </w:r>
@@ -465,7 +465,7 @@
         <w:jc w:val="start"/>
         <w:rPr>
           <w:highlight w:val="none"/>
-          <w:shd w:fill="auto" w:val="clear"/>
+          <w:shd w:fill="ADFF2F" w:val="clear"/>
         </w:rPr>
       </w:pPr>
       <w:r>
@@ -475,7 +475,7 @@
           <w:bCs/>
           <w:sz w:val="20"/>
           <w:szCs w:val="20"/>
-          <w:shd w:fill="auto" w:val="clear"/>
+          <w:shd w:fill="ADFF2F" w:val="clear"/>
         </w:rPr>
         <w:t>G1:</w:t>
       </w:r>
@@ -487,15 +487,15 @@
         <w:jc w:val="start"/>
         <w:rPr>
           <w:highlight w:val="none"/>
-          <w:shd w:fill="auto" w:val="clear"/>
-        </w:rPr>
-      </w:pPr>
-      <w:r>
-        <w:rPr>
-          <w:rFonts w:ascii="times" w:hAnsi="times"/>
-          <w:sz w:val="20"/>
-          <w:szCs w:val="20"/>
-          <w:shd w:fill="auto" w:val="clear"/>
+          <w:shd w:fill="ADFF2F" w:val="clear"/>
+        </w:rPr>
+      </w:pPr>
+      <w:r>
+        <w:rPr>
+          <w:rFonts w:ascii="times" w:hAnsi="times"/>
+          <w:sz w:val="20"/>
+          <w:szCs w:val="20"/>
+          <w:shd w:fill="ADFF2F" w:val="clear"/>
         </w:rPr>
         <w:t>1. T→ aDE</w:t>
       </w:r>
@@ -507,15 +507,15 @@
         <w:jc w:val="start"/>
         <w:rPr>
           <w:highlight w:val="none"/>
-          <w:shd w:fill="auto" w:val="clear"/>
-        </w:rPr>
-      </w:pPr>
-      <w:r>
-        <w:rPr>
-          <w:rFonts w:ascii="times" w:hAnsi="times"/>
-          <w:sz w:val="20"/>
-          <w:szCs w:val="20"/>
-          <w:shd w:fill="auto" w:val="clear"/>
+          <w:shd w:fill="ADFF2F" w:val="clear"/>
+        </w:rPr>
+      </w:pPr>
+      <w:r>
+        <w:rPr>
+          <w:rFonts w:ascii="times" w:hAnsi="times"/>
+          <w:sz w:val="20"/>
+          <w:szCs w:val="20"/>
+          <w:shd w:fill="ADFF2F" w:val="clear"/>
         </w:rPr>
         <w:t>2. T→ В</w:t>
       </w:r>
@@ -527,15 +527,15 @@
         <w:jc w:val="start"/>
         <w:rPr>
           <w:highlight w:val="none"/>
-          <w:shd w:fill="auto" w:val="clear"/>
-        </w:rPr>
-      </w:pPr>
-      <w:r>
-        <w:rPr>
-          <w:rFonts w:ascii="times" w:hAnsi="times"/>
-          <w:sz w:val="20"/>
-          <w:szCs w:val="20"/>
-          <w:shd w:fill="auto" w:val="clear"/>
+          <w:shd w:fill="ADFF2F" w:val="clear"/>
+        </w:rPr>
+      </w:pPr>
+      <w:r>
+        <w:rPr>
+          <w:rFonts w:ascii="times" w:hAnsi="times"/>
+          <w:sz w:val="20"/>
+          <w:szCs w:val="20"/>
+          <w:shd w:fill="ADFF2F" w:val="clear"/>
         </w:rPr>
         <w:t>3. D→ TAb</w:t>
       </w:r>
@@ -547,15 +547,15 @@
         <w:jc w:val="start"/>
         <w:rPr>
           <w:highlight w:val="none"/>
-          <w:shd w:fill="auto" w:val="clear"/>
-        </w:rPr>
-      </w:pPr>
-      <w:r>
-        <w:rPr>
-          <w:rFonts w:ascii="times" w:hAnsi="times"/>
-          <w:sz w:val="20"/>
-          <w:szCs w:val="20"/>
-          <w:shd w:fill="auto" w:val="clear"/>
+          <w:shd w:fill="ADFF2F" w:val="clear"/>
+        </w:rPr>
+      </w:pPr>
+      <w:r>
+        <w:rPr>
+          <w:rFonts w:ascii="times" w:hAnsi="times"/>
+          <w:sz w:val="20"/>
+          <w:szCs w:val="20"/>
+          <w:shd w:fill="ADFF2F" w:val="clear"/>
         </w:rPr>
         <w:t>4. D→ b</w:t>
       </w:r>
@@ -567,23 +567,23 @@
         <w:jc w:val="start"/>
         <w:rPr>
           <w:highlight w:val="none"/>
-          <w:shd w:fill="auto" w:val="clear"/>
-        </w:rPr>
-      </w:pPr>
-      <w:r>
-        <w:rPr>
-          <w:rFonts w:ascii="times" w:hAnsi="times"/>
-          <w:sz w:val="20"/>
-          <w:szCs w:val="20"/>
-          <w:shd w:fill="auto" w:val="clear"/>
-        </w:rPr>
-        <w:t>5. E→</w:t>
-      </w:r>
-      <w:r>
-        <w:rPr>
-          <w:sz w:val="20"/>
-          <w:szCs w:val="20"/>
-          <w:shd w:fill="auto" w:val="clear"/>
+          <w:shd w:fill="ADFF2F" w:val="clear"/>
+        </w:rPr>
+      </w:pPr>
+      <w:r>
+        <w:rPr>
+          <w:rFonts w:ascii="times" w:hAnsi="times"/>
+          <w:sz w:val="20"/>
+          <w:szCs w:val="20"/>
+          <w:shd w:fill="ADFF2F" w:val="clear"/>
+        </w:rPr>
+        <w:t>5. E→</w:t>
+      </w:r>
+      <w:r>
+        <w:rPr>
+          <w:sz w:val="20"/>
+          <w:szCs w:val="20"/>
+          <w:shd w:fill="ADFF2F" w:val="clear"/>
         </w:rPr>
         <w:t>ε</w:t>
       </w:r>
@@ -595,15 +595,15 @@
         <w:jc w:val="start"/>
         <w:rPr>
           <w:highlight w:val="none"/>
-          <w:shd w:fill="auto" w:val="clear"/>
-        </w:rPr>
-      </w:pPr>
-      <w:r>
-        <w:rPr>
-          <w:rFonts w:ascii="times" w:hAnsi="times"/>
-          <w:sz w:val="20"/>
-          <w:szCs w:val="20"/>
-          <w:shd w:fill="auto" w:val="clear"/>
+          <w:shd w:fill="ADFF2F" w:val="clear"/>
+        </w:rPr>
+      </w:pPr>
+      <w:r>
+        <w:rPr>
+          <w:rFonts w:ascii="times" w:hAnsi="times"/>
+          <w:sz w:val="20"/>
+          <w:szCs w:val="20"/>
+          <w:shd w:fill="ADFF2F" w:val="clear"/>
         </w:rPr>
         <w:t>6. A→ Bbb</w:t>
       </w:r>
@@ -615,15 +615,15 @@
         <w:jc w:val="start"/>
         <w:rPr>
           <w:highlight w:val="none"/>
-          <w:shd w:fill="auto" w:val="clear"/>
-        </w:rPr>
-      </w:pPr>
-      <w:r>
-        <w:rPr>
-          <w:rFonts w:ascii="times" w:hAnsi="times"/>
-          <w:sz w:val="20"/>
-          <w:szCs w:val="20"/>
-          <w:shd w:fill="auto" w:val="clear"/>
+          <w:shd w:fill="ADFF2F" w:val="clear"/>
+        </w:rPr>
+      </w:pPr>
+      <w:r>
+        <w:rPr>
+          <w:rFonts w:ascii="times" w:hAnsi="times"/>
+          <w:sz w:val="20"/>
+          <w:szCs w:val="20"/>
+          <w:shd w:fill="ADFF2F" w:val="clear"/>
         </w:rPr>
         <w:t>7. B→ D</w:t>
       </w:r>
@@ -638,34 +638,34 @@
           <w:sz w:val="20"/>
           <w:szCs w:val="20"/>
           <w:highlight w:val="none"/>
-          <w:shd w:fill="auto" w:val="clear"/>
-        </w:rPr>
-      </w:pPr>
-      <w:r>
-        <w:rPr>
-          <w:rFonts w:ascii="times" w:hAnsi="times"/>
-          <w:sz w:val="20"/>
-          <w:szCs w:val="20"/>
-          <w:shd w:fill="auto" w:val="clear"/>
-        </w:rPr>
-      </w:r>
-    </w:p>
-    <w:p>
-      <w:pPr>
-        <w:pStyle w:val="Normal"/>
-        <w:bidi w:val="0"/>
-        <w:jc w:val="start"/>
-        <w:rPr>
-          <w:highlight w:val="none"/>
-          <w:shd w:fill="auto" w:val="clear"/>
-        </w:rPr>
-      </w:pPr>
-      <w:r>
-        <w:rPr>
-          <w:rFonts w:ascii="times" w:hAnsi="times"/>
-          <w:sz w:val="20"/>
-          <w:szCs w:val="20"/>
-          <w:shd w:fill="auto" w:val="clear"/>
+          <w:shd w:fill="ADFF2F" w:val="clear"/>
+        </w:rPr>
+      </w:pPr>
+      <w:r>
+        <w:rPr>
+          <w:rFonts w:ascii="times" w:hAnsi="times"/>
+          <w:sz w:val="20"/>
+          <w:szCs w:val="20"/>
+          <w:shd w:fill="ADFF2F" w:val="clear"/>
+        </w:rPr>
+      </w:r>
+    </w:p>
+    <w:p>
+      <w:pPr>
+        <w:pStyle w:val="Normal"/>
+        <w:bidi w:val="0"/>
+        <w:jc w:val="start"/>
+        <w:rPr>
+          <w:highlight w:val="none"/>
+          <w:shd w:fill="ADFF2F" w:val="clear"/>
+        </w:rPr>
+      </w:pPr>
+      <w:r>
+        <w:rPr>
+          <w:rFonts w:ascii="times" w:hAnsi="times"/>
+          <w:sz w:val="20"/>
+          <w:szCs w:val="20"/>
+          <w:shd w:fill="ADFF2F" w:val="clear"/>
         </w:rPr>
         <w:t>N = {T, D, E, B, A}</w:t>
       </w:r>
@@ -677,15 +677,15 @@
         <w:jc w:val="start"/>
         <w:rPr>
           <w:highlight w:val="none"/>
-          <w:shd w:fill="auto" w:val="clear"/>
-        </w:rPr>
-      </w:pPr>
-      <w:r>
-        <w:rPr>
-          <w:rFonts w:ascii="times" w:hAnsi="times"/>
-          <w:sz w:val="20"/>
-          <w:szCs w:val="20"/>
-          <w:shd w:fill="auto" w:val="clear"/>
+          <w:shd w:fill="ADFF2F" w:val="clear"/>
+        </w:rPr>
+      </w:pPr>
+      <w:r>
+        <w:rPr>
+          <w:rFonts w:ascii="times" w:hAnsi="times"/>
+          <w:sz w:val="20"/>
+          <w:szCs w:val="20"/>
+          <w:shd w:fill="ADFF2F" w:val="clear"/>
         </w:rPr>
         <w:t>D = {T, D, E, B, A}</w:t>
       </w:r>
@@ -697,15 +697,15 @@
         <w:jc w:val="start"/>
         <w:rPr>
           <w:highlight w:val="none"/>
-          <w:shd w:fill="auto" w:val="clear"/>
-        </w:rPr>
-      </w:pPr>
-      <w:r>
-        <w:rPr>
-          <w:rFonts w:ascii="times" w:hAnsi="times"/>
-          <w:sz w:val="20"/>
-          <w:szCs w:val="20"/>
-          <w:shd w:fill="auto" w:val="clear"/>
+          <w:shd w:fill="ADFF2F" w:val="clear"/>
+        </w:rPr>
+      </w:pPr>
+      <w:r>
+        <w:rPr>
+          <w:rFonts w:ascii="times" w:hAnsi="times"/>
+          <w:sz w:val="20"/>
+          <w:szCs w:val="20"/>
+          <w:shd w:fill="ADFF2F" w:val="clear"/>
         </w:rPr>
         <w:t>N — D = {}</w:t>
       </w:r>
@@ -717,15 +717,15 @@
         <w:jc w:val="start"/>
         <w:rPr>
           <w:highlight w:val="none"/>
-          <w:shd w:fill="auto" w:val="clear"/>
-        </w:rPr>
-      </w:pPr>
-      <w:r>
-        <w:rPr>
-          <w:rFonts w:ascii="times" w:hAnsi="times"/>
-          <w:sz w:val="20"/>
-          <w:szCs w:val="20"/>
-          <w:shd w:fill="auto" w:val="clear"/>
+          <w:shd w:fill="ADFF2F" w:val="clear"/>
+        </w:rPr>
+      </w:pPr>
+      <w:r>
+        <w:rPr>
+          <w:rFonts w:ascii="times" w:hAnsi="times"/>
+          <w:sz w:val="20"/>
+          <w:szCs w:val="20"/>
+          <w:shd w:fill="ADFF2F" w:val="clear"/>
         </w:rPr>
         <w:t xml:space="preserve">Из множества нетерминалов вычли P, и получили {}, это значит что недостижимых нет. </w:t>
       </w:r>
@@ -798,7 +798,7 @@
         <w:jc w:val="start"/>
         <w:rPr>
           <w:highlight w:val="none"/>
-          <w:shd w:fill="auto" w:val="clear"/>
+          <w:shd w:fill="FFFF00" w:val="clear"/>
         </w:rPr>
       </w:pPr>
       <w:r>
@@ -811,9 +811,9 @@
           <w:bCs/>
           <w:sz w:val="20"/>
           <w:szCs w:val="20"/>
-          <w:shd w:fill="auto" w:val="clear"/>
-        </w:rPr>
-        <w:t>2. Преобразовать грамматику G1 в грамматику G2 без </w:t>
+          <w:shd w:fill="FFFF00" w:val="clear"/>
+        </w:rPr>
+        <w:t xml:space="preserve">2. Преобразовать грамматику G1 в грамматику G2 без </w:t>
       </w:r>
       <w:r>
         <w:rPr>
@@ -821,7 +821,7 @@
           <w:bCs/>
           <w:sz w:val="20"/>
           <w:szCs w:val="20"/>
-          <w:shd w:fill="auto" w:val="clear"/>
+          <w:shd w:fill="FFFF00" w:val="clear"/>
         </w:rPr>
         <w:t>ε</w:t>
       </w:r>
@@ -832,7 +832,7 @@
           <w:bCs/>
           <w:sz w:val="20"/>
           <w:szCs w:val="20"/>
-          <w:shd w:fill="auto" w:val="clear"/>
+          <w:shd w:fill="FFFF00" w:val="clear"/>
         </w:rPr>
         <w:t>-правил.</w:t>
       </w:r>
@@ -844,17 +844,17 @@
         <w:jc w:val="start"/>
         <w:rPr>
           <w:highlight w:val="none"/>
-          <w:shd w:fill="auto" w:val="clear"/>
-        </w:rPr>
-      </w:pPr>
-      <w:r>
-        <w:rPr>
-          <w:rFonts w:ascii="times" w:hAnsi="times"/>
-          <w:b w:val="false"/>
-          <w:bCs w:val="false"/>
-          <w:sz w:val="20"/>
-          <w:szCs w:val="20"/>
-          <w:shd w:fill="auto" w:val="clear"/>
+          <w:shd w:fill="FFFF00" w:val="clear"/>
+        </w:rPr>
+      </w:pPr>
+      <w:r>
+        <w:rPr>
+          <w:rFonts w:ascii="times" w:hAnsi="times"/>
+          <w:b w:val="false"/>
+          <w:bCs w:val="false"/>
+          <w:sz w:val="20"/>
+          <w:szCs w:val="20"/>
+          <w:shd w:fill="FFFF00" w:val="clear"/>
         </w:rPr>
         <w:t>G1:</w:t>
       </w:r>
@@ -866,15 +866,15 @@
         <w:jc w:val="start"/>
         <w:rPr>
           <w:highlight w:val="none"/>
-          <w:shd w:fill="auto" w:val="clear"/>
-        </w:rPr>
-      </w:pPr>
-      <w:r>
-        <w:rPr>
-          <w:rFonts w:ascii="times" w:hAnsi="times"/>
-          <w:sz w:val="20"/>
-          <w:szCs w:val="20"/>
-          <w:shd w:fill="auto" w:val="clear"/>
+          <w:shd w:fill="FFFF00" w:val="clear"/>
+        </w:rPr>
+      </w:pPr>
+      <w:r>
+        <w:rPr>
+          <w:rFonts w:ascii="times" w:hAnsi="times"/>
+          <w:sz w:val="20"/>
+          <w:szCs w:val="20"/>
+          <w:shd w:fill="FFFF00" w:val="clear"/>
         </w:rPr>
         <w:t>1. T→ aDE</w:t>
       </w:r>
@@ -886,15 +886,15 @@
         <w:jc w:val="start"/>
         <w:rPr>
           <w:highlight w:val="none"/>
-          <w:shd w:fill="auto" w:val="clear"/>
-        </w:rPr>
-      </w:pPr>
-      <w:r>
-        <w:rPr>
-          <w:rFonts w:ascii="times" w:hAnsi="times"/>
-          <w:sz w:val="20"/>
-          <w:szCs w:val="20"/>
-          <w:shd w:fill="auto" w:val="clear"/>
+          <w:shd w:fill="FFFF00" w:val="clear"/>
+        </w:rPr>
+      </w:pPr>
+      <w:r>
+        <w:rPr>
+          <w:rFonts w:ascii="times" w:hAnsi="times"/>
+          <w:sz w:val="20"/>
+          <w:szCs w:val="20"/>
+          <w:shd w:fill="FFFF00" w:val="clear"/>
         </w:rPr>
         <w:t>2. T→ В</w:t>
       </w:r>
@@ -906,15 +906,15 @@
         <w:jc w:val="start"/>
         <w:rPr>
           <w:highlight w:val="none"/>
-          <w:shd w:fill="auto" w:val="clear"/>
-        </w:rPr>
-      </w:pPr>
-      <w:r>
-        <w:rPr>
-          <w:rFonts w:ascii="times" w:hAnsi="times"/>
-          <w:sz w:val="20"/>
-          <w:szCs w:val="20"/>
-          <w:shd w:fill="auto" w:val="clear"/>
+          <w:shd w:fill="FFFF00" w:val="clear"/>
+        </w:rPr>
+      </w:pPr>
+      <w:r>
+        <w:rPr>
+          <w:rFonts w:ascii="times" w:hAnsi="times"/>
+          <w:sz w:val="20"/>
+          <w:szCs w:val="20"/>
+          <w:shd w:fill="FFFF00" w:val="clear"/>
         </w:rPr>
         <w:t>3. D→ TAb</w:t>
       </w:r>
@@ -926,15 +926,15 @@
         <w:jc w:val="start"/>
         <w:rPr>
           <w:highlight w:val="none"/>
-          <w:shd w:fill="auto" w:val="clear"/>
-        </w:rPr>
-      </w:pPr>
-      <w:r>
-        <w:rPr>
-          <w:rFonts w:ascii="times" w:hAnsi="times"/>
-          <w:sz w:val="20"/>
-          <w:szCs w:val="20"/>
-          <w:shd w:fill="auto" w:val="clear"/>
+          <w:shd w:fill="FFFF00" w:val="clear"/>
+        </w:rPr>
+      </w:pPr>
+      <w:r>
+        <w:rPr>
+          <w:rFonts w:ascii="times" w:hAnsi="times"/>
+          <w:sz w:val="20"/>
+          <w:szCs w:val="20"/>
+          <w:shd w:fill="FFFF00" w:val="clear"/>
         </w:rPr>
         <w:t>4. D→ b</w:t>
       </w:r>
@@ -946,23 +946,23 @@
         <w:jc w:val="start"/>
         <w:rPr>
           <w:highlight w:val="none"/>
-          <w:shd w:fill="auto" w:val="clear"/>
-        </w:rPr>
-      </w:pPr>
-      <w:r>
-        <w:rPr>
-          <w:rFonts w:ascii="times" w:hAnsi="times"/>
-          <w:sz w:val="20"/>
-          <w:szCs w:val="20"/>
-          <w:shd w:fill="auto" w:val="clear"/>
-        </w:rPr>
-        <w:t>5. E→</w:t>
-      </w:r>
-      <w:r>
-        <w:rPr>
-          <w:sz w:val="20"/>
-          <w:szCs w:val="20"/>
-          <w:shd w:fill="auto" w:val="clear"/>
+          <w:shd w:fill="FFFF00" w:val="clear"/>
+        </w:rPr>
+      </w:pPr>
+      <w:r>
+        <w:rPr>
+          <w:rFonts w:ascii="times" w:hAnsi="times"/>
+          <w:sz w:val="20"/>
+          <w:szCs w:val="20"/>
+          <w:shd w:fill="FFFF00" w:val="clear"/>
+        </w:rPr>
+        <w:t>5. E→</w:t>
+      </w:r>
+      <w:r>
+        <w:rPr>
+          <w:sz w:val="20"/>
+          <w:szCs w:val="20"/>
+          <w:shd w:fill="FFFF00" w:val="clear"/>
         </w:rPr>
         <w:t>ε</w:t>
       </w:r>
@@ -974,15 +974,15 @@
         <w:jc w:val="start"/>
         <w:rPr>
           <w:highlight w:val="none"/>
-          <w:shd w:fill="auto" w:val="clear"/>
-        </w:rPr>
-      </w:pPr>
-      <w:r>
-        <w:rPr>
-          <w:rFonts w:ascii="times" w:hAnsi="times"/>
-          <w:sz w:val="20"/>
-          <w:szCs w:val="20"/>
-          <w:shd w:fill="auto" w:val="clear"/>
+          <w:shd w:fill="FFFF00" w:val="clear"/>
+        </w:rPr>
+      </w:pPr>
+      <w:r>
+        <w:rPr>
+          <w:rFonts w:ascii="times" w:hAnsi="times"/>
+          <w:sz w:val="20"/>
+          <w:szCs w:val="20"/>
+          <w:shd w:fill="FFFF00" w:val="clear"/>
         </w:rPr>
         <w:t>6. A→ Bbb</w:t>
       </w:r>
@@ -994,15 +994,15 @@
         <w:jc w:val="start"/>
         <w:rPr>
           <w:highlight w:val="none"/>
-          <w:shd w:fill="auto" w:val="clear"/>
-        </w:rPr>
-      </w:pPr>
-      <w:r>
-        <w:rPr>
-          <w:rFonts w:ascii="times" w:hAnsi="times"/>
-          <w:sz w:val="20"/>
-          <w:szCs w:val="20"/>
-          <w:shd w:fill="auto" w:val="clear"/>
+          <w:shd w:fill="FFFF00" w:val="clear"/>
+        </w:rPr>
+      </w:pPr>
+      <w:r>
+        <w:rPr>
+          <w:rFonts w:ascii="times" w:hAnsi="times"/>
+          <w:sz w:val="20"/>
+          <w:szCs w:val="20"/>
+          <w:shd w:fill="FFFF00" w:val="clear"/>
         </w:rPr>
         <w:t>7. B→ D</w:t>
       </w:r>
@@ -1017,34 +1017,34 @@
           <w:sz w:val="20"/>
           <w:szCs w:val="20"/>
           <w:highlight w:val="none"/>
-          <w:shd w:fill="auto" w:val="clear"/>
-        </w:rPr>
-      </w:pPr>
-      <w:r>
-        <w:rPr>
-          <w:rFonts w:ascii="times" w:hAnsi="times"/>
-          <w:sz w:val="20"/>
-          <w:szCs w:val="20"/>
-          <w:shd w:fill="auto" w:val="clear"/>
-        </w:rPr>
-      </w:r>
-    </w:p>
-    <w:p>
-      <w:pPr>
-        <w:pStyle w:val="Normal"/>
-        <w:bidi w:val="0"/>
-        <w:jc w:val="start"/>
-        <w:rPr>
-          <w:highlight w:val="none"/>
-          <w:shd w:fill="auto" w:val="clear"/>
-        </w:rPr>
-      </w:pPr>
-      <w:r>
-        <w:rPr>
-          <w:rFonts w:ascii="times" w:hAnsi="times"/>
-          <w:sz w:val="20"/>
-          <w:szCs w:val="20"/>
-          <w:shd w:fill="auto" w:val="clear"/>
+          <w:shd w:fill="FFFF00" w:val="clear"/>
+        </w:rPr>
+      </w:pPr>
+      <w:r>
+        <w:rPr>
+          <w:rFonts w:ascii="times" w:hAnsi="times"/>
+          <w:sz w:val="20"/>
+          <w:szCs w:val="20"/>
+          <w:shd w:fill="FFFF00" w:val="clear"/>
+        </w:rPr>
+      </w:r>
+    </w:p>
+    <w:p>
+      <w:pPr>
+        <w:pStyle w:val="Normal"/>
+        <w:bidi w:val="0"/>
+        <w:jc w:val="start"/>
+        <w:rPr>
+          <w:highlight w:val="none"/>
+          <w:shd w:fill="FFFF00" w:val="clear"/>
+        </w:rPr>
+      </w:pPr>
+      <w:r>
+        <w:rPr>
+          <w:rFonts w:ascii="times" w:hAnsi="times"/>
+          <w:sz w:val="20"/>
+          <w:szCs w:val="20"/>
+          <w:shd w:fill="FFFF00" w:val="clear"/>
         </w:rPr>
         <w:t>Исключаем правило 5.</w:t>
       </w:r>
@@ -1056,15 +1056,15 @@
         <w:jc w:val="start"/>
         <w:rPr>
           <w:highlight w:val="none"/>
-          <w:shd w:fill="auto" w:val="clear"/>
-        </w:rPr>
-      </w:pPr>
-      <w:r>
-        <w:rPr>
-          <w:rFonts w:ascii="times" w:hAnsi="times"/>
-          <w:sz w:val="20"/>
-          <w:szCs w:val="20"/>
-          <w:shd w:fill="auto" w:val="clear"/>
+          <w:shd w:fill="FFFF00" w:val="clear"/>
+        </w:rPr>
+      </w:pPr>
+      <w:r>
+        <w:rPr>
+          <w:rFonts w:ascii="times" w:hAnsi="times"/>
+          <w:sz w:val="20"/>
+          <w:szCs w:val="20"/>
+          <w:shd w:fill="FFFF00" w:val="clear"/>
         </w:rPr>
         <w:t>Получим:</w:t>
       </w:r>
@@ -1079,34 +1079,34 @@
           <w:sz w:val="20"/>
           <w:szCs w:val="20"/>
           <w:highlight w:val="none"/>
-          <w:shd w:fill="auto" w:val="clear"/>
-        </w:rPr>
-      </w:pPr>
-      <w:r>
-        <w:rPr>
-          <w:rFonts w:ascii="times" w:hAnsi="times"/>
-          <w:sz w:val="20"/>
-          <w:szCs w:val="20"/>
-          <w:shd w:fill="auto" w:val="clear"/>
-        </w:rPr>
-      </w:r>
-    </w:p>
-    <w:p>
-      <w:pPr>
-        <w:pStyle w:val="Normal"/>
-        <w:bidi w:val="0"/>
-        <w:jc w:val="start"/>
-        <w:rPr>
-          <w:highlight w:val="none"/>
-          <w:shd w:fill="auto" w:val="clear"/>
-        </w:rPr>
-      </w:pPr>
-      <w:r>
-        <w:rPr>
-          <w:rFonts w:ascii="times" w:hAnsi="times"/>
-          <w:sz w:val="20"/>
-          <w:szCs w:val="20"/>
-          <w:shd w:fill="auto" w:val="clear"/>
+          <w:shd w:fill="FFFF00" w:val="clear"/>
+        </w:rPr>
+      </w:pPr>
+      <w:r>
+        <w:rPr>
+          <w:rFonts w:ascii="times" w:hAnsi="times"/>
+          <w:sz w:val="20"/>
+          <w:szCs w:val="20"/>
+          <w:shd w:fill="FFFF00" w:val="clear"/>
+        </w:rPr>
+      </w:r>
+    </w:p>
+    <w:p>
+      <w:pPr>
+        <w:pStyle w:val="Normal"/>
+        <w:bidi w:val="0"/>
+        <w:jc w:val="start"/>
+        <w:rPr>
+          <w:highlight w:val="none"/>
+          <w:shd w:fill="FFFF00" w:val="clear"/>
+        </w:rPr>
+      </w:pPr>
+      <w:r>
+        <w:rPr>
+          <w:rFonts w:ascii="times" w:hAnsi="times"/>
+          <w:sz w:val="20"/>
+          <w:szCs w:val="20"/>
+          <w:shd w:fill="FFFF00" w:val="clear"/>
         </w:rPr>
         <w:t>1. T→ aDE</w:t>
       </w:r>
@@ -1118,15 +1118,15 @@
         <w:jc w:val="start"/>
         <w:rPr>
           <w:highlight w:val="none"/>
-          <w:shd w:fill="auto" w:val="clear"/>
-        </w:rPr>
-      </w:pPr>
-      <w:r>
-        <w:rPr>
-          <w:rFonts w:ascii="times" w:hAnsi="times"/>
-          <w:sz w:val="20"/>
-          <w:szCs w:val="20"/>
-          <w:shd w:fill="auto" w:val="clear"/>
+          <w:shd w:fill="FFFF00" w:val="clear"/>
+        </w:rPr>
+      </w:pPr>
+      <w:r>
+        <w:rPr>
+          <w:rFonts w:ascii="times" w:hAnsi="times"/>
+          <w:sz w:val="20"/>
+          <w:szCs w:val="20"/>
+          <w:shd w:fill="FFFF00" w:val="clear"/>
         </w:rPr>
         <w:t xml:space="preserve">    </w:t>
       </w:r>
@@ -1135,7 +1135,7 @@
           <w:rFonts w:ascii="times" w:hAnsi="times"/>
           <w:sz w:val="20"/>
           <w:szCs w:val="20"/>
-          <w:shd w:fill="auto" w:val="clear"/>
+          <w:shd w:fill="FFFF00" w:val="clear"/>
         </w:rPr>
         <w:t>T → aD</w:t>
       </w:r>
@@ -1147,15 +1147,15 @@
         <w:jc w:val="start"/>
         <w:rPr>
           <w:highlight w:val="none"/>
-          <w:shd w:fill="auto" w:val="clear"/>
-        </w:rPr>
-      </w:pPr>
-      <w:r>
-        <w:rPr>
-          <w:rFonts w:ascii="times" w:hAnsi="times"/>
-          <w:sz w:val="20"/>
-          <w:szCs w:val="20"/>
-          <w:shd w:fill="auto" w:val="clear"/>
+          <w:shd w:fill="FFFF00" w:val="clear"/>
+        </w:rPr>
+      </w:pPr>
+      <w:r>
+        <w:rPr>
+          <w:rFonts w:ascii="times" w:hAnsi="times"/>
+          <w:sz w:val="20"/>
+          <w:szCs w:val="20"/>
+          <w:shd w:fill="FFFF00" w:val="clear"/>
         </w:rPr>
         <w:t>2. T→ В</w:t>
       </w:r>
@@ -1167,15 +1167,15 @@
         <w:jc w:val="start"/>
         <w:rPr>
           <w:highlight w:val="none"/>
-          <w:shd w:fill="auto" w:val="clear"/>
-        </w:rPr>
-      </w:pPr>
-      <w:r>
-        <w:rPr>
-          <w:rFonts w:ascii="times" w:hAnsi="times"/>
-          <w:sz w:val="20"/>
-          <w:szCs w:val="20"/>
-          <w:shd w:fill="auto" w:val="clear"/>
+          <w:shd w:fill="FFFF00" w:val="clear"/>
+        </w:rPr>
+      </w:pPr>
+      <w:r>
+        <w:rPr>
+          <w:rFonts w:ascii="times" w:hAnsi="times"/>
+          <w:sz w:val="20"/>
+          <w:szCs w:val="20"/>
+          <w:shd w:fill="FFFF00" w:val="clear"/>
         </w:rPr>
         <w:t>3. D→ TAb</w:t>
       </w:r>
@@ -1187,15 +1187,15 @@
         <w:jc w:val="start"/>
         <w:rPr>
           <w:highlight w:val="none"/>
-          <w:shd w:fill="auto" w:val="clear"/>
-        </w:rPr>
-      </w:pPr>
-      <w:r>
-        <w:rPr>
-          <w:rFonts w:ascii="times" w:hAnsi="times"/>
-          <w:sz w:val="20"/>
-          <w:szCs w:val="20"/>
-          <w:shd w:fill="auto" w:val="clear"/>
+          <w:shd w:fill="FFFF00" w:val="clear"/>
+        </w:rPr>
+      </w:pPr>
+      <w:r>
+        <w:rPr>
+          <w:rFonts w:ascii="times" w:hAnsi="times"/>
+          <w:sz w:val="20"/>
+          <w:szCs w:val="20"/>
+          <w:shd w:fill="FFFF00" w:val="clear"/>
         </w:rPr>
         <w:t>4. D→ b</w:t>
       </w:r>
@@ -1207,15 +1207,15 @@
         <w:jc w:val="start"/>
         <w:rPr>
           <w:highlight w:val="none"/>
-          <w:shd w:fill="auto" w:val="clear"/>
-        </w:rPr>
-      </w:pPr>
-      <w:r>
-        <w:rPr>
-          <w:rFonts w:ascii="times" w:hAnsi="times"/>
-          <w:sz w:val="20"/>
-          <w:szCs w:val="20"/>
-          <w:shd w:fill="auto" w:val="clear"/>
+          <w:shd w:fill="FFFF00" w:val="clear"/>
+        </w:rPr>
+      </w:pPr>
+      <w:r>
+        <w:rPr>
+          <w:rFonts w:ascii="times" w:hAnsi="times"/>
+          <w:sz w:val="20"/>
+          <w:szCs w:val="20"/>
+          <w:shd w:fill="FFFF00" w:val="clear"/>
         </w:rPr>
         <w:t>6. A→ Bbb</w:t>
       </w:r>
@@ -1227,15 +1227,15 @@
         <w:jc w:val="start"/>
         <w:rPr>
           <w:highlight w:val="none"/>
-          <w:shd w:fill="auto" w:val="clear"/>
-        </w:rPr>
-      </w:pPr>
-      <w:r>
-        <w:rPr>
-          <w:rFonts w:ascii="times" w:hAnsi="times"/>
-          <w:sz w:val="20"/>
-          <w:szCs w:val="20"/>
-          <w:shd w:fill="auto" w:val="clear"/>
+          <w:shd w:fill="FFFF00" w:val="clear"/>
+        </w:rPr>
+      </w:pPr>
+      <w:r>
+        <w:rPr>
+          <w:rFonts w:ascii="times" w:hAnsi="times"/>
+          <w:sz w:val="20"/>
+          <w:szCs w:val="20"/>
+          <w:shd w:fill="FFFF00" w:val="clear"/>
         </w:rPr>
         <w:t>7. B→ D</w:t>
       </w:r>
@@ -1250,34 +1250,34 @@
           <w:sz w:val="20"/>
           <w:szCs w:val="20"/>
           <w:highlight w:val="none"/>
-          <w:shd w:fill="auto" w:val="clear"/>
-        </w:rPr>
-      </w:pPr>
-      <w:r>
-        <w:rPr>
-          <w:rFonts w:ascii="times" w:hAnsi="times"/>
-          <w:sz w:val="20"/>
-          <w:szCs w:val="20"/>
-          <w:shd w:fill="auto" w:val="clear"/>
-        </w:rPr>
-      </w:r>
-    </w:p>
-    <w:p>
-      <w:pPr>
-        <w:pStyle w:val="Normal"/>
-        <w:bidi w:val="0"/>
-        <w:jc w:val="start"/>
-        <w:rPr>
-          <w:highlight w:val="none"/>
-          <w:shd w:fill="auto" w:val="clear"/>
-        </w:rPr>
-      </w:pPr>
-      <w:r>
-        <w:rPr>
-          <w:rFonts w:ascii="times" w:hAnsi="times"/>
-          <w:sz w:val="20"/>
-          <w:szCs w:val="20"/>
-          <w:shd w:fill="auto" w:val="clear"/>
+          <w:shd w:fill="FFFF00" w:val="clear"/>
+        </w:rPr>
+      </w:pPr>
+      <w:r>
+        <w:rPr>
+          <w:rFonts w:ascii="times" w:hAnsi="times"/>
+          <w:sz w:val="20"/>
+          <w:szCs w:val="20"/>
+          <w:shd w:fill="FFFF00" w:val="clear"/>
+        </w:rPr>
+      </w:r>
+    </w:p>
+    <w:p>
+      <w:pPr>
+        <w:pStyle w:val="Normal"/>
+        <w:bidi w:val="0"/>
+        <w:jc w:val="start"/>
+        <w:rPr>
+          <w:highlight w:val="none"/>
+          <w:shd w:fill="FFFF00" w:val="clear"/>
+        </w:rPr>
+      </w:pPr>
+      <w:r>
+        <w:rPr>
+          <w:rFonts w:ascii="times" w:hAnsi="times"/>
+          <w:sz w:val="20"/>
+          <w:szCs w:val="20"/>
+          <w:shd w:fill="FFFF00" w:val="clear"/>
         </w:rPr>
         <w:t>Исключим непродуктивные символы. В G2 нет правил вида A → A, одинаковых правил и эпсилон правил.</w:t>
       </w:r>
@@ -1289,7 +1289,7 @@
         <w:jc w:val="start"/>
         <w:rPr>
           <w:highlight w:val="none"/>
-          <w:shd w:fill="auto" w:val="clear"/>
+          <w:shd w:fill="FFFF00" w:val="clear"/>
         </w:rPr>
       </w:pPr>
       <w:r>
@@ -1299,7 +1299,7 @@
           <w:bCs/>
           <w:sz w:val="20"/>
           <w:szCs w:val="20"/>
-          <w:shd w:fill="auto" w:val="clear"/>
+          <w:shd w:fill="FFFF00" w:val="clear"/>
         </w:rPr>
         <w:t>G2:</w:t>
       </w:r>
@@ -1311,15 +1311,15 @@
         <w:jc w:val="start"/>
         <w:rPr>
           <w:highlight w:val="none"/>
-          <w:shd w:fill="auto" w:val="clear"/>
-        </w:rPr>
-      </w:pPr>
-      <w:r>
-        <w:rPr>
-          <w:rFonts w:ascii="times" w:hAnsi="times"/>
-          <w:sz w:val="20"/>
-          <w:szCs w:val="20"/>
-          <w:shd w:fill="auto" w:val="clear"/>
+          <w:shd w:fill="FFFF00" w:val="clear"/>
+        </w:rPr>
+      </w:pPr>
+      <w:r>
+        <w:rPr>
+          <w:rFonts w:ascii="times" w:hAnsi="times"/>
+          <w:sz w:val="20"/>
+          <w:szCs w:val="20"/>
+          <w:shd w:fill="FFFF00" w:val="clear"/>
         </w:rPr>
         <w:t>1. T → aD</w:t>
       </w:r>
@@ -1331,15 +1331,15 @@
         <w:jc w:val="start"/>
         <w:rPr>
           <w:highlight w:val="none"/>
-          <w:shd w:fill="auto" w:val="clear"/>
-        </w:rPr>
-      </w:pPr>
-      <w:r>
-        <w:rPr>
-          <w:rFonts w:ascii="times" w:hAnsi="times"/>
-          <w:sz w:val="20"/>
-          <w:szCs w:val="20"/>
-          <w:shd w:fill="auto" w:val="clear"/>
+          <w:shd w:fill="FFFF00" w:val="clear"/>
+        </w:rPr>
+      </w:pPr>
+      <w:r>
+        <w:rPr>
+          <w:rFonts w:ascii="times" w:hAnsi="times"/>
+          <w:sz w:val="20"/>
+          <w:szCs w:val="20"/>
+          <w:shd w:fill="FFFF00" w:val="clear"/>
         </w:rPr>
         <w:t>2. T → В</w:t>
       </w:r>
@@ -1351,15 +1351,15 @@
         <w:jc w:val="start"/>
         <w:rPr>
           <w:highlight w:val="none"/>
-          <w:shd w:fill="auto" w:val="clear"/>
-        </w:rPr>
-      </w:pPr>
-      <w:r>
-        <w:rPr>
-          <w:rFonts w:ascii="times" w:hAnsi="times"/>
-          <w:sz w:val="20"/>
-          <w:szCs w:val="20"/>
-          <w:shd w:fill="auto" w:val="clear"/>
+          <w:shd w:fill="FFFF00" w:val="clear"/>
+        </w:rPr>
+      </w:pPr>
+      <w:r>
+        <w:rPr>
+          <w:rFonts w:ascii="times" w:hAnsi="times"/>
+          <w:sz w:val="20"/>
+          <w:szCs w:val="20"/>
+          <w:shd w:fill="FFFF00" w:val="clear"/>
         </w:rPr>
         <w:t>3. D → TAb</w:t>
       </w:r>
@@ -1371,15 +1371,15 @@
         <w:jc w:val="start"/>
         <w:rPr>
           <w:highlight w:val="none"/>
-          <w:shd w:fill="auto" w:val="clear"/>
-        </w:rPr>
-      </w:pPr>
-      <w:r>
-        <w:rPr>
-          <w:rFonts w:ascii="times" w:hAnsi="times"/>
-          <w:sz w:val="20"/>
-          <w:szCs w:val="20"/>
-          <w:shd w:fill="auto" w:val="clear"/>
+          <w:shd w:fill="FFFF00" w:val="clear"/>
+        </w:rPr>
+      </w:pPr>
+      <w:r>
+        <w:rPr>
+          <w:rFonts w:ascii="times" w:hAnsi="times"/>
+          <w:sz w:val="20"/>
+          <w:szCs w:val="20"/>
+          <w:shd w:fill="FFFF00" w:val="clear"/>
         </w:rPr>
         <w:t>4. D → b</w:t>
       </w:r>
@@ -1391,15 +1391,15 @@
         <w:jc w:val="start"/>
         <w:rPr>
           <w:highlight w:val="none"/>
-          <w:shd w:fill="auto" w:val="clear"/>
-        </w:rPr>
-      </w:pPr>
-      <w:r>
-        <w:rPr>
-          <w:rFonts w:ascii="times" w:hAnsi="times"/>
-          <w:sz w:val="20"/>
-          <w:szCs w:val="20"/>
-          <w:shd w:fill="auto" w:val="clear"/>
+          <w:shd w:fill="FFFF00" w:val="clear"/>
+        </w:rPr>
+      </w:pPr>
+      <w:r>
+        <w:rPr>
+          <w:rFonts w:ascii="times" w:hAnsi="times"/>
+          <w:sz w:val="20"/>
+          <w:szCs w:val="20"/>
+          <w:shd w:fill="FFFF00" w:val="clear"/>
         </w:rPr>
         <w:t>6. A→ Bbb</w:t>
       </w:r>
@@ -1411,15 +1411,15 @@
         <w:jc w:val="start"/>
         <w:rPr>
           <w:highlight w:val="none"/>
-          <w:shd w:fill="auto" w:val="clear"/>
-        </w:rPr>
-      </w:pPr>
-      <w:r>
-        <w:rPr>
-          <w:rFonts w:ascii="times" w:hAnsi="times"/>
-          <w:sz w:val="20"/>
-          <w:szCs w:val="20"/>
-          <w:shd w:fill="auto" w:val="clear"/>
+          <w:shd w:fill="FFFF00" w:val="clear"/>
+        </w:rPr>
+      </w:pPr>
+      <w:r>
+        <w:rPr>
+          <w:rFonts w:ascii="times" w:hAnsi="times"/>
+          <w:sz w:val="20"/>
+          <w:szCs w:val="20"/>
+          <w:shd w:fill="FFFF00" w:val="clear"/>
         </w:rPr>
         <w:t>7. B → D</w:t>
       </w:r>
@@ -1649,7 +1649,7 @@
           <w:szCs w:val="20"/>
           <w:shd w:fill="auto" w:val="clear"/>
         </w:rPr>
-        <w:t>5. E→</w:t>
+        <w:t>5. E→</w:t>
       </w:r>
       <w:r>
         <w:rPr>
@@ -2086,7 +2086,7 @@
           <w:szCs w:val="20"/>
           <w:shd w:fill="auto" w:val="clear"/>
         </w:rPr>
-        <w:t>4. E→</w:t>
+        <w:t>4. E→</w:t>
       </w:r>
       <w:r>
         <w:rPr>
@@ -2632,7 +2632,7 @@
           <w:szCs w:val="20"/>
           <w:shd w:fill="auto" w:val="clear"/>
         </w:rPr>
-        <w:t>6. E→</w:t>
+        <w:t>6. E→</w:t>
       </w:r>
       <w:r>
         <w:rPr>
@@ -2889,7 +2889,7 @@
           <w:szCs w:val="20"/>
           <w:shd w:fill="auto" w:val="clear"/>
         </w:rPr>
-        <w:t>5. E→</w:t>
+        <w:t>5. E→</w:t>
       </w:r>
       <w:r>
         <w:rPr>
@@ -3116,7 +3116,7 @@
           <w:szCs w:val="20"/>
           <w:shd w:fill="auto" w:val="clear"/>
         </w:rPr>
-        <w:t>6. E→</w:t>
+        <w:t>6. E→</w:t>
       </w:r>
       <w:r>
         <w:rPr>
@@ -5116,7 +5116,7 @@
           <w:szCs w:val="20"/>
           <w:shd w:fill="auto" w:val="clear"/>
         </w:rPr>
-        <w:t>5. E→</w:t>
+        <w:t>5. E→</w:t>
       </w:r>
       <w:r>
         <w:rPr>
@@ -7560,15 +7560,7 @@
           <w:szCs w:val="20"/>
           <w:shd w:fill="auto" w:val="clear"/>
         </w:rPr>
-        <w:t xml:space="preserve">3. T → </w:t>
-      </w:r>
-      <w:r>
-        <w:rPr>
-          <w:sz w:val="20"/>
-          <w:szCs w:val="20"/>
-          <w:shd w:fill="auto" w:val="clear"/>
-        </w:rPr>
-        <w:t>b</w:t>
+        <w:t>3. T → b</w:t>
       </w:r>
     </w:p>
     <w:p>
@@ -7612,15 +7604,7 @@
           <w:szCs w:val="20"/>
           <w:shd w:fill="auto" w:val="clear"/>
         </w:rPr>
-        <w:t xml:space="preserve">5. D → </w:t>
-      </w:r>
-      <w:r>
-        <w:rPr>
-          <w:sz w:val="20"/>
-          <w:szCs w:val="20"/>
-          <w:shd w:fill="auto" w:val="clear"/>
-        </w:rPr>
-        <w:t>b</w:t>
+        <w:t>5. D → b</w:t>
       </w:r>
     </w:p>
     <w:p>
@@ -7686,15 +7670,7 @@
           <w:szCs w:val="20"/>
           <w:shd w:fill="auto" w:val="clear"/>
         </w:rPr>
-        <w:t xml:space="preserve">8. B → </w:t>
-      </w:r>
-      <w:r>
-        <w:rPr>
-          <w:sz w:val="20"/>
-          <w:szCs w:val="20"/>
-          <w:shd w:fill="auto" w:val="clear"/>
-        </w:rPr>
-        <w:t>b</w:t>
+        <w:t>8. B → b</w:t>
       </w:r>
     </w:p>
     <w:p>
